--- a/TCC - AKIRA, HENRIQUE, WESLLEY_Entrega 2.docx
+++ b/TCC - AKIRA, HENRIQUE, WESLLEY_Entrega 2.docx
@@ -289,7 +289,6 @@
     </w:p>
     <w:p>
       <w:pPr>
-        <w:ind w:firstLine="0"/>
         <w:jc w:val="center"/>
         <w:rPr>
           <w:rFonts w:ascii="Arial" w:eastAsia="Arial" w:hAnsi="Arial"/>
@@ -299,12 +298,18 @@
       </w:pPr>
       <w:r>
         <w:rPr>
-          <w:rFonts w:ascii="Arial" w:hAnsi="Arial" w:cs="Arial"/>
+          <w:rFonts w:ascii="Arial" w:hAnsi="Arial"/>
           <w:b/>
-          <w:i w:val="0"/>
           <w:sz w:val="28"/>
         </w:rPr>
         <w:t>SISTEMA DE GERENCIAMENTO DE ESPAÇOS DE EVENTOS</w:t>
+      </w:r>
+      <w:r>
+        <w:rPr>
+          <w:rFonts w:ascii="Arial" w:hAnsi="Arial"/>
+          <w:b/>
+          <w:sz w:val="28"/>
+        </w:rPr>
         <w:br/>
         <w:t>PARA ORGANIZAÇÕES</w:t>
       </w:r>
@@ -658,6 +663,7 @@
           <w:szCs w:val="24"/>
           <w:lang w:eastAsia="pt-BR"/>
         </w:rPr>
+        <w:pageBreakBefore/>
       </w:pPr>
       <w:r>
         <w:rPr>
@@ -962,7 +968,6 @@
     </w:p>
     <w:p>
       <w:pPr>
-        <w:ind w:firstLine="0"/>
         <w:jc w:val="center"/>
         <w:rPr>
           <w:rFonts w:ascii="Arial" w:eastAsia="Arial" w:hAnsi="Arial"/>
@@ -972,12 +977,18 @@
       </w:pPr>
       <w:r>
         <w:rPr>
-          <w:rFonts w:ascii="Arial" w:hAnsi="Arial" w:cs="Arial"/>
+          <w:rFonts w:ascii="Arial" w:hAnsi="Arial"/>
           <w:b/>
-          <w:i w:val="0"/>
           <w:sz w:val="28"/>
         </w:rPr>
         <w:t>SISTEMA DE GERENCIAMENTO DE ESPAÇOS DE EVENTOS</w:t>
+      </w:r>
+      <w:r>
+        <w:rPr>
+          <w:rFonts w:ascii="Arial" w:hAnsi="Arial"/>
+          <w:b/>
+          <w:sz w:val="28"/>
+        </w:rPr>
         <w:br/>
         <w:t>PARA ORGANIZAÇÕES</w:t>
       </w:r>
@@ -1202,22 +1213,29 @@
     <w:p>
       <w:pPr>
         <w:spacing w:after="0" w:line="240" w:lineRule="auto"/>
-        <w:ind w:firstLine="0"/>
         <w:jc w:val="center"/>
         <w:rPr>
           <w:rFonts w:ascii="Arial" w:eastAsia="Arial" w:hAnsi="Arial"/>
           <w:sz w:val="24"/>
           <w:szCs w:val="24"/>
         </w:rPr>
-      </w:pPr>
-      <w:r>
-        <w:rPr>
-          <w:rFonts w:ascii="Arial" w:hAnsi="Arial" w:cs="Arial"/>
+        <w:pageBreakBefore/>
+      </w:pPr>
+      <w:r>
+        <w:rPr>
+          <w:rFonts w:ascii="Arial" w:hAnsi="Arial"/>
           <w:b/>
-          <w:i w:val="0"/>
           <w:sz w:val="28"/>
         </w:rPr>
+        <w:lastRenderedPageBreak/>
         <w:t>SISTEMA DE GERENCIAMENTO DE ESPAÇOS DE EVENTOS</w:t>
+      </w:r>
+      <w:r>
+        <w:rPr>
+          <w:rFonts w:ascii="Arial" w:hAnsi="Arial"/>
+          <w:b/>
+          <w:sz w:val="28"/>
+        </w:rPr>
         <w:br/>
         <w:t>PARA ORGANIZAÇÕES</w:t>
       </w:r>
@@ -1493,7 +1511,7 @@
         <w:autoSpaceDN w:val="0"/>
         <w:adjustRightInd w:val="0"/>
         <w:spacing w:after="0" w:line="240" w:lineRule="auto"/>
-        <w:ind w:left="3686" w:firstLine="0"/>
+        <w:ind w:left="3686"/>
         <w:jc w:val="center"/>
         <w:rPr>
           <w:rFonts w:ascii="Arial" w:hAnsi="Arial"/>
@@ -1503,9 +1521,7 @@
       </w:pPr>
       <w:r>
         <w:rPr>
-          <w:rFonts w:ascii="Arial" w:hAnsi="Arial" w:cs="Arial"/>
-          <w:b w:val="0"/>
-          <w:i w:val="0"/>
+          <w:rFonts w:ascii="Arial" w:hAnsi="Arial"/>
           <w:sz w:val="24"/>
         </w:rPr>
         <w:t>Prof. Jose Martinele Alves Silva — SENAC</w:t>
@@ -1815,7 +1831,6 @@
         <w:autoSpaceDN w:val="0"/>
         <w:adjustRightInd w:val="0"/>
         <w:spacing w:after="0" w:line="240" w:lineRule="auto"/>
-        <w:ind w:firstLine="0"/>
         <w:jc w:val="center"/>
         <w:rPr>
           <w:rFonts w:ascii="Arial" w:hAnsi="Arial"/>
@@ -1827,9 +1842,7 @@
       </w:pPr>
       <w:r>
         <w:rPr>
-          <w:rFonts w:ascii="Arial" w:hAnsi="Arial" w:cs="Arial"/>
-          <w:b w:val="0"/>
-          <w:i w:val="0"/>
+          <w:rFonts w:ascii="Arial" w:hAnsi="Arial"/>
           <w:sz w:val="24"/>
         </w:rPr>
         <w:t>São Paulo, ___ de ___________ de 2026.</w:t>
@@ -1845,6 +1858,7 @@
           <w:sz w:val="24"/>
           <w:szCs w:val="24"/>
         </w:rPr>
+        <w:pageBreakBefore/>
       </w:pPr>
       <w:r>
         <w:rPr>
@@ -2161,7 +2175,7 @@
     </w:p>
     <w:p>
       <w:pPr>
-        <w:jc w:val="center"/>
+        <w:spacing w:after="0" w:line="240" w:lineRule="auto"/>
         <w:rPr>
           <w:rFonts w:ascii="Arial" w:hAnsi="Arial"/>
           <w:b/>
@@ -2169,6 +2183,29 @@
           <w:sz w:val="24"/>
           <w:szCs w:val="24"/>
         </w:rPr>
+      </w:pPr>
+      <w:r>
+        <w:rPr>
+          <w:rFonts w:ascii="Arial" w:hAnsi="Arial"/>
+          <w:b/>
+          <w:bCs/>
+          <w:sz w:val="24"/>
+          <w:szCs w:val="24"/>
+        </w:rPr>
+        <w:br w:type="page"/>
+      </w:r>
+    </w:p>
+    <w:p>
+      <w:pPr>
+        <w:jc w:val="center"/>
+        <w:rPr>
+          <w:rFonts w:ascii="Arial" w:hAnsi="Arial"/>
+          <w:b/>
+          <w:bCs/>
+          <w:sz w:val="24"/>
+          <w:szCs w:val="24"/>
+        </w:rPr>
+        <w:pageBreakBefore/>
       </w:pPr>
       <w:r>
         <w:rPr>
@@ -2503,13 +2540,14 @@
           <w:sz w:val="24"/>
           <w:szCs w:val="24"/>
         </w:rPr>
-      </w:pPr>
-      <w:bookmarkStart w:id="3" w:name="_Toc282461967"/>
-      <w:bookmarkStart w:id="4" w:name="_Toc282603262"/>
-      <w:bookmarkStart w:id="5" w:name="_Toc282605290"/>
-      <w:bookmarkStart w:id="6" w:name="_Toc160207340"/>
-      <w:bookmarkStart w:id="7" w:name="_Toc164351157"/>
-      <w:bookmarkStart w:id="8" w:name="_Toc164355001"/>
+        <w:pageBreakBefore/>
+      </w:pPr>
+      <w:bookmarkStart w:id="0" w:name="_Toc282461967"/>
+      <w:bookmarkStart w:id="1" w:name="_Toc282603262"/>
+      <w:bookmarkStart w:id="2" w:name="_Toc282605290"/>
+      <w:bookmarkStart w:id="3" w:name="_Toc160207340"/>
+      <w:bookmarkStart w:id="4" w:name="_Toc164351157"/>
+      <w:bookmarkStart w:id="5" w:name="_Toc164355001"/>
       <w:r>
         <w:rPr>
           <w:rFonts w:ascii="Arial" w:hAnsi="Arial"/>
@@ -2521,12 +2559,12 @@
         <w:lastRenderedPageBreak/>
         <w:t>LISTA DE FIGURAS</w:t>
       </w:r>
+      <w:bookmarkEnd w:id="0"/>
+      <w:bookmarkEnd w:id="1"/>
+      <w:bookmarkEnd w:id="2"/>
       <w:bookmarkEnd w:id="3"/>
       <w:bookmarkEnd w:id="4"/>
       <w:bookmarkEnd w:id="5"/>
-      <w:bookmarkEnd w:id="6"/>
-      <w:bookmarkEnd w:id="7"/>
-      <w:bookmarkEnd w:id="8"/>
     </w:p>
     <w:p>
       <w:pPr>
@@ -2534,7 +2572,6 @@
         <w:tabs>
           <w:tab w:val="right" w:leader="dot" w:pos="9061"/>
         </w:tabs>
-        <w:ind w:firstLine="0"/>
         <w:jc w:val="center"/>
         <w:rPr>
           <w:rFonts w:asciiTheme="minorHAnsi" w:eastAsiaTheme="minorEastAsia" w:hAnsiTheme="minorHAnsi" w:cstheme="minorBidi"/>
@@ -2614,9 +2651,6 @@
       </w:hyperlink>
       <w:r>
         <w:rPr>
-          <w:rFonts w:ascii="Arial" w:hAnsi="Arial" w:cs="Arial"/>
-          <w:b w:val="0"/>
-          <w:i w:val="0"/>
           <w:sz w:val="20"/>
         </w:rPr>
         <w:t>Figura 1 — Cronograma de atividades do projeto (Parte 1/2)</w:t>
@@ -2629,24 +2663,26 @@
       <w:r>
         <w:rPr>
           <w:rFonts w:ascii="Arial" w:hAnsi="Arial"/>
+          <w:noProof/>
           <w:sz w:val="24"/>
         </w:rPr>
         <w:drawing>
-          <wp:inline xmlns:a="http://schemas.openxmlformats.org/drawingml/2006/main" xmlns:pic="http://schemas.openxmlformats.org/drawingml/2006/picture">
+          <wp:inline distT="0" distB="0" distL="0" distR="0" wp14:anchorId="16E421AD" wp14:editId="48EC9A2D">
             <wp:extent cx="5400000" cy="4038342"/>
+            <wp:effectExtent l="0" t="0" r="0" b="0"/>
             <wp:docPr id="2" name="Picture 2"/>
             <wp:cNvGraphicFramePr>
-              <a:graphicFrameLocks noChangeAspect="1"/>
+              <a:graphicFrameLocks xmlns:a="http://schemas.openxmlformats.org/drawingml/2006/main" noChangeAspect="1"/>
             </wp:cNvGraphicFramePr>
-            <a:graphic>
+            <a:graphic xmlns:a="http://schemas.openxmlformats.org/drawingml/2006/main">
               <a:graphicData uri="http://schemas.openxmlformats.org/drawingml/2006/picture">
-                <pic:pic>
+                <pic:pic xmlns:pic="http://schemas.openxmlformats.org/drawingml/2006/picture">
                   <pic:nvPicPr>
                     <pic:cNvPr id="0" name="Gantt_Pagina1.png"/>
                     <pic:cNvPicPr/>
                   </pic:nvPicPr>
                   <pic:blipFill>
-                    <a:blip r:embed="rId21"/>
+                    <a:blip r:embed="rId8"/>
                     <a:stretch>
                       <a:fillRect/>
                     </a:stretch>
@@ -2656,7 +2692,9 @@
                       <a:off x="0" y="0"/>
                       <a:ext cx="5400000" cy="4038342"/>
                     </a:xfrm>
-                    <a:prstGeom prst="rect"/>
+                    <a:prstGeom prst="rect">
+                      <a:avLst/>
+                    </a:prstGeom>
                   </pic:spPr>
                 </pic:pic>
               </a:graphicData>
@@ -2667,33 +2705,31 @@
     </w:p>
     <w:p>
       <w:pPr>
-        <w:pStyle w:val="Normal"/>
         <w:spacing w:line="360" w:lineRule="auto"/>
         <w:jc w:val="both"/>
       </w:pPr>
       <w:r>
         <w:rPr>
-          <w:rFonts w:ascii="Arial" w:hAnsi="Arial" w:cs="Arial"/>
+          <w:rFonts w:ascii="Arial" w:hAnsi="Arial"/>
+          <w:i/>
           <w:sz w:val="20"/>
           <w:szCs w:val="20"/>
-          <w:i/>
-        </w:rPr>
-        <w:t xml:space="preserve">Fonte: Elaborado pelos autores (2026).</w:t>
-      </w:r>
-    </w:p>
-    <w:p>
-      <w:pPr>
-        <w:pStyle w:val="Normal"/>
+        </w:rPr>
+        <w:t>Fonte: Elaborado pelos autores (2026).</w:t>
+      </w:r>
+    </w:p>
+    <w:p>
+      <w:pPr>
         <w:spacing w:line="360" w:lineRule="auto"/>
         <w:jc w:val="both"/>
       </w:pPr>
       <w:r>
         <w:rPr>
-          <w:rFonts w:ascii="Arial" w:hAnsi="Arial" w:cs="Arial"/>
+          <w:rFonts w:ascii="Arial" w:hAnsi="Arial"/>
           <w:sz w:val="20"/>
           <w:szCs w:val="20"/>
         </w:rPr>
-        <w:t xml:space="preserve">Figura 2 — Cronograma de atividades do projeto (Parte 2/2)</w:t>
+        <w:t>Figura 2 — Cronograma de atividades do projeto (Parte 2/2)</w:t>
       </w:r>
     </w:p>
     <w:p>
@@ -2703,24 +2739,26 @@
       <w:r>
         <w:rPr>
           <w:rFonts w:ascii="Arial" w:hAnsi="Arial"/>
+          <w:noProof/>
           <w:sz w:val="24"/>
         </w:rPr>
         <w:drawing>
-          <wp:inline xmlns:a="http://schemas.openxmlformats.org/drawingml/2006/main" xmlns:pic="http://schemas.openxmlformats.org/drawingml/2006/picture">
+          <wp:inline distT="0" distB="0" distL="0" distR="0" wp14:anchorId="37E39042" wp14:editId="3021FAA3">
             <wp:extent cx="5400000" cy="2958734"/>
+            <wp:effectExtent l="0" t="0" r="0" b="0"/>
             <wp:docPr id="3" name="Picture 3"/>
             <wp:cNvGraphicFramePr>
-              <a:graphicFrameLocks noChangeAspect="1"/>
+              <a:graphicFrameLocks xmlns:a="http://schemas.openxmlformats.org/drawingml/2006/main" noChangeAspect="1"/>
             </wp:cNvGraphicFramePr>
-            <a:graphic>
+            <a:graphic xmlns:a="http://schemas.openxmlformats.org/drawingml/2006/main">
               <a:graphicData uri="http://schemas.openxmlformats.org/drawingml/2006/picture">
-                <pic:pic>
+                <pic:pic xmlns:pic="http://schemas.openxmlformats.org/drawingml/2006/picture">
                   <pic:nvPicPr>
                     <pic:cNvPr id="0" name="Gantt_Pagina2.png"/>
                     <pic:cNvPicPr/>
                   </pic:nvPicPr>
                   <pic:blipFill>
-                    <a:blip r:embed="rId22"/>
+                    <a:blip r:embed="rId9"/>
                     <a:stretch>
                       <a:fillRect/>
                     </a:stretch>
@@ -2730,7 +2768,9 @@
                       <a:off x="0" y="0"/>
                       <a:ext cx="5400000" cy="2958734"/>
                     </a:xfrm>
-                    <a:prstGeom prst="rect"/>
+                    <a:prstGeom prst="rect">
+                      <a:avLst/>
+                    </a:prstGeom>
                   </pic:spPr>
                 </pic:pic>
               </a:graphicData>
@@ -2741,32 +2781,24 @@
     </w:p>
     <w:p>
       <w:pPr>
-        <w:pStyle w:val="Normal"/>
         <w:spacing w:line="360" w:lineRule="auto"/>
         <w:jc w:val="both"/>
       </w:pPr>
       <w:r>
         <w:rPr>
-          <w:rFonts w:ascii="Arial" w:hAnsi="Arial" w:cs="Arial"/>
+          <w:rFonts w:ascii="Arial" w:hAnsi="Arial"/>
+          <w:i/>
           <w:sz w:val="20"/>
           <w:szCs w:val="20"/>
-          <w:i/>
-        </w:rPr>
-        <w:t xml:space="preserve">Fonte: Elaborado pelos autores (2026).</w:t>
-      </w:r>
-    </w:p>
-    <w:p>
-      <w:pPr>
-        <w:spacing w:after="0" w:line="360" w:lineRule="auto"/>
-      </w:pPr>
-      <w:r>
-        <w:rPr>
-          <w:rFonts w:ascii="Arial" w:eastAsia="Arial" w:hAnsi="Arial"/>
-          <w:sz w:val="24"/>
-          <w:szCs w:val="24"/>
-        </w:rPr>
-        <w:fldChar w:fldCharType="end"/>
-      </w:r>
+        </w:rPr>
+        <w:lastRenderedPageBreak/>
+        <w:t>Fonte: Elaborado pelos autores (2026).</w:t>
+      </w:r>
+    </w:p>
+    <w:p>
+      <w:pPr>
+        <w:spacing w:after="0" w:line="360" w:lineRule="auto"/>
+      </w:pPr>
     </w:p>
     <w:p>
       <w:pPr>
@@ -2782,11 +2814,11 @@
       </w:pPr>
     </w:p>
     <w:p>
-      <w:bookmarkStart w:id="9" w:name="_Toc282461969"/>
-      <w:bookmarkStart w:id="10" w:name="_Toc282603264"/>
-      <w:bookmarkStart w:id="11" w:name="_Toc282605292"/>
-      <w:bookmarkStart w:id="12" w:name="_Toc160207341"/>
-      <w:bookmarkStart w:id="13" w:name="_Toc164351158"/>
+      <w:bookmarkStart w:id="6" w:name="_Toc282461969"/>
+      <w:bookmarkStart w:id="7" w:name="_Toc282603264"/>
+      <w:bookmarkStart w:id="8" w:name="_Toc282605292"/>
+      <w:bookmarkStart w:id="9" w:name="_Toc160207341"/>
+      <w:bookmarkStart w:id="10" w:name="_Toc164351158"/>
     </w:p>
     <w:p/>
     <w:p/>
@@ -2820,8 +2852,9 @@
           <w:sz w:val="24"/>
           <w:szCs w:val="24"/>
         </w:rPr>
-      </w:pPr>
-      <w:bookmarkStart w:id="14" w:name="_Toc164355002"/>
+        <w:pageBreakBefore/>
+      </w:pPr>
+      <w:bookmarkStart w:id="11" w:name="_Toc164355002"/>
       <w:r>
         <w:rPr>
           <w:rFonts w:ascii="Arial" w:hAnsi="Arial"/>
@@ -2843,12 +2876,12 @@
         <w:lastRenderedPageBreak/>
         <w:t>LISTA DE QUADROS</w:t>
       </w:r>
+      <w:bookmarkEnd w:id="6"/>
+      <w:bookmarkEnd w:id="7"/>
+      <w:bookmarkEnd w:id="8"/>
       <w:bookmarkEnd w:id="9"/>
       <w:bookmarkEnd w:id="10"/>
       <w:bookmarkEnd w:id="11"/>
-      <w:bookmarkEnd w:id="12"/>
-      <w:bookmarkEnd w:id="13"/>
-      <w:bookmarkEnd w:id="14"/>
     </w:p>
     <w:p>
       <w:pPr>
@@ -2867,24 +2900,21 @@
       </w:pPr>
       <w:r>
         <w:rPr>
-          <w:rFonts w:eastAsia="Arial" w:ascii="Arial" w:hAnsi="Arial"/>
-          <w:sz w:val="24"/>
+          <w:rFonts w:eastAsia="Arial"/>
           <w:szCs w:val="24"/>
         </w:rPr>
         <w:fldChar w:fldCharType="begin"/>
       </w:r>
       <w:r>
         <w:rPr>
-          <w:rFonts w:eastAsia="Arial" w:ascii="Arial" w:hAnsi="Arial"/>
-          <w:sz w:val="24"/>
+          <w:rFonts w:eastAsia="Arial"/>
           <w:szCs w:val="24"/>
         </w:rPr>
         <w:instrText xml:space="preserve"> TOC \h \z \c "Quadro" </w:instrText>
       </w:r>
       <w:r>
         <w:rPr>
-          <w:rFonts w:eastAsia="Arial" w:ascii="Arial" w:hAnsi="Arial"/>
-          <w:sz w:val="24"/>
+          <w:rFonts w:eastAsia="Arial"/>
           <w:szCs w:val="24"/>
         </w:rPr>
         <w:fldChar w:fldCharType="separate"/>
@@ -3029,7 +3059,7 @@
             <w:noProof/>
             <w:webHidden/>
           </w:rPr>
-          <w:t>16</w:t>
+          <w:t>15</w:t>
         </w:r>
         <w:r>
           <w:rPr>
@@ -3313,6 +3343,14 @@
         </w:rPr>
       </w:pPr>
     </w:p>
+    <w:p>
+      <w:pPr>
+        <w:spacing w:after="0" w:line="240" w:lineRule="auto"/>
+      </w:pPr>
+      <w:r>
+        <w:br w:type="page"/>
+      </w:r>
+    </w:p>
     <w:p/>
     <w:sdt>
       <w:sdtPr>
@@ -3330,7 +3368,6 @@
           <w:docPartUnique/>
         </w:docPartObj>
       </w:sdtPr>
-      <w:sdtEndPr/>
       <w:sdtContent>
         <w:p>
           <w:pPr>
@@ -3360,21 +3397,36 @@
           <w:r>
             <w:fldChar w:fldCharType="separate"/>
           </w:r>
-          <w:hyperlink w:anchor="_Toc223286963" w:history="1">
+          <w:hyperlink w:anchor="_Toc225672569" w:history="1">
             <w:r>
               <w:rPr>
                 <w:rStyle w:val="Hyperlink"/>
               </w:rPr>
-              <w:t>INTRODUÇÃO</w:t>
-            </w:r>
-            <w:r>
-              <w:rPr>
-                <w:webHidden/>
+              <w:t>1</w:t>
+            </w:r>
+            <w:r>
+              <w:rPr>
+                <w:rFonts w:asciiTheme="minorHAnsi" w:eastAsiaTheme="minorEastAsia" w:hAnsiTheme="minorHAnsi" w:cstheme="minorBidi"/>
+                <w:kern w:val="2"/>
+                <w:lang w:eastAsia="pt-BR"/>
+                <w14:ligatures w14:val="standardContextual"/>
               </w:rPr>
               <w:tab/>
             </w:r>
             <w:r>
               <w:rPr>
+                <w:rStyle w:val="Hyperlink"/>
+              </w:rPr>
+              <w:t>1 INTRODUÇÃO</w:t>
+            </w:r>
+            <w:r>
+              <w:rPr>
+                <w:webHidden/>
+              </w:rPr>
+              <w:tab/>
+            </w:r>
+            <w:r>
+              <w:rPr>
                 <w:webHidden/>
               </w:rPr>
               <w:fldChar w:fldCharType="begin"/>
@@ -3383,7 +3435,7 @@
               <w:rPr>
                 <w:webHidden/>
               </w:rPr>
-              <w:instrText xml:space="preserve"> PAGEREF _Toc223286963 \h </w:instrText>
+              <w:instrText xml:space="preserve"> PAGEREF _Toc225672569 \h </w:instrText>
             </w:r>
             <w:r>
               <w:rPr>
@@ -3426,7 +3478,7 @@
               <w14:ligatures w14:val="standardContextual"/>
             </w:rPr>
           </w:pPr>
-          <w:hyperlink w:anchor="_Toc223286964" w:history="1">
+          <w:hyperlink w:anchor="_Toc225672570" w:history="1">
             <w:r>
               <w:rPr>
                 <w:rStyle w:val="Hyperlink"/>
@@ -3450,7 +3502,7 @@
                 <w:rStyle w:val="Hyperlink"/>
                 <w:noProof/>
               </w:rPr>
-              <w:t>Objetivos</w:t>
+              <w:t>1.1 OBJETIVOS</w:t>
             </w:r>
             <w:r>
               <w:rPr>
@@ -3471,7 +3523,7 @@
                 <w:noProof/>
                 <w:webHidden/>
               </w:rPr>
-              <w:instrText xml:space="preserve"> PAGEREF _Toc223286964 \h </w:instrText>
+              <w:instrText xml:space="preserve"> PAGEREF _Toc225672570 \h </w:instrText>
             </w:r>
             <w:r>
               <w:rPr>
@@ -3491,7 +3543,7 @@
                 <w:noProof/>
                 <w:webHidden/>
               </w:rPr>
-              <w:t>11</w:t>
+              <w:t>12</w:t>
             </w:r>
             <w:r>
               <w:rPr>
@@ -3518,7 +3570,7 @@
               <w14:ligatures w14:val="standardContextual"/>
             </w:rPr>
           </w:pPr>
-          <w:hyperlink w:anchor="_Toc223286965" w:history="1">
+          <w:hyperlink w:anchor="_Toc225672571" w:history="1">
             <w:r>
               <w:rPr>
                 <w:rStyle w:val="Hyperlink"/>
@@ -3542,7 +3594,7 @@
                 <w:rStyle w:val="Hyperlink"/>
                 <w:noProof/>
               </w:rPr>
-              <w:t>Objetivo Geral</w:t>
+              <w:t>1.1.1 Objetivo geral</w:t>
             </w:r>
             <w:r>
               <w:rPr>
@@ -3563,7 +3615,7 @@
                 <w:noProof/>
                 <w:webHidden/>
               </w:rPr>
-              <w:instrText xml:space="preserve"> PAGEREF _Toc223286965 \h </w:instrText>
+              <w:instrText xml:space="preserve"> PAGEREF _Toc225672571 \h </w:instrText>
             </w:r>
             <w:r>
               <w:rPr>
@@ -3583,7 +3635,7 @@
                 <w:noProof/>
                 <w:webHidden/>
               </w:rPr>
-              <w:t>11</w:t>
+              <w:t>12</w:t>
             </w:r>
             <w:r>
               <w:rPr>
@@ -3610,7 +3662,7 @@
               <w14:ligatures w14:val="standardContextual"/>
             </w:rPr>
           </w:pPr>
-          <w:hyperlink w:anchor="_Toc223286966" w:history="1">
+          <w:hyperlink w:anchor="_Toc225672572" w:history="1">
             <w:r>
               <w:rPr>
                 <w:rStyle w:val="Hyperlink"/>
@@ -3634,7 +3686,7 @@
                 <w:rStyle w:val="Hyperlink"/>
                 <w:noProof/>
               </w:rPr>
-              <w:t>Objetivos específicos</w:t>
+              <w:t>1.1.2 Objetivos específicos</w:t>
             </w:r>
             <w:r>
               <w:rPr>
@@ -3655,7 +3707,7 @@
                 <w:noProof/>
                 <w:webHidden/>
               </w:rPr>
-              <w:instrText xml:space="preserve"> PAGEREF _Toc223286966 \h </w:instrText>
+              <w:instrText xml:space="preserve"> PAGEREF _Toc225672572 \h </w:instrText>
             </w:r>
             <w:r>
               <w:rPr>
@@ -3702,7 +3754,7 @@
               <w14:ligatures w14:val="standardContextual"/>
             </w:rPr>
           </w:pPr>
-          <w:hyperlink w:anchor="_Toc223286967" w:history="1">
+          <w:hyperlink w:anchor="_Toc225672573" w:history="1">
             <w:r>
               <w:rPr>
                 <w:rStyle w:val="Hyperlink"/>
@@ -3726,7 +3778,7 @@
                 <w:rStyle w:val="Hyperlink"/>
                 <w:noProof/>
               </w:rPr>
-              <w:t>Delimitação do estudo</w:t>
+              <w:t>1.2 DELIMITAÇÃO DO ESTUDO</w:t>
             </w:r>
             <w:r>
               <w:rPr>
@@ -3747,7 +3799,7 @@
                 <w:noProof/>
                 <w:webHidden/>
               </w:rPr>
-              <w:instrText xml:space="preserve"> PAGEREF _Toc223286967 \h </w:instrText>
+              <w:instrText xml:space="preserve"> PAGEREF _Toc225672573 \h </w:instrText>
             </w:r>
             <w:r>
               <w:rPr>
@@ -3794,7 +3846,7 @@
               <w14:ligatures w14:val="standardContextual"/>
             </w:rPr>
           </w:pPr>
-          <w:hyperlink w:anchor="_Toc223286968" w:history="1">
+          <w:hyperlink w:anchor="_Toc225672574" w:history="1">
             <w:r>
               <w:rPr>
                 <w:rStyle w:val="Hyperlink"/>
@@ -3818,7 +3870,7 @@
                 <w:rStyle w:val="Hyperlink"/>
                 <w:noProof/>
               </w:rPr>
-              <w:t>Relevância da pesquisa</w:t>
+              <w:t>1.3 RELEVÂNCIA DA PESQUISA</w:t>
             </w:r>
             <w:r>
               <w:rPr>
@@ -3839,7 +3891,7 @@
                 <w:noProof/>
                 <w:webHidden/>
               </w:rPr>
-              <w:instrText xml:space="preserve"> PAGEREF _Toc223286968 \h </w:instrText>
+              <w:instrText xml:space="preserve"> PAGEREF _Toc225672574 \h </w:instrText>
             </w:r>
             <w:r>
               <w:rPr>
@@ -3886,11 +3938,12 @@
               <w14:ligatures w14:val="standardContextual"/>
             </w:rPr>
           </w:pPr>
-          <w:hyperlink w:anchor="_Toc223286969" w:history="1">
+          <w:hyperlink w:anchor="_Toc225672575" w:history="1">
             <w:r>
               <w:rPr>
                 <w:rStyle w:val="Hyperlink"/>
                 <w:noProof/>
+                <w:highlight w:val="yellow"/>
               </w:rPr>
               <w:t>1.4</w:t>
             </w:r>
@@ -3910,7 +3963,7 @@
                 <w:rStyle w:val="Hyperlink"/>
                 <w:noProof/>
               </w:rPr>
-              <w:t>Metodologia</w:t>
+              <w:t>1.4 METODOLOGIA</w:t>
             </w:r>
             <w:r>
               <w:rPr>
@@ -3931,7 +3984,7 @@
                 <w:noProof/>
                 <w:webHidden/>
               </w:rPr>
-              <w:instrText xml:space="preserve"> PAGEREF _Toc223286969 \h </w:instrText>
+              <w:instrText xml:space="preserve"> PAGEREF _Toc225672575 \h </w:instrText>
             </w:r>
             <w:r>
               <w:rPr>
@@ -3951,7 +4004,7 @@
                 <w:noProof/>
                 <w:webHidden/>
               </w:rPr>
-              <w:t>13</w:t>
+              <w:t>14</w:t>
             </w:r>
             <w:r>
               <w:rPr>
@@ -3978,11 +4031,12 @@
               <w14:ligatures w14:val="standardContextual"/>
             </w:rPr>
           </w:pPr>
-          <w:hyperlink w:anchor="_Toc223286970" w:history="1">
+          <w:hyperlink w:anchor="_Toc225672576" w:history="1">
             <w:r>
               <w:rPr>
                 <w:rStyle w:val="Hyperlink"/>
                 <w:noProof/>
+                <w:highlight w:val="yellow"/>
               </w:rPr>
               <w:t>1.5</w:t>
             </w:r>
@@ -4002,7 +4056,7 @@
                 <w:rStyle w:val="Hyperlink"/>
                 <w:noProof/>
               </w:rPr>
-              <w:t>Estrutura da documentação técnica</w:t>
+              <w:t>1.5 ESTRUTURA DA DOCUMENTAÇÃO TÉCNICA</w:t>
             </w:r>
             <w:r>
               <w:rPr>
@@ -4023,7 +4077,7 @@
                 <w:noProof/>
                 <w:webHidden/>
               </w:rPr>
-              <w:instrText xml:space="preserve"> PAGEREF _Toc223286970 \h </w:instrText>
+              <w:instrText xml:space="preserve"> PAGEREF _Toc225672576 \h </w:instrText>
             </w:r>
             <w:r>
               <w:rPr>
@@ -4070,11 +4124,12 @@
               <w14:ligatures w14:val="standardContextual"/>
             </w:rPr>
           </w:pPr>
-          <w:hyperlink w:anchor="_Toc223286971" w:history="1">
+          <w:hyperlink w:anchor="_Toc225672577" w:history="1">
             <w:r>
               <w:rPr>
                 <w:rStyle w:val="Hyperlink"/>
                 <w:noProof/>
+                <w:highlight w:val="yellow"/>
               </w:rPr>
               <w:t>1.6</w:t>
             </w:r>
@@ -4094,7 +4149,7 @@
                 <w:rStyle w:val="Hyperlink"/>
                 <w:noProof/>
               </w:rPr>
-              <w:t>Cronograma</w:t>
+              <w:t>1.6 CRONOGRAMA</w:t>
             </w:r>
             <w:r>
               <w:rPr>
@@ -4115,7 +4170,7 @@
                 <w:noProof/>
                 <w:webHidden/>
               </w:rPr>
-              <w:instrText xml:space="preserve"> PAGEREF _Toc223286971 \h </w:instrText>
+              <w:instrText xml:space="preserve"> PAGEREF _Toc225672577 \h </w:instrText>
             </w:r>
             <w:r>
               <w:rPr>
@@ -4135,7 +4190,7 @@
                 <w:noProof/>
                 <w:webHidden/>
               </w:rPr>
-              <w:t>15</w:t>
+              <w:t>14</w:t>
             </w:r>
             <w:r>
               <w:rPr>
@@ -4162,11 +4217,12 @@
               <w14:ligatures w14:val="standardContextual"/>
             </w:rPr>
           </w:pPr>
-          <w:hyperlink w:anchor="_Toc223286972" w:history="1">
+          <w:hyperlink w:anchor="_Toc225672578" w:history="1">
             <w:r>
               <w:rPr>
                 <w:rStyle w:val="Hyperlink"/>
                 <w:noProof/>
+                <w:highlight w:val="green"/>
               </w:rPr>
               <w:t>1.7</w:t>
             </w:r>
@@ -4186,7 +4242,7 @@
                 <w:rStyle w:val="Hyperlink"/>
                 <w:noProof/>
               </w:rPr>
-              <w:t>Orçamento do projeto</w:t>
+              <w:t>1.7 ORÇAMENTO DO PROJETO</w:t>
             </w:r>
             <w:r>
               <w:rPr>
@@ -4207,7 +4263,7 @@
                 <w:noProof/>
                 <w:webHidden/>
               </w:rPr>
-              <w:instrText xml:space="preserve"> PAGEREF _Toc223286972 \h </w:instrText>
+              <w:instrText xml:space="preserve"> PAGEREF _Toc225672578 \h </w:instrText>
             </w:r>
             <w:r>
               <w:rPr>
@@ -4227,7 +4283,7 @@
                 <w:noProof/>
                 <w:webHidden/>
               </w:rPr>
-              <w:t>16</w:t>
+              <w:t>15</w:t>
             </w:r>
             <w:r>
               <w:rPr>
@@ -4248,7 +4304,7 @@
               <w14:ligatures w14:val="standardContextual"/>
             </w:rPr>
           </w:pPr>
-          <w:hyperlink w:anchor="_Toc223286973" w:history="1">
+          <w:hyperlink w:anchor="_Toc225672579" w:history="1">
             <w:r>
               <w:rPr>
                 <w:rStyle w:val="Hyperlink"/>
@@ -4268,7 +4324,7 @@
               <w:rPr>
                 <w:rStyle w:val="Hyperlink"/>
               </w:rPr>
-              <w:t>REFERENCIAL TEÓRICO</w:t>
+              <w:t>2 REFERENCIAL TEÓRICO</w:t>
             </w:r>
             <w:r>
               <w:rPr>
@@ -4286,7 +4342,7 @@
               <w:rPr>
                 <w:webHidden/>
               </w:rPr>
-              <w:instrText xml:space="preserve"> PAGEREF _Toc223286973 \h </w:instrText>
+              <w:instrText xml:space="preserve"> PAGEREF _Toc225672579 \h </w:instrText>
             </w:r>
             <w:r>
               <w:rPr>
@@ -4303,82 +4359,7 @@
               <w:rPr>
                 <w:webHidden/>
               </w:rPr>
-              <w:t>17</w:t>
-            </w:r>
-            <w:r>
-              <w:rPr>
-                <w:webHidden/>
-              </w:rPr>
-              <w:fldChar w:fldCharType="end"/>
-            </w:r>
-          </w:hyperlink>
-        </w:p>
-        <w:p>
-          <w:pPr>
-            <w:pStyle w:val="Sumrio1"/>
-            <w:rPr>
-              <w:rFonts w:asciiTheme="minorHAnsi" w:eastAsiaTheme="minorEastAsia" w:hAnsiTheme="minorHAnsi" w:cstheme="minorBidi"/>
-              <w:kern w:val="2"/>
-              <w:lang w:eastAsia="pt-BR"/>
-              <w14:ligatures w14:val="standardContextual"/>
-            </w:rPr>
-          </w:pPr>
-          <w:hyperlink w:anchor="_Toc223286974" w:history="1">
-            <w:r>
-              <w:rPr>
-                <w:rStyle w:val="Hyperlink"/>
-              </w:rPr>
-              <w:t>3</w:t>
-            </w:r>
-            <w:r>
-              <w:rPr>
-                <w:rFonts w:asciiTheme="minorHAnsi" w:eastAsiaTheme="minorEastAsia" w:hAnsiTheme="minorHAnsi" w:cstheme="minorBidi"/>
-                <w:kern w:val="2"/>
-                <w:lang w:eastAsia="pt-BR"/>
-                <w14:ligatures w14:val="standardContextual"/>
-              </w:rPr>
-              <w:tab/>
-            </w:r>
-            <w:r>
-              <w:rPr>
-                <w:rStyle w:val="Hyperlink"/>
-              </w:rPr>
-              <w:t>PROPOSTA DA APLICAÇÃO</w:t>
-            </w:r>
-            <w:r>
-              <w:rPr>
-                <w:webHidden/>
-              </w:rPr>
-              <w:tab/>
-            </w:r>
-            <w:r>
-              <w:rPr>
-                <w:webHidden/>
-              </w:rPr>
-              <w:fldChar w:fldCharType="begin"/>
-            </w:r>
-            <w:r>
-              <w:rPr>
-                <w:webHidden/>
-              </w:rPr>
-              <w:instrText xml:space="preserve"> PAGEREF _Toc223286974 \h </w:instrText>
-            </w:r>
-            <w:r>
-              <w:rPr>
-                <w:webHidden/>
-              </w:rPr>
-            </w:r>
-            <w:r>
-              <w:rPr>
-                <w:webHidden/>
-              </w:rPr>
-              <w:fldChar w:fldCharType="separate"/>
-            </w:r>
-            <w:r>
-              <w:rPr>
-                <w:webHidden/>
-              </w:rPr>
-              <w:t>18</w:t>
+              <w:t>16</w:t>
             </w:r>
             <w:r>
               <w:rPr>
@@ -4404,13 +4385,13 @@
               <w14:ligatures w14:val="standardContextual"/>
             </w:rPr>
           </w:pPr>
-          <w:hyperlink w:anchor="_Toc223286975" w:history="1">
+          <w:hyperlink w:anchor="_Toc225672580" w:history="1">
             <w:r>
               <w:rPr>
                 <w:rStyle w:val="Hyperlink"/>
                 <w:noProof/>
               </w:rPr>
-              <w:t>3.1</w:t>
+              <w:t>2.1</w:t>
             </w:r>
             <w:r>
               <w:rPr>
@@ -4428,7 +4409,7 @@
                 <w:rStyle w:val="Hyperlink"/>
                 <w:noProof/>
               </w:rPr>
-              <w:t>Descrição da aplicação</w:t>
+              <w:t>2.1 O PROBLEMA DA GESTÃO MANUAL DE ESPAÇOS EM ORGANIZAÇÕES</w:t>
             </w:r>
             <w:r>
               <w:rPr>
@@ -4449,7 +4430,7 @@
                 <w:noProof/>
                 <w:webHidden/>
               </w:rPr>
-              <w:instrText xml:space="preserve"> PAGEREF _Toc223286975 \h </w:instrText>
+              <w:instrText xml:space="preserve"> PAGEREF _Toc225672580 \h </w:instrText>
             </w:r>
             <w:r>
               <w:rPr>
@@ -4469,7 +4450,7 @@
                 <w:noProof/>
                 <w:webHidden/>
               </w:rPr>
-              <w:t>18</w:t>
+              <w:t>16</w:t>
             </w:r>
             <w:r>
               <w:rPr>
@@ -4496,13 +4477,13 @@
               <w14:ligatures w14:val="standardContextual"/>
             </w:rPr>
           </w:pPr>
-          <w:hyperlink w:anchor="_Toc223286976" w:history="1">
+          <w:hyperlink w:anchor="_Toc225672581" w:history="1">
             <w:r>
               <w:rPr>
                 <w:rStyle w:val="Hyperlink"/>
                 <w:noProof/>
               </w:rPr>
-              <w:t>3.2</w:t>
+              <w:t>2.2</w:t>
             </w:r>
             <w:r>
               <w:rPr>
@@ -4520,7 +4501,7 @@
                 <w:rStyle w:val="Hyperlink"/>
                 <w:noProof/>
               </w:rPr>
-              <w:t>Modelagem dos requisitos</w:t>
+              <w:t>2.2 COMUNIDADES AFETADAS E SEUS IMPACTOS</w:t>
             </w:r>
             <w:r>
               <w:rPr>
@@ -4541,7 +4522,7 @@
                 <w:noProof/>
                 <w:webHidden/>
               </w:rPr>
-              <w:instrText xml:space="preserve"> PAGEREF _Toc223286976 \h </w:instrText>
+              <w:instrText xml:space="preserve"> PAGEREF _Toc225672581 \h </w:instrText>
             </w:r>
             <w:r>
               <w:rPr>
@@ -4561,7 +4542,542 @@
                 <w:noProof/>
                 <w:webHidden/>
               </w:rPr>
-              <w:t>18</w:t>
+              <w:t>19</w:t>
+            </w:r>
+            <w:r>
+              <w:rPr>
+                <w:noProof/>
+                <w:webHidden/>
+              </w:rPr>
+              <w:fldChar w:fldCharType="end"/>
+            </w:r>
+          </w:hyperlink>
+        </w:p>
+        <w:p>
+          <w:pPr>
+            <w:pStyle w:val="Sumrio2"/>
+            <w:tabs>
+              <w:tab w:val="left" w:pos="960"/>
+              <w:tab w:val="right" w:leader="dot" w:pos="9061"/>
+            </w:tabs>
+            <w:rPr>
+              <w:rFonts w:asciiTheme="minorHAnsi" w:eastAsiaTheme="minorEastAsia" w:hAnsiTheme="minorHAnsi" w:cstheme="minorBidi"/>
+              <w:noProof/>
+              <w:kern w:val="2"/>
+              <w:szCs w:val="24"/>
+              <w:lang w:eastAsia="pt-BR"/>
+              <w14:ligatures w14:val="standardContextual"/>
+            </w:rPr>
+          </w:pPr>
+          <w:hyperlink w:anchor="_Toc225672582" w:history="1">
+            <w:r>
+              <w:rPr>
+                <w:rStyle w:val="Hyperlink"/>
+                <w:noProof/>
+              </w:rPr>
+              <w:t>2.3</w:t>
+            </w:r>
+            <w:r>
+              <w:rPr>
+                <w:rFonts w:asciiTheme="minorHAnsi" w:eastAsiaTheme="minorEastAsia" w:hAnsiTheme="minorHAnsi" w:cstheme="minorBidi"/>
+                <w:noProof/>
+                <w:kern w:val="2"/>
+                <w:szCs w:val="24"/>
+                <w:lang w:eastAsia="pt-BR"/>
+                <w14:ligatures w14:val="standardContextual"/>
+              </w:rPr>
+              <w:tab/>
+            </w:r>
+            <w:r>
+              <w:rPr>
+                <w:rStyle w:val="Hyperlink"/>
+                <w:noProof/>
+              </w:rPr>
+              <w:t>2.3 OBJETIVOS DE DESENVOLVIMENTO SUSTENTÁVEL (ODS)</w:t>
+            </w:r>
+            <w:r>
+              <w:rPr>
+                <w:noProof/>
+                <w:webHidden/>
+              </w:rPr>
+              <w:tab/>
+            </w:r>
+            <w:r>
+              <w:rPr>
+                <w:noProof/>
+                <w:webHidden/>
+              </w:rPr>
+              <w:fldChar w:fldCharType="begin"/>
+            </w:r>
+            <w:r>
+              <w:rPr>
+                <w:noProof/>
+                <w:webHidden/>
+              </w:rPr>
+              <w:instrText xml:space="preserve"> PAGEREF _Toc225672582 \h </w:instrText>
+            </w:r>
+            <w:r>
+              <w:rPr>
+                <w:noProof/>
+                <w:webHidden/>
+              </w:rPr>
+            </w:r>
+            <w:r>
+              <w:rPr>
+                <w:noProof/>
+                <w:webHidden/>
+              </w:rPr>
+              <w:fldChar w:fldCharType="separate"/>
+            </w:r>
+            <w:r>
+              <w:rPr>
+                <w:noProof/>
+                <w:webHidden/>
+              </w:rPr>
+              <w:t>21</w:t>
+            </w:r>
+            <w:r>
+              <w:rPr>
+                <w:noProof/>
+                <w:webHidden/>
+              </w:rPr>
+              <w:fldChar w:fldCharType="end"/>
+            </w:r>
+          </w:hyperlink>
+        </w:p>
+        <w:p>
+          <w:pPr>
+            <w:pStyle w:val="Sumrio2"/>
+            <w:tabs>
+              <w:tab w:val="left" w:pos="960"/>
+              <w:tab w:val="right" w:leader="dot" w:pos="9061"/>
+            </w:tabs>
+            <w:rPr>
+              <w:rFonts w:asciiTheme="minorHAnsi" w:eastAsiaTheme="minorEastAsia" w:hAnsiTheme="minorHAnsi" w:cstheme="minorBidi"/>
+              <w:noProof/>
+              <w:kern w:val="2"/>
+              <w:szCs w:val="24"/>
+              <w:lang w:eastAsia="pt-BR"/>
+              <w14:ligatures w14:val="standardContextual"/>
+            </w:rPr>
+          </w:pPr>
+          <w:hyperlink w:anchor="_Toc225672583" w:history="1">
+            <w:r>
+              <w:rPr>
+                <w:rStyle w:val="Hyperlink"/>
+                <w:noProof/>
+              </w:rPr>
+              <w:t>2.4</w:t>
+            </w:r>
+            <w:r>
+              <w:rPr>
+                <w:rFonts w:asciiTheme="minorHAnsi" w:eastAsiaTheme="minorEastAsia" w:hAnsiTheme="minorHAnsi" w:cstheme="minorBidi"/>
+                <w:noProof/>
+                <w:kern w:val="2"/>
+                <w:szCs w:val="24"/>
+                <w:lang w:eastAsia="pt-BR"/>
+                <w14:ligatures w14:val="standardContextual"/>
+              </w:rPr>
+              <w:tab/>
+            </w:r>
+            <w:r>
+              <w:rPr>
+                <w:rStyle w:val="Hyperlink"/>
+                <w:noProof/>
+              </w:rPr>
+              <w:t>2.4 TRANSFORMAÇÃO DIGITAL E SISTEMAS DE AGENDAMENTO</w:t>
+            </w:r>
+            <w:r>
+              <w:rPr>
+                <w:noProof/>
+                <w:webHidden/>
+              </w:rPr>
+              <w:tab/>
+            </w:r>
+            <w:r>
+              <w:rPr>
+                <w:noProof/>
+                <w:webHidden/>
+              </w:rPr>
+              <w:fldChar w:fldCharType="begin"/>
+            </w:r>
+            <w:r>
+              <w:rPr>
+                <w:noProof/>
+                <w:webHidden/>
+              </w:rPr>
+              <w:instrText xml:space="preserve"> PAGEREF _Toc225672583 \h </w:instrText>
+            </w:r>
+            <w:r>
+              <w:rPr>
+                <w:noProof/>
+                <w:webHidden/>
+              </w:rPr>
+            </w:r>
+            <w:r>
+              <w:rPr>
+                <w:noProof/>
+                <w:webHidden/>
+              </w:rPr>
+              <w:fldChar w:fldCharType="separate"/>
+            </w:r>
+            <w:r>
+              <w:rPr>
+                <w:noProof/>
+                <w:webHidden/>
+              </w:rPr>
+              <w:t>22</w:t>
+            </w:r>
+            <w:r>
+              <w:rPr>
+                <w:noProof/>
+                <w:webHidden/>
+              </w:rPr>
+              <w:fldChar w:fldCharType="end"/>
+            </w:r>
+          </w:hyperlink>
+        </w:p>
+        <w:p>
+          <w:pPr>
+            <w:pStyle w:val="Sumrio2"/>
+            <w:tabs>
+              <w:tab w:val="left" w:pos="960"/>
+              <w:tab w:val="right" w:leader="dot" w:pos="9061"/>
+            </w:tabs>
+            <w:rPr>
+              <w:rFonts w:asciiTheme="minorHAnsi" w:eastAsiaTheme="minorEastAsia" w:hAnsiTheme="minorHAnsi" w:cstheme="minorBidi"/>
+              <w:noProof/>
+              <w:kern w:val="2"/>
+              <w:szCs w:val="24"/>
+              <w:lang w:eastAsia="pt-BR"/>
+              <w14:ligatures w14:val="standardContextual"/>
+            </w:rPr>
+          </w:pPr>
+          <w:hyperlink w:anchor="_Toc225672584" w:history="1">
+            <w:r>
+              <w:rPr>
+                <w:rStyle w:val="Hyperlink"/>
+                <w:noProof/>
+              </w:rPr>
+              <w:t>2.5</w:t>
+            </w:r>
+            <w:r>
+              <w:rPr>
+                <w:rFonts w:asciiTheme="minorHAnsi" w:eastAsiaTheme="minorEastAsia" w:hAnsiTheme="minorHAnsi" w:cstheme="minorBidi"/>
+                <w:noProof/>
+                <w:kern w:val="2"/>
+                <w:szCs w:val="24"/>
+                <w:lang w:eastAsia="pt-BR"/>
+                <w14:ligatures w14:val="standardContextual"/>
+              </w:rPr>
+              <w:tab/>
+            </w:r>
+            <w:r>
+              <w:rPr>
+                <w:rStyle w:val="Hyperlink"/>
+                <w:noProof/>
+              </w:rPr>
+              <w:t>2.5 TECNOLOGIAS WEB PARA DESENVOLVIMENTO DA SOLUÇÃO</w:t>
+            </w:r>
+            <w:r>
+              <w:rPr>
+                <w:noProof/>
+                <w:webHidden/>
+              </w:rPr>
+              <w:tab/>
+            </w:r>
+            <w:r>
+              <w:rPr>
+                <w:noProof/>
+                <w:webHidden/>
+              </w:rPr>
+              <w:fldChar w:fldCharType="begin"/>
+            </w:r>
+            <w:r>
+              <w:rPr>
+                <w:noProof/>
+                <w:webHidden/>
+              </w:rPr>
+              <w:instrText xml:space="preserve"> PAGEREF _Toc225672584 \h </w:instrText>
+            </w:r>
+            <w:r>
+              <w:rPr>
+                <w:noProof/>
+                <w:webHidden/>
+              </w:rPr>
+            </w:r>
+            <w:r>
+              <w:rPr>
+                <w:noProof/>
+                <w:webHidden/>
+              </w:rPr>
+              <w:fldChar w:fldCharType="separate"/>
+            </w:r>
+            <w:r>
+              <w:rPr>
+                <w:noProof/>
+                <w:webHidden/>
+              </w:rPr>
+              <w:t>24</w:t>
+            </w:r>
+            <w:r>
+              <w:rPr>
+                <w:noProof/>
+                <w:webHidden/>
+              </w:rPr>
+              <w:fldChar w:fldCharType="end"/>
+            </w:r>
+          </w:hyperlink>
+        </w:p>
+        <w:p>
+          <w:pPr>
+            <w:pStyle w:val="Sumrio1"/>
+            <w:rPr>
+              <w:rFonts w:asciiTheme="minorHAnsi" w:eastAsiaTheme="minorEastAsia" w:hAnsiTheme="minorHAnsi" w:cstheme="minorBidi"/>
+              <w:kern w:val="2"/>
+              <w:lang w:eastAsia="pt-BR"/>
+              <w14:ligatures w14:val="standardContextual"/>
+            </w:rPr>
+          </w:pPr>
+          <w:hyperlink w:anchor="_Toc225672585" w:history="1">
+            <w:r>
+              <w:rPr>
+                <w:rStyle w:val="Hyperlink"/>
+              </w:rPr>
+              <w:t>3</w:t>
+            </w:r>
+            <w:r>
+              <w:rPr>
+                <w:rFonts w:asciiTheme="minorHAnsi" w:eastAsiaTheme="minorEastAsia" w:hAnsiTheme="minorHAnsi" w:cstheme="minorBidi"/>
+                <w:kern w:val="2"/>
+                <w:lang w:eastAsia="pt-BR"/>
+                <w14:ligatures w14:val="standardContextual"/>
+              </w:rPr>
+              <w:tab/>
+            </w:r>
+            <w:r>
+              <w:rPr>
+                <w:rStyle w:val="Hyperlink"/>
+              </w:rPr>
+              <w:t>3 PROPOSTA DA APLICAÇÃO</w:t>
+            </w:r>
+            <w:r>
+              <w:rPr>
+                <w:webHidden/>
+              </w:rPr>
+              <w:tab/>
+            </w:r>
+            <w:r>
+              <w:rPr>
+                <w:webHidden/>
+              </w:rPr>
+              <w:fldChar w:fldCharType="begin"/>
+            </w:r>
+            <w:r>
+              <w:rPr>
+                <w:webHidden/>
+              </w:rPr>
+              <w:instrText xml:space="preserve"> PAGEREF _Toc225672585 \h </w:instrText>
+            </w:r>
+            <w:r>
+              <w:rPr>
+                <w:webHidden/>
+              </w:rPr>
+            </w:r>
+            <w:r>
+              <w:rPr>
+                <w:webHidden/>
+              </w:rPr>
+              <w:fldChar w:fldCharType="separate"/>
+            </w:r>
+            <w:r>
+              <w:rPr>
+                <w:webHidden/>
+              </w:rPr>
+              <w:t>26</w:t>
+            </w:r>
+            <w:r>
+              <w:rPr>
+                <w:webHidden/>
+              </w:rPr>
+              <w:fldChar w:fldCharType="end"/>
+            </w:r>
+          </w:hyperlink>
+        </w:p>
+        <w:p>
+          <w:pPr>
+            <w:pStyle w:val="Sumrio2"/>
+            <w:tabs>
+              <w:tab w:val="left" w:pos="960"/>
+              <w:tab w:val="right" w:leader="dot" w:pos="9061"/>
+            </w:tabs>
+            <w:rPr>
+              <w:rFonts w:asciiTheme="minorHAnsi" w:eastAsiaTheme="minorEastAsia" w:hAnsiTheme="minorHAnsi" w:cstheme="minorBidi"/>
+              <w:noProof/>
+              <w:kern w:val="2"/>
+              <w:szCs w:val="24"/>
+              <w:lang w:eastAsia="pt-BR"/>
+              <w14:ligatures w14:val="standardContextual"/>
+            </w:rPr>
+          </w:pPr>
+          <w:hyperlink w:anchor="_Toc225672586" w:history="1">
+            <w:r>
+              <w:rPr>
+                <w:rStyle w:val="Hyperlink"/>
+                <w:noProof/>
+              </w:rPr>
+              <w:t>3.1</w:t>
+            </w:r>
+            <w:r>
+              <w:rPr>
+                <w:rFonts w:asciiTheme="minorHAnsi" w:eastAsiaTheme="minorEastAsia" w:hAnsiTheme="minorHAnsi" w:cstheme="minorBidi"/>
+                <w:noProof/>
+                <w:kern w:val="2"/>
+                <w:szCs w:val="24"/>
+                <w:lang w:eastAsia="pt-BR"/>
+                <w14:ligatures w14:val="standardContextual"/>
+              </w:rPr>
+              <w:tab/>
+            </w:r>
+            <w:r>
+              <w:rPr>
+                <w:rStyle w:val="Hyperlink"/>
+                <w:noProof/>
+              </w:rPr>
+              <w:t>3.1 DESCRIÇÃO DA APLICAÇÃO</w:t>
+            </w:r>
+            <w:r>
+              <w:rPr>
+                <w:noProof/>
+                <w:webHidden/>
+              </w:rPr>
+              <w:tab/>
+            </w:r>
+            <w:r>
+              <w:rPr>
+                <w:noProof/>
+                <w:webHidden/>
+              </w:rPr>
+              <w:fldChar w:fldCharType="begin"/>
+            </w:r>
+            <w:r>
+              <w:rPr>
+                <w:noProof/>
+                <w:webHidden/>
+              </w:rPr>
+              <w:instrText xml:space="preserve"> PAGEREF _Toc225672586 \h </w:instrText>
+            </w:r>
+            <w:r>
+              <w:rPr>
+                <w:noProof/>
+                <w:webHidden/>
+              </w:rPr>
+            </w:r>
+            <w:r>
+              <w:rPr>
+                <w:noProof/>
+                <w:webHidden/>
+              </w:rPr>
+              <w:fldChar w:fldCharType="separate"/>
+            </w:r>
+            <w:r>
+              <w:rPr>
+                <w:noProof/>
+                <w:webHidden/>
+              </w:rPr>
+              <w:t>26</w:t>
+            </w:r>
+            <w:r>
+              <w:rPr>
+                <w:noProof/>
+                <w:webHidden/>
+              </w:rPr>
+              <w:fldChar w:fldCharType="end"/>
+            </w:r>
+          </w:hyperlink>
+        </w:p>
+        <w:p>
+          <w:pPr>
+            <w:pStyle w:val="Sumrio2"/>
+            <w:tabs>
+              <w:tab w:val="left" w:pos="960"/>
+              <w:tab w:val="right" w:leader="dot" w:pos="9061"/>
+            </w:tabs>
+            <w:rPr>
+              <w:rFonts w:asciiTheme="minorHAnsi" w:eastAsiaTheme="minorEastAsia" w:hAnsiTheme="minorHAnsi" w:cstheme="minorBidi"/>
+              <w:noProof/>
+              <w:kern w:val="2"/>
+              <w:szCs w:val="24"/>
+              <w:lang w:eastAsia="pt-BR"/>
+              <w14:ligatures w14:val="standardContextual"/>
+            </w:rPr>
+          </w:pPr>
+          <w:hyperlink w:anchor="_Toc225672587" w:history="1">
+            <w:r>
+              <w:rPr>
+                <w:rStyle w:val="Hyperlink"/>
+                <w:noProof/>
+              </w:rPr>
+              <w:t>3.2</w:t>
+            </w:r>
+            <w:r>
+              <w:rPr>
+                <w:rFonts w:asciiTheme="minorHAnsi" w:eastAsiaTheme="minorEastAsia" w:hAnsiTheme="minorHAnsi" w:cstheme="minorBidi"/>
+                <w:noProof/>
+                <w:kern w:val="2"/>
+                <w:szCs w:val="24"/>
+                <w:lang w:eastAsia="pt-BR"/>
+                <w14:ligatures w14:val="standardContextual"/>
+              </w:rPr>
+              <w:tab/>
+            </w:r>
+            <w:r>
+              <w:rPr>
+                <w:rStyle w:val="Hyperlink"/>
+                <w:noProof/>
+              </w:rPr>
+              <w:t>3.2 MODELAGEM DOS REQUISITOS</w:t>
+            </w:r>
+            <w:r>
+              <w:rPr>
+                <w:noProof/>
+                <w:webHidden/>
+              </w:rPr>
+              <w:tab/>
+            </w:r>
+            <w:r>
+              <w:rPr>
+                <w:noProof/>
+                <w:webHidden/>
+              </w:rPr>
+              <w:fldChar w:fldCharType="begin"/>
+            </w:r>
+            <w:r>
+              <w:rPr>
+                <w:noProof/>
+                <w:webHidden/>
+              </w:rPr>
+              <w:instrText xml:space="preserve"> PAGEREF _Toc225672587 \h </w:instrText>
+            </w:r>
+            <w:r>
+              <w:rPr>
+                <w:noProof/>
+                <w:webHidden/>
+              </w:rPr>
+            </w:r>
+            <w:r>
+              <w:rPr>
+                <w:noProof/>
+                <w:webHidden/>
+              </w:rPr>
+              <w:fldChar w:fldCharType="separate"/>
+            </w:r>
+            <w:r>
+              <w:rPr>
+                <w:noProof/>
+                <w:webHidden/>
+              </w:rPr>
+              <w:t>26</w:t>
             </w:r>
             <w:r>
               <w:rPr>
@@ -4588,7 +5104,7 @@
               <w14:ligatures w14:val="standardContextual"/>
             </w:rPr>
           </w:pPr>
-          <w:hyperlink w:anchor="_Toc223286977" w:history="1">
+          <w:hyperlink w:anchor="_Toc225672588" w:history="1">
             <w:r>
               <w:rPr>
                 <w:rStyle w:val="Hyperlink"/>
@@ -4612,7 +5128,7 @@
                 <w:rStyle w:val="Hyperlink"/>
                 <w:noProof/>
               </w:rPr>
-              <w:t>Requisitos funcionais</w:t>
+              <w:t>3.2.1 Requisitos funcionais</w:t>
             </w:r>
             <w:r>
               <w:rPr>
@@ -4633,7 +5149,7 @@
                 <w:noProof/>
                 <w:webHidden/>
               </w:rPr>
-              <w:instrText xml:space="preserve"> PAGEREF _Toc223286977 \h </w:instrText>
+              <w:instrText xml:space="preserve"> PAGEREF _Toc225672588 \h </w:instrText>
             </w:r>
             <w:r>
               <w:rPr>
@@ -4653,7 +5169,7 @@
                 <w:noProof/>
                 <w:webHidden/>
               </w:rPr>
-              <w:t>18</w:t>
+              <w:t>26</w:t>
             </w:r>
             <w:r>
               <w:rPr>
@@ -4680,7 +5196,7 @@
               <w14:ligatures w14:val="standardContextual"/>
             </w:rPr>
           </w:pPr>
-          <w:hyperlink w:anchor="_Toc223286978" w:history="1">
+          <w:hyperlink w:anchor="_Toc225672589" w:history="1">
             <w:r>
               <w:rPr>
                 <w:rStyle w:val="Hyperlink"/>
@@ -4704,7 +5220,7 @@
                 <w:rStyle w:val="Hyperlink"/>
                 <w:noProof/>
               </w:rPr>
-              <w:t>Requisitos não funcionais</w:t>
+              <w:t>3.2.2 Requisitos não funcionais</w:t>
             </w:r>
             <w:r>
               <w:rPr>
@@ -4725,7 +5241,7 @@
                 <w:noProof/>
                 <w:webHidden/>
               </w:rPr>
-              <w:instrText xml:space="preserve"> PAGEREF _Toc223286978 \h </w:instrText>
+              <w:instrText xml:space="preserve"> PAGEREF _Toc225672589 \h </w:instrText>
             </w:r>
             <w:r>
               <w:rPr>
@@ -4745,7 +5261,7 @@
                 <w:noProof/>
                 <w:webHidden/>
               </w:rPr>
-              <w:t>18</w:t>
+              <w:t>26</w:t>
             </w:r>
             <w:r>
               <w:rPr>
@@ -4772,7 +5288,7 @@
               <w14:ligatures w14:val="standardContextual"/>
             </w:rPr>
           </w:pPr>
-          <w:hyperlink w:anchor="_Toc223286979" w:history="1">
+          <w:hyperlink w:anchor="_Toc225672590" w:history="1">
             <w:r>
               <w:rPr>
                 <w:rStyle w:val="Hyperlink"/>
@@ -4796,7 +5312,7 @@
                 <w:rStyle w:val="Hyperlink"/>
                 <w:noProof/>
               </w:rPr>
-              <w:t>Casos de uso</w:t>
+              <w:t>3.3 CASOS DE USO</w:t>
             </w:r>
             <w:r>
               <w:rPr>
@@ -4817,7 +5333,7 @@
                 <w:noProof/>
                 <w:webHidden/>
               </w:rPr>
-              <w:instrText xml:space="preserve"> PAGEREF _Toc223286979 \h </w:instrText>
+              <w:instrText xml:space="preserve"> PAGEREF _Toc225672590 \h </w:instrText>
             </w:r>
             <w:r>
               <w:rPr>
@@ -4837,7 +5353,7 @@
                 <w:noProof/>
                 <w:webHidden/>
               </w:rPr>
-              <w:t>18</w:t>
+              <w:t>26</w:t>
             </w:r>
             <w:r>
               <w:rPr>
@@ -4864,7 +5380,7 @@
               <w14:ligatures w14:val="standardContextual"/>
             </w:rPr>
           </w:pPr>
-          <w:hyperlink w:anchor="_Toc223286980" w:history="1">
+          <w:hyperlink w:anchor="_Toc225672591" w:history="1">
             <w:r>
               <w:rPr>
                 <w:rStyle w:val="Hyperlink"/>
@@ -4888,7 +5404,7 @@
                 <w:rStyle w:val="Hyperlink"/>
                 <w:noProof/>
               </w:rPr>
-              <w:t>Diagrama de caso de uso</w:t>
+              <w:t>3.3.1 Diagrama de caso de uso</w:t>
             </w:r>
             <w:r>
               <w:rPr>
@@ -4909,7 +5425,7 @@
                 <w:noProof/>
                 <w:webHidden/>
               </w:rPr>
-              <w:instrText xml:space="preserve"> PAGEREF _Toc223286980 \h </w:instrText>
+              <w:instrText xml:space="preserve"> PAGEREF _Toc225672591 \h </w:instrText>
             </w:r>
             <w:r>
               <w:rPr>
@@ -4929,7 +5445,7 @@
                 <w:noProof/>
                 <w:webHidden/>
               </w:rPr>
-              <w:t>18</w:t>
+              <w:t>26</w:t>
             </w:r>
             <w:r>
               <w:rPr>
@@ -4956,7 +5472,7 @@
               <w14:ligatures w14:val="standardContextual"/>
             </w:rPr>
           </w:pPr>
-          <w:hyperlink w:anchor="_Toc223286981" w:history="1">
+          <w:hyperlink w:anchor="_Toc225672592" w:history="1">
             <w:r>
               <w:rPr>
                 <w:rStyle w:val="Hyperlink"/>
@@ -4980,7 +5496,7 @@
                 <w:rStyle w:val="Hyperlink"/>
                 <w:noProof/>
               </w:rPr>
-              <w:t>Diagramas de Classes</w:t>
+              <w:t>3.4 DIAGRAMAS DE CLASSES</w:t>
             </w:r>
             <w:r>
               <w:rPr>
@@ -5001,7 +5517,7 @@
                 <w:noProof/>
                 <w:webHidden/>
               </w:rPr>
-              <w:instrText xml:space="preserve"> PAGEREF _Toc223286981 \h </w:instrText>
+              <w:instrText xml:space="preserve"> PAGEREF _Toc225672592 \h </w:instrText>
             </w:r>
             <w:r>
               <w:rPr>
@@ -5021,7 +5537,7 @@
                 <w:noProof/>
                 <w:webHidden/>
               </w:rPr>
-              <w:t>19</w:t>
+              <w:t>27</w:t>
             </w:r>
             <w:r>
               <w:rPr>
@@ -5048,7 +5564,7 @@
               <w14:ligatures w14:val="standardContextual"/>
             </w:rPr>
           </w:pPr>
-          <w:hyperlink w:anchor="_Toc223286982" w:history="1">
+          <w:hyperlink w:anchor="_Toc225672593" w:history="1">
             <w:r>
               <w:rPr>
                 <w:rStyle w:val="Hyperlink"/>
@@ -5072,7 +5588,7 @@
                 <w:rStyle w:val="Hyperlink"/>
                 <w:noProof/>
               </w:rPr>
-              <w:t>Regras de negócio</w:t>
+              <w:t>3.5 REGRAS DE NEGÓCIO</w:t>
             </w:r>
             <w:r>
               <w:rPr>
@@ -5093,7 +5609,7 @@
                 <w:noProof/>
                 <w:webHidden/>
               </w:rPr>
-              <w:instrText xml:space="preserve"> PAGEREF _Toc223286982 \h </w:instrText>
+              <w:instrText xml:space="preserve"> PAGEREF _Toc225672593 \h </w:instrText>
             </w:r>
             <w:r>
               <w:rPr>
@@ -5113,7 +5629,7 @@
                 <w:noProof/>
                 <w:webHidden/>
               </w:rPr>
-              <w:t>19</w:t>
+              <w:t>27</w:t>
             </w:r>
             <w:r>
               <w:rPr>
@@ -5140,7 +5656,7 @@
               <w14:ligatures w14:val="standardContextual"/>
             </w:rPr>
           </w:pPr>
-          <w:hyperlink w:anchor="_Toc223286983" w:history="1">
+          <w:hyperlink w:anchor="_Toc225672594" w:history="1">
             <w:r>
               <w:rPr>
                 <w:rStyle w:val="Hyperlink"/>
@@ -5164,15 +5680,7 @@
                 <w:rStyle w:val="Hyperlink"/>
                 <w:noProof/>
               </w:rPr>
-              <w:t xml:space="preserve">Protótipo da aplicação </w:t>
-            </w:r>
-            <w:r>
-              <w:rPr>
-                <w:rStyle w:val="Hyperlink"/>
-                <w:noProof/>
-                <w:highlight w:val="yellow"/>
-              </w:rPr>
-              <w:t>(Wireframe)</w:t>
+              <w:t>3.6 PROTÓTIPO DA APLICAÇÃO (WIREFRAME)</w:t>
             </w:r>
             <w:r>
               <w:rPr>
@@ -5193,7 +5701,7 @@
                 <w:noProof/>
                 <w:webHidden/>
               </w:rPr>
-              <w:instrText xml:space="preserve"> PAGEREF _Toc223286983 \h </w:instrText>
+              <w:instrText xml:space="preserve"> PAGEREF _Toc225672594 \h </w:instrText>
             </w:r>
             <w:r>
               <w:rPr>
@@ -5213,7 +5721,7 @@
                 <w:noProof/>
                 <w:webHidden/>
               </w:rPr>
-              <w:t>19</w:t>
+              <w:t>27</w:t>
             </w:r>
             <w:r>
               <w:rPr>
@@ -5240,7 +5748,7 @@
               <w14:ligatures w14:val="standardContextual"/>
             </w:rPr>
           </w:pPr>
-          <w:hyperlink w:anchor="_Toc223286984" w:history="1">
+          <w:hyperlink w:anchor="_Toc225672595" w:history="1">
             <w:r>
               <w:rPr>
                 <w:rStyle w:val="Hyperlink"/>
@@ -5264,7 +5772,7 @@
                 <w:rStyle w:val="Hyperlink"/>
                 <w:noProof/>
               </w:rPr>
-              <w:t>Modelagem do banco de dados</w:t>
+              <w:t>3.7 MODELAGEM DO BANCO DE DADOS</w:t>
             </w:r>
             <w:r>
               <w:rPr>
@@ -5285,7 +5793,7 @@
                 <w:noProof/>
                 <w:webHidden/>
               </w:rPr>
-              <w:instrText xml:space="preserve"> PAGEREF _Toc223286984 \h </w:instrText>
+              <w:instrText xml:space="preserve"> PAGEREF _Toc225672595 \h </w:instrText>
             </w:r>
             <w:r>
               <w:rPr>
@@ -5305,7 +5813,7 @@
                 <w:noProof/>
                 <w:webHidden/>
               </w:rPr>
-              <w:t>19</w:t>
+              <w:t>27</w:t>
             </w:r>
             <w:r>
               <w:rPr>
@@ -5332,7 +5840,7 @@
               <w14:ligatures w14:val="standardContextual"/>
             </w:rPr>
           </w:pPr>
-          <w:hyperlink w:anchor="_Toc223286985" w:history="1">
+          <w:hyperlink w:anchor="_Toc225672596" w:history="1">
             <w:r>
               <w:rPr>
                 <w:rStyle w:val="Hyperlink"/>
@@ -5356,7 +5864,7 @@
                 <w:rStyle w:val="Hyperlink"/>
                 <w:noProof/>
               </w:rPr>
-              <w:t>Modelo entidade relacionamento (DER)</w:t>
+              <w:t>3.7.1 Modelo entidade relacionamento (DER)</w:t>
             </w:r>
             <w:r>
               <w:rPr>
@@ -5377,7 +5885,7 @@
                 <w:noProof/>
                 <w:webHidden/>
               </w:rPr>
-              <w:instrText xml:space="preserve"> PAGEREF _Toc223286985 \h </w:instrText>
+              <w:instrText xml:space="preserve"> PAGEREF _Toc225672596 \h </w:instrText>
             </w:r>
             <w:r>
               <w:rPr>
@@ -5397,7 +5905,7 @@
                 <w:noProof/>
                 <w:webHidden/>
               </w:rPr>
-              <w:t>19</w:t>
+              <w:t>27</w:t>
             </w:r>
             <w:r>
               <w:rPr>
@@ -5424,7 +5932,7 @@
               <w14:ligatures w14:val="standardContextual"/>
             </w:rPr>
           </w:pPr>
-          <w:hyperlink w:anchor="_Toc223286986" w:history="1">
+          <w:hyperlink w:anchor="_Toc225672597" w:history="1">
             <w:r>
               <w:rPr>
                 <w:rStyle w:val="Hyperlink"/>
@@ -5448,7 +5956,7 @@
                 <w:rStyle w:val="Hyperlink"/>
                 <w:noProof/>
               </w:rPr>
-              <w:t>Modelo físico</w:t>
+              <w:t>3.7.2 Modelo físico</w:t>
             </w:r>
             <w:r>
               <w:rPr>
@@ -5469,7 +5977,7 @@
                 <w:noProof/>
                 <w:webHidden/>
               </w:rPr>
-              <w:instrText xml:space="preserve"> PAGEREF _Toc223286986 \h </w:instrText>
+              <w:instrText xml:space="preserve"> PAGEREF _Toc225672597 \h </w:instrText>
             </w:r>
             <w:r>
               <w:rPr>
@@ -5489,7 +5997,7 @@
                 <w:noProof/>
                 <w:webHidden/>
               </w:rPr>
-              <w:t>19</w:t>
+              <w:t>27</w:t>
             </w:r>
             <w:r>
               <w:rPr>
@@ -5516,7 +6024,7 @@
               <w14:ligatures w14:val="standardContextual"/>
             </w:rPr>
           </w:pPr>
-          <w:hyperlink w:anchor="_Toc223286987" w:history="1">
+          <w:hyperlink w:anchor="_Toc225672598" w:history="1">
             <w:r>
               <w:rPr>
                 <w:rStyle w:val="Hyperlink"/>
@@ -5540,7 +6048,7 @@
                 <w:rStyle w:val="Hyperlink"/>
                 <w:noProof/>
               </w:rPr>
-              <w:t>Infraestrutura da aplicação</w:t>
+              <w:t>3.8 INFRAESTRUTURA DA APLICAÇÃO</w:t>
             </w:r>
             <w:r>
               <w:rPr>
@@ -5561,7 +6069,7 @@
                 <w:noProof/>
                 <w:webHidden/>
               </w:rPr>
-              <w:instrText xml:space="preserve"> PAGEREF _Toc223286987 \h </w:instrText>
+              <w:instrText xml:space="preserve"> PAGEREF _Toc225672598 \h </w:instrText>
             </w:r>
             <w:r>
               <w:rPr>
@@ -5581,7 +6089,7 @@
                 <w:noProof/>
                 <w:webHidden/>
               </w:rPr>
-              <w:t>20</w:t>
+              <w:t>28</w:t>
             </w:r>
             <w:r>
               <w:rPr>
@@ -5608,7 +6116,7 @@
               <w14:ligatures w14:val="standardContextual"/>
             </w:rPr>
           </w:pPr>
-          <w:hyperlink w:anchor="_Toc223286988" w:history="1">
+          <w:hyperlink w:anchor="_Toc225672599" w:history="1">
             <w:r>
               <w:rPr>
                 <w:rStyle w:val="Hyperlink"/>
@@ -5632,7 +6140,7 @@
                 <w:rStyle w:val="Hyperlink"/>
                 <w:noProof/>
               </w:rPr>
-              <w:t>Acessibilidade</w:t>
+              <w:t>3.9 ACESSIBILIDADE</w:t>
             </w:r>
             <w:r>
               <w:rPr>
@@ -5653,7 +6161,7 @@
                 <w:noProof/>
                 <w:webHidden/>
               </w:rPr>
-              <w:instrText xml:space="preserve"> PAGEREF _Toc223286988 \h </w:instrText>
+              <w:instrText xml:space="preserve"> PAGEREF _Toc225672599 \h </w:instrText>
             </w:r>
             <w:r>
               <w:rPr>
@@ -5673,7 +6181,7 @@
                 <w:noProof/>
                 <w:webHidden/>
               </w:rPr>
-              <w:t>20</w:t>
+              <w:t>28</w:t>
             </w:r>
             <w:r>
               <w:rPr>
@@ -5694,7 +6202,7 @@
               <w14:ligatures w14:val="standardContextual"/>
             </w:rPr>
           </w:pPr>
-          <w:hyperlink w:anchor="_Toc223286989" w:history="1">
+          <w:hyperlink w:anchor="_Toc225672600" w:history="1">
             <w:r>
               <w:rPr>
                 <w:rStyle w:val="Hyperlink"/>
@@ -5715,7 +6223,7 @@
               <w:rPr>
                 <w:rStyle w:val="Hyperlink"/>
               </w:rPr>
-              <w:t>EXEMPLO DA APLICAÇÃO</w:t>
+              <w:t>4 EXEMPLO DA APLICAÇÃO</w:t>
             </w:r>
             <w:r>
               <w:rPr>
@@ -5733,7 +6241,7 @@
               <w:rPr>
                 <w:webHidden/>
               </w:rPr>
-              <w:instrText xml:space="preserve"> PAGEREF _Toc223286989 \h </w:instrText>
+              <w:instrText xml:space="preserve"> PAGEREF _Toc225672600 \h </w:instrText>
             </w:r>
             <w:r>
               <w:rPr>
@@ -5750,7 +6258,7 @@
               <w:rPr>
                 <w:webHidden/>
               </w:rPr>
-              <w:t>21</w:t>
+              <w:t>29</w:t>
             </w:r>
             <w:r>
               <w:rPr>
@@ -5770,7 +6278,7 @@
               <w14:ligatures w14:val="standardContextual"/>
             </w:rPr>
           </w:pPr>
-          <w:hyperlink w:anchor="_Toc223286990" w:history="1">
+          <w:hyperlink w:anchor="_Toc225672601" w:history="1">
             <w:r>
               <w:rPr>
                 <w:rStyle w:val="Hyperlink"/>
@@ -5791,7 +6299,7 @@
               <w:rPr>
                 <w:rStyle w:val="Hyperlink"/>
               </w:rPr>
-              <w:t>CONSIDERAÇÕES FINAIS E SUGESTÕES DE TRABALHOS FUTUROS</w:t>
+              <w:t>5 CONSIDERAÇÕES FINAIS E SUGESTÕES DE TRABALHOS FUTUROS</w:t>
             </w:r>
             <w:r>
               <w:rPr>
@@ -5809,7 +6317,7 @@
               <w:rPr>
                 <w:webHidden/>
               </w:rPr>
-              <w:instrText xml:space="preserve"> PAGEREF _Toc223286990 \h </w:instrText>
+              <w:instrText xml:space="preserve"> PAGEREF _Toc225672601 \h </w:instrText>
             </w:r>
             <w:r>
               <w:rPr>
@@ -5826,7 +6334,7 @@
               <w:rPr>
                 <w:webHidden/>
               </w:rPr>
-              <w:t>22</w:t>
+              <w:t>30</w:t>
             </w:r>
             <w:r>
               <w:rPr>
@@ -5846,10 +6354,11 @@
               <w14:ligatures w14:val="standardContextual"/>
             </w:rPr>
           </w:pPr>
-          <w:hyperlink w:anchor="_Toc223286991" w:history="1">
+          <w:hyperlink w:anchor="_Toc225672602" w:history="1">
             <w:r>
               <w:rPr>
                 <w:rStyle w:val="Hyperlink"/>
+                <w:highlight w:val="red"/>
               </w:rPr>
               <w:t>REFERÊNCIAS</w:t>
             </w:r>
@@ -5869,7 +6378,7 @@
               <w:rPr>
                 <w:webHidden/>
               </w:rPr>
-              <w:instrText xml:space="preserve"> PAGEREF _Toc223286991 \h </w:instrText>
+              <w:instrText xml:space="preserve"> PAGEREF _Toc225672602 \h </w:instrText>
             </w:r>
             <w:r>
               <w:rPr>
@@ -5886,7 +6395,7 @@
               <w:rPr>
                 <w:webHidden/>
               </w:rPr>
-              <w:t>23</w:t>
+              <w:t>31</w:t>
             </w:r>
             <w:r>
               <w:rPr>
@@ -5906,7 +6415,7 @@
               <w14:ligatures w14:val="standardContextual"/>
             </w:rPr>
           </w:pPr>
-          <w:hyperlink w:anchor="_Toc223286992" w:history="1">
+          <w:hyperlink w:anchor="_Toc225672603" w:history="1">
             <w:r>
               <w:rPr>
                 <w:rStyle w:val="Hyperlink"/>
@@ -5936,7 +6445,7 @@
               <w:rPr>
                 <w:webHidden/>
               </w:rPr>
-              <w:instrText xml:space="preserve"> PAGEREF _Toc223286992 \h </w:instrText>
+              <w:instrText xml:space="preserve"> PAGEREF _Toc225672603 \h </w:instrText>
             </w:r>
             <w:r>
               <w:rPr>
@@ -5953,7 +6462,7 @@
               <w:rPr>
                 <w:webHidden/>
               </w:rPr>
-              <w:t>24</w:t>
+              <w:t>34</w:t>
             </w:r>
             <w:r>
               <w:rPr>
@@ -5973,7 +6482,7 @@
               <w14:ligatures w14:val="standardContextual"/>
             </w:rPr>
           </w:pPr>
-          <w:hyperlink w:anchor="_Toc223286993" w:history="1">
+          <w:hyperlink w:anchor="_Toc225672604" w:history="1">
             <w:r>
               <w:rPr>
                 <w:rStyle w:val="Hyperlink"/>
@@ -6003,7 +6512,7 @@
               <w:rPr>
                 <w:webHidden/>
               </w:rPr>
-              <w:instrText xml:space="preserve"> PAGEREF _Toc223286993 \h </w:instrText>
+              <w:instrText xml:space="preserve"> PAGEREF _Toc225672604 \h </w:instrText>
             </w:r>
             <w:r>
               <w:rPr>
@@ -6020,7 +6529,74 @@
               <w:rPr>
                 <w:webHidden/>
               </w:rPr>
-              <w:t>25</w:t>
+              <w:t>35</w:t>
+            </w:r>
+            <w:r>
+              <w:rPr>
+                <w:webHidden/>
+              </w:rPr>
+              <w:fldChar w:fldCharType="end"/>
+            </w:r>
+          </w:hyperlink>
+        </w:p>
+        <w:p>
+          <w:pPr>
+            <w:pStyle w:val="Sumrio1"/>
+            <w:rPr>
+              <w:rFonts w:asciiTheme="minorHAnsi" w:eastAsiaTheme="minorEastAsia" w:hAnsiTheme="minorHAnsi" w:cstheme="minorBidi"/>
+              <w:kern w:val="2"/>
+              <w:lang w:eastAsia="pt-BR"/>
+              <w14:ligatures w14:val="standardContextual"/>
+            </w:rPr>
+          </w:pPr>
+          <w:hyperlink w:anchor="_Toc225672605" w:history="1">
+            <w:r>
+              <w:rPr>
+                <w:rStyle w:val="Hyperlink"/>
+              </w:rPr>
+              <w:t xml:space="preserve">GLOSSÁRIO  </w:t>
+            </w:r>
+            <w:r>
+              <w:rPr>
+                <w:rStyle w:val="Hyperlink"/>
+                <w:highlight w:val="yellow"/>
+              </w:rPr>
+              <w:t>&lt;&lt; Opcional &gt;&gt;</w:t>
+            </w:r>
+            <w:r>
+              <w:rPr>
+                <w:webHidden/>
+              </w:rPr>
+              <w:tab/>
+            </w:r>
+            <w:r>
+              <w:rPr>
+                <w:webHidden/>
+              </w:rPr>
+              <w:fldChar w:fldCharType="begin"/>
+            </w:r>
+            <w:r>
+              <w:rPr>
+                <w:webHidden/>
+              </w:rPr>
+              <w:instrText xml:space="preserve"> PAGEREF _Toc225672605 \h </w:instrText>
+            </w:r>
+            <w:r>
+              <w:rPr>
+                <w:webHidden/>
+              </w:rPr>
+            </w:r>
+            <w:r>
+              <w:rPr>
+                <w:webHidden/>
+              </w:rPr>
+              <w:fldChar w:fldCharType="separate"/>
+            </w:r>
+            <w:r>
+              <w:rPr>
+                <w:webHidden/>
+              </w:rPr>
+              <w:t>36</w:t>
             </w:r>
             <w:r>
               <w:rPr>
@@ -6033,10 +6609,10 @@
         <w:p>
           <w:pPr>
             <w:sectPr>
-              <w:headerReference w:type="default" r:id="rId8"/>
-              <w:footerReference w:type="default" r:id="rId9"/>
-              <w:headerReference w:type="first" r:id="rId10"/>
-              <w:footerReference w:type="first" r:id="rId11"/>
+              <w:headerReference w:type="default" r:id="rId10"/>
+              <w:footerReference w:type="default" r:id="rId11"/>
+              <w:headerReference w:type="first" r:id="rId12"/>
+              <w:footerReference w:type="first" r:id="rId13"/>
               <w:type w:val="continuous"/>
               <w:pgSz w:w="11906" w:h="16838" w:code="9"/>
               <w:pgMar w:top="1701" w:right="1134" w:bottom="1134" w:left="1701" w:header="709" w:footer="709" w:gutter="0"/>
@@ -6060,343 +6636,284 @@
     <w:p>
       <w:pPr>
         <w:pStyle w:val="Ttulo1"/>
+        <w:ind w:left="431" w:hanging="431"/>
         <w:pageBreakBefore/>
-        <w:ind w:left="431" w:hanging="431"/>
-      </w:pPr>
-      <w:bookmarkStart w:id="15" w:name="_Toc282461970"/>
-      <w:bookmarkStart w:id="16" w:name="_Toc160207344"/>
-      <w:bookmarkStart w:id="17" w:name="_Toc164351162"/>
-      <w:bookmarkStart w:id="18" w:name="_Toc164355006"/>
-      <w:bookmarkStart w:id="19" w:name="_Toc223286963"/>
+      </w:pPr>
+      <w:bookmarkStart w:id="12" w:name="_Toc282461970"/>
+      <w:bookmarkStart w:id="13" w:name="_Toc160207344"/>
+      <w:bookmarkStart w:id="14" w:name="_Toc164351162"/>
+      <w:bookmarkStart w:id="15" w:name="_Toc164355006"/>
+      <w:bookmarkStart w:id="16" w:name="_Toc225672569"/>
+      <w:bookmarkEnd w:id="12"/>
+      <w:bookmarkEnd w:id="13"/>
+      <w:bookmarkEnd w:id="14"/>
       <w:bookmarkEnd w:id="15"/>
+      <w:r>
+        <w:lastRenderedPageBreak/>
+        <w:t>1 INTRODUÇÃO</w:t>
+      </w:r>
       <w:bookmarkEnd w:id="16"/>
+    </w:p>
+    <w:p>
+      <w:pPr>
+        <w:spacing w:after="0" w:line="360" w:lineRule="auto"/>
+        <w:ind w:firstLine="709"/>
+        <w:jc w:val="both"/>
+      </w:pPr>
+      <w:r>
+        <w:rPr>
+          <w:rFonts w:ascii="Arial" w:hAnsi="Arial"/>
+          <w:sz w:val="24"/>
+        </w:rPr>
+        <w:t>A gestão eficiente de espaços físicos representa um desafio recorrente para organizações de diversos portes e segmentos, especialmente aquelas que realizam frequentemente eventos, conferências, treinamentos e reuniões. Em um cenário de crescente demanda por organização e otimização de processos, a digitalização de fluxos administrativos tem se mostrado essencial para garantir agilidade, transparência e confiabilidade nas operações institucionais (LAUDON; LAUDON, 2021).</w:t>
+      </w:r>
+    </w:p>
+    <w:p>
+      <w:pPr>
+        <w:spacing w:after="0" w:line="360" w:lineRule="auto"/>
+        <w:ind w:firstLine="709"/>
+        <w:jc w:val="both"/>
+      </w:pPr>
+      <w:r>
+        <w:rPr>
+          <w:rFonts w:ascii="Arial" w:hAnsi="Arial"/>
+          <w:sz w:val="24"/>
+        </w:rPr>
+        <w:t>Em muitas organizações, o processo de agendamento e reserva de espaços ainda é conduzido de forma manual, por meio de registros em papel, planilhas eletrônicas e comunicações informais. Esse método apresenta diversas limitações: é propenso a erros humanos, como duplicidade de reservas e perda de informações; dificulta o controle centralizado e a consulta rápida de disponibilidade; impede a geração de relatórios gerenciais para a tomada de decisão; e não oferece integração com outros processos da organização (SLACK; BRANDON-JONES; JOHNSTON, 2022).</w:t>
+      </w:r>
+    </w:p>
+    <w:p>
+      <w:pPr>
+        <w:spacing w:after="0" w:line="360" w:lineRule="auto"/>
+        <w:ind w:firstLine="709"/>
+        <w:jc w:val="both"/>
+        <w:rPr>
+          <w:rFonts w:ascii="Arial" w:eastAsia="Arial" w:hAnsi="Arial"/>
+          <w:sz w:val="24"/>
+        </w:rPr>
+      </w:pPr>
+      <w:r>
+        <w:rPr>
+          <w:rFonts w:ascii="Arial" w:hAnsi="Arial"/>
+          <w:sz w:val="24"/>
+        </w:rPr>
+        <w:t xml:space="preserve">Diante desse cenário, este projeto propõe o desenvolvimento de um Sistema de Gerenciamento de Espaços de Eventos para organizações. A solução consiste em uma aplicação </w:t>
+      </w:r>
+      <w:r>
+        <w:rPr>
+          <w:rFonts w:ascii="Arial" w:hAnsi="Arial"/>
+          <w:i/>
+          <w:sz w:val="24"/>
+        </w:rPr>
+        <w:t>web</w:t>
+      </w:r>
+      <w:r>
+        <w:rPr>
+          <w:rFonts w:ascii="Arial" w:hAnsi="Arial"/>
+          <w:sz w:val="24"/>
+        </w:rPr>
+        <w:t xml:space="preserve"> que digitaliza e automatiza todo o fluxo de reserva e agendamento de espaços, oferecendo funcionalidades como calendário interativo, controle de conflitos de horários, gestão de permissões por perfil de usuário e geração de relatórios analíticos. O sistema foi desenvolvido utilizando tecnologias modernas, com destaque para o </w:t>
+      </w:r>
+      <w:r>
+        <w:rPr>
+          <w:rFonts w:ascii="Arial" w:hAnsi="Arial"/>
+          <w:i/>
+          <w:sz w:val="24"/>
+        </w:rPr>
+        <w:t>framework</w:t>
+      </w:r>
+      <w:r>
+        <w:rPr>
+          <w:rFonts w:ascii="Arial" w:hAnsi="Arial"/>
+          <w:sz w:val="24"/>
+        </w:rPr>
+        <w:t xml:space="preserve"> </w:t>
+      </w:r>
+      <w:r>
+        <w:rPr>
+          <w:rFonts w:ascii="Arial" w:hAnsi="Arial"/>
+          <w:i/>
+          <w:sz w:val="24"/>
+        </w:rPr>
+        <w:t>Next.js</w:t>
+      </w:r>
+      <w:r>
+        <w:rPr>
+          <w:rFonts w:ascii="Arial" w:hAnsi="Arial"/>
+          <w:sz w:val="24"/>
+        </w:rPr>
+        <w:t xml:space="preserve"> com </w:t>
+      </w:r>
+      <w:r>
+        <w:rPr>
+          <w:rFonts w:ascii="Arial" w:hAnsi="Arial"/>
+          <w:i/>
+          <w:sz w:val="24"/>
+        </w:rPr>
+        <w:t>React</w:t>
+      </w:r>
+      <w:r>
+        <w:rPr>
+          <w:rFonts w:ascii="Arial" w:hAnsi="Arial"/>
+          <w:sz w:val="24"/>
+        </w:rPr>
+        <w:t xml:space="preserve"> e </w:t>
+      </w:r>
+      <w:r>
+        <w:rPr>
+          <w:rFonts w:ascii="Arial" w:hAnsi="Arial"/>
+          <w:i/>
+          <w:sz w:val="24"/>
+        </w:rPr>
+        <w:t>TypeScript</w:t>
+      </w:r>
+      <w:r>
+        <w:rPr>
+          <w:rFonts w:ascii="Arial" w:hAnsi="Arial"/>
+          <w:sz w:val="24"/>
+        </w:rPr>
+        <w:t xml:space="preserve"> no </w:t>
+      </w:r>
+      <w:r>
+        <w:rPr>
+          <w:rFonts w:ascii="Arial" w:hAnsi="Arial"/>
+          <w:i/>
+          <w:sz w:val="24"/>
+        </w:rPr>
+        <w:t>frontend</w:t>
+      </w:r>
+      <w:r>
+        <w:rPr>
+          <w:rFonts w:ascii="Arial" w:hAnsi="Arial"/>
+          <w:sz w:val="24"/>
+        </w:rPr>
+        <w:t xml:space="preserve">, </w:t>
+      </w:r>
+      <w:r>
+        <w:rPr>
+          <w:rFonts w:ascii="Arial" w:hAnsi="Arial"/>
+          <w:i/>
+          <w:sz w:val="24"/>
+        </w:rPr>
+        <w:t>Tailwind CSS</w:t>
+      </w:r>
+      <w:r>
+        <w:rPr>
+          <w:rFonts w:ascii="Arial" w:hAnsi="Arial"/>
+          <w:sz w:val="24"/>
+        </w:rPr>
+        <w:t xml:space="preserve"> para a estilização da interface, </w:t>
+      </w:r>
+      <w:r>
+        <w:rPr>
+          <w:rFonts w:ascii="Arial" w:hAnsi="Arial"/>
+          <w:i/>
+          <w:sz w:val="24"/>
+        </w:rPr>
+        <w:t>Prisma</w:t>
+      </w:r>
+      <w:r>
+        <w:rPr>
+          <w:rFonts w:ascii="Arial" w:hAnsi="Arial"/>
+          <w:sz w:val="24"/>
+        </w:rPr>
+        <w:t xml:space="preserve"> como ORM e </w:t>
+      </w:r>
+      <w:r>
+        <w:rPr>
+          <w:rFonts w:ascii="Arial" w:hAnsi="Arial"/>
+          <w:i/>
+          <w:sz w:val="24"/>
+        </w:rPr>
+        <w:t>PostgreSQL</w:t>
+      </w:r>
+      <w:r>
+        <w:rPr>
+          <w:rFonts w:ascii="Arial" w:hAnsi="Arial"/>
+          <w:sz w:val="24"/>
+        </w:rPr>
+        <w:t xml:space="preserve"> como sistema gerenciador de banco de dados.</w:t>
+      </w:r>
+    </w:p>
+    <w:p>
+      <w:pPr>
+        <w:spacing w:line="360" w:lineRule="auto"/>
+        <w:ind w:firstLine="708"/>
+        <w:jc w:val="both"/>
+      </w:pPr>
+      <w:r>
+        <w:rPr>
+          <w:rFonts w:ascii="Arial" w:hAnsi="Arial"/>
+          <w:sz w:val="24"/>
+          <w:szCs w:val="24"/>
+        </w:rPr>
+        <w:t>Este trabalho alinha-se aos Objetivos de Desenvolvimento Sustentável (ODS) da Organização das Nações Unidas, contribuindo especificamente para o ODS 9 — Indústria, Inovação e Infraestrutura, ao promover a inovação tecnológica em processos organizacionais; o ODS 4 — Educação de Qualidade, ao otimizar a infraestrutura de espaços para atividades formativas; e o ODS 12 — Consumo e Produção Responsáveis, ao eliminar processos baseados em papel e otimizar o uso de recursos físicos (ORGANIZAÇÃO DAS NAÇÕES UNIDAS, 2015).</w:t>
+      </w:r>
+    </w:p>
+    <w:p>
+      <w:pPr>
+        <w:pStyle w:val="Ttulo2"/>
+      </w:pPr>
+      <w:bookmarkStart w:id="17" w:name="_Toc225672570"/>
+      <w:r>
+        <w:lastRenderedPageBreak/>
+        <w:t>1.1 OBJETIVOS</w:t>
+      </w:r>
       <w:bookmarkEnd w:id="17"/>
+    </w:p>
+    <w:p>
+      <w:pPr>
+        <w:spacing w:line="360" w:lineRule="auto"/>
+        <w:ind w:firstLine="708"/>
+        <w:jc w:val="both"/>
+      </w:pPr>
+      <w:r>
+        <w:rPr>
+          <w:rFonts w:ascii="Arial" w:hAnsi="Arial"/>
+          <w:sz w:val="24"/>
+          <w:szCs w:val="24"/>
+        </w:rPr>
+        <w:t>Esta seção apresenta o objetivo geral e os objetivos específicos que nortearam o desenvolvimento deste trabalho.</w:t>
+      </w:r>
+    </w:p>
+    <w:p/>
+    <w:p>
+      <w:pPr>
+        <w:pStyle w:val="Ttulo3"/>
+      </w:pPr>
+      <w:bookmarkStart w:id="18" w:name="_Toc225672571"/>
+      <w:r>
+        <w:t>1.1.1 Objetivo geral</w:t>
+      </w:r>
       <w:bookmarkEnd w:id="18"/>
+    </w:p>
+    <w:p>
+      <w:pPr>
+        <w:spacing w:after="0" w:line="360" w:lineRule="auto"/>
+        <w:ind w:firstLine="709"/>
+        <w:jc w:val="both"/>
+        <w:rPr>
+          <w:rFonts w:ascii="Arial" w:eastAsia="Arial" w:hAnsi="Arial"/>
+          <w:sz w:val="24"/>
+        </w:rPr>
+      </w:pPr>
+      <w:r>
+        <w:rPr>
+          <w:rFonts w:ascii="Arial" w:hAnsi="Arial"/>
+          <w:sz w:val="24"/>
+        </w:rPr>
+        <w:t>Otimizar o processo de gestão e reserva de espaços destinados a eventos em organizações, substituindo fluxos manuais atualmente vigentes por uma solução digital centralizada que reduza erros operacionais, elimine conflitos de agendamento e forneça subsídios analíticos para a tomada de decisão institucional.</w:t>
+      </w:r>
+    </w:p>
+    <w:p>
+      <w:pPr>
+        <w:pStyle w:val="Ttulo3"/>
+      </w:pPr>
+      <w:bookmarkStart w:id="19" w:name="_Toc225672572"/>
+      <w:r>
+        <w:t>1.1.2 Objetivos específicos</w:t>
+      </w:r>
       <w:bookmarkEnd w:id="19"/>
-      <w:r>
-        <w:rPr>
-          <w:rFonts w:ascii="Arial" w:hAnsi="Arial" w:cs="Arial"/>
-          <w:b/>
-          <w:i w:val="0"/>
-          <w:sz w:val="24"/>
-        </w:rPr>
-        <w:t>1 INTRODUÇÃO</w:t>
-      </w:r>
-    </w:p>
-    <w:p>
-      <w:pPr>
-        <w:spacing w:after="0" w:line="360" w:lineRule="auto"/>
-        <w:ind w:firstLine="709"/>
-        <w:jc w:val="both"/>
-      </w:pPr>
-      <w:r>
-        <w:rPr>
-          <w:rFonts w:ascii="Arial" w:hAnsi="Arial" w:cs="Arial"/>
-          <w:b w:val="0"/>
-          <w:i w:val="0"/>
-          <w:sz w:val="24"/>
-        </w:rPr>
-        <w:t>A gestão eficiente de espaços físicos representa um desafio recorrente para organizações de diversos portes e segmentos, especialmente aquelas que realizam frequentemente eventos, conferências, treinamentos e reuniões. Em um cenário de crescente demanda por organização e otimização de processos, a digitalização de fluxos administrativos tem se mostrado essencial para garantir agilidade, transparência e confiabilidade nas operações institucionais (LAUDON; LAUDON, 2021).</w:t>
-      </w:r>
-    </w:p>
-    <w:p>
-      <w:pPr>
-        <w:spacing w:after="0" w:line="360" w:lineRule="auto"/>
-        <w:ind w:firstLine="709"/>
-        <w:jc w:val="both"/>
-      </w:pPr>
-      <w:r>
-        <w:rPr>
-          <w:rFonts w:ascii="Arial" w:hAnsi="Arial" w:cs="Arial"/>
-          <w:b w:val="0"/>
-          <w:i w:val="0"/>
-          <w:sz w:val="24"/>
-        </w:rPr>
-        <w:t>Em muitas organizações, o processo de agendamento e reserva de espaços ainda é conduzido de forma manual, por meio de registros em papel, planilhas eletrônicas e comunicações informais. Esse método apresenta diversas limitações: é propenso a erros humanos, como duplicidade de reservas e perda de informações; dificulta o controle centralizado e a consulta rápida de disponibilidade; impede a geração de relatórios gerenciais para a tomada de decisão; e não oferece integração com outros processos da organização (SLACK; BRANDON-JONES; JOHNSTON, 2022).</w:t>
-      </w:r>
-    </w:p>
-    <w:p>
-      <w:pPr>
-        <w:spacing w:after="0" w:line="360" w:lineRule="auto"/>
-        <w:ind w:firstLine="709"/>
-        <w:jc w:val="both"/>
-        <w:rPr>
-          <w:rFonts w:ascii="Arial" w:eastAsia="Arial" w:hAnsi="Arial"/>
-          <w:sz w:val="24"/>
-        </w:rPr>
-      </w:pPr>
-      <w:r>
-        <w:rPr>
-          <w:rFonts w:ascii="Arial" w:hAnsi="Arial" w:cs="Arial"/>
-          <w:b w:val="0"/>
-          <w:i w:val="0"/>
-          <w:sz w:val="24"/>
-        </w:rPr>
-        <w:t xml:space="preserve">Diante desse cenário, este projeto propõe o desenvolvimento de um Sistema de Gerenciamento de Espaços de Eventos para organizações. A solução consiste em uma aplicação </w:t>
-      </w:r>
-      <w:r>
-        <w:rPr>
-          <w:rFonts w:ascii="Arial" w:hAnsi="Arial" w:cs="Arial"/>
-          <w:b w:val="0"/>
-          <w:i/>
-          <w:sz w:val="24"/>
-        </w:rPr>
-        <w:t>web</w:t>
-      </w:r>
-      <w:r>
-        <w:rPr>
-          <w:rFonts w:ascii="Arial" w:hAnsi="Arial" w:cs="Arial"/>
-          <w:b w:val="0"/>
-          <w:i w:val="0"/>
-          <w:sz w:val="24"/>
-        </w:rPr>
-        <w:t xml:space="preserve"> que digitaliza e automatiza todo o fluxo de reserva e agendamento de espaços, oferecendo funcionalidades como calendário interativo, controle de conflitos de horários, gestão de permissões por perfil de usuário e geração de relatórios analíticos. O sistema foi desenvolvido utilizando tecnologias modernas, com destaque para o </w:t>
-      </w:r>
-      <w:r>
-        <w:rPr>
-          <w:rFonts w:ascii="Arial" w:hAnsi="Arial" w:cs="Arial"/>
-          <w:b w:val="0"/>
-          <w:i/>
-          <w:sz w:val="24"/>
-        </w:rPr>
-        <w:t>framework</w:t>
-      </w:r>
-      <w:r>
-        <w:rPr>
-          <w:rFonts w:ascii="Arial" w:hAnsi="Arial" w:cs="Arial"/>
-          <w:b w:val="0"/>
-          <w:i w:val="0"/>
-          <w:sz w:val="24"/>
-        </w:rPr>
-        <w:t xml:space="preserve"> </w:t>
-      </w:r>
-      <w:r>
-        <w:rPr>
-          <w:rFonts w:ascii="Arial" w:hAnsi="Arial" w:cs="Arial"/>
-          <w:b w:val="0"/>
-          <w:i/>
-          <w:sz w:val="24"/>
-        </w:rPr>
-        <w:t>Next.js</w:t>
-      </w:r>
-      <w:r>
-        <w:rPr>
-          <w:rFonts w:ascii="Arial" w:hAnsi="Arial" w:cs="Arial"/>
-          <w:b w:val="0"/>
-          <w:i w:val="0"/>
-          <w:sz w:val="24"/>
-        </w:rPr>
-        <w:t xml:space="preserve"> com </w:t>
-      </w:r>
-      <w:r>
-        <w:rPr>
-          <w:rFonts w:ascii="Arial" w:hAnsi="Arial" w:cs="Arial"/>
-          <w:b w:val="0"/>
-          <w:i/>
-          <w:sz w:val="24"/>
-        </w:rPr>
-        <w:t>React</w:t>
-      </w:r>
-      <w:r>
-        <w:rPr>
-          <w:rFonts w:ascii="Arial" w:hAnsi="Arial" w:cs="Arial"/>
-          <w:b w:val="0"/>
-          <w:i w:val="0"/>
-          <w:sz w:val="24"/>
-        </w:rPr>
-        <w:t xml:space="preserve"> e </w:t>
-      </w:r>
-      <w:r>
-        <w:rPr>
-          <w:rFonts w:ascii="Arial" w:hAnsi="Arial" w:cs="Arial"/>
-          <w:b w:val="0"/>
-          <w:i/>
-          <w:sz w:val="24"/>
-        </w:rPr>
-        <w:t>TypeScript</w:t>
-      </w:r>
-      <w:r>
-        <w:rPr>
-          <w:rFonts w:ascii="Arial" w:hAnsi="Arial" w:cs="Arial"/>
-          <w:b w:val="0"/>
-          <w:i w:val="0"/>
-          <w:sz w:val="24"/>
-        </w:rPr>
-        <w:t xml:space="preserve"> no </w:t>
-      </w:r>
-      <w:r>
-        <w:rPr>
-          <w:rFonts w:ascii="Arial" w:hAnsi="Arial" w:cs="Arial"/>
-          <w:b w:val="0"/>
-          <w:i/>
-          <w:sz w:val="24"/>
-        </w:rPr>
-        <w:t>frontend</w:t>
-      </w:r>
-      <w:r>
-        <w:rPr>
-          <w:rFonts w:ascii="Arial" w:hAnsi="Arial" w:cs="Arial"/>
-          <w:b w:val="0"/>
-          <w:i w:val="0"/>
-          <w:sz w:val="24"/>
-        </w:rPr>
-        <w:t xml:space="preserve">, </w:t>
-      </w:r>
-      <w:r>
-        <w:rPr>
-          <w:rFonts w:ascii="Arial" w:hAnsi="Arial" w:cs="Arial"/>
-          <w:b w:val="0"/>
-          <w:i/>
-          <w:sz w:val="24"/>
-        </w:rPr>
-        <w:t>Tailwind CSS</w:t>
-      </w:r>
-      <w:r>
-        <w:rPr>
-          <w:rFonts w:ascii="Arial" w:hAnsi="Arial" w:cs="Arial"/>
-          <w:b w:val="0"/>
-          <w:i w:val="0"/>
-          <w:sz w:val="24"/>
-        </w:rPr>
-        <w:t xml:space="preserve"> para a estilização da interface, </w:t>
-      </w:r>
-      <w:r>
-        <w:rPr>
-          <w:rFonts w:ascii="Arial" w:hAnsi="Arial" w:cs="Arial"/>
-          <w:b w:val="0"/>
-          <w:i/>
-          <w:sz w:val="24"/>
-        </w:rPr>
-        <w:t>Prisma</w:t>
-      </w:r>
-      <w:r>
-        <w:rPr>
-          <w:rFonts w:ascii="Arial" w:hAnsi="Arial" w:cs="Arial"/>
-          <w:b w:val="0"/>
-          <w:i w:val="0"/>
-          <w:sz w:val="24"/>
-        </w:rPr>
-        <w:t xml:space="preserve"> como ORM e </w:t>
-      </w:r>
-      <w:r>
-        <w:rPr>
-          <w:rFonts w:ascii="Arial" w:hAnsi="Arial" w:cs="Arial"/>
-          <w:b w:val="0"/>
-          <w:i/>
-          <w:sz w:val="24"/>
-        </w:rPr>
-        <w:t>PostgreSQL</w:t>
-      </w:r>
-      <w:r>
-        <w:rPr>
-          <w:rFonts w:ascii="Arial" w:hAnsi="Arial" w:cs="Arial"/>
-          <w:b w:val="0"/>
-          <w:i w:val="0"/>
-          <w:sz w:val="24"/>
-        </w:rPr>
-        <w:t xml:space="preserve"> como sistema gerenciador de banco de dados.</w:t>
-      </w:r>
-    </w:p>
-    <w:p>
-      <w:pPr>
-        <w:pStyle w:val="Normal"/>
-        <w:ind w:firstLine="708"/>
-        <w:spacing w:line="360" w:lineRule="auto"/>
-        <w:jc w:val="both"/>
-      </w:pPr>
-      <w:r>
-        <w:rPr>
-          <w:rFonts w:ascii="Arial" w:hAnsi="Arial" w:cs="Arial"/>
-          <w:sz w:val="24"/>
-          <w:szCs w:val="24"/>
-        </w:rPr>
-        <w:t xml:space="preserve">Este trabalho alinha-se aos Objetivos de Desenvolvimento Sustentável (ODS) da Organização das Nações Unidas, contribuindo especificamente para o ODS 9 — Indústria, Inovação e Infraestrutura, ao promover a inovação tecnológica em processos organizacionais; o ODS 4 — Educação de Qualidade, ao otimizar a infraestrutura de espaços para atividades formativas; e o ODS 12 — Consumo e Produção Responsáveis, ao eliminar processos baseados em papel e otimizar o uso de recursos físicos (ORGANIZAÇÃO DAS NAÇÕES UNIDAS, 2015).</w:t>
-      </w:r>
-    </w:p>
-    <w:p>
-      <w:pPr>
-        <w:pStyle w:val="Ttulo2"/>
-      </w:pPr>
-      <w:bookmarkStart w:id="20" w:name="_Toc223286964"/>
-      <w:bookmarkEnd w:id="20"/>
-      <w:r>
-        <w:rPr>
-          <w:rFonts w:ascii="Arial" w:hAnsi="Arial" w:cs="Arial"/>
-          <w:b/>
-          <w:i w:val="0"/>
-          <w:sz w:val="24"/>
-        </w:rPr>
-        <w:t>1.1 OBJETIVOS</w:t>
-      </w:r>
-    </w:p>
-    <w:p>
-      <w:pPr>
-        <w:pStyle w:val="Normal"/>
-        <w:ind w:firstLine="708"/>
-        <w:spacing w:line="360" w:lineRule="auto"/>
-        <w:jc w:val="both"/>
-      </w:pPr>
-      <w:r>
-        <w:rPr>
-          <w:rFonts w:ascii="Arial" w:hAnsi="Arial" w:cs="Arial"/>
-          <w:sz w:val="24"/>
-          <w:szCs w:val="24"/>
-        </w:rPr>
-        <w:t xml:space="preserve">Esta seção apresenta o objetivo geral e os objetivos específicos que nortearam o desenvolvimento deste trabalho.</w:t>
-      </w:r>
-    </w:p>
-    <w:p/>
-    <w:p>
-      <w:pPr>
-        <w:pStyle w:val="Ttulo3"/>
-      </w:pPr>
-      <w:bookmarkStart w:id="21" w:name="_Toc223286965"/>
-      <w:bookmarkEnd w:id="21"/>
-      <w:r>
-        <w:rPr>
-          <w:rFonts w:ascii="Arial" w:hAnsi="Arial" w:cs="Arial"/>
-          <w:b/>
-          <w:i w:val="0"/>
-          <w:sz w:val="24"/>
-        </w:rPr>
-        <w:t>1.1.1 Objetivo geral</w:t>
-      </w:r>
-    </w:p>
-    <w:p>
-      <w:pPr>
-        <w:spacing w:after="0" w:line="360" w:lineRule="auto"/>
-        <w:ind w:firstLine="709"/>
-        <w:jc w:val="both"/>
-        <w:rPr>
-          <w:rFonts w:ascii="Arial" w:eastAsia="Arial" w:hAnsi="Arial"/>
-          <w:sz w:val="24"/>
-        </w:rPr>
-      </w:pPr>
-      <w:r>
-        <w:rPr>
-          <w:rFonts w:ascii="Arial" w:hAnsi="Arial" w:cs="Arial"/>
-          <w:b w:val="0"/>
-          <w:i w:val="0"/>
-          <w:sz w:val="24"/>
-        </w:rPr>
-        <w:t>Otimizar o processo de gestão e reserva de espaços destinados a eventos em organizações, substituindo fluxos manuais atualmente vigentes por uma solução digital centralizada que reduza erros operacionais, elimine conflitos de agendamento e forneça subsídios analíticos para a tomada de decisão institucional.</w:t>
-      </w:r>
-    </w:p>
-    <w:p>
-      <w:pPr>
-        <w:pStyle w:val="Ttulo3"/>
-      </w:pPr>
-      <w:bookmarkStart w:id="22" w:name="_Toc223286966"/>
-      <w:bookmarkEnd w:id="22"/>
-      <w:r>
-        <w:rPr>
-          <w:rFonts w:ascii="Arial" w:hAnsi="Arial" w:cs="Arial"/>
-          <w:b/>
-          <w:i w:val="0"/>
-          <w:sz w:val="24"/>
-        </w:rPr>
-        <w:t>1.1.2 Objetivos específicos</w:t>
-      </w:r>
     </w:p>
     <w:p>
       <w:pPr>
@@ -6406,12 +6923,6 @@
         <w:jc w:val="both"/>
       </w:pPr>
       <w:r>
-        <w:rPr>
-          <w:rFonts w:ascii="Arial" w:hAnsi="Arial" w:cs="Arial"/>
-          <w:b w:val="0"/>
-          <w:i w:val="0"/>
-          <w:sz w:val="24"/>
-        </w:rPr>
         <w:t>a) realizar o levantamento e a análise dos problemas recorrentes na gestão manual de espaços em organizações, identificando gargalos, falhas operacionais e necessidades dos usuários envolvidos;</w:t>
       </w:r>
     </w:p>
@@ -6423,12 +6934,6 @@
         <w:jc w:val="both"/>
       </w:pPr>
       <w:r>
-        <w:rPr>
-          <w:rFonts w:ascii="Arial" w:hAnsi="Arial" w:cs="Arial"/>
-          <w:b w:val="0"/>
-          <w:i w:val="0"/>
-          <w:sz w:val="24"/>
-        </w:rPr>
         <w:t>b) definir os requisitos funcionais e não funcionais do sistema com base nas necessidades levantadas, elaborando a documentação de especificação por meio de casos de uso e diagramas UML;</w:t>
       </w:r>
     </w:p>
@@ -6440,12 +6945,6 @@
         <w:jc w:val="both"/>
       </w:pPr>
       <w:r>
-        <w:rPr>
-          <w:rFonts w:ascii="Arial" w:hAnsi="Arial" w:cs="Arial"/>
-          <w:b w:val="0"/>
-          <w:i w:val="0"/>
-          <w:sz w:val="24"/>
-        </w:rPr>
         <w:t>c) projetar a arquitetura da solução e modelar o banco de dados relacional, definindo as entidades, os relacionamentos e as regras de negócio que sustentam o fluxo de reservas;</w:t>
       </w:r>
     </w:p>
@@ -6457,30 +6956,15 @@
         <w:jc w:val="both"/>
       </w:pPr>
       <w:r>
-        <w:rPr>
-          <w:rFonts w:ascii="Arial" w:hAnsi="Arial" w:cs="Arial"/>
-          <w:b w:val="0"/>
-          <w:i w:val="0"/>
-          <w:sz w:val="24"/>
-        </w:rPr>
         <w:t xml:space="preserve">d) desenvolver e implementar a aplicação </w:t>
       </w:r>
       <w:r>
         <w:rPr>
-          <w:rFonts w:ascii="Arial" w:hAnsi="Arial" w:cs="Arial"/>
-          <w:b w:val="0"/>
           <w:i/>
-          <w:sz w:val="24"/>
         </w:rPr>
         <w:t>web</w:t>
       </w:r>
       <w:r>
-        <w:rPr>
-          <w:rFonts w:ascii="Arial" w:hAnsi="Arial" w:cs="Arial"/>
-          <w:b w:val="0"/>
-          <w:i w:val="0"/>
-          <w:sz w:val="24"/>
-        </w:rPr>
         <w:t xml:space="preserve"> contemplando os módulos de cadastro de espaços, agendamento com controle de conflitos, gestão de perfis de acesso e geração de relatórios de utilização;</w:t>
       </w:r>
     </w:p>
@@ -6492,12 +6976,6 @@
         <w:jc w:val="both"/>
       </w:pPr>
       <w:r>
-        <w:rPr>
-          <w:rFonts w:ascii="Arial" w:hAnsi="Arial" w:cs="Arial"/>
-          <w:b w:val="0"/>
-          <w:i w:val="0"/>
-          <w:sz w:val="24"/>
-        </w:rPr>
         <w:t>e) executar testes funcionais e de usabilidade com usuários reais, coletando métricas de desempenho e satisfação;</w:t>
       </w:r>
     </w:p>
@@ -6509,12 +6987,6 @@
         <w:jc w:val="both"/>
       </w:pPr>
       <w:r>
-        <w:rPr>
-          <w:rFonts w:ascii="Arial" w:hAnsi="Arial" w:cs="Arial"/>
-          <w:b w:val="0"/>
-          <w:i w:val="0"/>
-          <w:sz w:val="24"/>
-        </w:rPr>
         <w:t>f) avaliar os resultados obtidos com a utilização do sistema, comparando indicadores do processo manual com os do processo digitalizado, a fim de mensurar os ganhos operacionais alcançados.</w:t>
       </w:r>
     </w:p>
@@ -6530,51 +7002,401 @@
       <w:pPr>
         <w:pStyle w:val="Ttulo2"/>
       </w:pPr>
-      <w:bookmarkStart w:id="23" w:name="_Toc223286967"/>
+      <w:bookmarkStart w:id="20" w:name="_Toc225672573"/>
+      <w:r>
+        <w:t>1.2 DELIMITAÇÃO DO ESTUDO</w:t>
+      </w:r>
+      <w:bookmarkEnd w:id="20"/>
+    </w:p>
+    <w:p>
+      <w:pPr>
+        <w:spacing w:after="0" w:line="360" w:lineRule="auto"/>
+        <w:ind w:firstLine="709"/>
+        <w:jc w:val="both"/>
+      </w:pPr>
+      <w:r>
+        <w:rPr>
+          <w:rFonts w:ascii="Arial" w:hAnsi="Arial"/>
+          <w:sz w:val="24"/>
+        </w:rPr>
+        <w:t>O escopo do trabalho compreendeu os seguintes itens:</w:t>
+      </w:r>
+    </w:p>
+    <w:p>
+      <w:pPr>
+        <w:spacing w:after="0" w:line="360" w:lineRule="auto"/>
+        <w:jc w:val="both"/>
+        <w:rPr>
+          <w:rFonts w:ascii="Arial" w:eastAsia="Arial" w:hAnsi="Arial"/>
+          <w:sz w:val="24"/>
+        </w:rPr>
+      </w:pPr>
+      <w:r>
+        <w:rPr>
+          <w:rFonts w:ascii="Arial" w:eastAsia="Arial" w:hAnsi="Arial"/>
+          <w:sz w:val="24"/>
+        </w:rPr>
+        <w:t>O escopo inclui:</w:t>
+      </w:r>
+    </w:p>
+    <w:p>
+      <w:pPr>
+        <w:spacing w:after="0" w:line="360" w:lineRule="auto"/>
+        <w:ind w:left="709"/>
+        <w:jc w:val="both"/>
+      </w:pPr>
+      <w:r>
+        <w:rPr>
+          <w:rFonts w:ascii="Arial" w:eastAsia="Arial" w:hAnsi="Arial"/>
+          <w:sz w:val="24"/>
+        </w:rPr>
+        <w:t>• Cadastro e manutenção de espaços físicos disponíveis para eventos;</w:t>
+      </w:r>
+    </w:p>
+    <w:p>
+      <w:pPr>
+        <w:spacing w:after="0" w:line="360" w:lineRule="auto"/>
+        <w:ind w:left="709"/>
+        <w:jc w:val="both"/>
+      </w:pPr>
+      <w:r>
+        <w:rPr>
+          <w:rFonts w:ascii="Arial" w:eastAsia="Arial" w:hAnsi="Arial"/>
+          <w:sz w:val="24"/>
+        </w:rPr>
+        <w:t>• Agendamento e reserva de espaços por meio de calendário digital interativo;</w:t>
+      </w:r>
+    </w:p>
+    <w:p>
+      <w:pPr>
+        <w:spacing w:after="0" w:line="360" w:lineRule="auto"/>
+        <w:ind w:left="709"/>
+        <w:jc w:val="both"/>
+      </w:pPr>
+      <w:r>
+        <w:rPr>
+          <w:rFonts w:ascii="Arial" w:eastAsia="Arial" w:hAnsi="Arial"/>
+          <w:sz w:val="24"/>
+        </w:rPr>
+        <w:lastRenderedPageBreak/>
+        <w:t>• Controle de permissões e acesso por perfil de usuário;</w:t>
+      </w:r>
+    </w:p>
+    <w:p>
+      <w:pPr>
+        <w:spacing w:after="0" w:line="360" w:lineRule="auto"/>
+        <w:ind w:left="709"/>
+        <w:jc w:val="both"/>
+      </w:pPr>
+      <w:r>
+        <w:rPr>
+          <w:rFonts w:ascii="Arial" w:eastAsia="Arial" w:hAnsi="Arial"/>
+          <w:sz w:val="24"/>
+        </w:rPr>
+        <w:t>• Geração de relatórios sobre a utilização dos espaços;</w:t>
+      </w:r>
+    </w:p>
+    <w:p>
+      <w:pPr>
+        <w:spacing w:after="0" w:line="360" w:lineRule="auto"/>
+        <w:ind w:left="709"/>
+        <w:jc w:val="both"/>
+      </w:pPr>
+      <w:r>
+        <w:rPr>
+          <w:rFonts w:ascii="Arial" w:eastAsia="Arial" w:hAnsi="Arial"/>
+          <w:sz w:val="24"/>
+        </w:rPr>
+        <w:t xml:space="preserve">• Interface </w:t>
+      </w:r>
+      <w:r>
+        <w:rPr>
+          <w:rFonts w:ascii="Arial" w:eastAsia="Arial" w:hAnsi="Arial"/>
+          <w:sz w:val="24"/>
+        </w:rPr>
+        <w:t>web</w:t>
+      </w:r>
+      <w:r>
+        <w:rPr>
+          <w:rFonts w:ascii="Arial" w:eastAsia="Arial" w:hAnsi="Arial"/>
+          <w:sz w:val="24"/>
+        </w:rPr>
+        <w:t xml:space="preserve"> responsiva e acessível.</w:t>
+      </w:r>
+    </w:p>
+    <w:p>
+      <w:pPr>
+        <w:spacing w:after="0" w:line="360" w:lineRule="auto"/>
+        <w:jc w:val="both"/>
+      </w:pPr>
+      <w:r>
+        <w:rPr>
+          <w:rFonts w:ascii="Arial" w:eastAsia="Arial" w:hAnsi="Arial"/>
+          <w:sz w:val="24"/>
+        </w:rPr>
+        <w:t>O escopo não inclui:</w:t>
+      </w:r>
+    </w:p>
+    <w:p>
+      <w:pPr>
+        <w:spacing w:after="0" w:line="360" w:lineRule="auto"/>
+        <w:ind w:left="709"/>
+        <w:jc w:val="both"/>
+      </w:pPr>
+      <w:r>
+        <w:rPr>
+          <w:rFonts w:ascii="Arial" w:eastAsia="Arial" w:hAnsi="Arial"/>
+          <w:sz w:val="24"/>
+        </w:rPr>
+        <w:t>• Integração com sistemas de pagamento ou cobrança de eventos;</w:t>
+      </w:r>
+    </w:p>
+    <w:p>
+      <w:pPr>
+        <w:spacing w:after="0" w:line="360" w:lineRule="auto"/>
+        <w:ind w:left="709"/>
+        <w:jc w:val="both"/>
+      </w:pPr>
+      <w:r>
+        <w:rPr>
+          <w:rFonts w:ascii="Arial" w:eastAsia="Arial" w:hAnsi="Arial"/>
+          <w:sz w:val="24"/>
+        </w:rPr>
+        <w:t>• Gerenciamento de pessoal ou alocação de recursos humanos;</w:t>
+      </w:r>
+    </w:p>
+    <w:p>
+      <w:pPr>
+        <w:spacing w:after="0" w:line="360" w:lineRule="auto"/>
+        <w:ind w:left="709"/>
+        <w:jc w:val="both"/>
+      </w:pPr>
+      <w:r>
+        <w:rPr>
+          <w:rFonts w:ascii="Arial" w:eastAsia="Arial" w:hAnsi="Arial"/>
+          <w:sz w:val="24"/>
+        </w:rPr>
+        <w:t>• Controle detalhado de equipamentos além da informação descritiva vinculada ao espaço;</w:t>
+      </w:r>
+    </w:p>
+    <w:p>
+      <w:pPr>
+        <w:spacing w:after="0" w:line="360" w:lineRule="auto"/>
+        <w:ind w:left="709"/>
+        <w:jc w:val="both"/>
+      </w:pPr>
+      <w:r>
+        <w:rPr>
+          <w:rFonts w:ascii="Arial" w:eastAsia="Arial" w:hAnsi="Arial"/>
+          <w:sz w:val="24"/>
+        </w:rPr>
+        <w:t xml:space="preserve">• Desenvolvimento de aplicativo nativo para dispositivos móveis, sendo contemplada apenas a responsividade da interface </w:t>
+      </w:r>
+      <w:r>
+        <w:rPr>
+          <w:rFonts w:ascii="Arial" w:eastAsia="Arial" w:hAnsi="Arial"/>
+          <w:sz w:val="24"/>
+        </w:rPr>
+        <w:t>web</w:t>
+      </w:r>
+      <w:r>
+        <w:rPr>
+          <w:rFonts w:ascii="Arial" w:eastAsia="Arial" w:hAnsi="Arial"/>
+          <w:sz w:val="24"/>
+        </w:rPr>
+        <w:t>.</w:t>
+      </w:r>
+    </w:p>
+    <w:p>
+      <w:pPr>
+        <w:pStyle w:val="Ttulo2"/>
+      </w:pPr>
+      <w:bookmarkStart w:id="21" w:name="_Toc225672574"/>
+      <w:r>
+        <w:t>1.3 RELEVÂNCIA DA PESQUISA</w:t>
+      </w:r>
+      <w:bookmarkEnd w:id="21"/>
+    </w:p>
+    <w:p>
+      <w:pPr>
+        <w:spacing w:after="0" w:line="360" w:lineRule="auto"/>
+        <w:ind w:firstLine="709"/>
+        <w:jc w:val="both"/>
+      </w:pPr>
+      <w:r>
+        <w:rPr>
+          <w:rFonts w:ascii="Arial" w:hAnsi="Arial"/>
+          <w:sz w:val="24"/>
+        </w:rPr>
+        <w:t>A digitalização de processos organizacionais constitui uma tendência consolidada e necessária para a modernização institucional (ROGERS, 2022). A relevância desta pesquisa se fundamentou nos seguintes aspectos:</w:t>
+      </w:r>
+    </w:p>
+    <w:p>
+      <w:pPr>
+        <w:spacing w:after="0" w:line="360" w:lineRule="auto"/>
+        <w:ind w:left="709"/>
+        <w:jc w:val="both"/>
+      </w:pPr>
+      <w:r>
+        <w:rPr>
+          <w:rFonts w:ascii="Arial" w:eastAsia="Arial" w:hAnsi="Arial"/>
+          <w:sz w:val="24"/>
+        </w:rPr>
+        <w:t>• Impacto Operacional: o sistema otimiza significativamente o tempo dedicado a agendamentos manuais, reduzindo a ocorrência de erros, conflitos de reserva e retrabalho administrativo;</w:t>
+      </w:r>
+    </w:p>
+    <w:p>
+      <w:pPr>
+        <w:spacing w:after="0" w:line="360" w:lineRule="auto"/>
+        <w:ind w:left="709"/>
+        <w:jc w:val="both"/>
+      </w:pPr>
+      <w:r>
+        <w:rPr>
+          <w:rFonts w:ascii="Arial" w:eastAsia="Arial" w:hAnsi="Arial"/>
+          <w:sz w:val="24"/>
+        </w:rPr>
+        <w:t>• Análise de Dados: a solução possibilita a coleta e a análise de dados sobre a utilização dos espaços, subsidiando decisões estratégicas quanto à alocação de recursos e planejamento de eventos;</w:t>
+      </w:r>
+    </w:p>
+    <w:p>
+      <w:pPr>
+        <w:spacing w:after="0" w:line="360" w:lineRule="auto"/>
+        <w:ind w:left="709"/>
+        <w:jc w:val="both"/>
+      </w:pPr>
+      <w:r>
+        <w:rPr>
+          <w:rFonts w:ascii="Arial" w:eastAsia="Arial" w:hAnsi="Arial"/>
+          <w:sz w:val="24"/>
+        </w:rPr>
+        <w:t>• Experiência do Usuário: a interface intuitiva e moderna melhora a experiência dos usuários que necessitam agendar espaços, disponibilizando informações em tempo real sobre disponibilidade e características dos ambientes;</w:t>
+      </w:r>
+    </w:p>
+    <w:p>
+      <w:pPr>
+        <w:spacing w:after="0" w:line="360" w:lineRule="auto"/>
+        <w:ind w:left="709"/>
+        <w:jc w:val="both"/>
+      </w:pPr>
+      <w:r>
+        <w:rPr>
+          <w:rFonts w:ascii="Arial" w:eastAsia="Arial" w:hAnsi="Arial"/>
+          <w:sz w:val="24"/>
+        </w:rPr>
+        <w:t>• Escalabilidade: a arquitetura adotada permite que a solução seja expandida para outras unidades do Senac ou adaptada para diferentes contextos educacionais e corporativos;</w:t>
+      </w:r>
+    </w:p>
+    <w:p>
+      <w:pPr>
+        <w:spacing w:after="0" w:line="360" w:lineRule="auto"/>
+        <w:ind w:left="709"/>
+        <w:jc w:val="both"/>
+      </w:pPr>
+      <w:r>
+        <w:rPr>
+          <w:rFonts w:ascii="Arial" w:hAnsi="Arial"/>
+          <w:sz w:val="24"/>
+        </w:rPr>
+        <w:t>• Transformação Digital: o projeto contribui para a modernização tecnológica das organizações, alinhando-se aos objetivos de transformação digital e inovação nos processos administrativos (WESTERMAN; BONNET; MCAFEE, 2022).</w:t>
+      </w:r>
+    </w:p>
+    <w:p>
+      <w:pPr>
+        <w:pStyle w:val="Ttulo2"/>
+        <w:rPr>
+          <w:highlight w:val="yellow"/>
+        </w:rPr>
+      </w:pPr>
+      <w:bookmarkStart w:id="22" w:name="_Toc225672575"/>
+      <w:r>
+        <w:lastRenderedPageBreak/>
+        <w:t>1.4 METODOLOGIA</w:t>
+      </w:r>
+      <w:bookmarkEnd w:id="22"/>
+    </w:p>
+    <w:p>
+      <w:pPr>
+        <w:spacing w:after="0" w:line="360" w:lineRule="auto"/>
+        <w:ind w:firstLine="709"/>
+        <w:jc w:val="both"/>
+      </w:pPr>
+      <w:r>
+        <w:rPr>
+          <w:rFonts w:ascii="Arial" w:hAnsi="Arial"/>
+          <w:sz w:val="24"/>
+        </w:rPr>
+        <w:t>Esta seção descreve a classificação da pesquisa, os procedimentos de coleta de dados, a metodologia de desenvolvimento, as ferramentas utilizadas e os procedimentos de teste e validação adotados neste trabalho.</w:t>
+      </w:r>
+    </w:p>
+    <w:p>
+      <w:pPr>
+        <w:spacing w:after="0" w:line="360" w:lineRule="auto"/>
+        <w:ind w:firstLine="709"/>
+        <w:jc w:val="both"/>
+      </w:pPr>
+      <w:r>
+        <w:rPr>
+          <w:rFonts w:ascii="Arial" w:hAnsi="Arial"/>
+          <w:sz w:val="24"/>
+        </w:rPr>
+        <w:t xml:space="preserve">Este trabalho caracterizou-se como uma pesquisa aplicada, de natureza qualitativa e exploratória, com procedimento técnico de estudo de caso. Classifica-se como aplicada por ter como finalidade a resolução de um problema concreto de gestão de espaços em organizações (PRODANOV; FREITAS, 2013). O desenvolvimento do sistema seguiu a metodologia ágil </w:t>
+      </w:r>
+      <w:r>
+        <w:rPr>
+          <w:rFonts w:ascii="Arial" w:hAnsi="Arial"/>
+          <w:i/>
+          <w:sz w:val="24"/>
+        </w:rPr>
+        <w:t>Scrum</w:t>
+      </w:r>
+      <w:r>
+        <w:rPr>
+          <w:rFonts w:ascii="Arial" w:hAnsi="Arial"/>
+          <w:sz w:val="24"/>
+        </w:rPr>
+        <w:t>, adaptada ao contexto acadêmico (SCHWABER; SUTHERLAND, 2020). As tecnologias e ferramentas utilizadas foram selecionadas com base em critérios de adequação técnica, maturidade da comunidade e custo.</w:t>
+      </w:r>
+    </w:p>
+    <w:p>
+      <w:pPr>
+        <w:pStyle w:val="Ttulo2"/>
+        <w:rPr>
+          <w:highlight w:val="yellow"/>
+        </w:rPr>
+      </w:pPr>
+      <w:bookmarkStart w:id="23" w:name="_Toc225672576"/>
+      <w:r>
+        <w:t>1.5 ESTRUTURA DA DOCUMENTAÇÃO TÉCNICA</w:t>
+      </w:r>
       <w:bookmarkEnd w:id="23"/>
-      <w:r>
-        <w:rPr>
-          <w:rFonts w:ascii="Arial" w:hAnsi="Arial" w:cs="Arial"/>
-          <w:b/>
-          <w:i w:val="0"/>
-          <w:sz w:val="24"/>
-        </w:rPr>
-        <w:t>1.2 DELIMITAÇÃO DO ESTUDO</w:t>
-      </w:r>
-    </w:p>
-    <w:p>
-      <w:pPr>
-        <w:spacing w:after="0" w:line="360" w:lineRule="auto"/>
-        <w:ind w:firstLine="709"/>
-        <w:jc w:val="both"/>
-      </w:pPr>
-      <w:proofErr w:type="gramStart"/>
-      <w:proofErr w:type="gramEnd"/>
-      <w:r>
-        <w:rPr>
-          <w:rFonts w:ascii="Arial" w:hAnsi="Arial" w:cs="Arial"/>
-          <w:b w:val="0"/>
-          <w:i w:val="0"/>
-          <w:sz w:val="24"/>
-        </w:rPr>
-        <w:t>O escopo do trabalho compreendeu os seguintes itens:</w:t>
-      </w:r>
-    </w:p>
-    <w:p>
-      <w:pPr>
-        <w:spacing w:after="0" w:line="360" w:lineRule="auto"/>
-        <w:jc w:val="both"/>
+    </w:p>
+    <w:p>
+      <w:pPr>
+        <w:spacing w:after="0" w:line="360" w:lineRule="auto"/>
+        <w:ind w:firstLine="709"/>
+        <w:jc w:val="both"/>
+      </w:pPr>
+      <w:r>
         <w:rPr>
           <w:rFonts w:ascii="Arial" w:eastAsia="Arial" w:hAnsi="Arial"/>
           <w:sz w:val="24"/>
         </w:rPr>
+        <w:t>A documentação técnica deste TCC está estruturada em capítulos que abrangem todos os aspectos do desenvolvimento do sistema:</w:t>
+      </w:r>
+    </w:p>
+    <w:p>
+      <w:pPr>
+        <w:spacing w:after="0" w:line="360" w:lineRule="auto"/>
+        <w:ind w:left="709"/>
+        <w:jc w:val="both"/>
       </w:pPr>
       <w:r>
         <w:rPr>
           <w:rFonts w:ascii="Arial" w:eastAsia="Arial" w:hAnsi="Arial"/>
           <w:sz w:val="24"/>
         </w:rPr>
-        <w:t>O escopo inclui:</w:t>
+        <w:t>• Capítulo 1 – Introdução: apresenta a contextualização do problema, os objetivos do projeto, a delimitação do escopo, a relevância da pesquisa, a metodologia adotada, o cronograma de atividades e o orçamento;</w:t>
       </w:r>
     </w:p>
     <w:p>
@@ -6588,7 +7410,7 @@
           <w:rFonts w:ascii="Arial" w:eastAsia="Arial" w:hAnsi="Arial"/>
           <w:sz w:val="24"/>
         </w:rPr>
-        <w:t>• Cadastro e manutenção de espaços físicos disponíveis para eventos;</w:t>
+        <w:t>• Capítulo 2 – Referencial Teórico: aborda os conceitos fundamentais, as tecnologias e as metodologias que embasam o desenvolvimento do sistema;</w:t>
       </w:r>
     </w:p>
     <w:p>
@@ -6602,7 +7424,7 @@
           <w:rFonts w:ascii="Arial" w:eastAsia="Arial" w:hAnsi="Arial"/>
           <w:sz w:val="24"/>
         </w:rPr>
-        <w:t>• Agendamento e reserva de espaços por meio de calendário digital interativo;</w:t>
+        <w:t>• Capítulo 3 – Proposta da Aplicação: detalha a descrição do sistema, os requisitos, a modelagem, a arquitetura, os protótipos e a modelagem do banco de dados;</w:t>
       </w:r>
     </w:p>
     <w:p>
@@ -6616,7 +7438,7 @@
           <w:rFonts w:ascii="Arial" w:eastAsia="Arial" w:hAnsi="Arial"/>
           <w:sz w:val="24"/>
         </w:rPr>
-        <w:t>• Controle de permissões e acesso por perfil de usuário;</w:t>
+        <w:t>• Capítulo 4 – Exemplo da Aplicação: demonstra o funcionamento prático do sistema por meio de cenários de uso;</w:t>
       </w:r>
     </w:p>
     <w:p>
@@ -6630,433 +7452,35 @@
           <w:rFonts w:ascii="Arial" w:eastAsia="Arial" w:hAnsi="Arial"/>
           <w:sz w:val="24"/>
         </w:rPr>
-        <w:t>• Geração de relatórios sobre a utilização dos espaços;</w:t>
-      </w:r>
-    </w:p>
-    <w:p>
-      <w:pPr>
-        <w:spacing w:after="0" w:line="360" w:lineRule="auto"/>
-        <w:ind w:left="709"/>
-        <w:jc w:val="both"/>
-      </w:pPr>
-      <w:r>
+        <w:t>• Capítulo 5 – Considerações Finais: apresenta as conclusões do trabalho, as limitações encontradas e as sugestões para trabalhos futuros.</w:t>
+      </w:r>
+    </w:p>
+    <w:p>
+      <w:pPr>
+        <w:pStyle w:val="Ttulo2"/>
+        <w:rPr>
+          <w:highlight w:val="yellow"/>
+        </w:rPr>
+      </w:pPr>
+      <w:bookmarkStart w:id="24" w:name="_Toc225672577"/>
+      <w:r>
+        <w:t>1.6 CRONOGRAMA</w:t>
+      </w:r>
+      <w:bookmarkEnd w:id="24"/>
+    </w:p>
+    <w:p>
+      <w:pPr>
+        <w:spacing w:after="0" w:line="360" w:lineRule="auto"/>
+        <w:ind w:firstLine="709"/>
+        <w:jc w:val="both"/>
         <w:rPr>
           <w:rFonts w:ascii="Arial" w:eastAsia="Arial" w:hAnsi="Arial"/>
           <w:sz w:val="24"/>
         </w:rPr>
-        <w:t xml:space="preserve">• Interface </w:t>
-      </w:r>
-      <w:r>
-        <w:rPr>
-          <w:rFonts w:ascii="Arial" w:eastAsia="Arial" w:hAnsi="Arial"/>
-          <w:sz w:val="24"/>
-          <w:highlight w:val="green"/>
-        </w:rPr>
-        <w:t>web</w:t>
-      </w:r>
-      <w:r>
-        <w:rPr>
-          <w:rFonts w:ascii="Arial" w:eastAsia="Arial" w:hAnsi="Arial"/>
-          <w:sz w:val="24"/>
-        </w:rPr>
-        <w:t xml:space="preserve"> responsiva e acessível.</w:t>
-      </w:r>
-    </w:p>
-    <w:p>
-      <w:pPr>
-        <w:spacing w:after="0" w:line="360" w:lineRule="auto"/>
-        <w:jc w:val="both"/>
-      </w:pPr>
-      <w:r>
-        <w:rPr>
-          <w:rFonts w:ascii="Arial" w:eastAsia="Arial" w:hAnsi="Arial"/>
-          <w:sz w:val="24"/>
-        </w:rPr>
-        <w:t>O escopo não inclui:</w:t>
-      </w:r>
-    </w:p>
-    <w:p>
-      <w:pPr>
-        <w:spacing w:after="0" w:line="360" w:lineRule="auto"/>
-        <w:ind w:left="709"/>
-        <w:jc w:val="both"/>
-      </w:pPr>
-      <w:r>
-        <w:rPr>
-          <w:rFonts w:ascii="Arial" w:eastAsia="Arial" w:hAnsi="Arial"/>
-          <w:sz w:val="24"/>
-        </w:rPr>
-        <w:t>• Integração com sistemas de pagamento ou cobrança de eventos;</w:t>
-      </w:r>
-    </w:p>
-    <w:p>
-      <w:pPr>
-        <w:spacing w:after="0" w:line="360" w:lineRule="auto"/>
-        <w:ind w:left="709"/>
-        <w:jc w:val="both"/>
-      </w:pPr>
-      <w:r>
-        <w:rPr>
-          <w:rFonts w:ascii="Arial" w:eastAsia="Arial" w:hAnsi="Arial"/>
-          <w:sz w:val="24"/>
-        </w:rPr>
-        <w:t>• Gerenciamento de pessoal ou alocação de recursos humanos;</w:t>
-      </w:r>
-    </w:p>
-    <w:p>
-      <w:pPr>
-        <w:spacing w:after="0" w:line="360" w:lineRule="auto"/>
-        <w:ind w:left="709"/>
-        <w:jc w:val="both"/>
-      </w:pPr>
-      <w:r>
-        <w:rPr>
-          <w:rFonts w:ascii="Arial" w:eastAsia="Arial" w:hAnsi="Arial"/>
-          <w:sz w:val="24"/>
-        </w:rPr>
-        <w:t>• Controle detalhado de equipamentos além da informação descritiva vinculada ao espaço;</w:t>
-      </w:r>
-    </w:p>
-    <w:p>
-      <w:pPr>
-        <w:spacing w:after="0" w:line="360" w:lineRule="auto"/>
-        <w:ind w:left="709"/>
-        <w:jc w:val="both"/>
-      </w:pPr>
-      <w:r>
-        <w:rPr>
-          <w:rFonts w:ascii="Arial" w:eastAsia="Arial" w:hAnsi="Arial"/>
-          <w:sz w:val="24"/>
-        </w:rPr>
-        <w:lastRenderedPageBreak/>
-        <w:t xml:space="preserve">• Desenvolvimento de aplicativo nativo para dispositivos móveis, sendo contemplada apenas a responsividade da interface </w:t>
-      </w:r>
-      <w:r>
-        <w:rPr>
-          <w:rFonts w:ascii="Arial" w:eastAsia="Arial" w:hAnsi="Arial"/>
-          <w:sz w:val="24"/>
-          <w:highlight w:val="green"/>
-        </w:rPr>
-        <w:t>web</w:t>
-      </w:r>
-      <w:r>
-        <w:rPr>
-          <w:rFonts w:ascii="Arial" w:eastAsia="Arial" w:hAnsi="Arial"/>
-          <w:sz w:val="24"/>
-        </w:rPr>
-        <w:t>.</w:t>
-      </w:r>
-    </w:p>
-    <w:p>
-      <w:pPr>
-        <w:pStyle w:val="Ttulo2"/>
-      </w:pPr>
-      <w:bookmarkStart w:id="24" w:name="_Toc223286968"/>
-      <w:bookmarkEnd w:id="24"/>
-      <w:r>
-        <w:rPr>
-          <w:rFonts w:ascii="Arial" w:hAnsi="Arial" w:cs="Arial"/>
-          <w:b/>
-          <w:i w:val="0"/>
-          <w:sz w:val="24"/>
-        </w:rPr>
-        <w:t>1.3 RELEVÂNCIA DA PESQUISA</w:t>
-      </w:r>
-    </w:p>
-    <w:p>
-      <w:pPr>
-        <w:spacing w:after="0" w:line="360" w:lineRule="auto"/>
-        <w:ind w:firstLine="709"/>
-        <w:jc w:val="both"/>
-      </w:pPr>
-      <w:r>
-        <w:rPr>
-          <w:rFonts w:ascii="Arial" w:hAnsi="Arial" w:cs="Arial"/>
-          <w:b w:val="0"/>
-          <w:i w:val="0"/>
-          <w:sz w:val="24"/>
-        </w:rPr>
-        <w:t>A digitalização de processos organizacionais constitui uma tendência consolidada e necessária para a modernização institucional (ROGERS, 2022). A relevância desta pesquisa se fundamentou nos seguintes aspectos:</w:t>
-      </w:r>
-    </w:p>
-    <w:p>
-      <w:pPr>
-        <w:spacing w:after="0" w:line="360" w:lineRule="auto"/>
-        <w:ind w:left="709"/>
-        <w:jc w:val="both"/>
-      </w:pPr>
-      <w:r>
-        <w:rPr>
-          <w:rFonts w:ascii="Arial" w:eastAsia="Arial" w:hAnsi="Arial"/>
-          <w:sz w:val="24"/>
-        </w:rPr>
-        <w:t>• Impacto Operacional: o sistema otimiza significativamente o tempo dedicado a agendamentos manuais, reduzindo a ocorrência de erros, conflitos de reserva e retrabalho administrativo;</w:t>
-      </w:r>
-    </w:p>
-    <w:p>
-      <w:pPr>
-        <w:spacing w:after="0" w:line="360" w:lineRule="auto"/>
-        <w:ind w:left="709"/>
-        <w:jc w:val="both"/>
-      </w:pPr>
-      <w:r>
-        <w:rPr>
-          <w:rFonts w:ascii="Arial" w:eastAsia="Arial" w:hAnsi="Arial"/>
-          <w:sz w:val="24"/>
-        </w:rPr>
-        <w:t>• Análise de Dados: a solução possibilita a coleta e a análise de dados sobre a utilização dos espaços, subsidiando decisões estratégicas quanto à alocação de recursos e planejamento de eventos;</w:t>
-      </w:r>
-    </w:p>
-    <w:p>
-      <w:pPr>
-        <w:spacing w:after="0" w:line="360" w:lineRule="auto"/>
-        <w:ind w:left="709"/>
-        <w:jc w:val="both"/>
-      </w:pPr>
-      <w:r>
-        <w:rPr>
-          <w:rFonts w:ascii="Arial" w:eastAsia="Arial" w:hAnsi="Arial"/>
-          <w:sz w:val="24"/>
-        </w:rPr>
-        <w:t>• Experiência do Usuário: a interface intuitiva e moderna melhora a experiência dos usuários que necessitam agendar espaços, disponibilizando informações em tempo real sobre disponibilidade e características dos ambientes;</w:t>
-      </w:r>
-    </w:p>
-    <w:p>
-      <w:pPr>
-        <w:spacing w:after="0" w:line="360" w:lineRule="auto"/>
-        <w:ind w:left="709"/>
-        <w:jc w:val="both"/>
-      </w:pPr>
-      <w:r>
-        <w:rPr>
-          <w:rFonts w:ascii="Arial" w:eastAsia="Arial" w:hAnsi="Arial"/>
-          <w:sz w:val="24"/>
-        </w:rPr>
-        <w:t>• Escalabilidade: a arquitetura adotada permite que a solução seja expandida para outras unidades do Senac ou adaptada para diferentes contextos educacionais e corporativos;</w:t>
-      </w:r>
-    </w:p>
-    <w:p>
-      <w:pPr>
-        <w:spacing w:after="0" w:line="360" w:lineRule="auto"/>
-        <w:ind w:left="709"/>
-        <w:jc w:val="both"/>
-      </w:pPr>
-      <w:r>
-        <w:rPr>
-          <w:rFonts w:ascii="Arial" w:hAnsi="Arial" w:cs="Arial"/>
-          <w:b w:val="0"/>
-          <w:i w:val="0"/>
-          <w:sz w:val="24"/>
-        </w:rPr>
-        <w:t>• Transformação Digital: o projeto contribui para a modernização tecnológica das organizações, alinhando-se aos objetivos de transformação digital e inovação nos processos administrativos (WESTERMAN; BONNET; MCAFEE, 2022).</w:t>
-      </w:r>
-    </w:p>
-    <w:p>
-      <w:pPr>
-        <w:pStyle w:val="Ttulo2"/>
-        <w:rPr>
-          <w:highlight w:val="yellow"/>
-        </w:rPr>
-      </w:pPr>
-      <w:bookmarkStart w:id="25" w:name="_Toc223286969"/>
-      <w:bookmarkEnd w:id="25"/>
-      <w:r>
-        <w:rPr>
-          <w:rFonts w:ascii="Arial" w:hAnsi="Arial" w:cs="Arial"/>
-          <w:b/>
-          <w:i w:val="0"/>
-          <w:sz w:val="24"/>
-        </w:rPr>
-        <w:t>1.4 METODOLOGIA</w:t>
-      </w:r>
-    </w:p>
-    <w:p>
-      <w:pPr>
-        <w:spacing w:after="0" w:line="360" w:lineRule="auto"/>
-        <w:ind w:firstLine="709"/>
-        <w:jc w:val="both"/>
-      </w:pPr>
-      <w:r>
-        <w:rPr>
-          <w:rFonts w:ascii="Arial" w:hAnsi="Arial" w:cs="Arial"/>
-          <w:b w:val="0"/>
-          <w:i w:val="0"/>
-          <w:sz w:val="24"/>
-        </w:rPr>
-        <w:t>Esta seção descreve a classificação da pesquisa, os procedimentos de coleta de dados, a metodologia de desenvolvimento, as ferramentas utilizadas e os procedimentos de teste e validação adotados neste trabalho.</w:t>
-      </w:r>
-    </w:p>
-    <w:p>
-      <w:pPr>
-        <w:spacing w:after="0" w:line="360" w:lineRule="auto"/>
-        <w:ind w:firstLine="709"/>
-        <w:jc w:val="both"/>
-      </w:pPr>
-      <w:r>
-        <w:rPr>
-          <w:rFonts w:ascii="Arial" w:hAnsi="Arial" w:cs="Arial"/>
-          <w:b w:val="0"/>
-          <w:i w:val="0"/>
-          <w:sz w:val="24"/>
-        </w:rPr>
-        <w:t xml:space="preserve">Este trabalho caracterizou-se como uma pesquisa aplicada, de natureza qualitativa e exploratória, com procedimento técnico de estudo de caso. Classifica-se como aplicada por ter como finalidade a resolução de um problema concreto de gestão de espaços em organizações (PRODANOV; FREITAS, 2013). O desenvolvimento do sistema seguiu a metodologia ágil </w:t>
-      </w:r>
-      <w:r>
-        <w:rPr>
-          <w:rFonts w:ascii="Arial" w:hAnsi="Arial" w:cs="Arial"/>
-          <w:b w:val="0"/>
-          <w:i/>
-          <w:sz w:val="24"/>
-        </w:rPr>
-        <w:t>Scrum</w:t>
-      </w:r>
-      <w:r>
-        <w:rPr>
-          <w:rFonts w:ascii="Arial" w:hAnsi="Arial" w:cs="Arial"/>
-          <w:b w:val="0"/>
-          <w:i w:val="0"/>
-          <w:sz w:val="24"/>
-        </w:rPr>
-        <w:t>, adaptada ao contexto acadêmico (SCHWABER; SUTHERLAND, 2020). As tecnologias e ferramentas utilizadas foram selecionadas com base em critérios de adequação técnica, maturidade da comunidade e custo.</w:t>
-      </w:r>
-    </w:p>
-    <w:p>
-      <w:pPr>
-        <w:pStyle w:val="Ttulo2"/>
-        <w:rPr>
-          <w:highlight w:val="yellow"/>
-        </w:rPr>
-      </w:pPr>
-      <w:bookmarkStart w:id="26" w:name="_Toc223286970"/>
-      <w:bookmarkEnd w:id="26"/>
-      <w:r>
-        <w:rPr>
-          <w:rFonts w:ascii="Arial" w:hAnsi="Arial" w:cs="Arial"/>
-          <w:b/>
-          <w:i w:val="0"/>
-          <w:sz w:val="24"/>
-        </w:rPr>
-        <w:t>1.5 ESTRUTURA DA DOCUMENTAÇÃO TÉCNICA</w:t>
-      </w:r>
-    </w:p>
-    <w:p>
-      <w:pPr>
-        <w:spacing w:after="0" w:line="360" w:lineRule="auto"/>
-        <w:ind w:firstLine="709"/>
-        <w:jc w:val="both"/>
-      </w:pPr>
-      <w:r>
-        <w:rPr>
-          <w:rFonts w:ascii="Arial" w:eastAsia="Arial" w:hAnsi="Arial"/>
-          <w:sz w:val="24"/>
-        </w:rPr>
-        <w:t>A documentação técnica deste TCC está estruturada em capítulos que abrangem todos os aspectos do desenvolvimento do sistema:</w:t>
-      </w:r>
-    </w:p>
-    <w:p>
-      <w:pPr>
-        <w:spacing w:after="0" w:line="360" w:lineRule="auto"/>
-        <w:ind w:left="709"/>
-        <w:jc w:val="both"/>
-      </w:pPr>
-      <w:r>
-        <w:rPr>
-          <w:rFonts w:ascii="Arial" w:eastAsia="Arial" w:hAnsi="Arial"/>
-          <w:sz w:val="24"/>
-        </w:rPr>
-        <w:t>• Capítulo 1 – Introdução: apresenta a contextualização do problema, os objetivos do projeto, a delimitação do escopo, a relevância da pesquisa, a metodologia adotada, o cronograma de atividades e o orçamento;</w:t>
-      </w:r>
-    </w:p>
-    <w:p>
-      <w:pPr>
-        <w:spacing w:after="0" w:line="360" w:lineRule="auto"/>
-        <w:ind w:left="709"/>
-        <w:jc w:val="both"/>
-      </w:pPr>
-      <w:r>
-        <w:rPr>
-          <w:rFonts w:ascii="Arial" w:eastAsia="Arial" w:hAnsi="Arial"/>
-          <w:sz w:val="24"/>
-        </w:rPr>
-        <w:t>• Capítulo 2 – Referencial Teórico: aborda os conceitos fundamentais, as tecnologias e as metodologias que embasam o desenvolvimento do sistema;</w:t>
-      </w:r>
-    </w:p>
-    <w:p>
-      <w:pPr>
-        <w:spacing w:after="0" w:line="360" w:lineRule="auto"/>
-        <w:ind w:left="709"/>
-        <w:jc w:val="both"/>
-      </w:pPr>
-      <w:r>
-        <w:rPr>
-          <w:rFonts w:ascii="Arial" w:eastAsia="Arial" w:hAnsi="Arial"/>
-          <w:sz w:val="24"/>
-        </w:rPr>
-        <w:t>• Capítulo 3 – Proposta da Aplicação: detalha a descrição do sistema, os requisitos, a modelagem, a arquitetura, os protótipos e a modelagem do banco de dados;</w:t>
-      </w:r>
-    </w:p>
-    <w:p>
-      <w:pPr>
-        <w:spacing w:after="0" w:line="360" w:lineRule="auto"/>
-        <w:ind w:left="709"/>
-        <w:jc w:val="both"/>
-      </w:pPr>
-      <w:r>
-        <w:rPr>
-          <w:rFonts w:ascii="Arial" w:eastAsia="Arial" w:hAnsi="Arial"/>
-          <w:sz w:val="24"/>
-        </w:rPr>
-        <w:t>• Capítulo 4 – Exemplo da Aplicação: demonstra o funcionamento prático do sistema por meio de cenários de uso;</w:t>
-      </w:r>
-    </w:p>
-    <w:p>
-      <w:pPr>
-        <w:spacing w:after="0" w:line="360" w:lineRule="auto"/>
-        <w:ind w:left="709"/>
-        <w:jc w:val="both"/>
-      </w:pPr>
-      <w:r>
-        <w:rPr>
-          <w:rFonts w:ascii="Arial" w:eastAsia="Arial" w:hAnsi="Arial"/>
-          <w:sz w:val="24"/>
-        </w:rPr>
-        <w:t>• Capítulo 5 – Considerações Finais: apresenta as conclusões do trabalho, as limitações encontradas e as sugestões para trabalhos futuros.</w:t>
-      </w:r>
-    </w:p>
-    <w:p>
-      <w:pPr>
-        <w:pStyle w:val="Ttulo2"/>
-        <w:rPr>
-          <w:highlight w:val="yellow"/>
-        </w:rPr>
-      </w:pPr>
-      <w:bookmarkStart w:id="27" w:name="_Toc223286971"/>
-      <w:bookmarkEnd w:id="27"/>
-      <w:r>
-        <w:rPr>
-          <w:rFonts w:ascii="Arial" w:hAnsi="Arial" w:cs="Arial"/>
-          <w:b/>
-          <w:i w:val="0"/>
-          <w:sz w:val="24"/>
-        </w:rPr>
-        <w:t>1.6 CRONOGRAMA</w:t>
-      </w:r>
-    </w:p>
-    <w:p>
-      <w:pPr>
-        <w:spacing w:after="0" w:line="360" w:lineRule="auto"/>
-        <w:ind w:firstLine="709"/>
-        <w:jc w:val="both"/>
-        <w:rPr>
-          <w:rFonts w:ascii="Arial" w:eastAsia="Arial" w:hAnsi="Arial"/>
-          <w:sz w:val="24"/>
-        </w:rPr>
-      </w:pPr>
-      <w:r>
-        <w:rPr>
-          <w:rFonts w:ascii="Arial" w:hAnsi="Arial" w:cs="Arial"/>
-          <w:b w:val="0"/>
-          <w:i w:val="0"/>
+      </w:pPr>
+      <w:r>
+        <w:rPr>
+          <w:rFonts w:ascii="Arial" w:hAnsi="Arial"/>
           <w:sz w:val="24"/>
         </w:rPr>
         <w:t>O cronograma do projeto contemplou as atividades previstas para o primeiro semestre de desenvolvimento (TCC 1), organizadas em categorias de planejamento, pesquisa, coleta de dados, definições técnicas e revisão. As Figuras 1 e 2 apresentam o cronograma de atividades do grupo no formato de gráfico de Gantt.</w:t>
@@ -7067,14 +7491,13 @@
         <w:spacing w:after="120" w:line="360" w:lineRule="auto"/>
         <w:jc w:val="center"/>
       </w:pPr>
-      <w:bookmarkStart w:id="28" w:name="_Toc223286286"/>
+      <w:bookmarkStart w:id="25" w:name="_Toc223286286"/>
       <w:r>
         <w:rPr>
           <w:rFonts w:ascii="Arial" w:eastAsia="Arial" w:hAnsi="Arial"/>
           <w:b/>
           <w:sz w:val="20"/>
           <w:szCs w:val="20"/>
-          <w:highlight w:val="yellow"/>
         </w:rPr>
         <w:t xml:space="preserve">Figura </w:t>
       </w:r>
@@ -7083,7 +7506,6 @@
           <w:rFonts w:ascii="Arial" w:eastAsia="Arial" w:hAnsi="Arial"/>
           <w:sz w:val="20"/>
           <w:szCs w:val="20"/>
-          <w:highlight w:val="yellow"/>
         </w:rPr>
         <w:fldChar w:fldCharType="begin"/>
       </w:r>
@@ -7092,7 +7514,6 @@
           <w:rFonts w:ascii="Arial" w:eastAsia="Arial" w:hAnsi="Arial"/>
           <w:sz w:val="20"/>
           <w:szCs w:val="20"/>
-          <w:highlight w:val="yellow"/>
         </w:rPr>
         <w:instrText xml:space="preserve"> SEQ Figura \* ARABIC </w:instrText>
       </w:r>
@@ -7101,7 +7522,6 @@
           <w:rFonts w:ascii="Arial" w:eastAsia="Arial" w:hAnsi="Arial"/>
           <w:sz w:val="20"/>
           <w:szCs w:val="20"/>
-          <w:highlight w:val="yellow"/>
         </w:rPr>
         <w:fldChar w:fldCharType="separate"/>
       </w:r>
@@ -7111,7 +7531,6 @@
           <w:noProof/>
           <w:sz w:val="20"/>
           <w:szCs w:val="20"/>
-          <w:highlight w:val="yellow"/>
         </w:rPr>
         <w:t>1</w:t>
       </w:r>
@@ -7120,7 +7539,6 @@
           <w:rFonts w:ascii="Arial" w:eastAsia="Arial" w:hAnsi="Arial"/>
           <w:sz w:val="20"/>
           <w:szCs w:val="20"/>
-          <w:highlight w:val="yellow"/>
         </w:rPr>
         <w:fldChar w:fldCharType="end"/>
       </w:r>
@@ -7129,11 +7547,10 @@
           <w:rFonts w:ascii="Arial" w:eastAsia="Arial" w:hAnsi="Arial"/>
           <w:sz w:val="20"/>
           <w:szCs w:val="20"/>
-          <w:highlight w:val="yellow"/>
         </w:rPr>
         <w:t xml:space="preserve"> – Gráfico de Gantt do Cronograma do Projeto</w:t>
       </w:r>
-      <w:bookmarkEnd w:id="28"/>
+      <w:bookmarkEnd w:id="25"/>
     </w:p>
     <w:p>
       <w:pPr>
@@ -7146,6 +7563,7 @@
           <w:noProof/>
           <w:sz w:val="24"/>
         </w:rPr>
+        <w:lastRenderedPageBreak/>
         <w:drawing>
           <wp:inline distT="0" distB="0" distL="0" distR="0" wp14:anchorId="39A8F90F" wp14:editId="2267878C">
             <wp:extent cx="5400000" cy="3360277"/>
@@ -7162,7 +7580,7 @@
                     <pic:cNvPicPr/>
                   </pic:nvPicPr>
                   <pic:blipFill>
-                    <a:blip r:embed="rId12"/>
+                    <a:blip r:embed="rId14"/>
                     <a:stretch>
                       <a:fillRect/>
                     </a:stretch>
@@ -7220,7 +7638,6 @@
         <w:rPr>
           <w:rFonts w:ascii="Arial" w:eastAsia="Arial" w:hAnsi="Arial"/>
           <w:sz w:val="24"/>
-          <w:highlight w:val="green"/>
         </w:rPr>
         <w:t xml:space="preserve">&lt;&lt; fonte dos </w:t>
       </w:r>
@@ -7228,7 +7645,6 @@
         <w:rPr>
           <w:rFonts w:ascii="Arial" w:eastAsia="Arial" w:hAnsi="Arial"/>
           <w:sz w:val="24"/>
-          <w:highlight w:val="green"/>
         </w:rPr>
         <w:t xml:space="preserve">textos de quadros e tabelas é em tamanho de 10pts. Sigam a norma! </w:t>
       </w:r>
@@ -7236,7 +7652,6 @@
         <w:rPr>
           <w:rFonts w:ascii="Arial" w:eastAsia="Arial" w:hAnsi="Arial"/>
           <w:sz w:val="24"/>
-          <w:highlight w:val="green"/>
         </w:rPr>
         <w:t>&gt;&gt;</w:t>
       </w:r>
@@ -7246,7 +7661,7 @@
         <w:spacing w:after="120" w:line="360" w:lineRule="auto"/>
         <w:jc w:val="center"/>
       </w:pPr>
-      <w:bookmarkStart w:id="29" w:name="_Toc223286329"/>
+      <w:bookmarkStart w:id="26" w:name="_Toc223286329"/>
       <w:r>
         <w:rPr>
           <w:rFonts w:ascii="Arial" w:eastAsia="Arial" w:hAnsi="Arial"/>
@@ -7305,7 +7720,7 @@
         </w:rPr>
         <w:t xml:space="preserve"> – Cronograma de Entregas do TCC 1</w:t>
       </w:r>
-      <w:bookmarkEnd w:id="29"/>
+      <w:bookmarkEnd w:id="26"/>
     </w:p>
     <w:tbl>
       <w:tblPr>
@@ -7796,7 +8211,6 @@
                 <w:szCs w:val="24"/>
                 <w:highlight w:val="green"/>
               </w:rPr>
-              <w:lastRenderedPageBreak/>
               <w:t>Devolutiva</w:t>
             </w:r>
           </w:p>
@@ -7866,17 +8280,11 @@
           <w:highlight w:val="green"/>
         </w:rPr>
       </w:pPr>
-      <w:bookmarkStart w:id="30" w:name="_Toc223286972"/>
-      <w:bookmarkEnd w:id="30"/>
-      <w:r>
-        <w:rPr>
-          <w:rFonts w:ascii="Arial" w:hAnsi="Arial" w:cs="Arial"/>
-          <w:b/>
-          <w:i w:val="0"/>
-          <w:sz w:val="24"/>
-        </w:rPr>
+      <w:bookmarkStart w:id="27" w:name="_Toc225672578"/>
+      <w:r>
         <w:t>1.7 ORÇAMENTO DO PROJETO</w:t>
       </w:r>
+      <w:bookmarkEnd w:id="27"/>
     </w:p>
     <w:p>
       <w:pPr>
@@ -7897,7 +8305,7 @@
         <w:spacing w:after="120" w:line="360" w:lineRule="auto"/>
         <w:jc w:val="center"/>
       </w:pPr>
-      <w:bookmarkStart w:id="31" w:name="_Toc223286330"/>
+      <w:bookmarkStart w:id="28" w:name="_Toc223286330"/>
       <w:r>
         <w:rPr>
           <w:rFonts w:ascii="Arial" w:eastAsia="Arial" w:hAnsi="Arial"/>
@@ -7956,7 +8364,7 @@
         </w:rPr>
         <w:t xml:space="preserve"> – Orçamento Estimado do Projeto</w:t>
       </w:r>
-      <w:bookmarkEnd w:id="31"/>
+      <w:bookmarkEnd w:id="28"/>
     </w:p>
     <w:tbl>
       <w:tblPr>
@@ -8077,6 +8485,7 @@
                 <w:szCs w:val="24"/>
                 <w:highlight w:val="green"/>
               </w:rPr>
+              <w:lastRenderedPageBreak/>
               <w:t>Domínio</w:t>
             </w:r>
           </w:p>
@@ -8529,37 +8938,29 @@
         </w:rPr>
         <w:t>O orçamento do projeto prioriza a utilização de ferramentas e serviços com planos gratuitos, sendo os únicos custos previstos relacionados ao registro de domínio e ao serviço de hospedagem. O custo total estimado para o primeiro ano de operação é de aproximadamente R$ 400,00, considerando o domínio (R$ 40,00/ano) e a hospedagem (R$ 30,00/mês × 12 meses = R$ 360,00/ano).</w:t>
       </w:r>
-      <w:bookmarkStart w:id="32" w:name="_Toc160207354"/>
-      <w:bookmarkStart w:id="33" w:name="_Toc164351173"/>
-      <w:bookmarkStart w:id="34" w:name="_Toc164355017"/>
     </w:p>
     <w:p>
       <w:pPr>
         <w:pStyle w:val="Ttulo1"/>
         <w:spacing w:before="240" w:after="120"/>
         <w:ind w:firstLine="0"/>
-      </w:pPr>
-      <w:r>
-        <w:rPr>
-          <w:rFonts w:ascii="Arial" w:hAnsi="Arial"/>
-          <w:b/>
-          <w:i w:val="0"/>
-          <w:sz w:val="24"/>
-        </w:rPr>
+        <w:pageBreakBefore/>
+      </w:pPr>
+      <w:bookmarkStart w:id="29" w:name="_Toc225672579"/>
+      <w:r>
         <w:t>2 REFERENCIAL TEÓRICO</w:t>
       </w:r>
-    </w:p>
-    <w:p>
-      <w:pPr>
-        <w:spacing w:before="0" w:after="0" w:line="360" w:lineRule="auto"/>
-        <w:ind w:firstLine="709"/>
-        <w:jc w:val="both"/>
-      </w:pPr>
-      <w:r>
-        <w:rPr>
-          <w:rFonts w:ascii="Arial" w:hAnsi="Arial"/>
-          <w:b w:val="0"/>
-          <w:i w:val="0"/>
+      <w:bookmarkEnd w:id="29"/>
+    </w:p>
+    <w:p>
+      <w:pPr>
+        <w:spacing w:after="0" w:line="360" w:lineRule="auto"/>
+        <w:ind w:firstLine="709"/>
+        <w:jc w:val="both"/>
+      </w:pPr>
+      <w:r>
+        <w:rPr>
+          <w:rFonts w:ascii="Arial" w:hAnsi="Arial"/>
           <w:sz w:val="24"/>
         </w:rPr>
         <w:t>Este capítulo apresenta os fundamentos teóricos que embasam o desenvolvimento do sistema de gerenciamento de espaços de eventos proposto neste trabalho. São abordados o problema da gestão manual de espaços em organizações, as comunidades afetadas e seus impactos, o alinhamento com os Objetivos de Desenvolvimento Sustentável da ONU, o contexto da transformação digital e dos sistemas de agendamento existentes, e as tecnologias web selecionadas para o desenvolvimento da solução.</w:t>
@@ -8571,43 +8972,43 @@
         <w:spacing w:before="240" w:after="120"/>
         <w:ind w:firstLine="0"/>
       </w:pPr>
-      <w:r>
-        <w:rPr>
-          <w:rFonts w:ascii="Arial" w:hAnsi="Arial"/>
-          <w:b/>
-          <w:i w:val="0"/>
-          <w:sz w:val="24"/>
-        </w:rPr>
+      <w:bookmarkStart w:id="30" w:name="_Toc225672580"/>
+      <w:r>
         <w:t>2.1 O PROBLEMA DA GESTÃO MANUAL DE ESPAÇOS EM ORGANIZAÇÕES</w:t>
       </w:r>
-    </w:p>
-    <w:p>
-      <w:pPr>
-        <w:spacing w:before="0" w:after="0" w:line="360" w:lineRule="auto"/>
-        <w:ind w:firstLine="709"/>
-        <w:jc w:val="both"/>
-      </w:pPr>
-      <w:r>
-        <w:rPr>
-          <w:rFonts w:ascii="Arial" w:hAnsi="Arial"/>
-          <w:b w:val="0"/>
-          <w:i w:val="0"/>
-          <w:sz w:val="24"/>
-        </w:rPr>
-        <w:t>A gestão de espaços físicos em organizações — salas de reunião, auditórios, laboratórios, espaços de eventos e áreas compartilhadas — constitui uma atividade operacional que, embora aparentemente simples, carrega consigo uma complexidade administrativa historicamente subestimada. Desde as primeiras formulações da teoria clássica da administração, no início do século XX, a alocação de recursos físicos já figurava como elemento central da função organizacional. Chiavenato (2021, p. 74) observou que a preocupação com a racionalização do uso de espaços e recursos materiais remonta aos princípios de Henri Fayol, para quem a organização eficiente dependia fundamentalmente da disposição ordenada dos meios disponíveis. Contudo, apesar de mais de um século de evolução nas teorias administrativas, um número expressivo de organizações ainda conduz a gestão de seus espaços por meio de processos predominantemente manuais — planilhas eletrônicas, cadernos de reserva, quadros murais e comunicações informais por telefone ou e-mail.</w:t>
-      </w:r>
-    </w:p>
-    <w:p>
-      <w:pPr>
-        <w:spacing w:before="0" w:after="0" w:line="360" w:lineRule="auto"/>
-        <w:ind w:firstLine="709"/>
-        <w:jc w:val="both"/>
-      </w:pPr>
-      <w:r>
-        <w:rPr>
-          <w:rFonts w:ascii="Arial" w:hAnsi="Arial"/>
-          <w:b w:val="0"/>
-          <w:i w:val="0"/>
+      <w:bookmarkEnd w:id="30"/>
+    </w:p>
+    <w:p>
+      <w:pPr>
+        <w:spacing w:after="0" w:line="360" w:lineRule="auto"/>
+        <w:ind w:firstLine="709"/>
+        <w:jc w:val="both"/>
+      </w:pPr>
+      <w:r>
+        <w:rPr>
+          <w:rFonts w:ascii="Arial" w:hAnsi="Arial"/>
+          <w:sz w:val="24"/>
+        </w:rPr>
+        <w:t xml:space="preserve">A gestão de espaços físicos em organizações — salas de reunião, auditórios, laboratórios, espaços de eventos e áreas compartilhadas — constitui uma atividade operacional que, embora aparentemente simples, carrega consigo uma complexidade administrativa historicamente subestimada. Desde as primeiras formulações da teoria clássica da administração, no início do século XX, a alocação de recursos físicos já </w:t>
+      </w:r>
+      <w:r>
+        <w:rPr>
+          <w:rFonts w:ascii="Arial" w:hAnsi="Arial"/>
+          <w:sz w:val="24"/>
+        </w:rPr>
+        <w:lastRenderedPageBreak/>
+        <w:t>figurava como elemento central da função organizacional. Chiavenato (2021, p. 74) observou que a preocupação com a racionalização do uso de espaços e recursos materiais remonta aos princípios de Henri Fayol, para quem a organização eficiente dependia fundamentalmente da disposição ordenada dos meios disponíveis. Contudo, apesar de mais de um século de evolução nas teorias administrativas, um número expressivo de organizações ainda conduz a gestão de seus espaços por meio de processos predominantemente manuais — planilhas eletrônicas, cadernos de reserva, quadros murais e comunicações informais por telefone ou e-mail.</w:t>
+      </w:r>
+    </w:p>
+    <w:p>
+      <w:pPr>
+        <w:spacing w:after="0" w:line="360" w:lineRule="auto"/>
+        <w:ind w:firstLine="709"/>
+        <w:jc w:val="both"/>
+      </w:pPr>
+      <w:r>
+        <w:rPr>
+          <w:rFonts w:ascii="Arial" w:hAnsi="Arial"/>
           <w:sz w:val="24"/>
         </w:rPr>
         <w:t>O problema da gestão manual de espaços não é, portanto, um fenômeno recente, mas um resíduo persistente de práticas pré-digitais que não acompanharam a velocidade da transformação tecnológica. Laudon e Laudon (2021, p. 42) argumentaram que a digitalização dos processos organizacionais avançou de forma desigual entre os diferentes setores e portes de empresa, de modo que atividades consideradas "secundárias" — como o agendamento de salas — frequentemente permanecem à margem dos investimentos em tecnologia da informação. Essa marginalização resulta em um cenário no qual organizações que já adotaram sistemas sofisticados para finanças, recursos humanos e logística continuam dependendo de métodos rudimentares para gerenciar seus próprios espaços físicos.</w:t>
@@ -8615,15 +9016,13 @@
     </w:p>
     <w:p>
       <w:pPr>
-        <w:spacing w:before="0" w:after="0" w:line="360" w:lineRule="auto"/>
-        <w:ind w:firstLine="709"/>
-        <w:jc w:val="both"/>
-      </w:pPr>
-      <w:r>
-        <w:rPr>
-          <w:rFonts w:ascii="Arial" w:hAnsi="Arial"/>
-          <w:b w:val="0"/>
-          <w:i w:val="0"/>
+        <w:spacing w:after="0" w:line="360" w:lineRule="auto"/>
+        <w:ind w:firstLine="709"/>
+        <w:jc w:val="both"/>
+      </w:pPr>
+      <w:r>
+        <w:rPr>
+          <w:rFonts w:ascii="Arial" w:hAnsi="Arial"/>
           <w:sz w:val="24"/>
         </w:rPr>
         <w:t xml:space="preserve">As consequências dessa lacuna tecnológica são amplamente documentadas na literatura. Slack, Brandon-Jones e Johnston (2022, p. 298) destacaram que a gestão ineficiente de recursos compartilhados gera conflitos de agendamento — situação em que dois ou mais eventos são alocados para o mesmo espaço no mesmo horário —, subutilização de ambientes disponíveis e desperdício de tempo administrativo para resolução de sobreposições. O fenômeno do </w:t>
@@ -8631,7 +9030,6 @@
       <w:r>
         <w:rPr>
           <w:rFonts w:ascii="Arial" w:hAnsi="Arial"/>
-          <w:b w:val="0"/>
           <w:i/>
           <w:sz w:val="24"/>
         </w:rPr>
@@ -8640,8 +9038,6 @@
       <w:r>
         <w:rPr>
           <w:rFonts w:ascii="Arial" w:hAnsi="Arial"/>
-          <w:b w:val="0"/>
-          <w:i w:val="0"/>
           <w:sz w:val="24"/>
         </w:rPr>
         <w:t>, como é conhecido na literatura anglófona, representa não apenas um inconveniente operacional, mas uma fonte de atrito organizacional que compromete a credibilidade dos setores responsáveis e a confiança dos usuários internos no processo de reserva. Stair e Reynolds (2021, p. 56) acrescentaram que processos manuais de agendamento estão intrinsecamente sujeitos a erros humanos — omissões, registros ilegíveis, esquecimentos de cancelamento e falhas de comunicação entre departamentos — que se acumulam ao longo do tempo e degradam progressivamente a qualidade da gestão.</w:t>
@@ -8649,31 +9045,28 @@
     </w:p>
     <w:p>
       <w:pPr>
-        <w:spacing w:before="0" w:after="0" w:line="360" w:lineRule="auto"/>
-        <w:ind w:firstLine="709"/>
-        <w:jc w:val="both"/>
-      </w:pPr>
-      <w:r>
-        <w:rPr>
-          <w:rFonts w:ascii="Arial" w:hAnsi="Arial"/>
-          <w:b w:val="0"/>
-          <w:i w:val="0"/>
-          <w:sz w:val="24"/>
-        </w:rPr>
+        <w:spacing w:after="0" w:line="360" w:lineRule="auto"/>
+        <w:ind w:firstLine="709"/>
+        <w:jc w:val="both"/>
+      </w:pPr>
+      <w:r>
+        <w:rPr>
+          <w:rFonts w:ascii="Arial" w:hAnsi="Arial"/>
+          <w:sz w:val="24"/>
+        </w:rPr>
+        <w:lastRenderedPageBreak/>
         <w:t>Do ponto de vista da produtividade, os impactos são igualmente significativos. Turban, Volonino e Wood (2022, p. 113) estimaram que atividades administrativas conduzidas manualmente consomem, em média, de 20% a 30% mais tempo do que seus equivalentes automatizados, considerando não apenas a execução da tarefa em si, mas também o retrabalho decorrente de erros e a necessidade de verificações redundantes. No contexto específico da gestão de espaços, esse custo adicional de tempo se traduz em horas dedicadas à conferência de disponibilidade, ao contato com outros setores para confirmação de reservas e à resolução de conflitos que poderiam ser automaticamente prevenidos por um sistema informatizado. O'Brien e Marakas (2021, p. 87) reforçaram essa perspectiva ao afirmar que a ausência de sistemas de informação para apoio às decisões operacionais priva os gestores de dados consolidados sobre padrões de uso, taxas de ocupação e demandas sazonais — informações que seriam essenciais para o planejamento estratégico do uso dos espaços disponíveis.</w:t>
       </w:r>
     </w:p>
     <w:p>
       <w:pPr>
-        <w:spacing w:before="0" w:after="0" w:line="360" w:lineRule="auto"/>
-        <w:ind w:firstLine="709"/>
-        <w:jc w:val="both"/>
-      </w:pPr>
-      <w:r>
-        <w:rPr>
-          <w:rFonts w:ascii="Arial" w:hAnsi="Arial"/>
-          <w:b w:val="0"/>
-          <w:i w:val="0"/>
+        <w:spacing w:after="0" w:line="360" w:lineRule="auto"/>
+        <w:ind w:firstLine="709"/>
+        <w:jc w:val="both"/>
+      </w:pPr>
+      <w:r>
+        <w:rPr>
+          <w:rFonts w:ascii="Arial" w:hAnsi="Arial"/>
           <w:sz w:val="24"/>
         </w:rPr>
         <w:t xml:space="preserve">A dependência de registros em papel ou planilhas não integradas também acarreta riscos relacionados à segurança e à integridade das informações. Laudon e Laudon (2021, p. 231) alertaram que dados armazenados em meios não estruturados estão vulneráveis à perda, à duplicação inconsistente e à impossibilidade de auditoria, uma vez que não dispõem dos mecanismos de controle de acesso, versionamento e </w:t>
@@ -8681,7 +9074,6 @@
       <w:r>
         <w:rPr>
           <w:rFonts w:ascii="Arial" w:hAnsi="Arial"/>
-          <w:b w:val="0"/>
           <w:i/>
           <w:sz w:val="24"/>
         </w:rPr>
@@ -8690,8 +9082,6 @@
       <w:r>
         <w:rPr>
           <w:rFonts w:ascii="Arial" w:hAnsi="Arial"/>
-          <w:b w:val="0"/>
-          <w:i w:val="0"/>
           <w:sz w:val="24"/>
         </w:rPr>
         <w:t xml:space="preserve"> que os sistemas de banco de dados oferecem. Em organizações de maior porte, onde múltiplos setores disputam os mesmos espaços, a ausência de uma base de dados centralizada e acessível em tempo real resulta em uma assimetria informacional que favorece departamentos mais articulados politicamente em detrimento de critérios objetivos de prioridade e necessidade.</w:t>
@@ -8699,31 +9089,35 @@
     </w:p>
     <w:p>
       <w:pPr>
-        <w:spacing w:before="0" w:after="0" w:line="360" w:lineRule="auto"/>
-        <w:ind w:firstLine="709"/>
-        <w:jc w:val="both"/>
-      </w:pPr>
-      <w:r>
-        <w:rPr>
-          <w:rFonts w:ascii="Arial" w:hAnsi="Arial"/>
-          <w:b w:val="0"/>
-          <w:i w:val="0"/>
-          <w:sz w:val="24"/>
-        </w:rPr>
-        <w:t>Cabe reconhecer, todavia, que a literatura não é unânime quanto à inadequação absoluta dos processos manuais. Chiavenato (2021, p. 132) ponderou que, em organizações de pequeno porte com estrutura simples e baixa demanda por espaços compartilhados, métodos informais de gestão podem ser suficientes e até preferíveis, na medida em que evitam a complexidade e os custos associados à implantação e manutenção de sistemas informatizados. Slack, Brandon-Jones e Johnston (2022, p. 145) corroboraram parcialmente essa perspectiva ao argumentar que a sofisticação dos mecanismos de controle deve ser proporcional à complexidade do ambiente gerenciado, de modo que soluções simples para problemas simples representam uma forma legítima de eficiência.</w:t>
-      </w:r>
-    </w:p>
-    <w:p>
-      <w:pPr>
-        <w:spacing w:before="0" w:after="0" w:line="360" w:lineRule="auto"/>
-        <w:ind w:firstLine="709"/>
-        <w:jc w:val="both"/>
-      </w:pPr>
-      <w:r>
-        <w:rPr>
-          <w:rFonts w:ascii="Arial" w:hAnsi="Arial"/>
-          <w:b w:val="0"/>
-          <w:i w:val="0"/>
+        <w:spacing w:after="0" w:line="360" w:lineRule="auto"/>
+        <w:ind w:firstLine="709"/>
+        <w:jc w:val="both"/>
+      </w:pPr>
+      <w:r>
+        <w:rPr>
+          <w:rFonts w:ascii="Arial" w:hAnsi="Arial"/>
+          <w:sz w:val="24"/>
+        </w:rPr>
+        <w:t xml:space="preserve">Cabe reconhecer, todavia, que a literatura não é unânime quanto à inadequação absoluta dos processos manuais. Chiavenato (2021, p. 132) ponderou que, em organizações de pequeno porte com estrutura simples e baixa demanda por espaços compartilhados, métodos informais de gestão podem ser suficientes e até preferíveis, na medida em que evitam a complexidade e os custos associados à implantação e manutenção de sistemas informatizados. Slack, Brandon-Jones e Johnston (2022, p. 145) corroboraram parcialmente essa perspectiva ao argumentar que a sofisticação dos mecanismos de controle deve ser proporcional à complexidade </w:t>
+      </w:r>
+      <w:r>
+        <w:rPr>
+          <w:rFonts w:ascii="Arial" w:hAnsi="Arial"/>
+          <w:sz w:val="24"/>
+        </w:rPr>
+        <w:lastRenderedPageBreak/>
+        <w:t>do ambiente gerenciado, de modo que soluções simples para problemas simples representam uma forma legítima de eficiência.</w:t>
+      </w:r>
+    </w:p>
+    <w:p>
+      <w:pPr>
+        <w:spacing w:after="0" w:line="360" w:lineRule="auto"/>
+        <w:ind w:firstLine="709"/>
+        <w:jc w:val="both"/>
+      </w:pPr>
+      <w:r>
+        <w:rPr>
+          <w:rFonts w:ascii="Arial" w:hAnsi="Arial"/>
           <w:sz w:val="24"/>
         </w:rPr>
         <w:t>Não obstante essas ressalvas, a tendência predominante na literatura aponta para a insustentabilidade dos processos manuais à medida que as organizações crescem, diversificam suas atividades ou enfrentam demandas por maior transparência e eficiência. Turban, Volonino e Wood (2022, p. 189) argumentaram que o ponto de inflexão ocorre quando o custo do erro — em termos de tempo perdido, imagem institucional comprometida e oportunidades desperdiçadas — supera o custo da implantação de uma solução tecnológica. Stair e Reynolds (2021, p. 112) complementaram que a transformação digital não se limita à automação de tarefas existentes, mas envolve uma reconfiguração dos fluxos de trabalho que permite a criação de valor por meio de dados antes indisponíveis.</w:t>
@@ -8735,27 +9129,21 @@
         <w:spacing w:before="240" w:after="120"/>
         <w:ind w:firstLine="0"/>
       </w:pPr>
-      <w:r>
-        <w:rPr>
-          <w:rFonts w:ascii="Arial" w:hAnsi="Arial"/>
-          <w:b/>
-          <w:i w:val="0"/>
-          <w:sz w:val="24"/>
-        </w:rPr>
+      <w:bookmarkStart w:id="31" w:name="_Toc225672581"/>
+      <w:r>
         <w:t>2.2 COMUNIDADES AFETADAS E SEUS IMPACTOS</w:t>
       </w:r>
-    </w:p>
-    <w:p>
-      <w:pPr>
-        <w:spacing w:before="0" w:after="0" w:line="360" w:lineRule="auto"/>
-        <w:ind w:firstLine="709"/>
-        <w:jc w:val="both"/>
-      </w:pPr>
-      <w:r>
-        <w:rPr>
-          <w:rFonts w:ascii="Arial" w:hAnsi="Arial"/>
-          <w:b w:val="0"/>
-          <w:i w:val="0"/>
+      <w:bookmarkEnd w:id="31"/>
+    </w:p>
+    <w:p>
+      <w:pPr>
+        <w:spacing w:after="0" w:line="360" w:lineRule="auto"/>
+        <w:ind w:firstLine="709"/>
+        <w:jc w:val="both"/>
+      </w:pPr>
+      <w:r>
+        <w:rPr>
+          <w:rFonts w:ascii="Arial" w:hAnsi="Arial"/>
           <w:sz w:val="24"/>
         </w:rPr>
         <w:t xml:space="preserve">O problema da gestão ineficiente de espaços não se restringe a um único tipo de organização; ao contrário, perpassa uma diversidade de comunidades e contextos institucionais, cada qual com vulnerabilidades e impactos específicos. Entre os segmentos mais afetados encontram-se as pequenas e médias empresas (PMEs), as instituições de ensino, os espaços de </w:t>
@@ -8763,7 +9151,6 @@
       <w:r>
         <w:rPr>
           <w:rFonts w:ascii="Arial" w:hAnsi="Arial"/>
-          <w:b w:val="0"/>
           <w:i/>
           <w:sz w:val="24"/>
         </w:rPr>
@@ -8772,8 +9159,6 @@
       <w:r>
         <w:rPr>
           <w:rFonts w:ascii="Arial" w:hAnsi="Arial"/>
-          <w:b w:val="0"/>
-          <w:i w:val="0"/>
           <w:sz w:val="24"/>
         </w:rPr>
         <w:t>, as organizações não governamentais (ONGs), os centros comunitários e os escritórios corporativos.</w:t>
@@ -8781,15 +9166,13 @@
     </w:p>
     <w:p>
       <w:pPr>
-        <w:spacing w:before="0" w:after="0" w:line="360" w:lineRule="auto"/>
-        <w:ind w:firstLine="709"/>
-        <w:jc w:val="both"/>
-      </w:pPr>
-      <w:r>
-        <w:rPr>
-          <w:rFonts w:ascii="Arial" w:hAnsi="Arial"/>
-          <w:b w:val="0"/>
-          <w:i w:val="0"/>
+        <w:spacing w:after="0" w:line="360" w:lineRule="auto"/>
+        <w:ind w:firstLine="709"/>
+        <w:jc w:val="both"/>
+      </w:pPr>
+      <w:r>
+        <w:rPr>
+          <w:rFonts w:ascii="Arial" w:hAnsi="Arial"/>
           <w:sz w:val="24"/>
         </w:rPr>
         <w:t>As pequenas e médias empresas brasileiras constituem o segmento mais vulnerável às ineficiências decorrentes da gestão manual. Segundo dados do SEBRAE (2023, p. 18), as PMEs representam cerca de 99% dos estabelecimentos formais no Brasil e respondem por aproximadamente 55% dos empregos com carteira assinada. Contudo, essa relevância quantitativa não se traduz em robustez operacional. O mesmo estudo apontou que uma parcela significativa das empresas de pequeno porte encerra suas atividades nos primeiros cinco anos de existência, sendo a deficiência na gestão administrativa um dos fatores recorrentemente associados a esse desfecho. Dornelas (2021, p. 94) observou que empreendedores de PMEs frequentemente concentram suas atenções nas atividades-fim do negócio em detrimento de processos de apoio como a gestão de infraestrutura física.</w:t>
@@ -8797,23 +9180,28 @@
     </w:p>
     <w:p>
       <w:pPr>
-        <w:spacing w:before="0" w:after="0" w:line="360" w:lineRule="auto"/>
-        <w:ind w:firstLine="709"/>
-        <w:jc w:val="both"/>
-      </w:pPr>
-      <w:r>
-        <w:rPr>
-          <w:rFonts w:ascii="Arial" w:hAnsi="Arial"/>
-          <w:b w:val="0"/>
-          <w:i w:val="0"/>
-          <w:sz w:val="24"/>
-        </w:rPr>
-        <w:t xml:space="preserve">No contexto das PMEs que dependem de espaços para eventos, reuniões com clientes ou atividades de capacitação, a ausência de um sistema organizado de agendamento pode gerar prejuízos econômicos diretos. A Endeavor Brasil (2023, p. 27) revelou que apenas 35% das empresas de pequeno porte declararam possuir algum nível de digitalização em seus processos administrativos internos, enquanto nas médias empresas esse percentual alcançava 62%. Essa disparidade configura o que a literatura denomina </w:t>
-      </w:r>
-      <w:r>
-        <w:rPr>
-          <w:rFonts w:ascii="Arial" w:hAnsi="Arial"/>
-          <w:b w:val="0"/>
+        <w:spacing w:after="0" w:line="360" w:lineRule="auto"/>
+        <w:ind w:firstLine="709"/>
+        <w:jc w:val="both"/>
+      </w:pPr>
+      <w:r>
+        <w:rPr>
+          <w:rFonts w:ascii="Arial" w:hAnsi="Arial"/>
+          <w:sz w:val="24"/>
+        </w:rPr>
+        <w:t xml:space="preserve">No contexto das PMEs que dependem de espaços para eventos, reuniões com clientes ou atividades de capacitação, a ausência de um sistema organizado de agendamento pode gerar prejuízos econômicos diretos. A Endeavor Brasil (2023, p. </w:t>
+      </w:r>
+      <w:r>
+        <w:rPr>
+          <w:rFonts w:ascii="Arial" w:hAnsi="Arial"/>
+          <w:sz w:val="24"/>
+        </w:rPr>
+        <w:lastRenderedPageBreak/>
+        <w:t xml:space="preserve">27) revelou que apenas 35% das empresas de pequeno porte declararam possuir algum nível de digitalização em seus processos administrativos internos, enquanto nas médias empresas esse percentual alcançava 62%. Essa disparidade configura o que a literatura denomina </w:t>
+      </w:r>
+      <w:r>
+        <w:rPr>
+          <w:rFonts w:ascii="Arial" w:hAnsi="Arial"/>
           <w:i/>
           <w:sz w:val="24"/>
         </w:rPr>
@@ -8822,8 +9210,6 @@
       <w:r>
         <w:rPr>
           <w:rFonts w:ascii="Arial" w:hAnsi="Arial"/>
-          <w:b w:val="0"/>
-          <w:i w:val="0"/>
           <w:sz w:val="24"/>
         </w:rPr>
         <w:t xml:space="preserve"> de maturidade digital, no qual organizações menores permanecem presas a práticas analógicas não por escolha estratégica, mas por limitações de recursos, conhecimento técnico e acesso a soluções acessíveis.</w:t>
@@ -8831,15 +9217,13 @@
     </w:p>
     <w:p>
       <w:pPr>
-        <w:spacing w:before="0" w:after="0" w:line="360" w:lineRule="auto"/>
-        <w:ind w:firstLine="709"/>
-        <w:jc w:val="both"/>
-      </w:pPr>
-      <w:r>
-        <w:rPr>
-          <w:rFonts w:ascii="Arial" w:hAnsi="Arial"/>
-          <w:b w:val="0"/>
-          <w:i w:val="0"/>
+        <w:spacing w:after="0" w:line="360" w:lineRule="auto"/>
+        <w:ind w:firstLine="709"/>
+        <w:jc w:val="both"/>
+      </w:pPr>
+      <w:r>
+        <w:rPr>
+          <w:rFonts w:ascii="Arial" w:hAnsi="Arial"/>
           <w:sz w:val="24"/>
         </w:rPr>
         <w:t>As instituições de ensino — escolas, universidades e centros de formação profissional — enfrentam desafios particularmente agudos na gestão de espaços, dada a multiplicidade de atores envolvidos e a natureza cíclica e dinâmica de suas demandas. Salas de aula, laboratórios, auditórios e espaços de convivência precisam ser alocados semestralmente para disciplinas regulares e, simultaneamente, disponibilizados para eventos acadêmicos, atividades de extensão, defesas de trabalhos e reuniões administrativas. O IBGE (2023) constatou que a infraestrutura tecnológica de instituições públicas de ensino permanece significativamente aquém da verificada em instituições privadas de grande porte, o que contribui para a perpetuação de métodos manuais de gestão de espaços nesse segmento.</w:t>
@@ -8847,15 +9231,13 @@
     </w:p>
     <w:p>
       <w:pPr>
-        <w:spacing w:before="0" w:after="0" w:line="360" w:lineRule="auto"/>
-        <w:ind w:firstLine="709"/>
-        <w:jc w:val="both"/>
-      </w:pPr>
-      <w:r>
-        <w:rPr>
-          <w:rFonts w:ascii="Arial" w:hAnsi="Arial"/>
-          <w:b w:val="0"/>
-          <w:i w:val="0"/>
+        <w:spacing w:after="0" w:line="360" w:lineRule="auto"/>
+        <w:ind w:firstLine="709"/>
+        <w:jc w:val="both"/>
+      </w:pPr>
+      <w:r>
+        <w:rPr>
+          <w:rFonts w:ascii="Arial" w:hAnsi="Arial"/>
           <w:sz w:val="24"/>
         </w:rPr>
         <w:t xml:space="preserve">Os espaços de </w:t>
@@ -8863,7 +9245,6 @@
       <w:r>
         <w:rPr>
           <w:rFonts w:ascii="Arial" w:hAnsi="Arial"/>
-          <w:b w:val="0"/>
           <w:i/>
           <w:sz w:val="24"/>
         </w:rPr>
@@ -8872,8 +9253,6 @@
       <w:r>
         <w:rPr>
           <w:rFonts w:ascii="Arial" w:hAnsi="Arial"/>
-          <w:b w:val="0"/>
-          <w:i w:val="0"/>
           <w:sz w:val="24"/>
         </w:rPr>
         <w:t xml:space="preserve">, cuja expansão no Brasil se intensificou na última década, representam um caso em que a gestão eficiente de espaços é constitutiva do próprio modelo de negócios. Dornelas (2021, p. 156) destacou que o sucesso dos espaços de </w:t>
@@ -8881,7 +9260,6 @@
       <w:r>
         <w:rPr>
           <w:rFonts w:ascii="Arial" w:hAnsi="Arial"/>
-          <w:b w:val="0"/>
           <w:i/>
           <w:sz w:val="24"/>
         </w:rPr>
@@ -8890,8 +9268,6 @@
       <w:r>
         <w:rPr>
           <w:rFonts w:ascii="Arial" w:hAnsi="Arial"/>
-          <w:b w:val="0"/>
-          <w:i w:val="0"/>
           <w:sz w:val="24"/>
         </w:rPr>
         <w:t xml:space="preserve"> depende de um equilíbrio entre maximização da ocupação e qualidade da experiência do usuário — equilíbrio que é praticamente inviável sem o suporte de ferramentas tecnológicas para gestão em tempo real.</w:t>
@@ -8899,15 +9275,13 @@
     </w:p>
     <w:p>
       <w:pPr>
-        <w:spacing w:before="0" w:after="0" w:line="360" w:lineRule="auto"/>
-        <w:ind w:firstLine="709"/>
-        <w:jc w:val="both"/>
-      </w:pPr>
-      <w:r>
-        <w:rPr>
-          <w:rFonts w:ascii="Arial" w:hAnsi="Arial"/>
-          <w:b w:val="0"/>
-          <w:i w:val="0"/>
+        <w:spacing w:after="0" w:line="360" w:lineRule="auto"/>
+        <w:ind w:firstLine="709"/>
+        <w:jc w:val="both"/>
+      </w:pPr>
+      <w:r>
+        <w:rPr>
+          <w:rFonts w:ascii="Arial" w:hAnsi="Arial"/>
           <w:sz w:val="24"/>
         </w:rPr>
         <w:t>As organizações não governamentais e os centros comunitários operam frequentemente com orçamentos restritos e equipes enxutas, o que torna qualquer ineficiência administrativa proporcionalmente mais onerosa. A CETIC.BR (2023, p. 42) identificou que as organizações do terceiro setor apresentam índices de adoção tecnológica inferiores à média das empresas brasileiras. Conflitos de agendamento nesses contextos podem comprometer a execução de projetos sociais, o atendimento a comunidades vulneráveis e a prestação de contas a financiadores.</w:t>
@@ -8915,18 +9289,24 @@
     </w:p>
     <w:p>
       <w:pPr>
-        <w:spacing w:before="0" w:after="0" w:line="360" w:lineRule="auto"/>
-        <w:ind w:firstLine="709"/>
-        <w:jc w:val="both"/>
-      </w:pPr>
-      <w:r>
-        <w:rPr>
-          <w:rFonts w:ascii="Arial" w:hAnsi="Arial"/>
-          <w:b w:val="0"/>
-          <w:i w:val="0"/>
-          <w:sz w:val="24"/>
-        </w:rPr>
-        <w:t>Os impactos econômicos agregados da gestão ineficiente de espaços podem ser inferidos a partir de indicadores mais amplos. O SEBRAE (2023, p. 31) estimou que ineficiências operacionais respondem por uma parcela considerável dos custos ocultos nas PMEs brasileiras. A CETIC.BR (2023, p. 58) complementou essa análise ao demonstrar que empresas com maior nível de digitalização apresentam indicadores de produtividade superiores aos de suas concorrentes menos digitalizadas. A disparidade entre organizações que dispõem de sistemas integrados de gestão e aquelas que dependem de métodos manuais configura uma dimensão específica da desigualdade digital que marca o cenário organizacional brasileiro.</w:t>
+        <w:spacing w:after="0" w:line="360" w:lineRule="auto"/>
+        <w:ind w:firstLine="709"/>
+        <w:jc w:val="both"/>
+      </w:pPr>
+      <w:r>
+        <w:rPr>
+          <w:rFonts w:ascii="Arial" w:hAnsi="Arial"/>
+          <w:sz w:val="24"/>
+        </w:rPr>
+        <w:t xml:space="preserve">Os impactos econômicos agregados da gestão ineficiente de espaços podem ser inferidos a partir de indicadores mais amplos. O SEBRAE (2023, p. 31) estimou que ineficiências operacionais respondem por uma parcela considerável dos custos ocultos nas PMEs brasileiras. A CETIC.BR (2023, p. 58) complementou essa análise </w:t>
+      </w:r>
+      <w:r>
+        <w:rPr>
+          <w:rFonts w:ascii="Arial" w:hAnsi="Arial"/>
+          <w:sz w:val="24"/>
+        </w:rPr>
+        <w:lastRenderedPageBreak/>
+        <w:t>ao demonstrar que empresas com maior nível de digitalização apresentam indicadores de produtividade superiores aos de suas concorrentes menos digitalizadas. A disparidade entre organizações que dispõem de sistemas integrados de gestão e aquelas que dependem de métodos manuais configura uma dimensão específica da desigualdade digital que marca o cenário organizacional brasileiro.</w:t>
       </w:r>
     </w:p>
     <w:p>
@@ -8935,27 +9315,21 @@
         <w:spacing w:before="240" w:after="120"/>
         <w:ind w:firstLine="0"/>
       </w:pPr>
-      <w:r>
-        <w:rPr>
-          <w:rFonts w:ascii="Arial" w:hAnsi="Arial"/>
-          <w:b/>
-          <w:i w:val="0"/>
-          <w:sz w:val="24"/>
-        </w:rPr>
+      <w:bookmarkStart w:id="32" w:name="_Toc225672582"/>
+      <w:r>
         <w:t>2.3 OBJETIVOS DE DESENVOLVIMENTO SUSTENTÁVEL (ODS)</w:t>
       </w:r>
-    </w:p>
-    <w:p>
-      <w:pPr>
-        <w:spacing w:before="0" w:after="0" w:line="360" w:lineRule="auto"/>
-        <w:ind w:firstLine="709"/>
-        <w:jc w:val="both"/>
-      </w:pPr>
-      <w:r>
-        <w:rPr>
-          <w:rFonts w:ascii="Arial" w:hAnsi="Arial"/>
-          <w:b w:val="0"/>
-          <w:i w:val="0"/>
+      <w:bookmarkEnd w:id="32"/>
+    </w:p>
+    <w:p>
+      <w:pPr>
+        <w:spacing w:after="0" w:line="360" w:lineRule="auto"/>
+        <w:ind w:firstLine="709"/>
+        <w:jc w:val="both"/>
+      </w:pPr>
+      <w:r>
+        <w:rPr>
+          <w:rFonts w:ascii="Arial" w:hAnsi="Arial"/>
           <w:sz w:val="24"/>
         </w:rPr>
         <w:t xml:space="preserve">Em setembro de 2015, os 193 Estados-membros da Organização das Nações Unidas adotaram a resolução intitulada "Transformando nosso mundo: a Agenda 2030 para o Desenvolvimento Sustentável", um plano de ação global que estabelece 17 Objetivos de Desenvolvimento Sustentável e 169 metas a serem alcançadas até o ano de 2030. A Agenda 2030 representa um compromisso universal que integra, de forma indissociável, as dimensões econômica, social e ambiental do desenvolvimento (ORGANIZAÇÃO DAS NAÇÕES UNIDAS, 2015). Conforme destacam Sachs </w:t>
@@ -8963,7 +9337,6 @@
       <w:r>
         <w:rPr>
           <w:rFonts w:ascii="Arial" w:hAnsi="Arial"/>
-          <w:b w:val="0"/>
           <w:i/>
           <w:sz w:val="24"/>
         </w:rPr>
@@ -8972,8 +9345,6 @@
       <w:r>
         <w:rPr>
           <w:rFonts w:ascii="Arial" w:hAnsi="Arial"/>
-          <w:b w:val="0"/>
-          <w:i w:val="0"/>
           <w:sz w:val="24"/>
         </w:rPr>
         <w:t xml:space="preserve"> (2023, p. 4), nenhum país do mundo está atualmente no caminho de atingir todos os 17 ODS até 2030, o que evidencia a urgência de iniciativas que contribuam, mesmo que em escala localizada, para o avanço dessas metas.</w:t>
@@ -8981,15 +9352,13 @@
     </w:p>
     <w:p>
       <w:pPr>
-        <w:spacing w:before="0" w:after="0" w:line="360" w:lineRule="auto"/>
-        <w:ind w:firstLine="709"/>
-        <w:jc w:val="both"/>
-      </w:pPr>
-      <w:r>
-        <w:rPr>
-          <w:rFonts w:ascii="Arial" w:hAnsi="Arial"/>
-          <w:b w:val="0"/>
-          <w:i w:val="0"/>
+        <w:spacing w:after="0" w:line="360" w:lineRule="auto"/>
+        <w:ind w:firstLine="709"/>
+        <w:jc w:val="both"/>
+      </w:pPr>
+      <w:r>
+        <w:rPr>
+          <w:rFonts w:ascii="Arial" w:hAnsi="Arial"/>
           <w:sz w:val="24"/>
         </w:rPr>
         <w:t xml:space="preserve">O ODS 9, denominado "Indústria, Inovação e Infraestrutura", visa construir infraestruturas resilientes, promover a industrialização inclusiva e sustentável e fomentar a inovação. Trata-se do objetivo de maior aderência com o presente projeto, uma vez que o sistema proposto constitui uma solução de inovação tecnológica aplicada à melhoria da infraestrutura organizacional. De acordo com o relatório da ONU (ORGANIZAÇÃO DAS NAÇÕES UNIDAS, 2023, p. 38), o investimento em pesquisa e desenvolvimento e a adoção de tecnologias digitais são fatores determinantes para o progresso das nações. A meta 9.b propõe apoiar o desenvolvimento tecnológico e a inovação nacionais nos países em desenvolvimento, o que se relaciona diretamente com o desenvolvimento de soluções de </w:t>
@@ -8997,7 +9366,6 @@
       <w:r>
         <w:rPr>
           <w:rFonts w:ascii="Arial" w:hAnsi="Arial"/>
-          <w:b w:val="0"/>
           <w:i/>
           <w:sz w:val="24"/>
         </w:rPr>
@@ -9006,8 +9374,6 @@
       <w:r>
         <w:rPr>
           <w:rFonts w:ascii="Arial" w:hAnsi="Arial"/>
-          <w:b w:val="0"/>
-          <w:i w:val="0"/>
           <w:sz w:val="24"/>
         </w:rPr>
         <w:t xml:space="preserve"> em contexto acadêmico brasileiro (INSTITUTO DE PESQUISA ECONÔMICA APLICADA, 2023). A meta 9.c preconiza o aumento significativo do acesso às tecnologias de informação e comunicação. Conforme apontam Sachs </w:t>
@@ -9015,7 +9381,6 @@
       <w:r>
         <w:rPr>
           <w:rFonts w:ascii="Arial" w:hAnsi="Arial"/>
-          <w:b w:val="0"/>
           <w:i/>
           <w:sz w:val="24"/>
         </w:rPr>
@@ -9024,8 +9389,6 @@
       <w:r>
         <w:rPr>
           <w:rFonts w:ascii="Arial" w:hAnsi="Arial"/>
-          <w:b w:val="0"/>
-          <w:i w:val="0"/>
           <w:sz w:val="24"/>
         </w:rPr>
         <w:t xml:space="preserve"> (2023, p. 29), os países da América Latina ainda enfrentam lacunas consideráveis em infraestrutura digital e adoção de inovações nos setores público e educacional.</w:t>
@@ -9033,23 +9396,28 @@
     </w:p>
     <w:p>
       <w:pPr>
-        <w:spacing w:before="0" w:after="0" w:line="360" w:lineRule="auto"/>
-        <w:ind w:firstLine="709"/>
-        <w:jc w:val="both"/>
-      </w:pPr>
-      <w:r>
-        <w:rPr>
-          <w:rFonts w:ascii="Arial" w:hAnsi="Arial"/>
-          <w:b w:val="0"/>
-          <w:i w:val="0"/>
-          <w:sz w:val="24"/>
-        </w:rPr>
-        <w:t xml:space="preserve">O ODS 4, "Educação de Qualidade", busca assegurar a educação inclusiva e equitativa de qualidade e promover oportunidades de aprendizagem ao longo da vida para todos. A gestão eficiente de espaços para eventos em instituições de ensino possibilita a realização de um maior número de atividades acadêmicas — palestras, seminários, </w:t>
-      </w:r>
-      <w:r>
-        <w:rPr>
-          <w:rFonts w:ascii="Arial" w:hAnsi="Arial"/>
-          <w:b w:val="0"/>
+        <w:spacing w:after="0" w:line="360" w:lineRule="auto"/>
+        <w:ind w:firstLine="709"/>
+        <w:jc w:val="both"/>
+      </w:pPr>
+      <w:r>
+        <w:rPr>
+          <w:rFonts w:ascii="Arial" w:hAnsi="Arial"/>
+          <w:sz w:val="24"/>
+        </w:rPr>
+        <w:t xml:space="preserve">O ODS 4, "Educação de Qualidade", busca assegurar a educação inclusiva e equitativa de qualidade e promover oportunidades de aprendizagem ao longo da vida </w:t>
+      </w:r>
+      <w:r>
+        <w:rPr>
+          <w:rFonts w:ascii="Arial" w:hAnsi="Arial"/>
+          <w:sz w:val="24"/>
+        </w:rPr>
+        <w:lastRenderedPageBreak/>
+        <w:t xml:space="preserve">para todos. A gestão eficiente de espaços para eventos em instituições de ensino possibilita a realização de um maior número de atividades acadêmicas — palestras, seminários, </w:t>
+      </w:r>
+      <w:r>
+        <w:rPr>
+          <w:rFonts w:ascii="Arial" w:hAnsi="Arial"/>
           <w:i/>
           <w:sz w:val="24"/>
         </w:rPr>
@@ -9058,8 +9426,6 @@
       <w:r>
         <w:rPr>
           <w:rFonts w:ascii="Arial" w:hAnsi="Arial"/>
-          <w:b w:val="0"/>
-          <w:i w:val="0"/>
           <w:sz w:val="24"/>
         </w:rPr>
         <w:t xml:space="preserve"> e congressos —, ampliando as oportunidades de aprendizagem para a comunidade acadêmica. O relatório de desenvolvimento humano do UNDP (UNITED NATIONS DEVELOPMENT PROGRAMME, 2024, p. 112) ressalta que a infraestrutura de apoio — incluindo a disponibilidade e a gestão adequada de espaços físicos — é um fator frequentemente subestimado na avaliação da qualidade educacional. Ao eliminar barreiras operacionais, o sistema contribui indiretamente para a meta 4.a, que trata da melhoria de instalações educacionais.</w:t>
@@ -9067,15 +9433,13 @@
     </w:p>
     <w:p>
       <w:pPr>
-        <w:spacing w:before="0" w:after="0" w:line="360" w:lineRule="auto"/>
-        <w:ind w:firstLine="709"/>
-        <w:jc w:val="both"/>
-      </w:pPr>
-      <w:r>
-        <w:rPr>
-          <w:rFonts w:ascii="Arial" w:hAnsi="Arial"/>
-          <w:b w:val="0"/>
-          <w:i w:val="0"/>
+        <w:spacing w:after="0" w:line="360" w:lineRule="auto"/>
+        <w:ind w:firstLine="709"/>
+        <w:jc w:val="both"/>
+      </w:pPr>
+      <w:r>
+        <w:rPr>
+          <w:rFonts w:ascii="Arial" w:hAnsi="Arial"/>
           <w:sz w:val="24"/>
         </w:rPr>
         <w:t>O ODS 12, "Consumo e Produção Responsáveis", objetiva assegurar padrões de consumo e produção sustentáveis. A relação deste objetivo com o projeto manifesta-se em três frentes: a eliminação de processos baseados em papel, a otimização do uso de espaços físicos e o impacto ambiental positivo da digitalização. Segundo dados do IPEA (INSTITUTO DE PESQUISA ECONÔMICA APLICADA, 2023), a transição para processos digitais no setor público e educacional brasileiro tem potencial de reduzir significativamente o desperdício de recursos, alinhando-se à meta 12.5, que trata da redução substancial da geração de resíduos por meio da prevenção, redução, reciclagem e reuso.</w:t>
@@ -9083,15 +9447,13 @@
     </w:p>
     <w:p>
       <w:pPr>
-        <w:spacing w:before="0" w:after="0" w:line="360" w:lineRule="auto"/>
-        <w:ind w:firstLine="709"/>
-        <w:jc w:val="both"/>
-      </w:pPr>
-      <w:r>
-        <w:rPr>
-          <w:rFonts w:ascii="Arial" w:hAnsi="Arial"/>
-          <w:b w:val="0"/>
-          <w:i w:val="0"/>
+        <w:spacing w:after="0" w:line="360" w:lineRule="auto"/>
+        <w:ind w:firstLine="709"/>
+        <w:jc w:val="both"/>
+      </w:pPr>
+      <w:r>
+        <w:rPr>
+          <w:rFonts w:ascii="Arial" w:hAnsi="Arial"/>
           <w:sz w:val="24"/>
         </w:rPr>
         <w:t>Por fim, cabe mencionar o ODS 11, "Cidades e Comunidades Sustentáveis", que busca tornar as cidades inclusivas, seguras, resilientes e sustentáveis. A gestão inteligente de espaços para eventos contribui para o melhor aproveitamento da infraestrutura urbana já existente. A meta 11.a incentiva a articulação entre áreas urbanas por meio do fortalecimento do planejamento, e ferramentas digitais de gestão de espaços representam um componente relevante desse planejamento (ORGANIZAÇÃO DAS NAÇÕES UNIDAS, 2023).</w:t>
@@ -9099,15 +9461,13 @@
     </w:p>
     <w:p>
       <w:pPr>
-        <w:spacing w:before="0" w:after="0" w:line="360" w:lineRule="auto"/>
-        <w:ind w:firstLine="709"/>
-        <w:jc w:val="both"/>
-      </w:pPr>
-      <w:r>
-        <w:rPr>
-          <w:rFonts w:ascii="Arial" w:hAnsi="Arial"/>
-          <w:b w:val="0"/>
-          <w:i w:val="0"/>
+        <w:spacing w:after="0" w:line="360" w:lineRule="auto"/>
+        <w:ind w:firstLine="709"/>
+        <w:jc w:val="both"/>
+      </w:pPr>
+      <w:r>
+        <w:rPr>
+          <w:rFonts w:ascii="Arial" w:hAnsi="Arial"/>
           <w:sz w:val="24"/>
         </w:rPr>
         <w:t>Em síntese, o sistema proposto apresenta aderência com múltiplos Objetivos de Desenvolvimento Sustentável, com destaque para o ODS 9, ao qual se vincula diretamente por meio da promoção da inovação tecnológica e da melhoria da infraestrutura organizacional. Os ODS 4, 12 e 11, embora com graus de relevância distintos, também são contemplados pelo projeto.</w:t>
@@ -9119,43 +9479,43 @@
         <w:spacing w:before="240" w:after="120"/>
         <w:ind w:firstLine="0"/>
       </w:pPr>
-      <w:r>
-        <w:rPr>
-          <w:rFonts w:ascii="Arial" w:hAnsi="Arial"/>
-          <w:b/>
-          <w:i w:val="0"/>
-          <w:sz w:val="24"/>
-        </w:rPr>
+      <w:bookmarkStart w:id="33" w:name="_Toc225672583"/>
+      <w:r>
         <w:t>2.4 TRANSFORMAÇÃO DIGITAL E SISTEMAS DE AGENDAMENTO</w:t>
       </w:r>
-    </w:p>
-    <w:p>
-      <w:pPr>
-        <w:spacing w:before="0" w:after="0" w:line="360" w:lineRule="auto"/>
-        <w:ind w:firstLine="709"/>
-        <w:jc w:val="both"/>
-      </w:pPr>
-      <w:r>
-        <w:rPr>
-          <w:rFonts w:ascii="Arial" w:hAnsi="Arial"/>
-          <w:b w:val="0"/>
-          <w:i w:val="0"/>
-          <w:sz w:val="24"/>
-        </w:rPr>
-        <w:t>A transformação digital representa um fenômeno que transcende a mera adoção de tecnologias, configurando-se como uma reconfiguração profunda dos modelos de negócio, processos operacionais e propostas de valor das organizações. Rogers (2022) argumenta que a transformação digital não se resume à implementação de novas ferramentas tecnológicas, mas exige uma mudança fundamental na forma como as organizações pensam e operam. Nessa mesma perspectiva, Schwab (2022) situa esse movimento no contexto mais amplo da Quarta Revolução Industrial, caracterizada pela convergência de tecnologias digitais, físicas e biológicas.</w:t>
-      </w:r>
-    </w:p>
-    <w:p>
-      <w:pPr>
-        <w:spacing w:before="0" w:after="0" w:line="360" w:lineRule="auto"/>
-        <w:ind w:firstLine="709"/>
-        <w:jc w:val="both"/>
-      </w:pPr>
-      <w:r>
-        <w:rPr>
-          <w:rFonts w:ascii="Arial" w:hAnsi="Arial"/>
-          <w:b w:val="0"/>
-          <w:i w:val="0"/>
+      <w:bookmarkEnd w:id="33"/>
+    </w:p>
+    <w:p>
+      <w:pPr>
+        <w:spacing w:after="0" w:line="360" w:lineRule="auto"/>
+        <w:ind w:firstLine="709"/>
+        <w:jc w:val="both"/>
+      </w:pPr>
+      <w:r>
+        <w:rPr>
+          <w:rFonts w:ascii="Arial" w:hAnsi="Arial"/>
+          <w:sz w:val="24"/>
+        </w:rPr>
+        <w:t xml:space="preserve">A transformação digital representa um fenômeno que transcende a mera adoção de tecnologias, configurando-se como uma reconfiguração profunda dos </w:t>
+      </w:r>
+      <w:r>
+        <w:rPr>
+          <w:rFonts w:ascii="Arial" w:hAnsi="Arial"/>
+          <w:sz w:val="24"/>
+        </w:rPr>
+        <w:lastRenderedPageBreak/>
+        <w:t>modelos de negócio, processos operacionais e propostas de valor das organizações. Rogers (2022) argumenta que a transformação digital não se resume à implementação de novas ferramentas tecnológicas, mas exige uma mudança fundamental na forma como as organizações pensam e operam. Nessa mesma perspectiva, Schwab (2022) situa esse movimento no contexto mais amplo da Quarta Revolução Industrial, caracterizada pela convergência de tecnologias digitais, físicas e biológicas.</w:t>
+      </w:r>
+    </w:p>
+    <w:p>
+      <w:pPr>
+        <w:spacing w:after="0" w:line="360" w:lineRule="auto"/>
+        <w:ind w:firstLine="709"/>
+        <w:jc w:val="both"/>
+      </w:pPr>
+      <w:r>
+        <w:rPr>
+          <w:rFonts w:ascii="Arial" w:hAnsi="Arial"/>
           <w:sz w:val="24"/>
         </w:rPr>
         <w:t>No âmbito organizacional, Westerman, Bonnet e McAfee (2022) demonstram que organizações que combinam capacidade digital com liderança transformacional obtêm resultados financeiros e operacionais significativamente superiores. Contudo, os mesmos autores alertam que a digitalização sem uma estratégia integrada pode gerar desperdício de recursos e fragmentação de processos. Essa ressalva é particularmente relevante para o contexto de gerenciamento de espaços, no qual a substituição de planilhas por sistemas digitais precisa ser acompanhada de uma revisão dos fluxos de trabalho.</w:t>
@@ -9163,15 +9523,13 @@
     </w:p>
     <w:p>
       <w:pPr>
-        <w:spacing w:before="0" w:after="0" w:line="360" w:lineRule="auto"/>
-        <w:ind w:firstLine="709"/>
-        <w:jc w:val="both"/>
-      </w:pPr>
-      <w:r>
-        <w:rPr>
-          <w:rFonts w:ascii="Arial" w:hAnsi="Arial"/>
-          <w:b w:val="0"/>
-          <w:i w:val="0"/>
+        <w:spacing w:after="0" w:line="360" w:lineRule="auto"/>
+        <w:ind w:firstLine="709"/>
+        <w:jc w:val="both"/>
+      </w:pPr>
+      <w:r>
+        <w:rPr>
+          <w:rFonts w:ascii="Arial" w:hAnsi="Arial"/>
           <w:sz w:val="24"/>
         </w:rPr>
         <w:t>A gestão de espaços de eventos constitui um domínio operacional em que os benefícios da transformação digital se manifestam de forma concreta. A automação do agendamento reduz erros decorrentes de conflitos de horário e sobreposições de reservas (PRESSMAN; MAXIM, 2021). Além disso, a digitalização possibilita a tomada de decisões orientada por dados, o que, conforme apontado pelo Gartner (2024), está alinhado à crescente valorização da inteligência de dados como ativo estratégico nas organizações contemporâneas.</w:t>
@@ -9179,15 +9537,13 @@
     </w:p>
     <w:p>
       <w:pPr>
-        <w:spacing w:before="0" w:after="0" w:line="360" w:lineRule="auto"/>
-        <w:ind w:firstLine="709"/>
-        <w:jc w:val="both"/>
-      </w:pPr>
-      <w:r>
-        <w:rPr>
-          <w:rFonts w:ascii="Arial" w:hAnsi="Arial"/>
-          <w:b w:val="0"/>
-          <w:i w:val="0"/>
+        <w:spacing w:after="0" w:line="360" w:lineRule="auto"/>
+        <w:ind w:firstLine="709"/>
+        <w:jc w:val="both"/>
+      </w:pPr>
+      <w:r>
+        <w:rPr>
+          <w:rFonts w:ascii="Arial" w:hAnsi="Arial"/>
           <w:sz w:val="24"/>
         </w:rPr>
         <w:t xml:space="preserve">No mercado atual, diversas soluções comerciais se propõem a resolver o problema do agendamento. Plataformas como </w:t>
@@ -9195,7 +9551,6 @@
       <w:r>
         <w:rPr>
           <w:rFonts w:ascii="Arial" w:hAnsi="Arial"/>
-          <w:b w:val="0"/>
           <w:i/>
           <w:sz w:val="24"/>
         </w:rPr>
@@ -9204,8 +9559,6 @@
       <w:r>
         <w:rPr>
           <w:rFonts w:ascii="Arial" w:hAnsi="Arial"/>
-          <w:b w:val="0"/>
-          <w:i w:val="0"/>
           <w:sz w:val="24"/>
         </w:rPr>
         <w:t xml:space="preserve"> e </w:t>
@@ -9213,7 +9566,6 @@
       <w:r>
         <w:rPr>
           <w:rFonts w:ascii="Arial" w:hAnsi="Arial"/>
-          <w:b w:val="0"/>
           <w:i/>
           <w:sz w:val="24"/>
         </w:rPr>
@@ -9222,8 +9574,6 @@
       <w:r>
         <w:rPr>
           <w:rFonts w:ascii="Arial" w:hAnsi="Arial"/>
-          <w:b w:val="0"/>
-          <w:i w:val="0"/>
           <w:sz w:val="24"/>
         </w:rPr>
         <w:t xml:space="preserve"> oferecem funcionalidades básicas integradas a ecossistemas de produtividade, enquanto soluções especializadas como </w:t>
@@ -9231,7 +9581,6 @@
       <w:r>
         <w:rPr>
           <w:rFonts w:ascii="Arial" w:hAnsi="Arial"/>
-          <w:b w:val="0"/>
           <w:i/>
           <w:sz w:val="24"/>
         </w:rPr>
@@ -9240,8 +9589,6 @@
       <w:r>
         <w:rPr>
           <w:rFonts w:ascii="Arial" w:hAnsi="Arial"/>
-          <w:b w:val="0"/>
-          <w:i w:val="0"/>
           <w:sz w:val="24"/>
         </w:rPr>
         <w:t xml:space="preserve">, </w:t>
@@ -9249,7 +9596,6 @@
       <w:r>
         <w:rPr>
           <w:rFonts w:ascii="Arial" w:hAnsi="Arial"/>
-          <w:b w:val="0"/>
           <w:i/>
           <w:sz w:val="24"/>
         </w:rPr>
@@ -9258,8 +9604,6 @@
       <w:r>
         <w:rPr>
           <w:rFonts w:ascii="Arial" w:hAnsi="Arial"/>
-          <w:b w:val="0"/>
-          <w:i w:val="0"/>
           <w:sz w:val="24"/>
         </w:rPr>
         <w:t xml:space="preserve"> e </w:t>
@@ -9267,7 +9611,6 @@
       <w:r>
         <w:rPr>
           <w:rFonts w:ascii="Arial" w:hAnsi="Arial"/>
-          <w:b w:val="0"/>
           <w:i/>
           <w:sz w:val="24"/>
         </w:rPr>
@@ -9276,8 +9619,6 @@
       <w:r>
         <w:rPr>
           <w:rFonts w:ascii="Arial" w:hAnsi="Arial"/>
-          <w:b w:val="0"/>
-          <w:i w:val="0"/>
           <w:sz w:val="24"/>
         </w:rPr>
         <w:t xml:space="preserve"> fornecem recursos avançados de gestão de espaços. Westerman, Bonnet e McAfee (2022) argumentam que, em muitos cenários, a adoção de soluções comerciais consolidadas é preferível ao desenvolvimento de sistemas sob medida, dado o menor risco de implementação.</w:t>
@@ -9285,31 +9626,35 @@
     </w:p>
     <w:p>
       <w:pPr>
-        <w:spacing w:before="0" w:after="0" w:line="360" w:lineRule="auto"/>
-        <w:ind w:firstLine="709"/>
-        <w:jc w:val="both"/>
-      </w:pPr>
-      <w:r>
-        <w:rPr>
-          <w:rFonts w:ascii="Arial" w:hAnsi="Arial"/>
-          <w:b w:val="0"/>
-          <w:i w:val="0"/>
-          <w:sz w:val="24"/>
-        </w:rPr>
-        <w:t>Entretanto, uma análise mais detida revela limitações relevantes dessas soluções no contexto brasileiro. Os custos de licenciamento — frequentemente cobrados em moeda estrangeira — podem ser proibitivos para organizações com orçamento limitado. A maioria dessas plataformas oferece possibilidades restritas de personalização. Ademais, a dependência de plataformas estrangeiras suscita preocupações quanto à conformidade com a Lei Geral de Proteção de Dados Pessoais (BRASIL, 2018), uma vez que o armazenamento de dados pessoais em servidores fora do território nacional impõe desafios adicionais de governança.</w:t>
-      </w:r>
-    </w:p>
-    <w:p>
-      <w:pPr>
-        <w:spacing w:before="0" w:after="0" w:line="360" w:lineRule="auto"/>
-        <w:ind w:firstLine="709"/>
-        <w:jc w:val="both"/>
-      </w:pPr>
-      <w:r>
-        <w:rPr>
-          <w:rFonts w:ascii="Arial" w:hAnsi="Arial"/>
-          <w:b w:val="0"/>
-          <w:i w:val="0"/>
+        <w:spacing w:after="0" w:line="360" w:lineRule="auto"/>
+        <w:ind w:firstLine="709"/>
+        <w:jc w:val="both"/>
+      </w:pPr>
+      <w:r>
+        <w:rPr>
+          <w:rFonts w:ascii="Arial" w:hAnsi="Arial"/>
+          <w:sz w:val="24"/>
+        </w:rPr>
+        <w:t xml:space="preserve">Entretanto, uma análise mais detida revela limitações relevantes dessas soluções no contexto brasileiro. Os custos de licenciamento — frequentemente cobrados em moeda estrangeira — podem ser proibitivos para organizações com orçamento limitado. A maioria dessas plataformas oferece possibilidades restritas de </w:t>
+      </w:r>
+      <w:r>
+        <w:rPr>
+          <w:rFonts w:ascii="Arial" w:hAnsi="Arial"/>
+          <w:sz w:val="24"/>
+        </w:rPr>
+        <w:lastRenderedPageBreak/>
+        <w:t>personalização. Ademais, a dependência de plataformas estrangeiras suscita preocupações quanto à conformidade com a Lei Geral de Proteção de Dados Pessoais (BRASIL, 2018), uma vez que o armazenamento de dados pessoais em servidores fora do território nacional impõe desafios adicionais de governança.</w:t>
+      </w:r>
+    </w:p>
+    <w:p>
+      <w:pPr>
+        <w:spacing w:after="0" w:line="360" w:lineRule="auto"/>
+        <w:ind w:firstLine="709"/>
+        <w:jc w:val="both"/>
+      </w:pPr>
+      <w:r>
+        <w:rPr>
+          <w:rFonts w:ascii="Arial" w:hAnsi="Arial"/>
           <w:sz w:val="24"/>
         </w:rPr>
         <w:t xml:space="preserve">Identifica-se, portanto, uma lacuna no ecossistema de soluções disponíveis: a ausência de uma plataforma aberta, personalizável e aderente à realidade das organizações brasileiras. Pressman e Maxim (2021) sustentam que o desenvolvimento de </w:t>
@@ -9317,7 +9662,6 @@
       <w:r>
         <w:rPr>
           <w:rFonts w:ascii="Arial" w:hAnsi="Arial"/>
-          <w:b w:val="0"/>
           <w:i/>
           <w:sz w:val="24"/>
         </w:rPr>
@@ -9326,8 +9670,6 @@
       <w:r>
         <w:rPr>
           <w:rFonts w:ascii="Arial" w:hAnsi="Arial"/>
-          <w:b w:val="0"/>
-          <w:i w:val="0"/>
           <w:sz w:val="24"/>
         </w:rPr>
         <w:t xml:space="preserve"> sob medida se justifica quando os requisitos do domínio não são adequadamente atendidos por soluções genéricas, especialmente quando fatores como conformidade regulatória, integração com processos locais e custo total de propriedade são considerados.</w:t>
@@ -9339,27 +9681,21 @@
         <w:spacing w:before="240" w:after="120"/>
         <w:ind w:firstLine="0"/>
       </w:pPr>
-      <w:r>
-        <w:rPr>
-          <w:rFonts w:ascii="Arial" w:hAnsi="Arial"/>
-          <w:b/>
-          <w:i w:val="0"/>
-          <w:sz w:val="24"/>
-        </w:rPr>
+      <w:bookmarkStart w:id="34" w:name="_Toc225672584"/>
+      <w:r>
         <w:t>2.5 TECNOLOGIAS WEB PARA DESENVOLVIMENTO DA SOLUÇÃO</w:t>
       </w:r>
-    </w:p>
-    <w:p>
-      <w:pPr>
-        <w:spacing w:before="0" w:after="0" w:line="360" w:lineRule="auto"/>
-        <w:ind w:firstLine="709"/>
-        <w:jc w:val="both"/>
-      </w:pPr>
-      <w:r>
-        <w:rPr>
-          <w:rFonts w:ascii="Arial" w:hAnsi="Arial"/>
-          <w:b w:val="0"/>
-          <w:i w:val="0"/>
+      <w:bookmarkEnd w:id="34"/>
+    </w:p>
+    <w:p>
+      <w:pPr>
+        <w:spacing w:after="0" w:line="360" w:lineRule="auto"/>
+        <w:ind w:firstLine="709"/>
+        <w:jc w:val="both"/>
+      </w:pPr>
+      <w:r>
+        <w:rPr>
+          <w:rFonts w:ascii="Arial" w:hAnsi="Arial"/>
           <w:sz w:val="24"/>
         </w:rPr>
         <w:t xml:space="preserve">O ecossistema de desenvolvimento </w:t>
@@ -9367,7 +9703,6 @@
       <w:r>
         <w:rPr>
           <w:rFonts w:ascii="Arial" w:hAnsi="Arial"/>
-          <w:b w:val="0"/>
           <w:i/>
           <w:sz w:val="24"/>
         </w:rPr>
@@ -9376,8 +9711,6 @@
       <w:r>
         <w:rPr>
           <w:rFonts w:ascii="Arial" w:hAnsi="Arial"/>
-          <w:b w:val="0"/>
-          <w:i w:val="0"/>
           <w:sz w:val="24"/>
         </w:rPr>
         <w:t xml:space="preserve"> contemporâneo é caracterizado por uma multiplicidade de </w:t>
@@ -9385,7 +9718,6 @@
       <w:r>
         <w:rPr>
           <w:rFonts w:ascii="Arial" w:hAnsi="Arial"/>
-          <w:b w:val="0"/>
           <w:i/>
           <w:sz w:val="24"/>
         </w:rPr>
@@ -9394,8 +9726,6 @@
       <w:r>
         <w:rPr>
           <w:rFonts w:ascii="Arial" w:hAnsi="Arial"/>
-          <w:b w:val="0"/>
-          <w:i w:val="0"/>
           <w:sz w:val="24"/>
         </w:rPr>
         <w:t xml:space="preserve">, bibliotecas e ferramentas que evoluem em ritmo acelerado. Sommerville (2021) observa que a escolha da pilha tecnológica constitui uma das decisões arquiteturais mais consequentes de um projeto de </w:t>
@@ -9403,7 +9733,6 @@
       <w:r>
         <w:rPr>
           <w:rFonts w:ascii="Arial" w:hAnsi="Arial"/>
-          <w:b w:val="0"/>
           <w:i/>
           <w:sz w:val="24"/>
         </w:rPr>
@@ -9412,8 +9741,6 @@
       <w:r>
         <w:rPr>
           <w:rFonts w:ascii="Arial" w:hAnsi="Arial"/>
-          <w:b w:val="0"/>
-          <w:i w:val="0"/>
           <w:sz w:val="24"/>
         </w:rPr>
         <w:t>, pois influencia diretamente a manutenibilidade, a escalabilidade e a produtividade da equipe de desenvolvimento.</w:t>
@@ -9421,15 +9748,13 @@
     </w:p>
     <w:p>
       <w:pPr>
-        <w:spacing w:before="0" w:after="0" w:line="360" w:lineRule="auto"/>
-        <w:ind w:firstLine="709"/>
-        <w:jc w:val="both"/>
-      </w:pPr>
-      <w:r>
-        <w:rPr>
-          <w:rFonts w:ascii="Arial" w:hAnsi="Arial"/>
-          <w:b w:val="0"/>
-          <w:i w:val="0"/>
+        <w:spacing w:after="0" w:line="360" w:lineRule="auto"/>
+        <w:ind w:firstLine="709"/>
+        <w:jc w:val="both"/>
+      </w:pPr>
+      <w:r>
+        <w:rPr>
+          <w:rFonts w:ascii="Arial" w:hAnsi="Arial"/>
           <w:sz w:val="24"/>
         </w:rPr>
         <w:t xml:space="preserve">O </w:t>
@@ -9437,7 +9762,6 @@
       <w:r>
         <w:rPr>
           <w:rFonts w:ascii="Arial" w:hAnsi="Arial"/>
-          <w:b w:val="0"/>
           <w:i/>
           <w:sz w:val="24"/>
         </w:rPr>
@@ -9446,8 +9770,6 @@
       <w:r>
         <w:rPr>
           <w:rFonts w:ascii="Arial" w:hAnsi="Arial"/>
-          <w:b w:val="0"/>
-          <w:i w:val="0"/>
           <w:sz w:val="24"/>
         </w:rPr>
         <w:t xml:space="preserve"> </w:t>
@@ -9455,7 +9777,6 @@
       <w:r>
         <w:rPr>
           <w:rFonts w:ascii="Arial" w:hAnsi="Arial"/>
-          <w:b w:val="0"/>
           <w:i/>
           <w:sz w:val="24"/>
         </w:rPr>
@@ -9464,8 +9785,6 @@
       <w:r>
         <w:rPr>
           <w:rFonts w:ascii="Arial" w:hAnsi="Arial"/>
-          <w:b w:val="0"/>
-          <w:i w:val="0"/>
           <w:sz w:val="24"/>
         </w:rPr>
         <w:t xml:space="preserve">, mantido pela empresa Vercel, foi adotado como base para o desenvolvimento da aplicação. Construído sobre a biblioteca </w:t>
@@ -9473,7 +9792,6 @@
       <w:r>
         <w:rPr>
           <w:rFonts w:ascii="Arial" w:hAnsi="Arial"/>
-          <w:b w:val="0"/>
           <w:i/>
           <w:sz w:val="24"/>
         </w:rPr>
@@ -9482,8 +9800,6 @@
       <w:r>
         <w:rPr>
           <w:rFonts w:ascii="Arial" w:hAnsi="Arial"/>
-          <w:b w:val="0"/>
-          <w:i w:val="0"/>
           <w:sz w:val="24"/>
         </w:rPr>
         <w:t xml:space="preserve">, o </w:t>
@@ -9491,7 +9807,6 @@
       <w:r>
         <w:rPr>
           <w:rFonts w:ascii="Arial" w:hAnsi="Arial"/>
-          <w:b w:val="0"/>
           <w:i/>
           <w:sz w:val="24"/>
         </w:rPr>
@@ -9500,8 +9815,6 @@
       <w:r>
         <w:rPr>
           <w:rFonts w:ascii="Arial" w:hAnsi="Arial"/>
-          <w:b w:val="0"/>
-          <w:i w:val="0"/>
           <w:sz w:val="24"/>
         </w:rPr>
         <w:t xml:space="preserve"> estende suas capacidades ao oferecer renderização do lado do servidor (SSR), geração estática de páginas (SSG) e um sistema de roteamento integrado (VERCEL, 2024). Flanagan (2023) destaca que o modelo de componentes do </w:t>
@@ -9509,7 +9822,6 @@
       <w:r>
         <w:rPr>
           <w:rFonts w:ascii="Arial" w:hAnsi="Arial"/>
-          <w:b w:val="0"/>
           <w:i/>
           <w:sz w:val="24"/>
         </w:rPr>
@@ -9518,8 +9830,6 @@
       <w:r>
         <w:rPr>
           <w:rFonts w:ascii="Arial" w:hAnsi="Arial"/>
-          <w:b w:val="0"/>
-          <w:i w:val="0"/>
           <w:sz w:val="24"/>
         </w:rPr>
         <w:t xml:space="preserve"> promove a reutilização de código e facilita a manutenção de interfaces complexas, como calendários interativos e painéis de administração. Cabe registrar que o ecossistema </w:t>
@@ -9527,7 +9837,6 @@
       <w:r>
         <w:rPr>
           <w:rFonts w:ascii="Arial" w:hAnsi="Arial"/>
-          <w:b w:val="0"/>
           <w:i/>
           <w:sz w:val="24"/>
         </w:rPr>
@@ -9536,8 +9845,6 @@
       <w:r>
         <w:rPr>
           <w:rFonts w:ascii="Arial" w:hAnsi="Arial"/>
-          <w:b w:val="0"/>
-          <w:i w:val="0"/>
           <w:sz w:val="24"/>
         </w:rPr>
         <w:t xml:space="preserve"> apresenta uma curva de aprendizado considerável, conforme reconhece a documentação do MDN </w:t>
@@ -9545,7 +9852,6 @@
       <w:r>
         <w:rPr>
           <w:rFonts w:ascii="Arial" w:hAnsi="Arial"/>
-          <w:b w:val="0"/>
           <w:i/>
           <w:sz w:val="24"/>
         </w:rPr>
@@ -9554,8 +9860,6 @@
       <w:r>
         <w:rPr>
           <w:rFonts w:ascii="Arial" w:hAnsi="Arial"/>
-          <w:b w:val="0"/>
-          <w:i w:val="0"/>
           <w:sz w:val="24"/>
         </w:rPr>
         <w:t xml:space="preserve"> (MOZILLA DEVELOPER NETWORK, 2024). Sommerville (2021) corrobora essa preocupação ao advertir que a adoção de </w:t>
@@ -9563,7 +9867,6 @@
       <w:r>
         <w:rPr>
           <w:rFonts w:ascii="Arial" w:hAnsi="Arial"/>
-          <w:b w:val="0"/>
           <w:i/>
           <w:sz w:val="24"/>
         </w:rPr>
@@ -9572,8 +9875,6 @@
       <w:r>
         <w:rPr>
           <w:rFonts w:ascii="Arial" w:hAnsi="Arial"/>
-          <w:b w:val="0"/>
-          <w:i w:val="0"/>
           <w:sz w:val="24"/>
         </w:rPr>
         <w:t xml:space="preserve"> de alta complexidade em projetos com equipes reduzidas pode resultar em sobrecarga cognitiva.</w:t>
@@ -9581,15 +9882,13 @@
     </w:p>
     <w:p>
       <w:pPr>
-        <w:spacing w:before="0" w:after="0" w:line="360" w:lineRule="auto"/>
-        <w:ind w:firstLine="709"/>
-        <w:jc w:val="both"/>
-      </w:pPr>
-      <w:r>
-        <w:rPr>
-          <w:rFonts w:ascii="Arial" w:hAnsi="Arial"/>
-          <w:b w:val="0"/>
-          <w:i w:val="0"/>
+        <w:spacing w:after="0" w:line="360" w:lineRule="auto"/>
+        <w:ind w:firstLine="709"/>
+        <w:jc w:val="both"/>
+      </w:pPr>
+      <w:r>
+        <w:rPr>
+          <w:rFonts w:ascii="Arial" w:hAnsi="Arial"/>
           <w:sz w:val="24"/>
         </w:rPr>
         <w:t xml:space="preserve">O </w:t>
@@ -9597,7 +9896,6 @@
       <w:r>
         <w:rPr>
           <w:rFonts w:ascii="Arial" w:hAnsi="Arial"/>
-          <w:b w:val="0"/>
           <w:i/>
           <w:sz w:val="24"/>
         </w:rPr>
@@ -9606,8 +9904,6 @@
       <w:r>
         <w:rPr>
           <w:rFonts w:ascii="Arial" w:hAnsi="Arial"/>
-          <w:b w:val="0"/>
-          <w:i w:val="0"/>
           <w:sz w:val="24"/>
         </w:rPr>
         <w:t xml:space="preserve">, superconjunto tipado do </w:t>
@@ -9615,7 +9911,6 @@
       <w:r>
         <w:rPr>
           <w:rFonts w:ascii="Arial" w:hAnsi="Arial"/>
-          <w:b w:val="0"/>
           <w:i/>
           <w:sz w:val="24"/>
         </w:rPr>
@@ -9624,8 +9919,6 @@
       <w:r>
         <w:rPr>
           <w:rFonts w:ascii="Arial" w:hAnsi="Arial"/>
-          <w:b w:val="0"/>
-          <w:i w:val="0"/>
           <w:sz w:val="24"/>
         </w:rPr>
         <w:t xml:space="preserve"> desenvolvido pela </w:t>
@@ -9633,7 +9926,6 @@
       <w:r>
         <w:rPr>
           <w:rFonts w:ascii="Arial" w:hAnsi="Arial"/>
-          <w:b w:val="0"/>
           <w:i/>
           <w:sz w:val="24"/>
         </w:rPr>
@@ -9642,24 +9934,28 @@
       <w:r>
         <w:rPr>
           <w:rFonts w:ascii="Arial" w:hAnsi="Arial"/>
-          <w:b w:val="0"/>
-          <w:i w:val="0"/>
-          <w:sz w:val="24"/>
-        </w:rPr>
-        <w:t>, foi adotado como linguagem principal. A tipagem estática permite a detecção de erros em tempo de desenvolvimento, reduzindo a incidência de defeitos (MICROSOFT, 2024). Flanagan (2023) argumenta que a tipagem estática melhora a confiabilidade do código e aprimora a experiência do desenvolvedor. Pressman e Maxim (2021) reforçam que a manutenibilidade é um atributo de qualidade essencial, e que práticas que favorecem a legibilidade contribuem para a redução do custo total de manutenção.</w:t>
-      </w:r>
-    </w:p>
-    <w:p>
-      <w:pPr>
-        <w:spacing w:before="0" w:after="0" w:line="360" w:lineRule="auto"/>
-        <w:ind w:firstLine="709"/>
-        <w:jc w:val="both"/>
-      </w:pPr>
-      <w:r>
-        <w:rPr>
-          <w:rFonts w:ascii="Arial" w:hAnsi="Arial"/>
-          <w:b w:val="0"/>
-          <w:i w:val="0"/>
+          <w:sz w:val="24"/>
+        </w:rPr>
+        <w:t xml:space="preserve">, foi adotado como linguagem principal. A tipagem estática permite a detecção de erros </w:t>
+      </w:r>
+      <w:r>
+        <w:rPr>
+          <w:rFonts w:ascii="Arial" w:hAnsi="Arial"/>
+          <w:sz w:val="24"/>
+        </w:rPr>
+        <w:lastRenderedPageBreak/>
+        <w:t>em tempo de desenvolvimento, reduzindo a incidência de defeitos (MICROSOFT, 2024). Flanagan (2023) argumenta que a tipagem estática melhora a confiabilidade do código e aprimora a experiência do desenvolvedor. Pressman e Maxim (2021) reforçam que a manutenibilidade é um atributo de qualidade essencial, e que práticas que favorecem a legibilidade contribuem para a redução do custo total de manutenção.</w:t>
+      </w:r>
+    </w:p>
+    <w:p>
+      <w:pPr>
+        <w:spacing w:after="0" w:line="360" w:lineRule="auto"/>
+        <w:ind w:firstLine="709"/>
+        <w:jc w:val="both"/>
+      </w:pPr>
+      <w:r>
+        <w:rPr>
+          <w:rFonts w:ascii="Arial" w:hAnsi="Arial"/>
           <w:sz w:val="24"/>
         </w:rPr>
         <w:t xml:space="preserve">Para a camada de persistência de dados, optou-se pelo </w:t>
@@ -9667,7 +9963,6 @@
       <w:r>
         <w:rPr>
           <w:rFonts w:ascii="Arial" w:hAnsi="Arial"/>
-          <w:b w:val="0"/>
           <w:i/>
           <w:sz w:val="24"/>
         </w:rPr>
@@ -9676,8 +9971,6 @@
       <w:r>
         <w:rPr>
           <w:rFonts w:ascii="Arial" w:hAnsi="Arial"/>
-          <w:b w:val="0"/>
-          <w:i w:val="0"/>
           <w:sz w:val="24"/>
         </w:rPr>
         <w:t xml:space="preserve">, sistema gerenciador de banco de dados relacional de código aberto. De acordo com a documentação oficial (POSTGRESQL GLOBAL DEVELOPMENT GROUP, 2024), o </w:t>
@@ -9685,7 +9978,6 @@
       <w:r>
         <w:rPr>
           <w:rFonts w:ascii="Arial" w:hAnsi="Arial"/>
-          <w:b w:val="0"/>
           <w:i/>
           <w:sz w:val="24"/>
         </w:rPr>
@@ -9694,8 +9986,6 @@
       <w:r>
         <w:rPr>
           <w:rFonts w:ascii="Arial" w:hAnsi="Arial"/>
-          <w:b w:val="0"/>
-          <w:i w:val="0"/>
           <w:sz w:val="24"/>
         </w:rPr>
         <w:t xml:space="preserve"> oferece conformidade com as propriedades ACID — atomicidade, consistência, isolamento e durabilidade —, o que garante a integridade transacional indispensável em um sistema de agendamento. O suporte nativo a tipos de dados JSON possibilita o armazenamento flexível de metadados associados aos espaços e eventos. A integração entre a aplicação e o banco de dados é mediada pelo </w:t>
@@ -9703,7 +9993,6 @@
       <w:r>
         <w:rPr>
           <w:rFonts w:ascii="Arial" w:hAnsi="Arial"/>
-          <w:b w:val="0"/>
           <w:i/>
           <w:sz w:val="24"/>
         </w:rPr>
@@ -9712,8 +10001,6 @@
       <w:r>
         <w:rPr>
           <w:rFonts w:ascii="Arial" w:hAnsi="Arial"/>
-          <w:b w:val="0"/>
-          <w:i w:val="0"/>
           <w:sz w:val="24"/>
         </w:rPr>
         <w:t xml:space="preserve"> ORM, ferramenta que fornece acesso ao banco de dados com segurança de tipos.</w:t>
@@ -9721,15 +10008,13 @@
     </w:p>
     <w:p>
       <w:pPr>
-        <w:spacing w:before="0" w:after="0" w:line="360" w:lineRule="auto"/>
-        <w:ind w:firstLine="709"/>
-        <w:jc w:val="both"/>
-      </w:pPr>
-      <w:r>
-        <w:rPr>
-          <w:rFonts w:ascii="Arial" w:hAnsi="Arial"/>
-          <w:b w:val="0"/>
-          <w:i w:val="0"/>
+        <w:spacing w:after="0" w:line="360" w:lineRule="auto"/>
+        <w:ind w:firstLine="709"/>
+        <w:jc w:val="both"/>
+      </w:pPr>
+      <w:r>
+        <w:rPr>
+          <w:rFonts w:ascii="Arial" w:hAnsi="Arial"/>
           <w:sz w:val="24"/>
         </w:rPr>
         <w:t xml:space="preserve">Para a estilização da interface, adotou-se o </w:t>
@@ -9737,7 +10022,6 @@
       <w:r>
         <w:rPr>
           <w:rFonts w:ascii="Arial" w:hAnsi="Arial"/>
-          <w:b w:val="0"/>
           <w:i/>
           <w:sz w:val="24"/>
         </w:rPr>
@@ -9746,8 +10030,6 @@
       <w:r>
         <w:rPr>
           <w:rFonts w:ascii="Arial" w:hAnsi="Arial"/>
-          <w:b w:val="0"/>
-          <w:i w:val="0"/>
           <w:sz w:val="24"/>
         </w:rPr>
         <w:t xml:space="preserve">, </w:t>
@@ -9755,7 +10037,6 @@
       <w:r>
         <w:rPr>
           <w:rFonts w:ascii="Arial" w:hAnsi="Arial"/>
-          <w:b w:val="0"/>
           <w:i/>
           <w:sz w:val="24"/>
         </w:rPr>
@@ -9764,8 +10045,6 @@
       <w:r>
         <w:rPr>
           <w:rFonts w:ascii="Arial" w:hAnsi="Arial"/>
-          <w:b w:val="0"/>
-          <w:i w:val="0"/>
           <w:sz w:val="24"/>
         </w:rPr>
         <w:t xml:space="preserve"> que implementa a abordagem </w:t>
@@ -9773,7 +10052,6 @@
       <w:r>
         <w:rPr>
           <w:rFonts w:ascii="Arial" w:hAnsi="Arial"/>
-          <w:b w:val="0"/>
           <w:i/>
           <w:sz w:val="24"/>
         </w:rPr>
@@ -9782,8 +10060,6 @@
       <w:r>
         <w:rPr>
           <w:rFonts w:ascii="Arial" w:hAnsi="Arial"/>
-          <w:b w:val="0"/>
-          <w:i w:val="0"/>
           <w:sz w:val="24"/>
         </w:rPr>
         <w:t xml:space="preserve">. A documentação do MDN </w:t>
@@ -9791,7 +10067,6 @@
       <w:r>
         <w:rPr>
           <w:rFonts w:ascii="Arial" w:hAnsi="Arial"/>
-          <w:b w:val="0"/>
           <w:i/>
           <w:sz w:val="24"/>
         </w:rPr>
@@ -9800,8 +10075,6 @@
       <w:r>
         <w:rPr>
           <w:rFonts w:ascii="Arial" w:hAnsi="Arial"/>
-          <w:b w:val="0"/>
-          <w:i w:val="0"/>
           <w:sz w:val="24"/>
         </w:rPr>
         <w:t xml:space="preserve"> (MOZILLA DEVELOPER NETWORK, 2024) reconhece que essa abordagem promove maior consistência visual e facilita a criação de interfaces responsivas — requisito relevante para um sistema acessado tanto em </w:t>
@@ -9809,7 +10082,6 @@
       <w:r>
         <w:rPr>
           <w:rFonts w:ascii="Arial" w:hAnsi="Arial"/>
-          <w:b w:val="0"/>
           <w:i/>
           <w:sz w:val="24"/>
         </w:rPr>
@@ -9818,8 +10090,6 @@
       <w:r>
         <w:rPr>
           <w:rFonts w:ascii="Arial" w:hAnsi="Arial"/>
-          <w:b w:val="0"/>
-          <w:i w:val="0"/>
           <w:sz w:val="24"/>
         </w:rPr>
         <w:t xml:space="preserve"> quanto em dispositivos móveis.</w:t>
@@ -9827,15 +10097,13 @@
     </w:p>
     <w:p>
       <w:pPr>
-        <w:spacing w:before="0" w:after="0" w:line="360" w:lineRule="auto"/>
-        <w:ind w:firstLine="709"/>
-        <w:jc w:val="both"/>
-      </w:pPr>
-      <w:r>
-        <w:rPr>
-          <w:rFonts w:ascii="Arial" w:hAnsi="Arial"/>
-          <w:b w:val="0"/>
-          <w:i w:val="0"/>
+        <w:spacing w:after="0" w:line="360" w:lineRule="auto"/>
+        <w:ind w:firstLine="709"/>
+        <w:jc w:val="both"/>
+      </w:pPr>
+      <w:r>
+        <w:rPr>
+          <w:rFonts w:ascii="Arial" w:hAnsi="Arial"/>
           <w:sz w:val="24"/>
         </w:rPr>
         <w:t xml:space="preserve">No que diz respeito à metodologia de desenvolvimento, o projeto adota o </w:t>
@@ -9843,7 +10111,6 @@
       <w:r>
         <w:rPr>
           <w:rFonts w:ascii="Arial" w:hAnsi="Arial"/>
-          <w:b w:val="0"/>
           <w:i/>
           <w:sz w:val="24"/>
         </w:rPr>
@@ -9852,8 +10119,6 @@
       <w:r>
         <w:rPr>
           <w:rFonts w:ascii="Arial" w:hAnsi="Arial"/>
-          <w:b w:val="0"/>
-          <w:i w:val="0"/>
           <w:sz w:val="24"/>
         </w:rPr>
         <w:t xml:space="preserve">, </w:t>
@@ -9861,7 +10126,6 @@
       <w:r>
         <w:rPr>
           <w:rFonts w:ascii="Arial" w:hAnsi="Arial"/>
-          <w:b w:val="0"/>
           <w:i/>
           <w:sz w:val="24"/>
         </w:rPr>
@@ -9870,8 +10134,6 @@
       <w:r>
         <w:rPr>
           <w:rFonts w:ascii="Arial" w:hAnsi="Arial"/>
-          <w:b w:val="0"/>
-          <w:i w:val="0"/>
           <w:sz w:val="24"/>
         </w:rPr>
         <w:t xml:space="preserve"> ágil definido por Schwaber e Sutherland (2020) como um arcabouço leve que auxilia equipes a gerar valor por meio de soluções adaptativas para problemas complexos. Sommerville (2021) observa que métodos ágeis são particularmente adequados a projetos nos quais os requisitos são passíveis de mudança. Contudo, Pressman e Maxim (2021) advertem que a aplicação do </w:t>
@@ -9879,7 +10141,6 @@
       <w:r>
         <w:rPr>
           <w:rFonts w:ascii="Arial" w:hAnsi="Arial"/>
-          <w:b w:val="0"/>
           <w:i/>
           <w:sz w:val="24"/>
         </w:rPr>
@@ -9888,8 +10149,6 @@
       <w:r>
         <w:rPr>
           <w:rFonts w:ascii="Arial" w:hAnsi="Arial"/>
-          <w:b w:val="0"/>
-          <w:i w:val="0"/>
           <w:sz w:val="24"/>
         </w:rPr>
         <w:t xml:space="preserve"> em contextos acadêmicos exige adaptações, uma vez que a composição das equipes e as restrições de cronograma diferem do ambiente corporativo.</w:t>
@@ -9897,15 +10156,13 @@
     </w:p>
     <w:p>
       <w:pPr>
-        <w:spacing w:before="0" w:after="0" w:line="360" w:lineRule="auto"/>
-        <w:ind w:firstLine="709"/>
-        <w:jc w:val="both"/>
-      </w:pPr>
-      <w:r>
-        <w:rPr>
-          <w:rFonts w:ascii="Arial" w:hAnsi="Arial"/>
-          <w:b w:val="0"/>
-          <w:i w:val="0"/>
+        <w:spacing w:after="0" w:line="360" w:lineRule="auto"/>
+        <w:ind w:firstLine="709"/>
+        <w:jc w:val="both"/>
+      </w:pPr>
+      <w:r>
+        <w:rPr>
+          <w:rFonts w:ascii="Arial" w:hAnsi="Arial"/>
           <w:sz w:val="24"/>
         </w:rPr>
         <w:t xml:space="preserve">Em síntese, a pilha tecnológica selecionada — </w:t>
@@ -9913,7 +10170,6 @@
       <w:r>
         <w:rPr>
           <w:rFonts w:ascii="Arial" w:hAnsi="Arial"/>
-          <w:b w:val="0"/>
           <w:i/>
           <w:sz w:val="24"/>
         </w:rPr>
@@ -9922,8 +10178,6 @@
       <w:r>
         <w:rPr>
           <w:rFonts w:ascii="Arial" w:hAnsi="Arial"/>
-          <w:b w:val="0"/>
-          <w:i w:val="0"/>
           <w:sz w:val="24"/>
         </w:rPr>
         <w:t xml:space="preserve">, </w:t>
@@ -9931,7 +10185,6 @@
       <w:r>
         <w:rPr>
           <w:rFonts w:ascii="Arial" w:hAnsi="Arial"/>
-          <w:b w:val="0"/>
           <w:i/>
           <w:sz w:val="24"/>
         </w:rPr>
@@ -9940,8 +10193,6 @@
       <w:r>
         <w:rPr>
           <w:rFonts w:ascii="Arial" w:hAnsi="Arial"/>
-          <w:b w:val="0"/>
-          <w:i w:val="0"/>
           <w:sz w:val="24"/>
         </w:rPr>
         <w:t xml:space="preserve">, </w:t>
@@ -9949,7 +10200,6 @@
       <w:r>
         <w:rPr>
           <w:rFonts w:ascii="Arial" w:hAnsi="Arial"/>
-          <w:b w:val="0"/>
           <w:i/>
           <w:sz w:val="24"/>
         </w:rPr>
@@ -9958,8 +10208,6 @@
       <w:r>
         <w:rPr>
           <w:rFonts w:ascii="Arial" w:hAnsi="Arial"/>
-          <w:b w:val="0"/>
-          <w:i w:val="0"/>
           <w:sz w:val="24"/>
         </w:rPr>
         <w:t xml:space="preserve">, </w:t>
@@ -9967,7 +10215,6 @@
       <w:r>
         <w:rPr>
           <w:rFonts w:ascii="Arial" w:hAnsi="Arial"/>
-          <w:b w:val="0"/>
           <w:i/>
           <w:sz w:val="24"/>
         </w:rPr>
@@ -9976,8 +10223,6 @@
       <w:r>
         <w:rPr>
           <w:rFonts w:ascii="Arial" w:hAnsi="Arial"/>
-          <w:b w:val="0"/>
-          <w:i w:val="0"/>
           <w:sz w:val="24"/>
         </w:rPr>
         <w:t xml:space="preserve"> e </w:t>
@@ -9985,7 +10230,6 @@
       <w:r>
         <w:rPr>
           <w:rFonts w:ascii="Arial" w:hAnsi="Arial"/>
-          <w:b w:val="0"/>
           <w:i/>
           <w:sz w:val="24"/>
         </w:rPr>
@@ -9994,8 +10238,6 @@
       <w:r>
         <w:rPr>
           <w:rFonts w:ascii="Arial" w:hAnsi="Arial"/>
-          <w:b w:val="0"/>
-          <w:i w:val="0"/>
           <w:sz w:val="24"/>
         </w:rPr>
         <w:t xml:space="preserve">, desenvolvida sob a metodologia </w:t>
@@ -10003,7 +10245,6 @@
       <w:r>
         <w:rPr>
           <w:rFonts w:ascii="Arial" w:hAnsi="Arial"/>
-          <w:b w:val="0"/>
           <w:i/>
           <w:sz w:val="24"/>
         </w:rPr>
@@ -10012,8 +10253,6 @@
       <w:r>
         <w:rPr>
           <w:rFonts w:ascii="Arial" w:hAnsi="Arial"/>
-          <w:b w:val="0"/>
-          <w:i w:val="0"/>
           <w:sz w:val="24"/>
         </w:rPr>
         <w:t xml:space="preserve"> — representa uma combinação coerente de ferramentas modernas, maduras e de código aberto, que oferece o equilíbrio necessário entre produtividade de desenvolvimento, robustez técnica e adequação ao contexto acadêmico do presente trabalho.</w:t>
@@ -10024,23 +10263,18 @@
         <w:pStyle w:val="Ttulo1"/>
         <w:pageBreakBefore/>
       </w:pPr>
-      <w:bookmarkStart w:id="36" w:name="_Toc160207357"/>
-      <w:bookmarkStart w:id="37" w:name="_Toc164351176"/>
-      <w:bookmarkStart w:id="38" w:name="_Toc164355018"/>
-      <w:bookmarkStart w:id="39" w:name="_Toc223286974"/>
+      <w:bookmarkStart w:id="35" w:name="_Toc160207357"/>
+      <w:bookmarkStart w:id="36" w:name="_Toc164351176"/>
+      <w:bookmarkStart w:id="37" w:name="_Toc164355018"/>
+      <w:bookmarkStart w:id="38" w:name="_Toc225672585"/>
+      <w:bookmarkEnd w:id="35"/>
       <w:bookmarkEnd w:id="36"/>
       <w:bookmarkEnd w:id="37"/>
+      <w:r>
+        <w:lastRenderedPageBreak/>
+        <w:t>3 PROPOSTA DA APLICAÇÃO</w:t>
+      </w:r>
       <w:bookmarkEnd w:id="38"/>
-      <w:bookmarkEnd w:id="39"/>
-      <w:r>
-        <w:rPr>
-          <w:rFonts w:ascii="Arial" w:hAnsi="Arial" w:cs="Arial"/>
-          <w:b/>
-          <w:i w:val="0"/>
-          <w:sz w:val="24"/>
-        </w:rPr>
-        <w:t>3 PROPOSTA DA APLICAÇÃO</w:t>
-      </w:r>
     </w:p>
     <w:p>
       <w:pPr>
@@ -10076,23 +10310,17 @@
       <w:pPr>
         <w:pStyle w:val="Ttulo2"/>
       </w:pPr>
-      <w:bookmarkStart w:id="40" w:name="_Toc160207358"/>
-      <w:bookmarkStart w:id="41" w:name="_Toc164351178"/>
-      <w:bookmarkStart w:id="42" w:name="_Toc164355020"/>
-      <w:bookmarkStart w:id="43" w:name="_Toc223286975"/>
+      <w:bookmarkStart w:id="39" w:name="_Toc160207358"/>
+      <w:bookmarkStart w:id="40" w:name="_Toc164351178"/>
+      <w:bookmarkStart w:id="41" w:name="_Toc164355020"/>
+      <w:bookmarkStart w:id="42" w:name="_Toc225672586"/>
+      <w:bookmarkEnd w:id="39"/>
       <w:bookmarkEnd w:id="40"/>
       <w:bookmarkEnd w:id="41"/>
+      <w:r>
+        <w:t>3.1 DESCRIÇÃO DA APLICAÇÃO</w:t>
+      </w:r>
       <w:bookmarkEnd w:id="42"/>
-      <w:bookmarkEnd w:id="43"/>
-      <w:r>
-        <w:rPr>
-          <w:rFonts w:ascii="Arial" w:hAnsi="Arial" w:cs="Arial"/>
-          <w:b/>
-          <w:i w:val="0"/>
-          <w:sz w:val="24"/>
-        </w:rPr>
-        <w:t>3.1 DESCRIÇÃO DA APLICAÇÃO</w:t>
-      </w:r>
     </w:p>
     <w:p>
       <w:pPr>
@@ -10128,23 +10356,17 @@
       <w:pPr>
         <w:pStyle w:val="Ttulo2"/>
       </w:pPr>
-      <w:bookmarkStart w:id="44" w:name="_Toc160207361"/>
-      <w:bookmarkStart w:id="45" w:name="_Toc164351181"/>
-      <w:bookmarkStart w:id="46" w:name="_Toc164355023"/>
-      <w:bookmarkStart w:id="47" w:name="_Toc223286976"/>
+      <w:bookmarkStart w:id="43" w:name="_Toc160207361"/>
+      <w:bookmarkStart w:id="44" w:name="_Toc164351181"/>
+      <w:bookmarkStart w:id="45" w:name="_Toc164355023"/>
+      <w:bookmarkStart w:id="46" w:name="_Toc225672587"/>
+      <w:bookmarkEnd w:id="43"/>
       <w:bookmarkEnd w:id="44"/>
       <w:bookmarkEnd w:id="45"/>
+      <w:r>
+        <w:t>3.2 MODELAGEM DOS REQUISITOS</w:t>
+      </w:r>
       <w:bookmarkEnd w:id="46"/>
-      <w:bookmarkEnd w:id="47"/>
-      <w:r>
-        <w:rPr>
-          <w:rFonts w:ascii="Arial" w:hAnsi="Arial" w:cs="Arial"/>
-          <w:b/>
-          <w:i w:val="0"/>
-          <w:sz w:val="24"/>
-        </w:rPr>
-        <w:t>3.2 MODELAGEM DOS REQUISITOS</w:t>
-      </w:r>
     </w:p>
     <w:p>
       <w:pPr>
@@ -10210,23 +10432,20 @@
       <w:pPr>
         <w:pStyle w:val="Ttulo3"/>
       </w:pPr>
-      <w:bookmarkStart w:id="48" w:name="_Toc160207362"/>
-      <w:bookmarkStart w:id="49" w:name="_Toc164351182"/>
-      <w:bookmarkStart w:id="50" w:name="_Toc164355024"/>
-      <w:bookmarkStart w:id="51" w:name="_Toc223286977"/>
+      <w:bookmarkStart w:id="47" w:name="_Toc160207362"/>
+      <w:bookmarkStart w:id="48" w:name="_Toc164351182"/>
+      <w:bookmarkStart w:id="49" w:name="_Toc164355024"/>
+      <w:bookmarkStart w:id="50" w:name="_Toc225672588"/>
+      <w:bookmarkEnd w:id="47"/>
       <w:bookmarkEnd w:id="48"/>
       <w:bookmarkEnd w:id="49"/>
+      <w:r>
+        <w:rPr>
+          <w:b w:val="0"/>
+        </w:rPr>
+        <w:t>3.2.1 Requisitos funcionais</w:t>
+      </w:r>
       <w:bookmarkEnd w:id="50"/>
-      <w:bookmarkEnd w:id="51"/>
-      <w:r>
-        <w:rPr>
-          <w:rFonts w:ascii="Arial" w:hAnsi="Arial" w:cs="Arial"/>
-          <w:b w:val="0"/>
-          <w:i w:val="0"/>
-          <w:sz w:val="24"/>
-        </w:rPr>
-        <w:t>3.2.1 Requisitos funcionais</w:t>
-      </w:r>
     </w:p>
     <w:p>
       <w:pPr>
@@ -10292,23 +10511,20 @@
       <w:pPr>
         <w:pStyle w:val="Ttulo3"/>
       </w:pPr>
-      <w:bookmarkStart w:id="52" w:name="_Toc160207363"/>
-      <w:bookmarkStart w:id="53" w:name="_Toc164351183"/>
-      <w:bookmarkStart w:id="54" w:name="_Toc164355025"/>
-      <w:bookmarkStart w:id="55" w:name="_Toc223286978"/>
+      <w:bookmarkStart w:id="51" w:name="_Toc160207363"/>
+      <w:bookmarkStart w:id="52" w:name="_Toc164351183"/>
+      <w:bookmarkStart w:id="53" w:name="_Toc164355025"/>
+      <w:bookmarkStart w:id="54" w:name="_Toc225672589"/>
+      <w:bookmarkEnd w:id="51"/>
       <w:bookmarkEnd w:id="52"/>
       <w:bookmarkEnd w:id="53"/>
+      <w:r>
+        <w:rPr>
+          <w:b w:val="0"/>
+        </w:rPr>
+        <w:t>3.2.2 Requisitos não funcionais</w:t>
+      </w:r>
       <w:bookmarkEnd w:id="54"/>
-      <w:bookmarkEnd w:id="55"/>
-      <w:r>
-        <w:rPr>
-          <w:rFonts w:ascii="Arial" w:hAnsi="Arial" w:cs="Arial"/>
-          <w:b w:val="0"/>
-          <w:i w:val="0"/>
-          <w:sz w:val="24"/>
-        </w:rPr>
-        <w:t>3.2.2 Requisitos não funcionais</w:t>
-      </w:r>
     </w:p>
     <w:p>
       <w:pPr>
@@ -10374,23 +10590,17 @@
       <w:pPr>
         <w:pStyle w:val="Ttulo2"/>
       </w:pPr>
-      <w:bookmarkStart w:id="56" w:name="_Toc160207359"/>
-      <w:bookmarkStart w:id="57" w:name="_Toc164351179"/>
-      <w:bookmarkStart w:id="58" w:name="_Toc164355021"/>
-      <w:bookmarkStart w:id="59" w:name="_Toc223286979"/>
+      <w:bookmarkStart w:id="55" w:name="_Toc160207359"/>
+      <w:bookmarkStart w:id="56" w:name="_Toc164351179"/>
+      <w:bookmarkStart w:id="57" w:name="_Toc164355021"/>
+      <w:bookmarkStart w:id="58" w:name="_Toc225672590"/>
+      <w:bookmarkEnd w:id="55"/>
       <w:bookmarkEnd w:id="56"/>
       <w:bookmarkEnd w:id="57"/>
+      <w:r>
+        <w:t>3.3 CASOS DE USO</w:t>
+      </w:r>
       <w:bookmarkEnd w:id="58"/>
-      <w:bookmarkEnd w:id="59"/>
-      <w:r>
-        <w:rPr>
-          <w:rFonts w:ascii="Arial" w:hAnsi="Arial" w:cs="Arial"/>
-          <w:b/>
-          <w:i w:val="0"/>
-          <w:sz w:val="24"/>
-        </w:rPr>
-        <w:t>3.3 CASOS DE USO</w:t>
-      </w:r>
     </w:p>
     <w:p>
       <w:pPr>
@@ -10471,23 +10681,20 @@
       <w:pPr>
         <w:pStyle w:val="Ttulo3"/>
       </w:pPr>
-      <w:bookmarkStart w:id="60" w:name="_Toc160207360"/>
-      <w:bookmarkStart w:id="61" w:name="_Toc164351180"/>
-      <w:bookmarkStart w:id="62" w:name="_Toc164355022"/>
-      <w:bookmarkStart w:id="63" w:name="_Toc223286980"/>
+      <w:bookmarkStart w:id="59" w:name="_Toc160207360"/>
+      <w:bookmarkStart w:id="60" w:name="_Toc164351180"/>
+      <w:bookmarkStart w:id="61" w:name="_Toc164355022"/>
+      <w:bookmarkStart w:id="62" w:name="_Toc225672591"/>
+      <w:bookmarkEnd w:id="59"/>
       <w:bookmarkEnd w:id="60"/>
       <w:bookmarkEnd w:id="61"/>
+      <w:r>
+        <w:rPr>
+          <w:b w:val="0"/>
+        </w:rPr>
+        <w:t>3.3.1 Diagrama de caso de uso</w:t>
+      </w:r>
       <w:bookmarkEnd w:id="62"/>
-      <w:bookmarkEnd w:id="63"/>
-      <w:r>
-        <w:rPr>
-          <w:rFonts w:ascii="Arial" w:hAnsi="Arial" w:cs="Arial"/>
-          <w:b w:val="0"/>
-          <w:i w:val="0"/>
-          <w:sz w:val="24"/>
-        </w:rPr>
-        <w:t>3.3.1 Diagrama de caso de uso</w:t>
-      </w:r>
     </w:p>
     <w:p>
       <w:pPr>
@@ -10568,23 +10775,18 @@
       <w:pPr>
         <w:pStyle w:val="Ttulo2"/>
       </w:pPr>
-      <w:bookmarkStart w:id="64" w:name="_Toc160207364"/>
-      <w:bookmarkStart w:id="65" w:name="_Toc164355026"/>
-      <w:bookmarkStart w:id="66" w:name="_Toc223286981"/>
-      <w:bookmarkStart w:id="67" w:name="_Toc164351184"/>
+      <w:bookmarkStart w:id="63" w:name="_Toc160207364"/>
+      <w:bookmarkStart w:id="64" w:name="_Toc164355026"/>
+      <w:bookmarkStart w:id="65" w:name="_Toc164351184"/>
+      <w:bookmarkStart w:id="66" w:name="_Toc225672592"/>
+      <w:bookmarkEnd w:id="63"/>
       <w:bookmarkEnd w:id="64"/>
       <w:bookmarkEnd w:id="65"/>
+      <w:r>
+        <w:lastRenderedPageBreak/>
+        <w:t>3.4 DIAGRAMAS DE CLASSES</w:t>
+      </w:r>
       <w:bookmarkEnd w:id="66"/>
-      <w:bookmarkEnd w:id="67"/>
-      <w:r>
-        <w:rPr>
-          <w:rFonts w:ascii="Arial" w:hAnsi="Arial" w:cs="Arial"/>
-          <w:b/>
-          <w:i w:val="0"/>
-          <w:sz w:val="24"/>
-        </w:rPr>
-        <w:t>3.4 DIAGRAMAS DE CLASSES</w:t>
-      </w:r>
     </w:p>
     <w:p>
       <w:pPr>
@@ -10650,17 +10852,11 @@
       <w:pPr>
         <w:pStyle w:val="Ttulo2"/>
       </w:pPr>
-      <w:bookmarkStart w:id="68" w:name="_Toc223286982"/>
-      <w:bookmarkEnd w:id="68"/>
-      <w:r>
-        <w:rPr>
-          <w:rFonts w:ascii="Arial" w:hAnsi="Arial" w:cs="Arial"/>
-          <w:b/>
-          <w:i w:val="0"/>
-          <w:sz w:val="24"/>
-        </w:rPr>
+      <w:bookmarkStart w:id="67" w:name="_Toc225672593"/>
+      <w:r>
         <w:t>3.5 REGRAS DE NEGÓCIO</w:t>
       </w:r>
+      <w:bookmarkEnd w:id="67"/>
     </w:p>
     <w:p>
       <w:pPr>
@@ -10726,21 +10922,15 @@
       <w:pPr>
         <w:pStyle w:val="Ttulo2"/>
       </w:pPr>
-      <w:bookmarkStart w:id="69" w:name="_Toc164351177"/>
-      <w:bookmarkStart w:id="70" w:name="_Toc164355019"/>
-      <w:bookmarkStart w:id="71" w:name="_Toc223286983"/>
+      <w:bookmarkStart w:id="68" w:name="_Toc164351177"/>
+      <w:bookmarkStart w:id="69" w:name="_Toc164355019"/>
+      <w:bookmarkStart w:id="70" w:name="_Toc225672594"/>
+      <w:bookmarkEnd w:id="68"/>
       <w:bookmarkEnd w:id="69"/>
+      <w:r>
+        <w:t>3.6 PROTÓTIPO DA APLICAÇÃO (WIREFRAME)</w:t>
+      </w:r>
       <w:bookmarkEnd w:id="70"/>
-      <w:bookmarkEnd w:id="71"/>
-      <w:r>
-        <w:rPr>
-          <w:rFonts w:ascii="Arial" w:hAnsi="Arial" w:cs="Arial"/>
-          <w:b/>
-          <w:i w:val="0"/>
-          <w:sz w:val="24"/>
-        </w:rPr>
-        <w:t>3.6 PROTÓTIPO DA APLICAÇÃO (WIREFRAME)</w:t>
-      </w:r>
     </w:p>
     <w:p>
       <w:pPr>
@@ -10791,23 +10981,17 @@
       <w:pPr>
         <w:pStyle w:val="Ttulo2"/>
       </w:pPr>
-      <w:bookmarkStart w:id="72" w:name="_Toc160207365"/>
-      <w:bookmarkStart w:id="73" w:name="_Toc164351185"/>
-      <w:bookmarkStart w:id="74" w:name="_Toc164355027"/>
-      <w:bookmarkStart w:id="75" w:name="_Toc223286984"/>
+      <w:bookmarkStart w:id="71" w:name="_Toc160207365"/>
+      <w:bookmarkStart w:id="72" w:name="_Toc164351185"/>
+      <w:bookmarkStart w:id="73" w:name="_Toc164355027"/>
+      <w:bookmarkStart w:id="74" w:name="_Toc225672595"/>
+      <w:bookmarkEnd w:id="71"/>
       <w:bookmarkEnd w:id="72"/>
       <w:bookmarkEnd w:id="73"/>
+      <w:r>
+        <w:t>3.7 MODELAGEM DO BANCO DE DADOS</w:t>
+      </w:r>
       <w:bookmarkEnd w:id="74"/>
-      <w:bookmarkEnd w:id="75"/>
-      <w:r>
-        <w:rPr>
-          <w:rFonts w:ascii="Arial" w:hAnsi="Arial" w:cs="Arial"/>
-          <w:b/>
-          <w:i w:val="0"/>
-          <w:sz w:val="24"/>
-        </w:rPr>
-        <w:t>3.7 MODELAGEM DO BANCO DE DADOS</w:t>
-      </w:r>
     </w:p>
     <w:p>
       <w:pPr>
@@ -10873,23 +11057,20 @@
       <w:pPr>
         <w:pStyle w:val="Ttulo3"/>
       </w:pPr>
-      <w:bookmarkStart w:id="76" w:name="_Toc160207366"/>
-      <w:bookmarkStart w:id="77" w:name="_Toc164351186"/>
-      <w:bookmarkStart w:id="78" w:name="_Toc164355028"/>
-      <w:bookmarkStart w:id="79" w:name="_Toc223286985"/>
+      <w:bookmarkStart w:id="75" w:name="_Toc160207366"/>
+      <w:bookmarkStart w:id="76" w:name="_Toc164351186"/>
+      <w:bookmarkStart w:id="77" w:name="_Toc164355028"/>
+      <w:bookmarkStart w:id="78" w:name="_Toc225672596"/>
+      <w:bookmarkEnd w:id="75"/>
       <w:bookmarkEnd w:id="76"/>
       <w:bookmarkEnd w:id="77"/>
+      <w:r>
+        <w:rPr>
+          <w:b w:val="0"/>
+        </w:rPr>
+        <w:t>3.7.1 Modelo entidade relacionamento (DER)</w:t>
+      </w:r>
       <w:bookmarkEnd w:id="78"/>
-      <w:bookmarkEnd w:id="79"/>
-      <w:r>
-        <w:rPr>
-          <w:rFonts w:ascii="Arial" w:hAnsi="Arial" w:cs="Arial"/>
-          <w:b w:val="0"/>
-          <w:i w:val="0"/>
-          <w:sz w:val="24"/>
-        </w:rPr>
-        <w:t>3.7.1 Modelo entidade relacionamento (DER)</w:t>
-      </w:r>
     </w:p>
     <w:p>
       <w:pPr>
@@ -10970,23 +11151,20 @@
       <w:pPr>
         <w:pStyle w:val="Ttulo3"/>
       </w:pPr>
-      <w:bookmarkStart w:id="80" w:name="_Toc160207367"/>
-      <w:bookmarkStart w:id="81" w:name="_Toc164351187"/>
-      <w:bookmarkStart w:id="82" w:name="_Toc164355029"/>
-      <w:bookmarkStart w:id="83" w:name="_Toc223286986"/>
+      <w:bookmarkStart w:id="79" w:name="_Toc160207367"/>
+      <w:bookmarkStart w:id="80" w:name="_Toc164351187"/>
+      <w:bookmarkStart w:id="81" w:name="_Toc164355029"/>
+      <w:bookmarkStart w:id="82" w:name="_Toc225672597"/>
+      <w:bookmarkEnd w:id="79"/>
       <w:bookmarkEnd w:id="80"/>
       <w:bookmarkEnd w:id="81"/>
+      <w:r>
+        <w:rPr>
+          <w:b w:val="0"/>
+        </w:rPr>
+        <w:t>3.7.2 Modelo físico</w:t>
+      </w:r>
       <w:bookmarkEnd w:id="82"/>
-      <w:bookmarkEnd w:id="83"/>
-      <w:r>
-        <w:rPr>
-          <w:rFonts w:ascii="Arial" w:hAnsi="Arial" w:cs="Arial"/>
-          <w:b w:val="0"/>
-          <w:i w:val="0"/>
-          <w:sz w:val="24"/>
-        </w:rPr>
-        <w:t>3.7.2 Modelo físico</w:t>
-      </w:r>
     </w:p>
     <w:p>
       <w:pPr>
@@ -11082,123 +11260,112 @@
       <w:pPr>
         <w:pStyle w:val="Ttulo2"/>
       </w:pPr>
-      <w:bookmarkStart w:id="84" w:name="_Toc160207368"/>
-      <w:bookmarkStart w:id="85" w:name="_Toc164351188"/>
-      <w:bookmarkStart w:id="86" w:name="_Toc164355030"/>
-      <w:bookmarkStart w:id="87" w:name="_Toc223286987"/>
+      <w:bookmarkStart w:id="83" w:name="_Toc160207368"/>
+      <w:bookmarkStart w:id="84" w:name="_Toc164351188"/>
+      <w:bookmarkStart w:id="85" w:name="_Toc164355030"/>
+      <w:bookmarkStart w:id="86" w:name="_Toc225672598"/>
+      <w:bookmarkEnd w:id="83"/>
       <w:bookmarkEnd w:id="84"/>
       <w:bookmarkEnd w:id="85"/>
+      <w:r>
+        <w:lastRenderedPageBreak/>
+        <w:t>3.8 INFRAESTRUTURA DA APLICAÇÃO</w:t>
+      </w:r>
       <w:bookmarkEnd w:id="86"/>
+    </w:p>
+    <w:p>
+      <w:pPr>
+        <w:spacing w:after="0" w:line="360" w:lineRule="auto"/>
+        <w:ind w:firstLine="709"/>
+        <w:jc w:val="both"/>
+        <w:rPr>
+          <w:rFonts w:ascii="Arial" w:hAnsi="Arial"/>
+          <w:sz w:val="24"/>
+          <w:szCs w:val="24"/>
+        </w:rPr>
+      </w:pPr>
+    </w:p>
+    <w:p>
+      <w:pPr>
+        <w:spacing w:after="0" w:line="360" w:lineRule="auto"/>
+        <w:ind w:firstLine="709"/>
+        <w:jc w:val="both"/>
+        <w:rPr>
+          <w:rFonts w:ascii="Arial" w:hAnsi="Arial"/>
+          <w:sz w:val="24"/>
+          <w:szCs w:val="24"/>
+        </w:rPr>
+      </w:pPr>
+    </w:p>
+    <w:p>
+      <w:pPr>
+        <w:spacing w:after="0" w:line="360" w:lineRule="auto"/>
+        <w:ind w:firstLine="709"/>
+        <w:jc w:val="both"/>
+        <w:rPr>
+          <w:rFonts w:ascii="Arial" w:hAnsi="Arial"/>
+          <w:sz w:val="24"/>
+          <w:szCs w:val="24"/>
+        </w:rPr>
+      </w:pPr>
+    </w:p>
+    <w:p>
+      <w:pPr>
+        <w:spacing w:after="0" w:line="360" w:lineRule="auto"/>
+        <w:ind w:firstLine="709"/>
+        <w:jc w:val="both"/>
+        <w:rPr>
+          <w:rFonts w:ascii="Arial" w:hAnsi="Arial"/>
+          <w:sz w:val="24"/>
+          <w:szCs w:val="24"/>
+        </w:rPr>
+      </w:pPr>
+    </w:p>
+    <w:p>
+      <w:pPr>
+        <w:spacing w:after="0" w:line="360" w:lineRule="auto"/>
+        <w:ind w:firstLine="709"/>
+        <w:jc w:val="both"/>
+        <w:rPr>
+          <w:rFonts w:ascii="Arial" w:hAnsi="Arial"/>
+          <w:sz w:val="24"/>
+          <w:szCs w:val="24"/>
+        </w:rPr>
+      </w:pPr>
+    </w:p>
+    <w:p>
+      <w:pPr>
+        <w:spacing w:after="0" w:line="360" w:lineRule="auto"/>
+        <w:ind w:firstLine="709"/>
+        <w:jc w:val="both"/>
+        <w:rPr>
+          <w:rFonts w:ascii="Arial" w:hAnsi="Arial"/>
+          <w:sz w:val="24"/>
+          <w:szCs w:val="24"/>
+        </w:rPr>
+      </w:pPr>
+    </w:p>
+    <w:p>
+      <w:pPr>
+        <w:spacing w:after="0" w:line="360" w:lineRule="auto"/>
+        <w:ind w:firstLine="709"/>
+        <w:jc w:val="both"/>
+        <w:rPr>
+          <w:rFonts w:ascii="Arial" w:hAnsi="Arial"/>
+          <w:sz w:val="24"/>
+          <w:szCs w:val="24"/>
+        </w:rPr>
+      </w:pPr>
+    </w:p>
+    <w:p>
+      <w:pPr>
+        <w:pStyle w:val="Ttulo2"/>
+      </w:pPr>
+      <w:bookmarkStart w:id="87" w:name="_Toc225672599"/>
+      <w:r>
+        <w:t>3.9 ACESSIBILIDADE</w:t>
+      </w:r>
       <w:bookmarkEnd w:id="87"/>
-      <w:r>
-        <w:rPr>
-          <w:rFonts w:ascii="Arial" w:hAnsi="Arial" w:cs="Arial"/>
-          <w:b/>
-          <w:i w:val="0"/>
-          <w:sz w:val="24"/>
-        </w:rPr>
-        <w:t>3.8 INFRAESTRUTURA DA APLICAÇÃO</w:t>
-      </w:r>
-    </w:p>
-    <w:p>
-      <w:pPr>
-        <w:spacing w:after="0" w:line="360" w:lineRule="auto"/>
-        <w:ind w:firstLine="709"/>
-        <w:jc w:val="both"/>
-        <w:rPr>
-          <w:rFonts w:ascii="Arial" w:hAnsi="Arial"/>
-          <w:sz w:val="24"/>
-          <w:szCs w:val="24"/>
-        </w:rPr>
-      </w:pPr>
-    </w:p>
-    <w:p>
-      <w:pPr>
-        <w:spacing w:after="0" w:line="360" w:lineRule="auto"/>
-        <w:ind w:firstLine="709"/>
-        <w:jc w:val="both"/>
-        <w:rPr>
-          <w:rFonts w:ascii="Arial" w:hAnsi="Arial"/>
-          <w:sz w:val="24"/>
-          <w:szCs w:val="24"/>
-        </w:rPr>
-      </w:pPr>
-    </w:p>
-    <w:p>
-      <w:pPr>
-        <w:spacing w:after="0" w:line="360" w:lineRule="auto"/>
-        <w:ind w:firstLine="709"/>
-        <w:jc w:val="both"/>
-        <w:rPr>
-          <w:rFonts w:ascii="Arial" w:hAnsi="Arial"/>
-          <w:sz w:val="24"/>
-          <w:szCs w:val="24"/>
-        </w:rPr>
-      </w:pPr>
-    </w:p>
-    <w:p>
-      <w:pPr>
-        <w:spacing w:after="0" w:line="360" w:lineRule="auto"/>
-        <w:ind w:firstLine="709"/>
-        <w:jc w:val="both"/>
-        <w:rPr>
-          <w:rFonts w:ascii="Arial" w:hAnsi="Arial"/>
-          <w:sz w:val="24"/>
-          <w:szCs w:val="24"/>
-        </w:rPr>
-      </w:pPr>
-    </w:p>
-    <w:p>
-      <w:pPr>
-        <w:spacing w:after="0" w:line="360" w:lineRule="auto"/>
-        <w:ind w:firstLine="709"/>
-        <w:jc w:val="both"/>
-        <w:rPr>
-          <w:rFonts w:ascii="Arial" w:hAnsi="Arial"/>
-          <w:sz w:val="24"/>
-          <w:szCs w:val="24"/>
-        </w:rPr>
-      </w:pPr>
-    </w:p>
-    <w:p>
-      <w:pPr>
-        <w:spacing w:after="0" w:line="360" w:lineRule="auto"/>
-        <w:ind w:firstLine="709"/>
-        <w:jc w:val="both"/>
-        <w:rPr>
-          <w:rFonts w:ascii="Arial" w:hAnsi="Arial"/>
-          <w:sz w:val="24"/>
-          <w:szCs w:val="24"/>
-        </w:rPr>
-      </w:pPr>
-    </w:p>
-    <w:p>
-      <w:pPr>
-        <w:spacing w:after="0" w:line="360" w:lineRule="auto"/>
-        <w:ind w:firstLine="709"/>
-        <w:jc w:val="both"/>
-        <w:rPr>
-          <w:rFonts w:ascii="Arial" w:hAnsi="Arial"/>
-          <w:sz w:val="24"/>
-          <w:szCs w:val="24"/>
-        </w:rPr>
-      </w:pPr>
-    </w:p>
-    <w:p>
-      <w:pPr>
-        <w:pStyle w:val="Ttulo2"/>
-      </w:pPr>
-      <w:bookmarkStart w:id="88" w:name="_Toc223286988"/>
-      <w:bookmarkEnd w:id="88"/>
-      <w:r>
-        <w:rPr>
-          <w:rFonts w:ascii="Arial" w:hAnsi="Arial" w:cs="Arial"/>
-          <w:b/>
-          <w:i w:val="0"/>
-          <w:sz w:val="24"/>
-        </w:rPr>
-        <w:t>3.9 ACESSIBILIDADE</w:t>
-      </w:r>
     </w:p>
     <w:p>
       <w:pPr>
@@ -11475,23 +11642,18 @@
     <w:p>
       <w:pPr>
         <w:pStyle w:val="Ttulo1"/>
-        <w:pageBreakBefore/>
         <w:numPr>
           <w:ilvl w:val="0"/>
           <w:numId w:val="4"/>
         </w:numPr>
-      </w:pPr>
-      <w:bookmarkStart w:id="89" w:name="_Toc223286989"/>
-      <w:bookmarkEnd w:id="89"/>
-      <w:r>
-        <w:rPr>
-          <w:rFonts w:ascii="Arial" w:hAnsi="Arial" w:cs="Arial"/>
-          <w:b/>
-          <w:i w:val="0"/>
-          <w:sz w:val="24"/>
-        </w:rPr>
+        <w:pageBreakBefore/>
+      </w:pPr>
+      <w:bookmarkStart w:id="88" w:name="_Toc225672600"/>
+      <w:r>
+        <w:lastRenderedPageBreak/>
         <w:t>4 EXEMPLO DA APLICAÇÃO</w:t>
       </w:r>
+      <w:bookmarkEnd w:id="88"/>
     </w:p>
     <w:p>
       <w:pPr>
@@ -11868,23 +12030,18 @@
     <w:p>
       <w:pPr>
         <w:pStyle w:val="Ttulo1"/>
-        <w:pageBreakBefore/>
         <w:numPr>
           <w:ilvl w:val="0"/>
           <w:numId w:val="4"/>
         </w:numPr>
-      </w:pPr>
-      <w:bookmarkStart w:id="90" w:name="_Toc223286990"/>
-      <w:bookmarkEnd w:id="90"/>
-      <w:r>
-        <w:rPr>
-          <w:rFonts w:ascii="Arial" w:hAnsi="Arial" w:cs="Arial"/>
-          <w:b/>
-          <w:i w:val="0"/>
-          <w:sz w:val="24"/>
-        </w:rPr>
+        <w:pageBreakBefore/>
+      </w:pPr>
+      <w:bookmarkStart w:id="89" w:name="_Toc225672601"/>
+      <w:r>
+        <w:lastRenderedPageBreak/>
         <w:t>5 CONSIDERAÇÕES FINAIS E SUGESTÕES DE TRABALHOS FUTUROS</w:t>
       </w:r>
+      <w:bookmarkEnd w:id="89"/>
     </w:p>
     <w:p>
       <w:pPr>
@@ -12281,8 +12438,8 @@
           <w:szCs w:val="24"/>
         </w:rPr>
         <w:sectPr>
-          <w:headerReference w:type="default" r:id="rId13"/>
-          <w:footerReference w:type="default" r:id="rId14"/>
+          <w:headerReference w:type="default" r:id="rId15"/>
+          <w:footerReference w:type="default" r:id="rId16"/>
           <w:type w:val="continuous"/>
           <w:pgSz w:w="11906" w:h="16838" w:code="9"/>
           <w:pgMar w:top="1701" w:right="1134" w:bottom="1134" w:left="1701" w:header="709" w:footer="709" w:gutter="0"/>
@@ -12294,934 +12451,1488 @@
     <w:p>
       <w:pPr>
         <w:pStyle w:val="Ttulo"/>
-      </w:pPr>
-      <w:bookmarkStart w:id="91" w:name="_Toc282462004"/>
-      <w:bookmarkStart w:id="92" w:name="_Toc160207377"/>
-      <w:bookmarkStart w:id="93" w:name="_Toc164351197"/>
-      <w:bookmarkStart w:id="94" w:name="_Toc164355038"/>
-      <w:bookmarkStart w:id="95" w:name="_Toc223286991"/>
-      <w:r>
-        <w:rPr>
-          <w:rFonts w:ascii="Arial" w:hAnsi="Arial"/>
-          <w:sz w:val="24"/>
-          <w:highlight w:val="red"/>
-        </w:rPr>
+        <w:pageBreakBefore/>
+      </w:pPr>
+      <w:bookmarkStart w:id="90" w:name="_Toc282462004"/>
+      <w:bookmarkStart w:id="91" w:name="_Toc160207377"/>
+      <w:bookmarkStart w:id="92" w:name="_Toc164351197"/>
+      <w:bookmarkStart w:id="93" w:name="_Toc164355038"/>
+      <w:bookmarkStart w:id="94" w:name="_Toc225672602"/>
+      <w:r>
+        <w:rPr/>
         <w:lastRenderedPageBreak/>
         <w:t>REFERÊNCIAS</w:t>
       </w:r>
+      <w:bookmarkEnd w:id="90"/>
       <w:bookmarkEnd w:id="91"/>
       <w:bookmarkEnd w:id="92"/>
       <w:bookmarkEnd w:id="93"/>
       <w:bookmarkEnd w:id="94"/>
+    </w:p>
+    <w:p>
+      <w:pPr>
+        <w:spacing w:line="360" w:lineRule="auto"/>
+        <w:jc w:val="both"/>
+      </w:pPr>
+      <w:r>
+        <w:rPr>
+          <w:rFonts w:ascii="Arial" w:hAnsi="Arial"/>
+          <w:sz w:val="24"/>
+          <w:szCs w:val="24"/>
+        </w:rPr>
+        <w:t>BRASIL. Lei nº 13.709, de 14 de agosto de 2018. Lei Geral de Proteção de Dados Pessoais (LGPD). Diário Oficial [da] República Federativa do Brasil, Brasília, DF, 15 ago. 2018.</w:t>
+      </w:r>
+    </w:p>
+    <w:p>
+      <w:pPr>
+        <w:spacing w:line="360" w:lineRule="auto"/>
+        <w:jc w:val="both"/>
+      </w:pPr>
+      <w:r>
+        <w:rPr>
+          <w:rFonts w:ascii="Arial" w:hAnsi="Arial"/>
+          <w:sz w:val="24"/>
+          <w:szCs w:val="24"/>
+          <w:lang w:val="en-US"/>
+        </w:rPr>
+        <w:t xml:space="preserve">BROOKE, J. SUS: a "quick and dirty" usability scale. In: JORDAN, P. W. et al. </w:t>
+      </w:r>
+      <w:r>
+        <w:rPr>
+          <w:rFonts w:ascii="Arial" w:hAnsi="Arial"/>
+          <w:sz w:val="24"/>
+          <w:szCs w:val="24"/>
+        </w:rPr>
+        <w:t>(ed.). Usability Evaluation in Industry. London: Taylor &amp; Francis, 1996. p. 189-194.</w:t>
+      </w:r>
+    </w:p>
+    <w:p>
+      <w:pPr>
+        <w:spacing w:line="360" w:lineRule="auto"/>
+        <w:jc w:val="both"/>
+      </w:pPr>
+      <w:r>
+        <w:rPr>
+          <w:rFonts w:ascii="Arial" w:hAnsi="Arial"/>
+          <w:sz w:val="24"/>
+          <w:szCs w:val="24"/>
+        </w:rPr>
+        <w:t>CETIC.BR. Pesquisa sobre o uso das tecnologias de informação e comunicação nas empresas brasileiras: TIC Empresas 2023. São Paulo: Comitê Gestor da Internet no Brasil, 2023.</w:t>
+      </w:r>
+    </w:p>
+    <w:p>
+      <w:pPr>
+        <w:spacing w:line="360" w:lineRule="auto"/>
+        <w:jc w:val="both"/>
+      </w:pPr>
+      <w:r>
+        <w:rPr>
+          <w:rFonts w:ascii="Arial" w:hAnsi="Arial"/>
+          <w:sz w:val="24"/>
+          <w:szCs w:val="24"/>
+        </w:rPr>
+        <w:t>CHIAVENATO, I. Introdução à teoria geral da administração. 10. ed. São Paulo: Atlas, 2021.</w:t>
+      </w:r>
+    </w:p>
+    <w:p>
+      <w:pPr>
+        <w:spacing w:line="360" w:lineRule="auto"/>
+        <w:jc w:val="both"/>
+      </w:pPr>
+      <w:r>
+        <w:rPr>
+          <w:rFonts w:ascii="Arial" w:hAnsi="Arial"/>
+          <w:sz w:val="24"/>
+          <w:szCs w:val="24"/>
+        </w:rPr>
+        <w:t>DORNELAS, J. C. A. Empreendedorismo: transformando ideias em negócios. 8. ed. São Paulo: Atlas, 2021.</w:t>
+      </w:r>
+    </w:p>
+    <w:p>
+      <w:pPr>
+        <w:spacing w:line="360" w:lineRule="auto"/>
+        <w:jc w:val="both"/>
+      </w:pPr>
+      <w:r>
+        <w:rPr>
+          <w:rFonts w:ascii="Arial" w:hAnsi="Arial"/>
+          <w:sz w:val="24"/>
+          <w:szCs w:val="24"/>
+        </w:rPr>
+        <w:t>ENDEAVOR BRASIL. Pesquisa de Transformação Digital nas PMEs Brasileiras. São Paulo, 2023.</w:t>
+      </w:r>
+    </w:p>
+    <w:p>
+      <w:pPr>
+        <w:spacing w:line="360" w:lineRule="auto"/>
+        <w:jc w:val="both"/>
+      </w:pPr>
+      <w:r>
+        <w:rPr>
+          <w:rFonts w:ascii="Arial" w:hAnsi="Arial"/>
+          <w:sz w:val="24"/>
+          <w:szCs w:val="24"/>
+        </w:rPr>
+        <w:t>FLANAGAN, D. JavaScript: o guia definitivo. 7. ed. Porto Alegre: Bookman, 2023.</w:t>
+      </w:r>
+    </w:p>
+    <w:p>
+      <w:pPr>
+        <w:spacing w:line="360" w:lineRule="auto"/>
+        <w:jc w:val="both"/>
+      </w:pPr>
+      <w:r>
+        <w:rPr>
+          <w:rFonts w:ascii="Arial" w:hAnsi="Arial"/>
+          <w:sz w:val="24"/>
+          <w:szCs w:val="24"/>
+          <w:lang w:val="en-US"/>
+        </w:rPr>
+        <w:t xml:space="preserve">GARTNER. Top Strategic Technology Trends 2024. </w:t>
+      </w:r>
+      <w:r>
+        <w:rPr>
+          <w:rFonts w:ascii="Arial" w:hAnsi="Arial"/>
+          <w:sz w:val="24"/>
+          <w:szCs w:val="24"/>
+        </w:rPr>
+        <w:t>Stamford, 2024.</w:t>
+      </w:r>
+    </w:p>
+    <w:p>
+      <w:pPr>
+        <w:spacing w:line="360" w:lineRule="auto"/>
+        <w:jc w:val="both"/>
+      </w:pPr>
+      <w:r>
+        <w:rPr>
+          <w:rFonts w:ascii="Arial" w:hAnsi="Arial"/>
+          <w:sz w:val="24"/>
+          <w:szCs w:val="24"/>
+        </w:rPr>
+        <w:t>GIL, A. C. Como elaborar projetos de pesquisa. 7. ed. São Paulo: Atlas, 2022.</w:t>
+      </w:r>
+    </w:p>
+    <w:p>
+      <w:pPr>
+        <w:spacing w:line="360" w:lineRule="auto"/>
+        <w:jc w:val="both"/>
+      </w:pPr>
+      <w:r>
+        <w:rPr>
+          <w:rFonts w:ascii="Arial" w:hAnsi="Arial"/>
+          <w:sz w:val="24"/>
+          <w:szCs w:val="24"/>
+        </w:rPr>
+        <w:t>GLASSDOOR. Pesquisa salarial: desenvolvedor full-stack — São Paulo. 2025.</w:t>
+      </w:r>
+    </w:p>
+    <w:p>
+      <w:pPr>
+        <w:spacing w:line="360" w:lineRule="auto"/>
+        <w:jc w:val="both"/>
+      </w:pPr>
+      <w:r>
+        <w:rPr>
+          <w:rFonts w:ascii="Arial" w:hAnsi="Arial"/>
+          <w:sz w:val="24"/>
+          <w:szCs w:val="24"/>
+        </w:rPr>
+        <w:t>IBGE. Pesquisa Nacional por Amostra de Domicílios Contínua — PNAD Contínua. Rio de Janeiro, 2023.</w:t>
+      </w:r>
+    </w:p>
+    <w:p>
+      <w:pPr>
+        <w:spacing w:line="360" w:lineRule="auto"/>
+        <w:jc w:val="both"/>
+      </w:pPr>
+      <w:r>
+        <w:rPr>
+          <w:rFonts w:ascii="Arial" w:hAnsi="Arial"/>
+          <w:sz w:val="24"/>
+          <w:szCs w:val="24"/>
+        </w:rPr>
+        <w:t>INSTITUTO DE PESQUISA ECONÔMICA APLICADA (IPEA). ODS — Metas Nacionais dos Objetivos de Desenvolvimento Sustentável. Brasília, 2023.</w:t>
+      </w:r>
+    </w:p>
+    <w:p>
+      <w:pPr>
+        <w:spacing w:line="360" w:lineRule="auto"/>
+        <w:jc w:val="both"/>
+      </w:pPr>
+      <w:r>
+        <w:rPr>
+          <w:rFonts w:ascii="Arial" w:hAnsi="Arial"/>
+          <w:sz w:val="24"/>
+          <w:szCs w:val="24"/>
+        </w:rPr>
+        <w:t>LAUDON, K. C.; LAUDON, J. P. Sistemas de informação gerenciais. 16. ed. São Paulo: Pearson, 2021.</w:t>
+      </w:r>
+    </w:p>
+    <w:p>
+      <w:pPr>
+        <w:spacing w:line="360" w:lineRule="auto"/>
+        <w:jc w:val="both"/>
+      </w:pPr>
+      <w:r>
+        <w:rPr>
+          <w:rFonts w:ascii="Arial" w:hAnsi="Arial"/>
+          <w:sz w:val="24"/>
+          <w:szCs w:val="24"/>
+        </w:rPr>
+        <w:t>MICROSOFT. TypeScript Documentation. 2024. Disponível em: https://www.typescriptlang.org/docs/. Acesso em: 15 mar. 2026.</w:t>
+      </w:r>
+    </w:p>
+    <w:p>
+      <w:pPr>
+        <w:spacing w:line="360" w:lineRule="auto"/>
+        <w:jc w:val="both"/>
+      </w:pPr>
+      <w:r>
+        <w:rPr>
+          <w:rFonts w:ascii="Arial" w:hAnsi="Arial"/>
+          <w:sz w:val="24"/>
+          <w:szCs w:val="24"/>
+        </w:rPr>
+        <w:lastRenderedPageBreak/>
+        <w:t>O'BRIEN, J. A.; MARAKAS, G. M. Administração de sistemas de informação. 15. ed. Porto Alegre: AMGH, 2021.</w:t>
+      </w:r>
+    </w:p>
+    <w:p>
+      <w:pPr>
+        <w:spacing w:line="360" w:lineRule="auto"/>
+        <w:jc w:val="both"/>
+        <w:rPr>
+          <w:lang w:val="en-US"/>
+        </w:rPr>
+      </w:pPr>
+      <w:r>
+        <w:rPr>
+          <w:rFonts w:ascii="Arial" w:hAnsi="Arial"/>
+          <w:sz w:val="24"/>
+          <w:szCs w:val="24"/>
+        </w:rPr>
+        <w:t xml:space="preserve">ORGANIZAÇÃO DAS NAÇÕES UNIDAS (ONU). Transformando nosso mundo: a Agenda 2030 para o Desenvolvimento Sustentável. </w:t>
+      </w:r>
+      <w:r>
+        <w:rPr>
+          <w:rFonts w:ascii="Arial" w:hAnsi="Arial"/>
+          <w:sz w:val="24"/>
+          <w:szCs w:val="24"/>
+          <w:lang w:val="en-US"/>
+        </w:rPr>
+        <w:t>Nova York, 2015.</w:t>
+      </w:r>
+    </w:p>
+    <w:p>
+      <w:pPr>
+        <w:spacing w:line="360" w:lineRule="auto"/>
+        <w:jc w:val="both"/>
+        <w:rPr>
+          <w:lang w:val="en-US"/>
+        </w:rPr>
+      </w:pPr>
+      <w:r>
+        <w:rPr>
+          <w:rFonts w:ascii="Arial" w:hAnsi="Arial"/>
+          <w:sz w:val="24"/>
+          <w:szCs w:val="24"/>
+          <w:lang w:val="en-US"/>
+        </w:rPr>
+        <w:t>ORGANIZAÇÃO DAS NAÇÕES UNIDAS (ONU). The Sustainable Development Goals Report 2023. Nova York, 2023.</w:t>
+      </w:r>
+    </w:p>
+    <w:p>
+      <w:pPr>
+        <w:spacing w:line="360" w:lineRule="auto"/>
+        <w:jc w:val="both"/>
+      </w:pPr>
+      <w:r>
+        <w:rPr>
+          <w:rFonts w:ascii="Arial" w:hAnsi="Arial"/>
+          <w:sz w:val="24"/>
+          <w:szCs w:val="24"/>
+          <w:lang w:val="en-US"/>
+        </w:rPr>
+        <w:t xml:space="preserve">POSTGRESQL GLOBAL DEVELOPMENT GROUP. </w:t>
+      </w:r>
+      <w:r>
+        <w:rPr>
+          <w:rFonts w:ascii="Arial" w:hAnsi="Arial"/>
+          <w:sz w:val="24"/>
+          <w:szCs w:val="24"/>
+        </w:rPr>
+        <w:t xml:space="preserve">PostgreSQL 16 </w:t>
+      </w:r>
+      <w:proofErr w:type="spellStart"/>
+      <w:r>
+        <w:rPr>
+          <w:rFonts w:ascii="Arial" w:hAnsi="Arial"/>
+          <w:sz w:val="24"/>
+          <w:szCs w:val="24"/>
+        </w:rPr>
+        <w:t>Documentation</w:t>
+      </w:r>
+      <w:proofErr w:type="spellEnd"/>
+      <w:r>
+        <w:rPr>
+          <w:rFonts w:ascii="Arial" w:hAnsi="Arial"/>
+          <w:sz w:val="24"/>
+          <w:szCs w:val="24"/>
+        </w:rPr>
+        <w:t>. 2024. Disponível em: https://www.postgresql.org/docs/16/. Acesso em: 15 mar. 2026.</w:t>
+      </w:r>
+    </w:p>
+    <w:p>
+      <w:pPr>
+        <w:spacing w:line="360" w:lineRule="auto"/>
+        <w:jc w:val="both"/>
+      </w:pPr>
+      <w:r>
+        <w:rPr>
+          <w:rFonts w:ascii="Arial" w:hAnsi="Arial"/>
+          <w:sz w:val="24"/>
+          <w:szCs w:val="24"/>
+        </w:rPr>
+        <w:t>PRESSMAN, R. S.; MAXIM, B. R. Engenharia de software: uma abordagem profissional. 9. ed. Porto Alegre: AMGH, 2021.</w:t>
+      </w:r>
+    </w:p>
+    <w:p>
+      <w:pPr>
+        <w:spacing w:line="360" w:lineRule="auto"/>
+        <w:jc w:val="both"/>
+      </w:pPr>
+      <w:r>
+        <w:rPr>
+          <w:rFonts w:ascii="Arial" w:hAnsi="Arial"/>
+          <w:sz w:val="24"/>
+          <w:szCs w:val="24"/>
+        </w:rPr>
+        <w:t>PRISMA. Prisma Documentation. 2024. Disponível em: https://www.prisma.io/docs/. Acesso em: 15 mar. 2026.</w:t>
+      </w:r>
+    </w:p>
+    <w:p>
+      <w:pPr>
+        <w:spacing w:line="360" w:lineRule="auto"/>
+        <w:jc w:val="both"/>
+      </w:pPr>
+      <w:r>
+        <w:rPr>
+          <w:rFonts w:ascii="Arial" w:hAnsi="Arial"/>
+          <w:sz w:val="24"/>
+          <w:szCs w:val="24"/>
+        </w:rPr>
+        <w:t>PRODANOV, C. C.; FREITAS, E. C. Metodologia do trabalho científico: métodos e técnicas da pesquisa e do trabalho acadêmico. 2. ed. Novo Hamburgo: Feevale, 2013.</w:t>
+      </w:r>
+    </w:p>
+    <w:p>
+      <w:pPr>
+        <w:spacing w:line="360" w:lineRule="auto"/>
+        <w:jc w:val="both"/>
+      </w:pPr>
+      <w:r>
+        <w:rPr>
+          <w:rFonts w:ascii="Arial" w:hAnsi="Arial"/>
+          <w:sz w:val="24"/>
+          <w:szCs w:val="24"/>
+        </w:rPr>
+        <w:t>ROBERT HALF. Guia salarial 2025: tecnologia. São Paulo, 2025.</w:t>
+      </w:r>
+    </w:p>
+    <w:p>
+      <w:pPr>
+        <w:spacing w:line="360" w:lineRule="auto"/>
+        <w:jc w:val="both"/>
+        <w:rPr>
+          <w:lang w:val="en-US"/>
+        </w:rPr>
+      </w:pPr>
+      <w:r>
+        <w:rPr>
+          <w:rFonts w:ascii="Arial" w:hAnsi="Arial"/>
+          <w:sz w:val="24"/>
+          <w:szCs w:val="24"/>
+        </w:rPr>
+        <w:t xml:space="preserve">ROGERS, D. L. Transformação digital: repensando o seu negócio para a era digital. </w:t>
+      </w:r>
+      <w:r>
+        <w:rPr>
+          <w:rFonts w:ascii="Arial" w:hAnsi="Arial"/>
+          <w:sz w:val="24"/>
+          <w:szCs w:val="24"/>
+          <w:lang w:val="en-US"/>
+        </w:rPr>
+        <w:t xml:space="preserve">São Paulo: </w:t>
+      </w:r>
+      <w:proofErr w:type="spellStart"/>
+      <w:r>
+        <w:rPr>
+          <w:rFonts w:ascii="Arial" w:hAnsi="Arial"/>
+          <w:sz w:val="24"/>
+          <w:szCs w:val="24"/>
+          <w:lang w:val="en-US"/>
+        </w:rPr>
+        <w:t>Autêntica</w:t>
+      </w:r>
+      <w:proofErr w:type="spellEnd"/>
+      <w:r>
+        <w:rPr>
+          <w:rFonts w:ascii="Arial" w:hAnsi="Arial"/>
+          <w:sz w:val="24"/>
+          <w:szCs w:val="24"/>
+          <w:lang w:val="en-US"/>
+        </w:rPr>
+        <w:t>, 2022.</w:t>
+      </w:r>
+    </w:p>
+    <w:p>
+      <w:pPr>
+        <w:spacing w:line="360" w:lineRule="auto"/>
+        <w:jc w:val="both"/>
+        <w:rPr>
+          <w:lang w:val="en-US"/>
+        </w:rPr>
+      </w:pPr>
+      <w:r>
+        <w:rPr>
+          <w:rFonts w:ascii="Arial" w:hAnsi="Arial"/>
+          <w:sz w:val="24"/>
+          <w:szCs w:val="24"/>
+          <w:lang w:val="en-US"/>
+        </w:rPr>
+        <w:t>SACHS, J. D. et al. Sustainable Development Report 2023. Dublin: Dublin University Press and SDSN, 2023.</w:t>
+      </w:r>
+    </w:p>
+    <w:p>
+      <w:pPr>
+        <w:spacing w:line="360" w:lineRule="auto"/>
+        <w:jc w:val="both"/>
+        <w:rPr>
+          <w:lang w:val="en-US"/>
+        </w:rPr>
+      </w:pPr>
+      <w:r>
+        <w:rPr>
+          <w:rFonts w:ascii="Arial" w:hAnsi="Arial"/>
+          <w:sz w:val="24"/>
+          <w:szCs w:val="24"/>
+        </w:rPr>
+        <w:t xml:space="preserve">SCHWAB, K. A quarta revolução industrial. </w:t>
+      </w:r>
+      <w:r>
+        <w:rPr>
+          <w:rFonts w:ascii="Arial" w:hAnsi="Arial"/>
+          <w:sz w:val="24"/>
+          <w:szCs w:val="24"/>
+          <w:lang w:val="en-US"/>
+        </w:rPr>
+        <w:t xml:space="preserve">São Paulo: </w:t>
+      </w:r>
+      <w:proofErr w:type="spellStart"/>
+      <w:r>
+        <w:rPr>
+          <w:rFonts w:ascii="Arial" w:hAnsi="Arial"/>
+          <w:sz w:val="24"/>
+          <w:szCs w:val="24"/>
+          <w:lang w:val="en-US"/>
+        </w:rPr>
+        <w:t>Edipro</w:t>
+      </w:r>
+      <w:proofErr w:type="spellEnd"/>
+      <w:r>
+        <w:rPr>
+          <w:rFonts w:ascii="Arial" w:hAnsi="Arial"/>
+          <w:sz w:val="24"/>
+          <w:szCs w:val="24"/>
+          <w:lang w:val="en-US"/>
+        </w:rPr>
+        <w:t>, 2022.</w:t>
+      </w:r>
+    </w:p>
+    <w:p>
+      <w:pPr>
+        <w:spacing w:line="360" w:lineRule="auto"/>
+        <w:jc w:val="both"/>
+      </w:pPr>
+      <w:r>
+        <w:rPr>
+          <w:rFonts w:ascii="Arial" w:hAnsi="Arial"/>
+          <w:sz w:val="24"/>
+          <w:szCs w:val="24"/>
+          <w:lang w:val="en-US"/>
+        </w:rPr>
+        <w:t xml:space="preserve">SCHWABER, K.; SUTHERLAND, J. The Scrum Guide: the definitive guide to Scrum. </w:t>
+      </w:r>
+      <w:r>
+        <w:rPr>
+          <w:rFonts w:ascii="Arial" w:hAnsi="Arial"/>
+          <w:sz w:val="24"/>
+          <w:szCs w:val="24"/>
+        </w:rPr>
+        <w:t>2020.</w:t>
+      </w:r>
+    </w:p>
+    <w:p>
+      <w:pPr>
+        <w:spacing w:line="360" w:lineRule="auto"/>
+        <w:jc w:val="both"/>
+      </w:pPr>
+      <w:r>
+        <w:rPr>
+          <w:rFonts w:ascii="Arial" w:hAnsi="Arial"/>
+          <w:sz w:val="24"/>
+          <w:szCs w:val="24"/>
+        </w:rPr>
+        <w:t>SEBRAE. Pesquisa Sobrevivência de Empresas. Brasília, 2023.</w:t>
+      </w:r>
+    </w:p>
+    <w:p>
+      <w:pPr>
+        <w:spacing w:line="360" w:lineRule="auto"/>
+        <w:jc w:val="both"/>
+      </w:pPr>
+      <w:r>
+        <w:rPr>
+          <w:rFonts w:ascii="Arial" w:hAnsi="Arial"/>
+          <w:sz w:val="24"/>
+          <w:szCs w:val="24"/>
+        </w:rPr>
+        <w:t>SLACK, N.; BRANDON-JONES, A.; JOHNSTON, R. Administração da produção. 9. ed. São Paulo: Atlas, 2022.</w:t>
+      </w:r>
+    </w:p>
+    <w:p>
+      <w:pPr>
+        <w:spacing w:line="360" w:lineRule="auto"/>
+        <w:jc w:val="both"/>
+      </w:pPr>
+      <w:r>
+        <w:rPr>
+          <w:rFonts w:ascii="Arial" w:hAnsi="Arial"/>
+          <w:sz w:val="24"/>
+          <w:szCs w:val="24"/>
+        </w:rPr>
+        <w:t>SOMMERVILLE, I. Engenharia de software. 10. ed. São Paulo: Pearson, 2021.</w:t>
+      </w:r>
+    </w:p>
+    <w:p>
+      <w:pPr>
+        <w:spacing w:line="360" w:lineRule="auto"/>
+        <w:jc w:val="both"/>
+        <w:rPr>
+          <w:lang w:val="en-US"/>
+        </w:rPr>
+      </w:pPr>
+      <w:r>
+        <w:rPr>
+          <w:rFonts w:ascii="Arial" w:hAnsi="Arial"/>
+          <w:sz w:val="24"/>
+          <w:szCs w:val="24"/>
+        </w:rPr>
+        <w:lastRenderedPageBreak/>
+        <w:t xml:space="preserve">STAIR, R. M.; REYNOLDS, G. W. Princípios de sistemas de informação. </w:t>
+      </w:r>
+      <w:r>
+        <w:rPr>
+          <w:rFonts w:ascii="Arial" w:hAnsi="Arial"/>
+          <w:sz w:val="24"/>
+          <w:szCs w:val="24"/>
+          <w:lang w:val="en-US"/>
+        </w:rPr>
+        <w:t>14. ed. São Paulo: Cengage Learning, 2021.</w:t>
+      </w:r>
+    </w:p>
+    <w:p>
+      <w:pPr>
+        <w:spacing w:line="360" w:lineRule="auto"/>
+        <w:jc w:val="both"/>
+      </w:pPr>
+      <w:r>
+        <w:rPr>
+          <w:rFonts w:ascii="Arial" w:hAnsi="Arial"/>
+          <w:sz w:val="24"/>
+          <w:szCs w:val="24"/>
+          <w:lang w:val="en-US"/>
+        </w:rPr>
+        <w:t xml:space="preserve">TAILWIND LABS. Tailwind CSS Documentation. </w:t>
+      </w:r>
+      <w:r>
+        <w:rPr>
+          <w:rFonts w:ascii="Arial" w:hAnsi="Arial"/>
+          <w:sz w:val="24"/>
+          <w:szCs w:val="24"/>
+        </w:rPr>
+        <w:t>2024. Disponível em: https://tailwindcss.com/docs/. Acesso em: 15 mar. 2026.</w:t>
+      </w:r>
+    </w:p>
+    <w:p>
+      <w:pPr>
+        <w:spacing w:line="360" w:lineRule="auto"/>
+        <w:jc w:val="both"/>
+        <w:rPr>
+          <w:lang w:val="en-US"/>
+        </w:rPr>
+      </w:pPr>
+      <w:r>
+        <w:rPr>
+          <w:rFonts w:ascii="Arial" w:hAnsi="Arial"/>
+          <w:sz w:val="24"/>
+          <w:szCs w:val="24"/>
+        </w:rPr>
+        <w:t xml:space="preserve">TURBAN, E.; VOLONINO, L.; WOOD, G. R. Tecnologia da informação para gestão. </w:t>
+      </w:r>
+      <w:r>
+        <w:rPr>
+          <w:rFonts w:ascii="Arial" w:hAnsi="Arial"/>
+          <w:sz w:val="24"/>
+          <w:szCs w:val="24"/>
+          <w:lang w:val="en-US"/>
+        </w:rPr>
+        <w:t>10. ed. Porto Alegre: Bookman, 2022.</w:t>
+      </w:r>
+    </w:p>
+    <w:p>
+      <w:pPr>
+        <w:spacing w:line="360" w:lineRule="auto"/>
+        <w:jc w:val="both"/>
+      </w:pPr>
+      <w:r>
+        <w:rPr>
+          <w:rFonts w:ascii="Arial" w:hAnsi="Arial"/>
+          <w:sz w:val="24"/>
+          <w:szCs w:val="24"/>
+          <w:lang w:val="en-US"/>
+        </w:rPr>
+        <w:t xml:space="preserve">UNITED NATIONS DEVELOPMENT PROGRAMME (UNDP). Human Development Report 2023-2024. </w:t>
+      </w:r>
+      <w:r>
+        <w:rPr>
+          <w:rFonts w:ascii="Arial" w:hAnsi="Arial"/>
+          <w:sz w:val="24"/>
+          <w:szCs w:val="24"/>
+        </w:rPr>
+        <w:t>Nova York, 2024.</w:t>
+      </w:r>
+    </w:p>
+    <w:p>
+      <w:pPr>
+        <w:spacing w:line="360" w:lineRule="auto"/>
+        <w:jc w:val="both"/>
+      </w:pPr>
+      <w:r>
+        <w:rPr>
+          <w:rFonts w:ascii="Arial" w:hAnsi="Arial"/>
+          <w:sz w:val="24"/>
+          <w:szCs w:val="24"/>
+        </w:rPr>
+        <w:t>VERCEL. Next.js Documentation. 2024. Disponível em: https://nextjs.org/docs/. Acesso em: 15 mar. 2026.</w:t>
+      </w:r>
+    </w:p>
+    <w:p>
+      <w:pPr>
+        <w:spacing w:line="360" w:lineRule="auto"/>
+        <w:jc w:val="both"/>
+      </w:pPr>
+      <w:r>
+        <w:rPr>
+          <w:rFonts w:ascii="Arial" w:hAnsi="Arial"/>
+          <w:sz w:val="24"/>
+          <w:szCs w:val="24"/>
+        </w:rPr>
+        <w:t>W3C. Web Content Accessibility Guidelines (WCAG) 2.1. 2018. Disponível em: https://www.w3.org/TR/WCAG21/. Acesso em: 15 mar. 2026.</w:t>
+      </w:r>
+    </w:p>
+    <w:p>
+      <w:pPr>
+        <w:spacing w:line="360" w:lineRule="auto"/>
+        <w:jc w:val="both"/>
+      </w:pPr>
+      <w:r>
+        <w:rPr>
+          <w:rFonts w:ascii="Arial" w:hAnsi="Arial"/>
+          <w:sz w:val="24"/>
+          <w:szCs w:val="24"/>
+        </w:rPr>
+        <w:t>WESTERMAN, G.; BONNET, D.; MCAFEE, A. Liderando na era digital. São Paulo: M.Books, 2022.</w:t>
+      </w:r>
+    </w:p>
+    <w:p>
+      <w:pPr>
+        <w:spacing w:after="0" w:line="360" w:lineRule="auto"/>
+        <w:ind w:firstLine="709"/>
+        <w:jc w:val="both"/>
+        <w:rPr>
+          <w:rFonts w:ascii="Arial" w:hAnsi="Arial"/>
+          <w:sz w:val="24"/>
+          <w:szCs w:val="24"/>
+        </w:rPr>
+      </w:pPr>
+    </w:p>
+    <w:p>
+      <w:pPr>
+        <w:spacing w:after="0" w:line="360" w:lineRule="auto"/>
+        <w:ind w:firstLine="709"/>
+        <w:jc w:val="both"/>
+        <w:rPr>
+          <w:rFonts w:ascii="Arial" w:hAnsi="Arial"/>
+          <w:sz w:val="24"/>
+          <w:szCs w:val="24"/>
+        </w:rPr>
+      </w:pPr>
+    </w:p>
+    <w:p>
+      <w:pPr>
+        <w:spacing w:after="0" w:line="360" w:lineRule="auto"/>
+        <w:ind w:firstLine="709"/>
+        <w:jc w:val="both"/>
+        <w:rPr>
+          <w:rFonts w:ascii="Arial" w:hAnsi="Arial"/>
+          <w:sz w:val="24"/>
+          <w:szCs w:val="24"/>
+        </w:rPr>
+      </w:pPr>
+    </w:p>
+    <w:p>
+      <w:pPr>
+        <w:spacing w:after="0" w:line="360" w:lineRule="auto"/>
+        <w:ind w:firstLine="709"/>
+        <w:jc w:val="both"/>
+        <w:rPr>
+          <w:rFonts w:ascii="Arial" w:hAnsi="Arial"/>
+          <w:sz w:val="24"/>
+          <w:szCs w:val="24"/>
+        </w:rPr>
+      </w:pPr>
+    </w:p>
+    <w:p>
+      <w:pPr>
+        <w:spacing w:after="0" w:line="360" w:lineRule="auto"/>
+        <w:ind w:firstLine="709"/>
+        <w:jc w:val="both"/>
+        <w:rPr>
+          <w:rFonts w:ascii="Arial" w:hAnsi="Arial"/>
+          <w:sz w:val="24"/>
+          <w:szCs w:val="24"/>
+        </w:rPr>
+      </w:pPr>
+    </w:p>
+    <w:p>
+      <w:pPr>
+        <w:spacing w:after="0" w:line="360" w:lineRule="auto"/>
+        <w:ind w:firstLine="709"/>
+        <w:jc w:val="both"/>
+        <w:rPr>
+          <w:rFonts w:ascii="Arial" w:hAnsi="Arial"/>
+          <w:sz w:val="24"/>
+          <w:szCs w:val="24"/>
+        </w:rPr>
+      </w:pPr>
+    </w:p>
+    <w:p>
+      <w:pPr>
+        <w:spacing w:after="0" w:line="360" w:lineRule="auto"/>
+        <w:ind w:firstLine="709"/>
+        <w:jc w:val="both"/>
+        <w:rPr>
+          <w:rFonts w:ascii="Arial" w:hAnsi="Arial"/>
+          <w:sz w:val="24"/>
+          <w:szCs w:val="24"/>
+        </w:rPr>
+      </w:pPr>
+    </w:p>
+    <w:p>
+      <w:pPr>
+        <w:spacing w:after="0" w:line="360" w:lineRule="auto"/>
+        <w:ind w:firstLine="709"/>
+        <w:jc w:val="both"/>
+        <w:rPr>
+          <w:rFonts w:ascii="Arial" w:hAnsi="Arial"/>
+          <w:sz w:val="24"/>
+          <w:szCs w:val="24"/>
+        </w:rPr>
+      </w:pPr>
+    </w:p>
+    <w:p>
+      <w:pPr>
+        <w:spacing w:after="0" w:line="360" w:lineRule="auto"/>
+        <w:ind w:firstLine="709"/>
+        <w:jc w:val="both"/>
+        <w:rPr>
+          <w:rFonts w:ascii="Arial" w:hAnsi="Arial"/>
+          <w:sz w:val="24"/>
+          <w:szCs w:val="24"/>
+        </w:rPr>
+      </w:pPr>
+    </w:p>
+    <w:p>
+      <w:pPr>
+        <w:spacing w:after="0" w:line="360" w:lineRule="auto"/>
+        <w:ind w:firstLine="709"/>
+        <w:jc w:val="both"/>
+        <w:rPr>
+          <w:rFonts w:ascii="Arial" w:hAnsi="Arial"/>
+          <w:sz w:val="24"/>
+          <w:szCs w:val="24"/>
+        </w:rPr>
+      </w:pPr>
+    </w:p>
+    <w:p>
+      <w:pPr>
+        <w:spacing w:after="0" w:line="360" w:lineRule="auto"/>
+        <w:ind w:firstLine="709"/>
+        <w:jc w:val="both"/>
+        <w:rPr>
+          <w:rFonts w:ascii="Arial" w:hAnsi="Arial"/>
+          <w:sz w:val="24"/>
+          <w:szCs w:val="24"/>
+        </w:rPr>
+      </w:pPr>
+    </w:p>
+    <w:p>
+      <w:pPr>
+        <w:spacing w:after="0" w:line="360" w:lineRule="auto"/>
+        <w:ind w:firstLine="709"/>
+        <w:jc w:val="both"/>
+        <w:rPr>
+          <w:rFonts w:ascii="Arial" w:hAnsi="Arial"/>
+          <w:sz w:val="24"/>
+          <w:szCs w:val="24"/>
+        </w:rPr>
+      </w:pPr>
+    </w:p>
+    <w:p>
+      <w:pPr>
+        <w:spacing w:after="0" w:line="360" w:lineRule="auto"/>
+        <w:ind w:firstLine="709"/>
+        <w:jc w:val="both"/>
+        <w:rPr>
+          <w:rFonts w:ascii="Arial" w:hAnsi="Arial"/>
+          <w:sz w:val="24"/>
+          <w:szCs w:val="24"/>
+        </w:rPr>
+      </w:pPr>
+    </w:p>
+    <w:p>
+      <w:pPr>
+        <w:spacing w:after="0" w:line="360" w:lineRule="auto"/>
+        <w:ind w:firstLine="709"/>
+        <w:jc w:val="both"/>
+        <w:rPr>
+          <w:rFonts w:ascii="Arial" w:hAnsi="Arial"/>
+          <w:sz w:val="24"/>
+          <w:szCs w:val="24"/>
+        </w:rPr>
+      </w:pPr>
+    </w:p>
+    <w:p>
+      <w:pPr>
+        <w:spacing w:after="0" w:line="360" w:lineRule="auto"/>
+        <w:ind w:firstLine="709"/>
+        <w:jc w:val="both"/>
+        <w:rPr>
+          <w:rFonts w:ascii="Arial" w:hAnsi="Arial"/>
+          <w:sz w:val="24"/>
+          <w:szCs w:val="24"/>
+        </w:rPr>
+      </w:pPr>
+    </w:p>
+    <w:p>
+      <w:pPr>
+        <w:spacing w:after="0" w:line="360" w:lineRule="auto"/>
+        <w:ind w:firstLine="709"/>
+        <w:jc w:val="both"/>
+        <w:rPr>
+          <w:rFonts w:ascii="Arial" w:hAnsi="Arial"/>
+          <w:sz w:val="24"/>
+          <w:szCs w:val="24"/>
+        </w:rPr>
+      </w:pPr>
+    </w:p>
+    <w:p>
+      <w:pPr>
+        <w:spacing w:after="0" w:line="360" w:lineRule="auto"/>
+        <w:ind w:firstLine="709"/>
+        <w:jc w:val="both"/>
+        <w:rPr>
+          <w:rFonts w:ascii="Arial" w:hAnsi="Arial"/>
+          <w:sz w:val="24"/>
+          <w:szCs w:val="24"/>
+        </w:rPr>
+      </w:pPr>
+    </w:p>
+    <w:p>
+      <w:pPr>
+        <w:spacing w:after="0" w:line="360" w:lineRule="auto"/>
+        <w:ind w:firstLine="709"/>
+        <w:jc w:val="both"/>
+        <w:rPr>
+          <w:rFonts w:ascii="Arial" w:hAnsi="Arial"/>
+          <w:sz w:val="24"/>
+          <w:szCs w:val="24"/>
+        </w:rPr>
+      </w:pPr>
+    </w:p>
+    <w:p>
+      <w:pPr>
+        <w:spacing w:after="0" w:line="360" w:lineRule="auto"/>
+        <w:ind w:firstLine="709"/>
+        <w:jc w:val="both"/>
+        <w:rPr>
+          <w:rFonts w:ascii="Arial" w:hAnsi="Arial"/>
+          <w:sz w:val="24"/>
+          <w:szCs w:val="24"/>
+        </w:rPr>
+      </w:pPr>
+    </w:p>
+    <w:p>
+      <w:pPr>
+        <w:spacing w:after="0" w:line="360" w:lineRule="auto"/>
+        <w:ind w:firstLine="709"/>
+        <w:jc w:val="both"/>
+        <w:rPr>
+          <w:rFonts w:ascii="Arial" w:hAnsi="Arial"/>
+          <w:sz w:val="24"/>
+          <w:szCs w:val="24"/>
+        </w:rPr>
+      </w:pPr>
+    </w:p>
+    <w:p>
+      <w:pPr>
+        <w:spacing w:after="0" w:line="360" w:lineRule="auto"/>
+        <w:ind w:firstLine="709"/>
+        <w:jc w:val="both"/>
+        <w:rPr>
+          <w:rFonts w:ascii="Arial" w:hAnsi="Arial"/>
+          <w:sz w:val="24"/>
+          <w:szCs w:val="24"/>
+        </w:rPr>
+      </w:pPr>
+    </w:p>
+    <w:p>
+      <w:pPr>
+        <w:spacing w:after="0" w:line="360" w:lineRule="auto"/>
+        <w:ind w:firstLine="709"/>
+        <w:jc w:val="both"/>
+        <w:rPr>
+          <w:rFonts w:ascii="Arial" w:hAnsi="Arial"/>
+          <w:sz w:val="24"/>
+          <w:szCs w:val="24"/>
+        </w:rPr>
+      </w:pPr>
+    </w:p>
+    <w:p>
+      <w:pPr>
+        <w:spacing w:after="0" w:line="360" w:lineRule="auto"/>
+        <w:ind w:firstLine="709"/>
+        <w:jc w:val="both"/>
+        <w:rPr>
+          <w:rFonts w:ascii="Arial" w:hAnsi="Arial"/>
+          <w:sz w:val="24"/>
+          <w:szCs w:val="24"/>
+        </w:rPr>
+      </w:pPr>
+    </w:p>
+    <w:p>
+      <w:pPr>
+        <w:spacing w:after="0" w:line="360" w:lineRule="auto"/>
+        <w:ind w:firstLine="709"/>
+        <w:jc w:val="both"/>
+        <w:rPr>
+          <w:rFonts w:ascii="Arial" w:hAnsi="Arial"/>
+          <w:sz w:val="24"/>
+          <w:szCs w:val="24"/>
+        </w:rPr>
+      </w:pPr>
+    </w:p>
+    <w:p>
+      <w:pPr>
+        <w:spacing w:after="0" w:line="360" w:lineRule="auto"/>
+        <w:ind w:firstLine="709"/>
+        <w:jc w:val="both"/>
+        <w:rPr>
+          <w:rFonts w:ascii="Arial" w:hAnsi="Arial"/>
+          <w:sz w:val="24"/>
+          <w:szCs w:val="24"/>
+        </w:rPr>
+      </w:pPr>
+    </w:p>
+    <w:p>
+      <w:pPr>
+        <w:spacing w:after="0" w:line="360" w:lineRule="auto"/>
+        <w:ind w:firstLine="709"/>
+        <w:jc w:val="both"/>
+        <w:rPr>
+          <w:rFonts w:ascii="Arial" w:hAnsi="Arial"/>
+          <w:sz w:val="24"/>
+          <w:szCs w:val="24"/>
+        </w:rPr>
+      </w:pPr>
+    </w:p>
+    <w:p>
+      <w:pPr>
+        <w:spacing w:after="0" w:line="360" w:lineRule="auto"/>
+        <w:ind w:firstLine="709"/>
+        <w:jc w:val="both"/>
+        <w:rPr>
+          <w:rFonts w:ascii="Arial" w:hAnsi="Arial"/>
+          <w:sz w:val="24"/>
+          <w:szCs w:val="24"/>
+        </w:rPr>
+      </w:pPr>
+    </w:p>
+    <w:p>
+      <w:pPr>
+        <w:spacing w:after="0" w:line="360" w:lineRule="auto"/>
+        <w:ind w:firstLine="709"/>
+        <w:jc w:val="both"/>
+        <w:rPr>
+          <w:rFonts w:ascii="Arial" w:hAnsi="Arial"/>
+          <w:sz w:val="24"/>
+          <w:szCs w:val="24"/>
+        </w:rPr>
+      </w:pPr>
+    </w:p>
+    <w:p>
+      <w:pPr>
+        <w:spacing w:after="0" w:line="360" w:lineRule="auto"/>
+        <w:ind w:firstLine="709"/>
+        <w:jc w:val="both"/>
+        <w:rPr>
+          <w:rFonts w:ascii="Arial" w:hAnsi="Arial"/>
+          <w:sz w:val="24"/>
+          <w:szCs w:val="24"/>
+        </w:rPr>
+      </w:pPr>
+    </w:p>
+    <w:p>
+      <w:pPr>
+        <w:spacing w:after="0" w:line="360" w:lineRule="auto"/>
+        <w:ind w:firstLine="709"/>
+        <w:jc w:val="both"/>
+        <w:rPr>
+          <w:rFonts w:ascii="Arial" w:hAnsi="Arial"/>
+          <w:sz w:val="24"/>
+          <w:szCs w:val="24"/>
+        </w:rPr>
+      </w:pPr>
+    </w:p>
+    <w:p>
+      <w:pPr>
+        <w:spacing w:after="0" w:line="360" w:lineRule="auto"/>
+        <w:ind w:firstLine="709"/>
+        <w:jc w:val="both"/>
+        <w:rPr>
+          <w:rFonts w:ascii="Arial" w:hAnsi="Arial"/>
+          <w:sz w:val="24"/>
+          <w:szCs w:val="24"/>
+        </w:rPr>
+      </w:pPr>
+    </w:p>
+    <w:p>
+      <w:pPr>
+        <w:pStyle w:val="Ttulo"/>
+        <w:pageBreakBefore/>
+      </w:pPr>
+      <w:bookmarkStart w:id="95" w:name="_Toc160207379"/>
+      <w:bookmarkStart w:id="96" w:name="_Toc164351199"/>
+      <w:bookmarkStart w:id="97" w:name="_Toc164355039"/>
+      <w:bookmarkStart w:id="98" w:name="_Toc225672603"/>
+      <w:r>
+        <w:t>APÊNDICE</w:t>
+      </w:r>
       <w:bookmarkEnd w:id="95"/>
-    </w:p>
-    <w:p>
-      <w:pPr>
-        <w:pStyle w:val="Normal"/>
-        <w:spacing w:line="360" w:lineRule="auto"/>
-        <w:jc w:val="both"/>
-      </w:pPr>
-      <w:r>
-        <w:rPr>
-          <w:rFonts w:ascii="Arial" w:hAnsi="Arial" w:cs="Arial"/>
-          <w:sz w:val="24"/>
-          <w:szCs w:val="24"/>
-        </w:rPr>
-        <w:t xml:space="preserve">BRASIL. Lei nº 13.709, de 14 de agosto de 2018. Lei Geral de Proteção de Dados Pessoais (LGPD). Diário Oficial [da] República Federativa do Brasil, Brasília, DF, 15 ago. 2018.</w:t>
-      </w:r>
-    </w:p>
-    <w:p>
-      <w:pPr>
-        <w:pStyle w:val="Normal"/>
-        <w:spacing w:line="360" w:lineRule="auto"/>
-        <w:jc w:val="both"/>
-      </w:pPr>
-      <w:r>
-        <w:rPr>
-          <w:rFonts w:ascii="Arial" w:hAnsi="Arial" w:cs="Arial"/>
-          <w:sz w:val="24"/>
-          <w:szCs w:val="24"/>
-        </w:rPr>
-        <w:t xml:space="preserve">BROOKE, J. SUS: a "quick and dirty" usability scale. In: JORDAN, P. W. et al. (ed.). Usability Evaluation in Industry. London: Taylor &amp; Francis, 1996. p. 189-194.</w:t>
-      </w:r>
-    </w:p>
-    <w:p>
-      <w:pPr>
-        <w:pStyle w:val="Normal"/>
-        <w:spacing w:line="360" w:lineRule="auto"/>
-        <w:jc w:val="both"/>
-      </w:pPr>
-      <w:r>
-        <w:rPr>
-          <w:rFonts w:ascii="Arial" w:hAnsi="Arial" w:cs="Arial"/>
-          <w:sz w:val="24"/>
-          <w:szCs w:val="24"/>
-        </w:rPr>
-        <w:t xml:space="preserve">CETIC.BR. Pesquisa sobre o uso das tecnologias de informação e comunicação nas empresas brasileiras: TIC Empresas 2023. São Paulo: Comitê Gestor da Internet no Brasil, 2023.</w:t>
-      </w:r>
-    </w:p>
-    <w:p>
-      <w:pPr>
-        <w:pStyle w:val="Normal"/>
-        <w:spacing w:line="360" w:lineRule="auto"/>
-        <w:jc w:val="both"/>
-      </w:pPr>
-      <w:r>
-        <w:rPr>
-          <w:rFonts w:ascii="Arial" w:hAnsi="Arial" w:cs="Arial"/>
-          <w:sz w:val="24"/>
-          <w:szCs w:val="24"/>
-        </w:rPr>
-        <w:t xml:space="preserve">CHIAVENATO, I. Introdução à teoria geral da administração. 10. ed. São Paulo: Atlas, 2021.</w:t>
-      </w:r>
-    </w:p>
-    <w:p>
-      <w:pPr>
-        <w:pStyle w:val="Normal"/>
-        <w:spacing w:line="360" w:lineRule="auto"/>
-        <w:jc w:val="both"/>
-      </w:pPr>
-      <w:r>
-        <w:rPr>
-          <w:rFonts w:ascii="Arial" w:hAnsi="Arial" w:cs="Arial"/>
-          <w:sz w:val="24"/>
-          <w:szCs w:val="24"/>
-        </w:rPr>
-        <w:t xml:space="preserve">DORNELAS, J. C. A. Empreendedorismo: transformando ideias em negócios. 8. ed. São Paulo: Atlas, 2021.</w:t>
-      </w:r>
-    </w:p>
-    <w:p>
-      <w:pPr>
-        <w:pStyle w:val="Normal"/>
-        <w:spacing w:line="360" w:lineRule="auto"/>
-        <w:jc w:val="both"/>
-      </w:pPr>
-      <w:r>
-        <w:rPr>
-          <w:rFonts w:ascii="Arial" w:hAnsi="Arial" w:cs="Arial"/>
-          <w:sz w:val="24"/>
-          <w:szCs w:val="24"/>
-        </w:rPr>
-        <w:t xml:space="preserve">ENDEAVOR BRASIL. Pesquisa de Transformação Digital nas PMEs Brasileiras. São Paulo, 2023.</w:t>
-      </w:r>
-    </w:p>
-    <w:p>
-      <w:pPr>
-        <w:pStyle w:val="Normal"/>
-        <w:spacing w:line="360" w:lineRule="auto"/>
-        <w:jc w:val="both"/>
-      </w:pPr>
-      <w:r>
-        <w:rPr>
-          <w:rFonts w:ascii="Arial" w:hAnsi="Arial" w:cs="Arial"/>
-          <w:sz w:val="24"/>
-          <w:szCs w:val="24"/>
-        </w:rPr>
-        <w:t xml:space="preserve">FLANAGAN, D. JavaScript: o guia definitivo. 7. ed. Porto Alegre: Bookman, 2023.</w:t>
-      </w:r>
-    </w:p>
-    <w:p>
-      <w:pPr>
-        <w:pStyle w:val="Normal"/>
-        <w:spacing w:line="360" w:lineRule="auto"/>
-        <w:jc w:val="both"/>
-      </w:pPr>
-      <w:r>
-        <w:rPr>
-          <w:rFonts w:ascii="Arial" w:hAnsi="Arial" w:cs="Arial"/>
-          <w:sz w:val="24"/>
-          <w:szCs w:val="24"/>
-        </w:rPr>
-        <w:t xml:space="preserve">GARTNER. Top Strategic Technology Trends 2024. Stamford, 2024.</w:t>
-      </w:r>
-    </w:p>
-    <w:p>
-      <w:pPr>
-        <w:pStyle w:val="Normal"/>
-        <w:spacing w:line="360" w:lineRule="auto"/>
-        <w:jc w:val="both"/>
-      </w:pPr>
-      <w:r>
-        <w:rPr>
-          <w:rFonts w:ascii="Arial" w:hAnsi="Arial" w:cs="Arial"/>
-          <w:sz w:val="24"/>
-          <w:szCs w:val="24"/>
-        </w:rPr>
-        <w:t xml:space="preserve">GIL, A. C. Como elaborar projetos de pesquisa. 7. ed. São Paulo: Atlas, 2022.</w:t>
-      </w:r>
-    </w:p>
-    <w:p>
-      <w:pPr>
-        <w:pStyle w:val="Normal"/>
-        <w:spacing w:line="360" w:lineRule="auto"/>
-        <w:jc w:val="both"/>
-      </w:pPr>
-      <w:r>
-        <w:rPr>
-          <w:rFonts w:ascii="Arial" w:hAnsi="Arial" w:cs="Arial"/>
-          <w:sz w:val="24"/>
-          <w:szCs w:val="24"/>
-        </w:rPr>
-        <w:t xml:space="preserve">GLASSDOOR. Pesquisa salarial: desenvolvedor full-stack — São Paulo. 2025.</w:t>
-      </w:r>
-    </w:p>
-    <w:p>
-      <w:pPr>
-        <w:pStyle w:val="Normal"/>
-        <w:spacing w:line="360" w:lineRule="auto"/>
-        <w:jc w:val="both"/>
-      </w:pPr>
-      <w:r>
-        <w:rPr>
-          <w:rFonts w:ascii="Arial" w:hAnsi="Arial" w:cs="Arial"/>
-          <w:sz w:val="24"/>
-          <w:szCs w:val="24"/>
-        </w:rPr>
-        <w:t xml:space="preserve">IBGE. Pesquisa Nacional por Amostra de Domicílios Contínua — PNAD Contínua. Rio de Janeiro, 2023.</w:t>
-      </w:r>
-    </w:p>
-    <w:p>
-      <w:pPr>
-        <w:pStyle w:val="Normal"/>
-        <w:spacing w:line="360" w:lineRule="auto"/>
-        <w:jc w:val="both"/>
-      </w:pPr>
-      <w:r>
-        <w:rPr>
-          <w:rFonts w:ascii="Arial" w:hAnsi="Arial" w:cs="Arial"/>
-          <w:sz w:val="24"/>
-          <w:szCs w:val="24"/>
-        </w:rPr>
-        <w:t xml:space="preserve">INSTITUTO DE PESQUISA ECONÔMICA APLICADA (IPEA). ODS — Metas Nacionais dos Objetivos de Desenvolvimento Sustentável. Brasília, 2023.</w:t>
-      </w:r>
-    </w:p>
-    <w:p>
-      <w:pPr>
-        <w:pStyle w:val="Normal"/>
-        <w:spacing w:line="360" w:lineRule="auto"/>
-        <w:jc w:val="both"/>
-      </w:pPr>
-      <w:r>
-        <w:rPr>
-          <w:rFonts w:ascii="Arial" w:hAnsi="Arial" w:cs="Arial"/>
-          <w:sz w:val="24"/>
-          <w:szCs w:val="24"/>
-        </w:rPr>
-        <w:t xml:space="preserve">LAUDON, K. C.; LAUDON, J. P. Sistemas de informação gerenciais. 16. ed. São Paulo: Pearson, 2021.</w:t>
-      </w:r>
-    </w:p>
-    <w:p>
-      <w:pPr>
-        <w:pStyle w:val="Normal"/>
-        <w:spacing w:line="360" w:lineRule="auto"/>
-        <w:jc w:val="both"/>
-      </w:pPr>
-      <w:r>
-        <w:rPr>
-          <w:rFonts w:ascii="Arial" w:hAnsi="Arial" w:cs="Arial"/>
-          <w:sz w:val="24"/>
-          <w:szCs w:val="24"/>
-        </w:rPr>
-        <w:t xml:space="preserve">MICROSOFT. TypeScript Documentation. 2024. Disponível em: https://www.typescriptlang.org/docs/. Acesso em: 15 mar. 2026.</w:t>
-      </w:r>
-    </w:p>
-    <w:p>
-      <w:pPr>
-        <w:pStyle w:val="Normal"/>
-        <w:spacing w:line="360" w:lineRule="auto"/>
-        <w:jc w:val="both"/>
-      </w:pPr>
-      <w:r>
-        <w:rPr>
-          <w:rFonts w:ascii="Arial" w:hAnsi="Arial" w:cs="Arial"/>
-          <w:sz w:val="24"/>
-          <w:szCs w:val="24"/>
-        </w:rPr>
-        <w:t xml:space="preserve">O'BRIEN, J. A.; MARAKAS, G. M. Administração de sistemas de informação. 15. ed. Porto Alegre: AMGH, 2021.</w:t>
-      </w:r>
-    </w:p>
-    <w:p>
-      <w:pPr>
-        <w:pStyle w:val="Normal"/>
-        <w:spacing w:line="360" w:lineRule="auto"/>
-        <w:jc w:val="both"/>
-      </w:pPr>
-      <w:r>
-        <w:rPr>
-          <w:rFonts w:ascii="Arial" w:hAnsi="Arial" w:cs="Arial"/>
-          <w:sz w:val="24"/>
-          <w:szCs w:val="24"/>
-        </w:rPr>
-        <w:t xml:space="preserve">ORGANIZAÇÃO DAS NAÇÕES UNIDAS (ONU). Transformando nosso mundo: a Agenda 2030 para o Desenvolvimento Sustentável. Nova York, 2015.</w:t>
-      </w:r>
-    </w:p>
-    <w:p>
-      <w:pPr>
-        <w:pStyle w:val="Normal"/>
-        <w:spacing w:line="360" w:lineRule="auto"/>
-        <w:jc w:val="both"/>
-      </w:pPr>
-      <w:r>
-        <w:rPr>
-          <w:rFonts w:ascii="Arial" w:hAnsi="Arial" w:cs="Arial"/>
-          <w:sz w:val="24"/>
-          <w:szCs w:val="24"/>
-        </w:rPr>
-        <w:t xml:space="preserve">ORGANIZAÇÃO DAS NAÇÕES UNIDAS (ONU). The Sustainable Development Goals Report 2023. Nova York, 2023.</w:t>
-      </w:r>
-    </w:p>
-    <w:p>
-      <w:pPr>
-        <w:pStyle w:val="Normal"/>
-        <w:spacing w:line="360" w:lineRule="auto"/>
-        <w:jc w:val="both"/>
-      </w:pPr>
-      <w:r>
-        <w:rPr>
-          <w:rFonts w:ascii="Arial" w:hAnsi="Arial" w:cs="Arial"/>
-          <w:sz w:val="24"/>
-          <w:szCs w:val="24"/>
-        </w:rPr>
-        <w:t xml:space="preserve">POSTGRESQL GLOBAL DEVELOPMENT GROUP. PostgreSQL 16 Documentation. 2024. Disponível em: https://www.postgresql.org/docs/16/. Acesso em: 15 mar. 2026.</w:t>
-      </w:r>
-    </w:p>
-    <w:p>
-      <w:pPr>
-        <w:pStyle w:val="Normal"/>
-        <w:spacing w:line="360" w:lineRule="auto"/>
-        <w:jc w:val="both"/>
-      </w:pPr>
-      <w:r>
-        <w:rPr>
-          <w:rFonts w:ascii="Arial" w:hAnsi="Arial" w:cs="Arial"/>
-          <w:sz w:val="24"/>
-          <w:szCs w:val="24"/>
-        </w:rPr>
-        <w:t xml:space="preserve">PRESSMAN, R. S.; MAXIM, B. R. Engenharia de software: uma abordagem profissional. 9. ed. Porto Alegre: AMGH, 2021.</w:t>
-      </w:r>
-    </w:p>
-    <w:p>
-      <w:pPr>
-        <w:pStyle w:val="Normal"/>
-        <w:spacing w:line="360" w:lineRule="auto"/>
-        <w:jc w:val="both"/>
-      </w:pPr>
-      <w:r>
-        <w:rPr>
-          <w:rFonts w:ascii="Arial" w:hAnsi="Arial" w:cs="Arial"/>
-          <w:sz w:val="24"/>
-          <w:szCs w:val="24"/>
-        </w:rPr>
-        <w:t xml:space="preserve">PRISMA. Prisma Documentation. 2024. Disponível em: https://www.prisma.io/docs/. Acesso em: 15 mar. 2026.</w:t>
-      </w:r>
-    </w:p>
-    <w:p>
-      <w:pPr>
-        <w:pStyle w:val="Normal"/>
-        <w:spacing w:line="360" w:lineRule="auto"/>
-        <w:jc w:val="both"/>
-      </w:pPr>
-      <w:r>
-        <w:rPr>
-          <w:rFonts w:ascii="Arial" w:hAnsi="Arial" w:cs="Arial"/>
-          <w:sz w:val="24"/>
-          <w:szCs w:val="24"/>
-        </w:rPr>
-        <w:t xml:space="preserve">PRODANOV, C. C.; FREITAS, E. C. Metodologia do trabalho científico: métodos e técnicas da pesquisa e do trabalho acadêmico. 2. ed. Novo Hamburgo: Feevale, 2013.</w:t>
-      </w:r>
-    </w:p>
-    <w:p>
-      <w:pPr>
-        <w:pStyle w:val="Normal"/>
-        <w:spacing w:line="360" w:lineRule="auto"/>
-        <w:jc w:val="both"/>
-      </w:pPr>
-      <w:r>
-        <w:rPr>
-          <w:rFonts w:ascii="Arial" w:hAnsi="Arial" w:cs="Arial"/>
-          <w:sz w:val="24"/>
-          <w:szCs w:val="24"/>
-        </w:rPr>
-        <w:t xml:space="preserve">ROBERT HALF. Guia salarial 2025: tecnologia. São Paulo, 2025.</w:t>
-      </w:r>
-    </w:p>
-    <w:p>
-      <w:pPr>
-        <w:pStyle w:val="Normal"/>
-        <w:spacing w:line="360" w:lineRule="auto"/>
-        <w:jc w:val="both"/>
-      </w:pPr>
-      <w:r>
-        <w:rPr>
-          <w:rFonts w:ascii="Arial" w:hAnsi="Arial" w:cs="Arial"/>
-          <w:sz w:val="24"/>
-          <w:szCs w:val="24"/>
-        </w:rPr>
-        <w:t xml:space="preserve">ROGERS, D. L. Transformação digital: repensando o seu negócio para a era digital. São Paulo: Autêntica, 2022.</w:t>
-      </w:r>
-    </w:p>
-    <w:p>
-      <w:pPr>
-        <w:pStyle w:val="Normal"/>
-        <w:spacing w:line="360" w:lineRule="auto"/>
-        <w:jc w:val="both"/>
-      </w:pPr>
-      <w:r>
-        <w:rPr>
-          <w:rFonts w:ascii="Arial" w:hAnsi="Arial" w:cs="Arial"/>
-          <w:sz w:val="24"/>
-          <w:szCs w:val="24"/>
-        </w:rPr>
-        <w:t xml:space="preserve">SACHS, J. D. et al. Sustainable Development Report 2023. Dublin: Dublin University Press and SDSN, 2023.</w:t>
-      </w:r>
-    </w:p>
-    <w:p>
-      <w:pPr>
-        <w:pStyle w:val="Normal"/>
-        <w:spacing w:line="360" w:lineRule="auto"/>
-        <w:jc w:val="both"/>
-      </w:pPr>
-      <w:r>
-        <w:rPr>
-          <w:rFonts w:ascii="Arial" w:hAnsi="Arial" w:cs="Arial"/>
-          <w:sz w:val="24"/>
-          <w:szCs w:val="24"/>
-        </w:rPr>
-        <w:t xml:space="preserve">SCHWAB, K. A quarta revolução industrial. São Paulo: Edipro, 2022.</w:t>
-      </w:r>
-    </w:p>
-    <w:p>
-      <w:pPr>
-        <w:pStyle w:val="Normal"/>
-        <w:spacing w:line="360" w:lineRule="auto"/>
-        <w:jc w:val="both"/>
-      </w:pPr>
-      <w:r>
-        <w:rPr>
-          <w:rFonts w:ascii="Arial" w:hAnsi="Arial" w:cs="Arial"/>
-          <w:sz w:val="24"/>
-          <w:szCs w:val="24"/>
-        </w:rPr>
-        <w:t xml:space="preserve">SCHWABER, K.; SUTHERLAND, J. The Scrum Guide: the definitive guide to Scrum. 2020.</w:t>
-      </w:r>
-    </w:p>
-    <w:p>
-      <w:pPr>
-        <w:pStyle w:val="Normal"/>
-        <w:spacing w:line="360" w:lineRule="auto"/>
-        <w:jc w:val="both"/>
-      </w:pPr>
-      <w:r>
-        <w:rPr>
-          <w:rFonts w:ascii="Arial" w:hAnsi="Arial" w:cs="Arial"/>
-          <w:sz w:val="24"/>
-          <w:szCs w:val="24"/>
-        </w:rPr>
-        <w:t xml:space="preserve">SEBRAE. Pesquisa Sobrevivência de Empresas. Brasília, 2023.</w:t>
-      </w:r>
-    </w:p>
-    <w:p>
-      <w:pPr>
-        <w:pStyle w:val="Normal"/>
-        <w:spacing w:line="360" w:lineRule="auto"/>
-        <w:jc w:val="both"/>
-      </w:pPr>
-      <w:r>
-        <w:rPr>
-          <w:rFonts w:ascii="Arial" w:hAnsi="Arial" w:cs="Arial"/>
-          <w:sz w:val="24"/>
-          <w:szCs w:val="24"/>
-        </w:rPr>
-        <w:t xml:space="preserve">SLACK, N.; BRANDON-JONES, A.; JOHNSTON, R. Administração da produção. 9. ed. São Paulo: Atlas, 2022.</w:t>
-      </w:r>
-    </w:p>
-    <w:p>
-      <w:pPr>
-        <w:pStyle w:val="Normal"/>
-        <w:spacing w:line="360" w:lineRule="auto"/>
-        <w:jc w:val="both"/>
-      </w:pPr>
-      <w:r>
-        <w:rPr>
-          <w:rFonts w:ascii="Arial" w:hAnsi="Arial" w:cs="Arial"/>
-          <w:sz w:val="24"/>
-          <w:szCs w:val="24"/>
-        </w:rPr>
-        <w:t xml:space="preserve">SOMMERVILLE, I. Engenharia de software. 10. ed. São Paulo: Pearson, 2021.</w:t>
-      </w:r>
-    </w:p>
-    <w:p>
-      <w:pPr>
-        <w:pStyle w:val="Normal"/>
-        <w:spacing w:line="360" w:lineRule="auto"/>
-        <w:jc w:val="both"/>
-      </w:pPr>
-      <w:r>
-        <w:rPr>
-          <w:rFonts w:ascii="Arial" w:hAnsi="Arial" w:cs="Arial"/>
-          <w:sz w:val="24"/>
-          <w:szCs w:val="24"/>
-        </w:rPr>
-        <w:t xml:space="preserve">STAIR, R. M.; REYNOLDS, G. W. Princípios de sistemas de informação. 14. ed. São Paulo: Cengage Learning, 2021.</w:t>
-      </w:r>
-    </w:p>
-    <w:p>
-      <w:pPr>
-        <w:pStyle w:val="Normal"/>
-        <w:spacing w:line="360" w:lineRule="auto"/>
-        <w:jc w:val="both"/>
-      </w:pPr>
-      <w:r>
-        <w:rPr>
-          <w:rFonts w:ascii="Arial" w:hAnsi="Arial" w:cs="Arial"/>
-          <w:sz w:val="24"/>
-          <w:szCs w:val="24"/>
-        </w:rPr>
-        <w:t xml:space="preserve">TAILWIND LABS. Tailwind CSS Documentation. 2024. Disponível em: https://tailwindcss.com/docs/. Acesso em: 15 mar. 2026.</w:t>
-      </w:r>
-    </w:p>
-    <w:p>
-      <w:pPr>
-        <w:pStyle w:val="Normal"/>
-        <w:spacing w:line="360" w:lineRule="auto"/>
-        <w:jc w:val="both"/>
-      </w:pPr>
-      <w:r>
-        <w:rPr>
-          <w:rFonts w:ascii="Arial" w:hAnsi="Arial" w:cs="Arial"/>
-          <w:sz w:val="24"/>
-          <w:szCs w:val="24"/>
-        </w:rPr>
-        <w:t xml:space="preserve">TURBAN, E.; VOLONINO, L.; WOOD, G. R. Tecnologia da informação para gestão. 10. ed. Porto Alegre: Bookman, 2022.</w:t>
-      </w:r>
-    </w:p>
-    <w:p>
-      <w:pPr>
-        <w:pStyle w:val="Normal"/>
-        <w:spacing w:line="360" w:lineRule="auto"/>
-        <w:jc w:val="both"/>
-      </w:pPr>
-      <w:r>
-        <w:rPr>
-          <w:rFonts w:ascii="Arial" w:hAnsi="Arial" w:cs="Arial"/>
-          <w:sz w:val="24"/>
-          <w:szCs w:val="24"/>
-        </w:rPr>
-        <w:t xml:space="preserve">UNITED NATIONS DEVELOPMENT PROGRAMME (UNDP). Human Development Report 2023-2024. Nova York, 2024.</w:t>
-      </w:r>
-    </w:p>
-    <w:p>
-      <w:pPr>
-        <w:pStyle w:val="Normal"/>
-        <w:spacing w:line="360" w:lineRule="auto"/>
-        <w:jc w:val="both"/>
-      </w:pPr>
-      <w:r>
-        <w:rPr>
-          <w:rFonts w:ascii="Arial" w:hAnsi="Arial" w:cs="Arial"/>
-          <w:sz w:val="24"/>
-          <w:szCs w:val="24"/>
-        </w:rPr>
-        <w:t xml:space="preserve">VERCEL. Next.js Documentation. 2024. Disponível em: https://nextjs.org/docs/. Acesso em: 15 mar. 2026.</w:t>
-      </w:r>
-    </w:p>
-    <w:p>
-      <w:pPr>
-        <w:pStyle w:val="Normal"/>
-        <w:spacing w:line="360" w:lineRule="auto"/>
-        <w:jc w:val="both"/>
-      </w:pPr>
-      <w:r>
-        <w:rPr>
-          <w:rFonts w:ascii="Arial" w:hAnsi="Arial" w:cs="Arial"/>
-          <w:sz w:val="24"/>
-          <w:szCs w:val="24"/>
-        </w:rPr>
-        <w:t xml:space="preserve">W3C. Web Content Accessibility Guidelines (WCAG) 2.1. 2018. Disponível em: https://www.w3.org/TR/WCAG21/. Acesso em: 15 mar. 2026.</w:t>
-      </w:r>
-    </w:p>
-    <w:p>
-      <w:pPr>
-        <w:pStyle w:val="Normal"/>
-        <w:spacing w:line="360" w:lineRule="auto"/>
-        <w:jc w:val="both"/>
-      </w:pPr>
-      <w:r>
-        <w:rPr>
-          <w:rFonts w:ascii="Arial" w:hAnsi="Arial" w:cs="Arial"/>
-          <w:sz w:val="24"/>
-          <w:szCs w:val="24"/>
-        </w:rPr>
-        <w:t xml:space="preserve">WESTERMAN, G.; BONNET, D.; MCAFEE, A. Liderando na era digital. São Paulo: M.Books, 2022.</w:t>
-      </w:r>
-    </w:p>
-    <w:p>
-      <w:pPr>
-        <w:spacing w:after="0" w:line="360" w:lineRule="auto"/>
-        <w:ind w:firstLine="709"/>
-        <w:jc w:val="both"/>
-        <w:rPr>
-          <w:rFonts w:ascii="Arial" w:hAnsi="Arial"/>
-          <w:sz w:val="24"/>
-          <w:szCs w:val="24"/>
-        </w:rPr>
-      </w:pPr>
-    </w:p>
-    <w:p>
-      <w:pPr>
-        <w:spacing w:after="0" w:line="360" w:lineRule="auto"/>
-        <w:ind w:firstLine="709"/>
-        <w:jc w:val="both"/>
-        <w:rPr>
-          <w:rFonts w:ascii="Arial" w:hAnsi="Arial"/>
-          <w:sz w:val="24"/>
-          <w:szCs w:val="24"/>
-        </w:rPr>
-      </w:pPr>
-    </w:p>
-    <w:p>
-      <w:pPr>
-        <w:spacing w:after="0" w:line="360" w:lineRule="auto"/>
-        <w:ind w:firstLine="709"/>
-        <w:jc w:val="both"/>
-        <w:rPr>
-          <w:rFonts w:ascii="Arial" w:hAnsi="Arial"/>
-          <w:sz w:val="24"/>
-          <w:szCs w:val="24"/>
-        </w:rPr>
-      </w:pPr>
-    </w:p>
-    <w:p>
-      <w:pPr>
-        <w:spacing w:after="0" w:line="360" w:lineRule="auto"/>
-        <w:ind w:firstLine="709"/>
-        <w:jc w:val="both"/>
-        <w:rPr>
-          <w:rFonts w:ascii="Arial" w:hAnsi="Arial"/>
-          <w:sz w:val="24"/>
-          <w:szCs w:val="24"/>
-        </w:rPr>
-      </w:pPr>
-    </w:p>
-    <w:p>
-      <w:pPr>
-        <w:spacing w:after="0" w:line="360" w:lineRule="auto"/>
-        <w:ind w:firstLine="709"/>
-        <w:jc w:val="both"/>
-        <w:rPr>
-          <w:rFonts w:ascii="Arial" w:hAnsi="Arial"/>
-          <w:sz w:val="24"/>
-          <w:szCs w:val="24"/>
-        </w:rPr>
-      </w:pPr>
-    </w:p>
-    <w:p>
-      <w:pPr>
-        <w:spacing w:after="0" w:line="360" w:lineRule="auto"/>
-        <w:ind w:firstLine="709"/>
-        <w:jc w:val="both"/>
-        <w:rPr>
-          <w:rFonts w:ascii="Arial" w:hAnsi="Arial"/>
-          <w:sz w:val="24"/>
-          <w:szCs w:val="24"/>
-        </w:rPr>
-      </w:pPr>
-    </w:p>
-    <w:p>
-      <w:pPr>
-        <w:spacing w:after="0" w:line="360" w:lineRule="auto"/>
-        <w:ind w:firstLine="709"/>
-        <w:jc w:val="both"/>
-        <w:rPr>
-          <w:rFonts w:ascii="Arial" w:hAnsi="Arial"/>
-          <w:sz w:val="24"/>
-          <w:szCs w:val="24"/>
-        </w:rPr>
-      </w:pPr>
-    </w:p>
-    <w:p>
-      <w:pPr>
-        <w:spacing w:after="0" w:line="360" w:lineRule="auto"/>
-        <w:ind w:firstLine="709"/>
-        <w:jc w:val="both"/>
-        <w:rPr>
-          <w:rFonts w:ascii="Arial" w:hAnsi="Arial"/>
-          <w:sz w:val="24"/>
-          <w:szCs w:val="24"/>
-        </w:rPr>
-      </w:pPr>
-    </w:p>
-    <w:p>
-      <w:pPr>
-        <w:spacing w:after="0" w:line="360" w:lineRule="auto"/>
-        <w:ind w:firstLine="709"/>
-        <w:jc w:val="both"/>
-        <w:rPr>
-          <w:rFonts w:ascii="Arial" w:hAnsi="Arial"/>
-          <w:sz w:val="24"/>
-          <w:szCs w:val="24"/>
-        </w:rPr>
-      </w:pPr>
-    </w:p>
-    <w:p>
-      <w:pPr>
-        <w:spacing w:after="0" w:line="360" w:lineRule="auto"/>
-        <w:ind w:firstLine="709"/>
-        <w:jc w:val="both"/>
-        <w:rPr>
-          <w:rFonts w:ascii="Arial" w:hAnsi="Arial"/>
-          <w:sz w:val="24"/>
-          <w:szCs w:val="24"/>
-        </w:rPr>
-      </w:pPr>
-    </w:p>
-    <w:p>
-      <w:pPr>
-        <w:spacing w:after="0" w:line="360" w:lineRule="auto"/>
-        <w:ind w:firstLine="709"/>
-        <w:jc w:val="both"/>
-        <w:rPr>
-          <w:rFonts w:ascii="Arial" w:hAnsi="Arial"/>
-          <w:sz w:val="24"/>
-          <w:szCs w:val="24"/>
-        </w:rPr>
-      </w:pPr>
-    </w:p>
-    <w:p>
-      <w:pPr>
-        <w:spacing w:after="0" w:line="360" w:lineRule="auto"/>
-        <w:ind w:firstLine="709"/>
-        <w:jc w:val="both"/>
-        <w:rPr>
-          <w:rFonts w:ascii="Arial" w:hAnsi="Arial"/>
-          <w:sz w:val="24"/>
-          <w:szCs w:val="24"/>
-        </w:rPr>
-      </w:pPr>
-    </w:p>
-    <w:p>
-      <w:pPr>
-        <w:spacing w:after="0" w:line="360" w:lineRule="auto"/>
-        <w:ind w:firstLine="709"/>
-        <w:jc w:val="both"/>
-        <w:rPr>
-          <w:rFonts w:ascii="Arial" w:hAnsi="Arial"/>
-          <w:sz w:val="24"/>
-          <w:szCs w:val="24"/>
-        </w:rPr>
-      </w:pPr>
-    </w:p>
-    <w:p>
-      <w:pPr>
-        <w:spacing w:after="0" w:line="360" w:lineRule="auto"/>
-        <w:ind w:firstLine="709"/>
-        <w:jc w:val="both"/>
-        <w:rPr>
-          <w:rFonts w:ascii="Arial" w:hAnsi="Arial"/>
-          <w:sz w:val="24"/>
-          <w:szCs w:val="24"/>
-        </w:rPr>
-      </w:pPr>
-    </w:p>
-    <w:p>
-      <w:pPr>
-        <w:spacing w:after="0" w:line="360" w:lineRule="auto"/>
-        <w:ind w:firstLine="709"/>
-        <w:jc w:val="both"/>
-        <w:rPr>
-          <w:rFonts w:ascii="Arial" w:hAnsi="Arial"/>
-          <w:sz w:val="24"/>
-          <w:szCs w:val="24"/>
-        </w:rPr>
-      </w:pPr>
-    </w:p>
-    <w:p>
-      <w:pPr>
-        <w:spacing w:after="0" w:line="360" w:lineRule="auto"/>
-        <w:ind w:firstLine="709"/>
-        <w:jc w:val="both"/>
-        <w:rPr>
-          <w:rFonts w:ascii="Arial" w:hAnsi="Arial"/>
-          <w:sz w:val="24"/>
-          <w:szCs w:val="24"/>
-        </w:rPr>
-      </w:pPr>
-    </w:p>
-    <w:p>
-      <w:pPr>
-        <w:spacing w:after="0" w:line="360" w:lineRule="auto"/>
-        <w:ind w:firstLine="709"/>
-        <w:jc w:val="both"/>
-        <w:rPr>
-          <w:rFonts w:ascii="Arial" w:hAnsi="Arial"/>
-          <w:sz w:val="24"/>
-          <w:szCs w:val="24"/>
-        </w:rPr>
-      </w:pPr>
-    </w:p>
-    <w:p>
-      <w:pPr>
-        <w:spacing w:after="0" w:line="360" w:lineRule="auto"/>
-        <w:ind w:firstLine="709"/>
-        <w:jc w:val="both"/>
-        <w:rPr>
-          <w:rFonts w:ascii="Arial" w:hAnsi="Arial"/>
-          <w:sz w:val="24"/>
-          <w:szCs w:val="24"/>
-        </w:rPr>
-      </w:pPr>
-    </w:p>
-    <w:p>
-      <w:pPr>
-        <w:spacing w:after="0" w:line="360" w:lineRule="auto"/>
-        <w:ind w:firstLine="709"/>
-        <w:jc w:val="both"/>
-        <w:rPr>
-          <w:rFonts w:ascii="Arial" w:hAnsi="Arial"/>
-          <w:sz w:val="24"/>
-          <w:szCs w:val="24"/>
-        </w:rPr>
-      </w:pPr>
-    </w:p>
-    <w:p>
-      <w:pPr>
-        <w:spacing w:after="0" w:line="360" w:lineRule="auto"/>
-        <w:ind w:firstLine="709"/>
-        <w:jc w:val="both"/>
-        <w:rPr>
-          <w:rFonts w:ascii="Arial" w:hAnsi="Arial"/>
-          <w:sz w:val="24"/>
-          <w:szCs w:val="24"/>
-        </w:rPr>
-      </w:pPr>
-    </w:p>
-    <w:p>
-      <w:pPr>
-        <w:spacing w:after="0" w:line="360" w:lineRule="auto"/>
-        <w:ind w:firstLine="709"/>
-        <w:jc w:val="both"/>
-        <w:rPr>
-          <w:rFonts w:ascii="Arial" w:hAnsi="Arial"/>
-          <w:sz w:val="24"/>
-          <w:szCs w:val="24"/>
-        </w:rPr>
-      </w:pPr>
-    </w:p>
-    <w:p>
-      <w:pPr>
-        <w:spacing w:after="0" w:line="360" w:lineRule="auto"/>
-        <w:ind w:firstLine="709"/>
-        <w:jc w:val="both"/>
-        <w:rPr>
-          <w:rFonts w:ascii="Arial" w:hAnsi="Arial"/>
-          <w:sz w:val="24"/>
-          <w:szCs w:val="24"/>
-        </w:rPr>
-      </w:pPr>
-    </w:p>
-    <w:p>
-      <w:pPr>
-        <w:spacing w:after="0" w:line="360" w:lineRule="auto"/>
-        <w:ind w:firstLine="709"/>
-        <w:jc w:val="both"/>
-        <w:rPr>
-          <w:rFonts w:ascii="Arial" w:hAnsi="Arial"/>
-          <w:sz w:val="24"/>
-          <w:szCs w:val="24"/>
-        </w:rPr>
-      </w:pPr>
-    </w:p>
-    <w:p>
-      <w:pPr>
-        <w:spacing w:after="0" w:line="360" w:lineRule="auto"/>
-        <w:ind w:firstLine="709"/>
-        <w:jc w:val="both"/>
-        <w:rPr>
-          <w:rFonts w:ascii="Arial" w:hAnsi="Arial"/>
-          <w:sz w:val="24"/>
-          <w:szCs w:val="24"/>
-        </w:rPr>
-      </w:pPr>
-    </w:p>
-    <w:p>
-      <w:pPr>
-        <w:spacing w:after="0" w:line="360" w:lineRule="auto"/>
-        <w:ind w:firstLine="709"/>
-        <w:jc w:val="both"/>
-        <w:rPr>
-          <w:rFonts w:ascii="Arial" w:hAnsi="Arial"/>
-          <w:sz w:val="24"/>
-          <w:szCs w:val="24"/>
-        </w:rPr>
-      </w:pPr>
-    </w:p>
-    <w:p>
-      <w:pPr>
-        <w:spacing w:after="0" w:line="360" w:lineRule="auto"/>
-        <w:ind w:firstLine="709"/>
-        <w:jc w:val="both"/>
-        <w:rPr>
-          <w:rFonts w:ascii="Arial" w:hAnsi="Arial"/>
-          <w:sz w:val="24"/>
-          <w:szCs w:val="24"/>
-        </w:rPr>
-      </w:pPr>
-    </w:p>
-    <w:p>
-      <w:pPr>
-        <w:spacing w:after="0" w:line="360" w:lineRule="auto"/>
-        <w:ind w:firstLine="709"/>
-        <w:jc w:val="both"/>
-        <w:rPr>
-          <w:rFonts w:ascii="Arial" w:hAnsi="Arial"/>
-          <w:sz w:val="24"/>
-          <w:szCs w:val="24"/>
-        </w:rPr>
-      </w:pPr>
-    </w:p>
-    <w:p>
-      <w:pPr>
-        <w:spacing w:after="0" w:line="360" w:lineRule="auto"/>
-        <w:ind w:firstLine="709"/>
-        <w:jc w:val="both"/>
-        <w:rPr>
-          <w:rFonts w:ascii="Arial" w:hAnsi="Arial"/>
-          <w:sz w:val="24"/>
-          <w:szCs w:val="24"/>
-        </w:rPr>
-      </w:pPr>
-    </w:p>
-    <w:p>
-      <w:pPr>
-        <w:spacing w:after="0" w:line="360" w:lineRule="auto"/>
-        <w:ind w:firstLine="709"/>
-        <w:jc w:val="both"/>
-        <w:rPr>
-          <w:rFonts w:ascii="Arial" w:hAnsi="Arial"/>
-          <w:sz w:val="24"/>
-          <w:szCs w:val="24"/>
-        </w:rPr>
-      </w:pPr>
-    </w:p>
-    <w:p>
-      <w:pPr>
-        <w:spacing w:after="0" w:line="360" w:lineRule="auto"/>
-        <w:ind w:firstLine="709"/>
-        <w:jc w:val="both"/>
-        <w:rPr>
-          <w:rFonts w:ascii="Arial" w:hAnsi="Arial"/>
-          <w:sz w:val="24"/>
-          <w:szCs w:val="24"/>
-        </w:rPr>
-      </w:pPr>
-    </w:p>
-    <w:p>
-      <w:pPr>
-        <w:spacing w:after="0" w:line="360" w:lineRule="auto"/>
-        <w:ind w:firstLine="709"/>
-        <w:jc w:val="both"/>
-        <w:rPr>
-          <w:rFonts w:ascii="Arial" w:hAnsi="Arial"/>
+      <w:bookmarkEnd w:id="96"/>
+      <w:r>
+        <w:t>S</w:t>
+      </w:r>
+      <w:r>
+        <w:t xml:space="preserve"> </w:t>
+      </w:r>
+      <w:r>
+        <w:rPr/>
+        <w:t>&lt;&lt; Opcional &gt;&gt;</w:t>
+      </w:r>
+      <w:bookmarkEnd w:id="97"/>
+      <w:bookmarkEnd w:id="98"/>
+    </w:p>
+    <w:p>
+      <w:pPr>
+        <w:spacing w:after="0" w:line="360" w:lineRule="auto"/>
+        <w:ind w:firstLine="709"/>
+        <w:rPr>
+          <w:rFonts w:ascii="Arial" w:hAnsi="Arial"/>
+          <w:bCs/>
+          <w:sz w:val="24"/>
+          <w:szCs w:val="24"/>
+        </w:rPr>
+      </w:pPr>
+    </w:p>
+    <w:p>
+      <w:pPr>
+        <w:spacing w:after="0" w:line="360" w:lineRule="auto"/>
+        <w:ind w:firstLine="709"/>
+        <w:rPr>
+          <w:rFonts w:ascii="Arial" w:hAnsi="Arial"/>
+          <w:bCs/>
+          <w:sz w:val="24"/>
+          <w:szCs w:val="24"/>
+        </w:rPr>
+      </w:pPr>
+    </w:p>
+    <w:p>
+      <w:pPr>
+        <w:spacing w:after="0" w:line="360" w:lineRule="auto"/>
+        <w:ind w:firstLine="709"/>
+        <w:rPr>
+          <w:rFonts w:ascii="Arial" w:hAnsi="Arial"/>
+          <w:bCs/>
+          <w:sz w:val="24"/>
+          <w:szCs w:val="24"/>
+        </w:rPr>
+      </w:pPr>
+    </w:p>
+    <w:p>
+      <w:pPr>
+        <w:spacing w:after="0" w:line="360" w:lineRule="auto"/>
+        <w:ind w:firstLine="709"/>
+        <w:rPr>
+          <w:rFonts w:ascii="Arial" w:hAnsi="Arial"/>
+          <w:bCs/>
+          <w:sz w:val="24"/>
+          <w:szCs w:val="24"/>
+        </w:rPr>
+      </w:pPr>
+    </w:p>
+    <w:p>
+      <w:pPr>
+        <w:spacing w:after="0" w:line="360" w:lineRule="auto"/>
+        <w:ind w:firstLine="709"/>
+        <w:rPr>
+          <w:rFonts w:ascii="Arial" w:hAnsi="Arial"/>
+          <w:bCs/>
+          <w:sz w:val="24"/>
+          <w:szCs w:val="24"/>
+        </w:rPr>
+      </w:pPr>
+    </w:p>
+    <w:p>
+      <w:pPr>
+        <w:spacing w:after="0" w:line="360" w:lineRule="auto"/>
+        <w:ind w:firstLine="709"/>
+        <w:rPr>
+          <w:rFonts w:ascii="Arial" w:hAnsi="Arial"/>
+          <w:bCs/>
+          <w:sz w:val="24"/>
+          <w:szCs w:val="24"/>
+        </w:rPr>
+      </w:pPr>
+    </w:p>
+    <w:p>
+      <w:pPr>
+        <w:spacing w:after="0" w:line="360" w:lineRule="auto"/>
+        <w:ind w:firstLine="709"/>
+        <w:rPr>
+          <w:rFonts w:ascii="Arial" w:hAnsi="Arial"/>
+          <w:bCs/>
+          <w:sz w:val="24"/>
+          <w:szCs w:val="24"/>
+        </w:rPr>
+      </w:pPr>
+    </w:p>
+    <w:p>
+      <w:pPr>
+        <w:spacing w:after="0" w:line="360" w:lineRule="auto"/>
+        <w:ind w:firstLine="709"/>
+        <w:rPr>
+          <w:rFonts w:ascii="Arial" w:hAnsi="Arial"/>
+          <w:bCs/>
+          <w:sz w:val="24"/>
+          <w:szCs w:val="24"/>
+        </w:rPr>
+      </w:pPr>
+    </w:p>
+    <w:p>
+      <w:pPr>
+        <w:spacing w:after="0" w:line="360" w:lineRule="auto"/>
+        <w:ind w:firstLine="709"/>
+        <w:rPr>
+          <w:rFonts w:ascii="Arial" w:hAnsi="Arial"/>
+          <w:bCs/>
+          <w:sz w:val="24"/>
+          <w:szCs w:val="24"/>
+        </w:rPr>
+      </w:pPr>
+    </w:p>
+    <w:p>
+      <w:pPr>
+        <w:spacing w:after="0" w:line="360" w:lineRule="auto"/>
+        <w:ind w:firstLine="709"/>
+        <w:rPr>
+          <w:rFonts w:ascii="Arial" w:hAnsi="Arial"/>
+          <w:bCs/>
+          <w:sz w:val="24"/>
+          <w:szCs w:val="24"/>
+        </w:rPr>
+      </w:pPr>
+    </w:p>
+    <w:p>
+      <w:pPr>
+        <w:spacing w:after="0" w:line="360" w:lineRule="auto"/>
+        <w:ind w:firstLine="709"/>
+        <w:rPr>
+          <w:rFonts w:ascii="Arial" w:hAnsi="Arial"/>
+          <w:bCs/>
+          <w:sz w:val="24"/>
+          <w:szCs w:val="24"/>
+        </w:rPr>
+      </w:pPr>
+    </w:p>
+    <w:p>
+      <w:pPr>
+        <w:spacing w:after="0" w:line="360" w:lineRule="auto"/>
+        <w:ind w:firstLine="709"/>
+        <w:rPr>
+          <w:rFonts w:ascii="Arial" w:hAnsi="Arial"/>
+          <w:bCs/>
+          <w:sz w:val="24"/>
+          <w:szCs w:val="24"/>
+        </w:rPr>
+      </w:pPr>
+    </w:p>
+    <w:p>
+      <w:pPr>
+        <w:spacing w:after="0" w:line="360" w:lineRule="auto"/>
+        <w:ind w:firstLine="709"/>
+        <w:rPr>
+          <w:rFonts w:ascii="Arial" w:hAnsi="Arial"/>
+          <w:bCs/>
+          <w:sz w:val="24"/>
+          <w:szCs w:val="24"/>
+        </w:rPr>
+      </w:pPr>
+    </w:p>
+    <w:p>
+      <w:pPr>
+        <w:spacing w:after="0" w:line="360" w:lineRule="auto"/>
+        <w:ind w:firstLine="709"/>
+        <w:rPr>
+          <w:rFonts w:ascii="Arial" w:hAnsi="Arial"/>
+          <w:bCs/>
+          <w:sz w:val="24"/>
+          <w:szCs w:val="24"/>
+        </w:rPr>
+      </w:pPr>
+    </w:p>
+    <w:p>
+      <w:pPr>
+        <w:spacing w:after="0" w:line="360" w:lineRule="auto"/>
+        <w:ind w:firstLine="709"/>
+        <w:rPr>
+          <w:rFonts w:ascii="Arial" w:hAnsi="Arial"/>
+          <w:bCs/>
+          <w:sz w:val="24"/>
+          <w:szCs w:val="24"/>
+        </w:rPr>
+      </w:pPr>
+    </w:p>
+    <w:p>
+      <w:pPr>
+        <w:spacing w:after="0" w:line="360" w:lineRule="auto"/>
+        <w:ind w:firstLine="709"/>
+        <w:rPr>
+          <w:rFonts w:ascii="Arial" w:hAnsi="Arial"/>
+          <w:bCs/>
+          <w:sz w:val="24"/>
+          <w:szCs w:val="24"/>
+        </w:rPr>
+      </w:pPr>
+    </w:p>
+    <w:p>
+      <w:pPr>
+        <w:spacing w:after="0" w:line="360" w:lineRule="auto"/>
+        <w:ind w:firstLine="709"/>
+        <w:rPr>
+          <w:rFonts w:ascii="Arial" w:hAnsi="Arial"/>
+          <w:bCs/>
+          <w:sz w:val="24"/>
+          <w:szCs w:val="24"/>
+        </w:rPr>
+      </w:pPr>
+    </w:p>
+    <w:p>
+      <w:pPr>
+        <w:spacing w:after="0" w:line="360" w:lineRule="auto"/>
+        <w:ind w:firstLine="709"/>
+        <w:rPr>
+          <w:rFonts w:ascii="Arial" w:hAnsi="Arial"/>
+          <w:bCs/>
+          <w:sz w:val="24"/>
+          <w:szCs w:val="24"/>
+        </w:rPr>
+      </w:pPr>
+    </w:p>
+    <w:p>
+      <w:pPr>
+        <w:spacing w:after="0" w:line="360" w:lineRule="auto"/>
+        <w:ind w:firstLine="709"/>
+        <w:rPr>
+          <w:rFonts w:ascii="Arial" w:hAnsi="Arial"/>
+          <w:bCs/>
+          <w:sz w:val="24"/>
+          <w:szCs w:val="24"/>
+        </w:rPr>
+      </w:pPr>
+    </w:p>
+    <w:p>
+      <w:pPr>
+        <w:spacing w:after="0" w:line="360" w:lineRule="auto"/>
+        <w:ind w:firstLine="709"/>
+        <w:rPr>
+          <w:rFonts w:ascii="Arial" w:hAnsi="Arial"/>
+          <w:bCs/>
+          <w:sz w:val="24"/>
+          <w:szCs w:val="24"/>
+        </w:rPr>
+      </w:pPr>
+    </w:p>
+    <w:p>
+      <w:pPr>
+        <w:spacing w:after="0" w:line="360" w:lineRule="auto"/>
+        <w:ind w:firstLine="709"/>
+        <w:rPr>
+          <w:rFonts w:ascii="Arial" w:hAnsi="Arial"/>
+          <w:bCs/>
+          <w:sz w:val="24"/>
+          <w:szCs w:val="24"/>
+        </w:rPr>
+      </w:pPr>
+    </w:p>
+    <w:p>
+      <w:pPr>
+        <w:spacing w:after="0" w:line="360" w:lineRule="auto"/>
+        <w:ind w:firstLine="709"/>
+        <w:rPr>
+          <w:rFonts w:ascii="Arial" w:hAnsi="Arial"/>
+          <w:bCs/>
+          <w:sz w:val="24"/>
+          <w:szCs w:val="24"/>
+        </w:rPr>
+      </w:pPr>
+    </w:p>
+    <w:p>
+      <w:pPr>
+        <w:spacing w:after="0" w:line="360" w:lineRule="auto"/>
+        <w:ind w:firstLine="709"/>
+        <w:rPr>
+          <w:rFonts w:ascii="Arial" w:hAnsi="Arial"/>
+          <w:bCs/>
+          <w:sz w:val="24"/>
+          <w:szCs w:val="24"/>
+        </w:rPr>
+      </w:pPr>
+    </w:p>
+    <w:p>
+      <w:pPr>
+        <w:spacing w:after="0" w:line="360" w:lineRule="auto"/>
+        <w:ind w:firstLine="709"/>
+        <w:rPr>
+          <w:rFonts w:ascii="Arial" w:hAnsi="Arial"/>
+          <w:bCs/>
+          <w:sz w:val="24"/>
+          <w:szCs w:val="24"/>
+        </w:rPr>
+      </w:pPr>
+    </w:p>
+    <w:p>
+      <w:pPr>
+        <w:spacing w:after="0" w:line="360" w:lineRule="auto"/>
+        <w:ind w:firstLine="709"/>
+        <w:rPr>
+          <w:rFonts w:ascii="Arial" w:hAnsi="Arial"/>
+          <w:bCs/>
+          <w:sz w:val="24"/>
+          <w:szCs w:val="24"/>
+        </w:rPr>
+      </w:pPr>
+    </w:p>
+    <w:p>
+      <w:pPr>
+        <w:spacing w:after="0" w:line="360" w:lineRule="auto"/>
+        <w:ind w:firstLine="709"/>
+        <w:rPr>
+          <w:rFonts w:ascii="Arial" w:hAnsi="Arial"/>
+          <w:bCs/>
+          <w:sz w:val="24"/>
+          <w:szCs w:val="24"/>
+        </w:rPr>
+      </w:pPr>
+    </w:p>
+    <w:p>
+      <w:pPr>
+        <w:spacing w:after="0" w:line="360" w:lineRule="auto"/>
+        <w:ind w:firstLine="709"/>
+        <w:rPr>
+          <w:rFonts w:ascii="Arial" w:hAnsi="Arial"/>
+          <w:bCs/>
+          <w:sz w:val="24"/>
+          <w:szCs w:val="24"/>
+        </w:rPr>
+      </w:pPr>
+    </w:p>
+    <w:p>
+      <w:pPr>
+        <w:spacing w:after="0" w:line="360" w:lineRule="auto"/>
+        <w:ind w:firstLine="709"/>
+        <w:rPr>
+          <w:rFonts w:ascii="Arial" w:hAnsi="Arial"/>
+          <w:bCs/>
+          <w:sz w:val="24"/>
+          <w:szCs w:val="24"/>
+        </w:rPr>
+      </w:pPr>
+    </w:p>
+    <w:p>
+      <w:pPr>
+        <w:spacing w:after="0" w:line="360" w:lineRule="auto"/>
+        <w:ind w:firstLine="709"/>
+        <w:rPr>
+          <w:rFonts w:ascii="Arial" w:hAnsi="Arial"/>
+          <w:bCs/>
+          <w:sz w:val="24"/>
+          <w:szCs w:val="24"/>
+        </w:rPr>
+      </w:pPr>
+    </w:p>
+    <w:p>
+      <w:pPr>
+        <w:spacing w:after="0" w:line="360" w:lineRule="auto"/>
+        <w:ind w:firstLine="709"/>
+        <w:rPr>
+          <w:rFonts w:ascii="Arial" w:hAnsi="Arial"/>
+          <w:bCs/>
+          <w:sz w:val="24"/>
+          <w:szCs w:val="24"/>
+        </w:rPr>
+      </w:pPr>
+    </w:p>
+    <w:p>
+      <w:pPr>
+        <w:spacing w:after="0" w:line="360" w:lineRule="auto"/>
+        <w:ind w:firstLine="709"/>
+        <w:rPr>
+          <w:rFonts w:ascii="Arial" w:hAnsi="Arial"/>
+          <w:bCs/>
+          <w:sz w:val="24"/>
+          <w:szCs w:val="24"/>
+        </w:rPr>
+      </w:pPr>
+    </w:p>
+    <w:p>
+      <w:pPr>
+        <w:spacing w:after="0" w:line="360" w:lineRule="auto"/>
+        <w:ind w:firstLine="709"/>
+        <w:rPr>
+          <w:rFonts w:ascii="Arial" w:hAnsi="Arial"/>
+          <w:bCs/>
           <w:sz w:val="24"/>
           <w:szCs w:val="24"/>
         </w:rPr>
@@ -13230,45 +13941,29 @@
     <w:p>
       <w:pPr>
         <w:pStyle w:val="Ttulo"/>
-      </w:pPr>
-      <w:bookmarkStart w:id="96" w:name="_Toc160207379"/>
-      <w:bookmarkStart w:id="97" w:name="_Toc164351199"/>
-      <w:bookmarkStart w:id="98" w:name="_Toc164355039"/>
-      <w:bookmarkStart w:id="99" w:name="_Toc223286992"/>
-      <w:r>
-        <w:rPr>
-          <w:rFonts w:ascii="Arial" w:hAnsi="Arial"/>
-          <w:sz w:val="24"/>
-        </w:rPr>
-        <w:lastRenderedPageBreak/>
-        <w:t>APÊNDICE</w:t>
-      </w:r>
-      <w:bookmarkEnd w:id="96"/>
-      <w:bookmarkEnd w:id="97"/>
-      <w:r>
-        <w:rPr>
-          <w:rFonts w:ascii="Arial" w:hAnsi="Arial"/>
-          <w:sz w:val="24"/>
-        </w:rPr>
+        <w:pageBreakBefore/>
+      </w:pPr>
+      <w:bookmarkStart w:id="99" w:name="_Toc160207380"/>
+      <w:bookmarkStart w:id="100" w:name="_Toc164351200"/>
+      <w:bookmarkStart w:id="101" w:name="_Toc164355040"/>
+      <w:bookmarkStart w:id="102" w:name="_Toc225672604"/>
+      <w:r>
+        <w:t>ANEXO</w:t>
+      </w:r>
+      <w:bookmarkEnd w:id="99"/>
+      <w:bookmarkEnd w:id="100"/>
+      <w:r>
         <w:t>S</w:t>
       </w:r>
       <w:r>
-        <w:rPr>
-          <w:rFonts w:ascii="Arial" w:hAnsi="Arial"/>
-          <w:sz w:val="24"/>
-        </w:rPr>
         <w:t xml:space="preserve"> </w:t>
       </w:r>
       <w:r>
-        <w:rPr>
-          <w:rFonts w:ascii="Arial" w:hAnsi="Arial"/>
-          <w:sz w:val="24"/>
-          <w:highlight w:val="yellow"/>
-        </w:rPr>
+        <w:rPr/>
         <w:t>&lt;&lt; Opcional &gt;&gt;</w:t>
       </w:r>
-      <w:bookmarkEnd w:id="98"/>
-      <w:bookmarkEnd w:id="99"/>
+      <w:bookmarkEnd w:id="101"/>
+      <w:bookmarkEnd w:id="102"/>
     </w:p>
     <w:p>
       <w:pPr>
@@ -13657,44 +14352,25 @@
     <w:p>
       <w:pPr>
         <w:pStyle w:val="Ttulo"/>
-      </w:pPr>
-      <w:bookmarkStart w:id="100" w:name="_Toc160207380"/>
-      <w:bookmarkStart w:id="101" w:name="_Toc164351200"/>
-      <w:bookmarkStart w:id="102" w:name="_Toc164355040"/>
-      <w:bookmarkStart w:id="103" w:name="_Toc223286993"/>
-      <w:r>
-        <w:rPr>
-          <w:rFonts w:ascii="Arial" w:hAnsi="Arial"/>
-          <w:sz w:val="24"/>
-        </w:rPr>
-        <w:lastRenderedPageBreak/>
-        <w:t>ANEXO</w:t>
-      </w:r>
-      <w:bookmarkEnd w:id="100"/>
-      <w:bookmarkEnd w:id="101"/>
-      <w:r>
-        <w:rPr>
-          <w:rFonts w:ascii="Arial" w:hAnsi="Arial"/>
-          <w:sz w:val="24"/>
-        </w:rPr>
-        <w:t>S</w:t>
-      </w:r>
-      <w:r>
-        <w:rPr>
-          <w:rFonts w:ascii="Arial" w:hAnsi="Arial"/>
-          <w:sz w:val="24"/>
-        </w:rPr>
+        <w:pageBreakBefore/>
+      </w:pPr>
+      <w:bookmarkStart w:id="103" w:name="_Toc225672605"/>
+      <w:proofErr w:type="gramStart"/>
+      <w:r>
+        <w:t xml:space="preserve">GLOSSÁRIO </w:t>
+      </w:r>
+      <w:r>
         <w:t xml:space="preserve"> </w:t>
       </w:r>
       <w:r>
-        <w:rPr>
-          <w:rFonts w:ascii="Arial" w:hAnsi="Arial"/>
-          <w:sz w:val="24"/>
-          <w:highlight w:val="yellow"/>
-        </w:rPr>
-        <w:t>&lt;&lt; Opcional &gt;&gt;</w:t>
-      </w:r>
-      <w:bookmarkEnd w:id="102"/>
+        <w:rPr/>
+        <w:t>&lt;</w:t>
+      </w:r>
+      <w:proofErr w:type="gramEnd"/>
+      <w:r>
+        <w:rPr/>
+        <w:t>&lt; Opcional &gt;&gt;</w:t>
+      </w:r>
       <w:bookmarkEnd w:id="103"/>
     </w:p>
     <w:p>
@@ -14069,433 +14745,11 @@
         </w:rPr>
       </w:pPr>
     </w:p>
-    <w:p>
-      <w:pPr>
-        <w:spacing w:after="0" w:line="360" w:lineRule="auto"/>
-        <w:ind w:firstLine="709"/>
-        <w:rPr>
-          <w:rFonts w:ascii="Arial" w:hAnsi="Arial"/>
-          <w:bCs/>
-          <w:sz w:val="24"/>
-          <w:szCs w:val="24"/>
-        </w:rPr>
-      </w:pPr>
-    </w:p>
-    <w:p>
-      <w:pPr>
-        <w:pStyle w:val="Ttulo"/>
-      </w:pPr>
-      <w:proofErr w:type="gramStart"/>
-      <w:r>
-        <w:rPr>
-          <w:rFonts w:ascii="Arial" w:hAnsi="Arial"/>
-          <w:sz w:val="24"/>
-        </w:rPr>
-        <w:lastRenderedPageBreak/>
-        <w:t xml:space="preserve">GLOSSÁRIO </w:t>
-      </w:r>
-      <w:r>
-        <w:rPr>
-          <w:rFonts w:ascii="Arial" w:hAnsi="Arial"/>
-          <w:sz w:val="24"/>
-        </w:rPr>
-        <w:t xml:space="preserve"> </w:t>
-      </w:r>
-      <w:r>
-        <w:rPr>
-          <w:rFonts w:ascii="Arial" w:hAnsi="Arial"/>
-          <w:sz w:val="24"/>
-          <w:highlight w:val="yellow"/>
-        </w:rPr>
-        <w:t>&lt;</w:t>
-      </w:r>
-      <w:proofErr w:type="gramEnd"/>
-      <w:r>
-        <w:rPr>
-          <w:rFonts w:ascii="Arial" w:hAnsi="Arial"/>
-          <w:sz w:val="24"/>
-          <w:highlight w:val="yellow"/>
-        </w:rPr>
-        <w:t>&lt; Opcional &gt;&gt;</w:t>
-      </w:r>
-    </w:p>
-    <w:p>
-      <w:pPr>
-        <w:spacing w:after="0" w:line="360" w:lineRule="auto"/>
-        <w:ind w:firstLine="709"/>
-        <w:rPr>
-          <w:rFonts w:ascii="Arial" w:hAnsi="Arial"/>
-          <w:bCs/>
-          <w:sz w:val="24"/>
-          <w:szCs w:val="24"/>
-        </w:rPr>
-      </w:pPr>
-    </w:p>
-    <w:p>
-      <w:pPr>
-        <w:spacing w:after="0" w:line="360" w:lineRule="auto"/>
-        <w:ind w:firstLine="709"/>
-        <w:rPr>
-          <w:rFonts w:ascii="Arial" w:hAnsi="Arial"/>
-          <w:bCs/>
-          <w:sz w:val="24"/>
-          <w:szCs w:val="24"/>
-        </w:rPr>
-      </w:pPr>
-    </w:p>
-    <w:p>
-      <w:pPr>
-        <w:spacing w:after="0" w:line="360" w:lineRule="auto"/>
-        <w:ind w:firstLine="709"/>
-        <w:rPr>
-          <w:rFonts w:ascii="Arial" w:hAnsi="Arial"/>
-          <w:bCs/>
-          <w:sz w:val="24"/>
-          <w:szCs w:val="24"/>
-        </w:rPr>
-      </w:pPr>
-    </w:p>
-    <w:p>
-      <w:pPr>
-        <w:spacing w:after="0" w:line="360" w:lineRule="auto"/>
-        <w:ind w:firstLine="709"/>
-        <w:rPr>
-          <w:rFonts w:ascii="Arial" w:hAnsi="Arial"/>
-          <w:bCs/>
-          <w:sz w:val="24"/>
-          <w:szCs w:val="24"/>
-        </w:rPr>
-      </w:pPr>
-    </w:p>
-    <w:p>
-      <w:pPr>
-        <w:spacing w:after="0" w:line="360" w:lineRule="auto"/>
-        <w:ind w:firstLine="709"/>
-        <w:rPr>
-          <w:rFonts w:ascii="Arial" w:hAnsi="Arial"/>
-          <w:bCs/>
-          <w:sz w:val="24"/>
-          <w:szCs w:val="24"/>
-        </w:rPr>
-      </w:pPr>
-    </w:p>
-    <w:p>
-      <w:pPr>
-        <w:spacing w:after="0" w:line="360" w:lineRule="auto"/>
-        <w:ind w:firstLine="709"/>
-        <w:rPr>
-          <w:rFonts w:ascii="Arial" w:hAnsi="Arial"/>
-          <w:bCs/>
-          <w:sz w:val="24"/>
-          <w:szCs w:val="24"/>
-        </w:rPr>
-      </w:pPr>
-    </w:p>
-    <w:p>
-      <w:pPr>
-        <w:spacing w:after="0" w:line="360" w:lineRule="auto"/>
-        <w:ind w:firstLine="709"/>
-        <w:rPr>
-          <w:rFonts w:ascii="Arial" w:hAnsi="Arial"/>
-          <w:bCs/>
-          <w:sz w:val="24"/>
-          <w:szCs w:val="24"/>
-        </w:rPr>
-      </w:pPr>
-    </w:p>
-    <w:p>
-      <w:pPr>
-        <w:spacing w:after="0" w:line="360" w:lineRule="auto"/>
-        <w:ind w:firstLine="709"/>
-        <w:rPr>
-          <w:rFonts w:ascii="Arial" w:hAnsi="Arial"/>
-          <w:bCs/>
-          <w:sz w:val="24"/>
-          <w:szCs w:val="24"/>
-        </w:rPr>
-      </w:pPr>
-    </w:p>
-    <w:p>
-      <w:pPr>
-        <w:spacing w:after="0" w:line="360" w:lineRule="auto"/>
-        <w:ind w:firstLine="709"/>
-        <w:rPr>
-          <w:rFonts w:ascii="Arial" w:hAnsi="Arial"/>
-          <w:bCs/>
-          <w:sz w:val="24"/>
-          <w:szCs w:val="24"/>
-        </w:rPr>
-      </w:pPr>
-    </w:p>
-    <w:p>
-      <w:pPr>
-        <w:spacing w:after="0" w:line="360" w:lineRule="auto"/>
-        <w:ind w:firstLine="709"/>
-        <w:rPr>
-          <w:rFonts w:ascii="Arial" w:hAnsi="Arial"/>
-          <w:bCs/>
-          <w:sz w:val="24"/>
-          <w:szCs w:val="24"/>
-        </w:rPr>
-      </w:pPr>
-    </w:p>
-    <w:p>
-      <w:pPr>
-        <w:spacing w:after="0" w:line="360" w:lineRule="auto"/>
-        <w:ind w:firstLine="709"/>
-        <w:rPr>
-          <w:rFonts w:ascii="Arial" w:hAnsi="Arial"/>
-          <w:bCs/>
-          <w:sz w:val="24"/>
-          <w:szCs w:val="24"/>
-        </w:rPr>
-      </w:pPr>
-    </w:p>
-    <w:p>
-      <w:pPr>
-        <w:spacing w:after="0" w:line="360" w:lineRule="auto"/>
-        <w:ind w:firstLine="709"/>
-        <w:rPr>
-          <w:rFonts w:ascii="Arial" w:hAnsi="Arial"/>
-          <w:bCs/>
-          <w:sz w:val="24"/>
-          <w:szCs w:val="24"/>
-        </w:rPr>
-      </w:pPr>
-    </w:p>
-    <w:p>
-      <w:pPr>
-        <w:spacing w:after="0" w:line="360" w:lineRule="auto"/>
-        <w:ind w:firstLine="709"/>
-        <w:rPr>
-          <w:rFonts w:ascii="Arial" w:hAnsi="Arial"/>
-          <w:bCs/>
-          <w:sz w:val="24"/>
-          <w:szCs w:val="24"/>
-        </w:rPr>
-      </w:pPr>
-    </w:p>
-    <w:p>
-      <w:pPr>
-        <w:spacing w:after="0" w:line="360" w:lineRule="auto"/>
-        <w:ind w:firstLine="709"/>
-        <w:rPr>
-          <w:rFonts w:ascii="Arial" w:hAnsi="Arial"/>
-          <w:bCs/>
-          <w:sz w:val="24"/>
-          <w:szCs w:val="24"/>
-        </w:rPr>
-      </w:pPr>
-    </w:p>
-    <w:p>
-      <w:pPr>
-        <w:spacing w:after="0" w:line="360" w:lineRule="auto"/>
-        <w:ind w:firstLine="709"/>
-        <w:rPr>
-          <w:rFonts w:ascii="Arial" w:hAnsi="Arial"/>
-          <w:bCs/>
-          <w:sz w:val="24"/>
-          <w:szCs w:val="24"/>
-        </w:rPr>
-      </w:pPr>
-    </w:p>
-    <w:p>
-      <w:pPr>
-        <w:spacing w:after="0" w:line="360" w:lineRule="auto"/>
-        <w:ind w:firstLine="709"/>
-        <w:rPr>
-          <w:rFonts w:ascii="Arial" w:hAnsi="Arial"/>
-          <w:bCs/>
-          <w:sz w:val="24"/>
-          <w:szCs w:val="24"/>
-        </w:rPr>
-      </w:pPr>
-    </w:p>
-    <w:p>
-      <w:pPr>
-        <w:spacing w:after="0" w:line="360" w:lineRule="auto"/>
-        <w:ind w:firstLine="709"/>
-        <w:rPr>
-          <w:rFonts w:ascii="Arial" w:hAnsi="Arial"/>
-          <w:bCs/>
-          <w:sz w:val="24"/>
-          <w:szCs w:val="24"/>
-        </w:rPr>
-      </w:pPr>
-    </w:p>
-    <w:p>
-      <w:pPr>
-        <w:spacing w:after="0" w:line="360" w:lineRule="auto"/>
-        <w:ind w:firstLine="709"/>
-        <w:rPr>
-          <w:rFonts w:ascii="Arial" w:hAnsi="Arial"/>
-          <w:bCs/>
-          <w:sz w:val="24"/>
-          <w:szCs w:val="24"/>
-        </w:rPr>
-      </w:pPr>
-    </w:p>
-    <w:p>
-      <w:pPr>
-        <w:spacing w:after="0" w:line="360" w:lineRule="auto"/>
-        <w:ind w:firstLine="709"/>
-        <w:rPr>
-          <w:rFonts w:ascii="Arial" w:hAnsi="Arial"/>
-          <w:bCs/>
-          <w:sz w:val="24"/>
-          <w:szCs w:val="24"/>
-        </w:rPr>
-      </w:pPr>
-    </w:p>
-    <w:p>
-      <w:pPr>
-        <w:spacing w:after="0" w:line="360" w:lineRule="auto"/>
-        <w:ind w:firstLine="709"/>
-        <w:rPr>
-          <w:rFonts w:ascii="Arial" w:hAnsi="Arial"/>
-          <w:bCs/>
-          <w:sz w:val="24"/>
-          <w:szCs w:val="24"/>
-        </w:rPr>
-      </w:pPr>
-    </w:p>
-    <w:p>
-      <w:pPr>
-        <w:spacing w:after="0" w:line="360" w:lineRule="auto"/>
-        <w:ind w:firstLine="709"/>
-        <w:rPr>
-          <w:rFonts w:ascii="Arial" w:hAnsi="Arial"/>
-          <w:bCs/>
-          <w:sz w:val="24"/>
-          <w:szCs w:val="24"/>
-        </w:rPr>
-      </w:pPr>
-    </w:p>
-    <w:p>
-      <w:pPr>
-        <w:spacing w:after="0" w:line="360" w:lineRule="auto"/>
-        <w:ind w:firstLine="709"/>
-        <w:rPr>
-          <w:rFonts w:ascii="Arial" w:hAnsi="Arial"/>
-          <w:bCs/>
-          <w:sz w:val="24"/>
-          <w:szCs w:val="24"/>
-        </w:rPr>
-      </w:pPr>
-    </w:p>
-    <w:p>
-      <w:pPr>
-        <w:spacing w:after="0" w:line="360" w:lineRule="auto"/>
-        <w:ind w:firstLine="709"/>
-        <w:rPr>
-          <w:rFonts w:ascii="Arial" w:hAnsi="Arial"/>
-          <w:bCs/>
-          <w:sz w:val="24"/>
-          <w:szCs w:val="24"/>
-        </w:rPr>
-      </w:pPr>
-    </w:p>
-    <w:p>
-      <w:pPr>
-        <w:spacing w:after="0" w:line="360" w:lineRule="auto"/>
-        <w:ind w:firstLine="709"/>
-        <w:rPr>
-          <w:rFonts w:ascii="Arial" w:hAnsi="Arial"/>
-          <w:bCs/>
-          <w:sz w:val="24"/>
-          <w:szCs w:val="24"/>
-        </w:rPr>
-      </w:pPr>
-    </w:p>
-    <w:p>
-      <w:pPr>
-        <w:spacing w:after="0" w:line="360" w:lineRule="auto"/>
-        <w:ind w:firstLine="709"/>
-        <w:rPr>
-          <w:rFonts w:ascii="Arial" w:hAnsi="Arial"/>
-          <w:bCs/>
-          <w:sz w:val="24"/>
-          <w:szCs w:val="24"/>
-        </w:rPr>
-      </w:pPr>
-    </w:p>
-    <w:p>
-      <w:pPr>
-        <w:spacing w:after="0" w:line="360" w:lineRule="auto"/>
-        <w:ind w:firstLine="709"/>
-        <w:rPr>
-          <w:rFonts w:ascii="Arial" w:hAnsi="Arial"/>
-          <w:bCs/>
-          <w:sz w:val="24"/>
-          <w:szCs w:val="24"/>
-        </w:rPr>
-      </w:pPr>
-    </w:p>
-    <w:p>
-      <w:pPr>
-        <w:spacing w:after="0" w:line="360" w:lineRule="auto"/>
-        <w:ind w:firstLine="709"/>
-        <w:rPr>
-          <w:rFonts w:ascii="Arial" w:hAnsi="Arial"/>
-          <w:bCs/>
-          <w:sz w:val="24"/>
-          <w:szCs w:val="24"/>
-        </w:rPr>
-      </w:pPr>
-    </w:p>
-    <w:p>
-      <w:pPr>
-        <w:spacing w:after="0" w:line="360" w:lineRule="auto"/>
-        <w:ind w:firstLine="709"/>
-        <w:rPr>
-          <w:rFonts w:ascii="Arial" w:hAnsi="Arial"/>
-          <w:bCs/>
-          <w:sz w:val="24"/>
-          <w:szCs w:val="24"/>
-        </w:rPr>
-      </w:pPr>
-    </w:p>
-    <w:p>
-      <w:pPr>
-        <w:spacing w:after="0" w:line="360" w:lineRule="auto"/>
-        <w:ind w:firstLine="709"/>
-        <w:rPr>
-          <w:rFonts w:ascii="Arial" w:hAnsi="Arial"/>
-          <w:bCs/>
-          <w:sz w:val="24"/>
-          <w:szCs w:val="24"/>
-        </w:rPr>
-      </w:pPr>
-    </w:p>
-    <w:p>
-      <w:pPr>
-        <w:spacing w:after="0" w:line="360" w:lineRule="auto"/>
-        <w:ind w:firstLine="709"/>
-        <w:rPr>
-          <w:rFonts w:ascii="Arial" w:hAnsi="Arial"/>
-          <w:bCs/>
-          <w:sz w:val="24"/>
-          <w:szCs w:val="24"/>
-        </w:rPr>
-      </w:pPr>
-    </w:p>
-    <w:p>
-      <w:pPr>
-        <w:spacing w:after="0" w:line="360" w:lineRule="auto"/>
-        <w:ind w:firstLine="709"/>
-        <w:rPr>
-          <w:rFonts w:ascii="Arial" w:hAnsi="Arial"/>
-          <w:bCs/>
-          <w:sz w:val="24"/>
-          <w:szCs w:val="24"/>
-        </w:rPr>
-      </w:pPr>
-    </w:p>
     <w:sectPr>
-      <w:headerReference w:type="default" r:id="rId15"/>
-      <w:footerReference w:type="default" r:id="rId16"/>
-      <w:headerReference w:type="first" r:id="rId17"/>
-      <w:footerReference w:type="first" r:id="rId18"/>
+      <w:headerReference w:type="default" r:id="rId17"/>
+      <w:footerReference w:type="default" r:id="rId18"/>
+      <w:headerReference w:type="first" r:id="rId19"/>
+      <w:footerReference w:type="first" r:id="rId20"/>
       <w:type w:val="continuous"/>
       <w:pgSz w:w="11906" w:h="16838" w:code="9"/>
       <w:pgMar w:top="1701" w:right="1134" w:bottom="1134" w:left="1701" w:header="709" w:footer="709" w:gutter="0"/>
@@ -14620,7 +14874,6 @@
         <w:docPartUnique/>
       </w:docPartObj>
     </w:sdtPr>
-    <w:sdtEndPr/>
     <w:sdtContent>
       <w:p>
         <w:pPr>
@@ -14668,7 +14921,6 @@
         <w:docPartUnique/>
       </w:docPartObj>
     </w:sdtPr>
-    <w:sdtEndPr/>
     <w:sdtContent>
       <w:p>
         <w:pPr>

--- a/TCC - AKIRA, HENRIQUE, WESLLEY_Entrega 2.docx
+++ b/TCC - AKIRA, HENRIQUE, WESLLEY_Entrega 2.docx
@@ -1618,33 +1618,8 @@
         <w:rPr>
           <w:rFonts w:ascii="Arial" w:hAnsi="Arial"/>
           <w:sz w:val="24"/>
-          <w:szCs w:val="24"/>
-        </w:rPr>
-        <w:t xml:space="preserve">Prof. </w:t>
-      </w:r>
-      <w:r>
-        <w:rPr>
-          <w:rFonts w:ascii="Arial" w:hAnsi="Arial"/>
-          <w:sz w:val="24"/>
-          <w:szCs w:val="24"/>
-        </w:rPr>
-        <w:t>&lt;&lt; Nome outro membro &gt;&gt;</w:t>
-      </w:r>
-      <w:r>
-        <w:rPr>
-          <w:rFonts w:ascii="Arial" w:hAnsi="Arial"/>
-          <w:sz w:val="24"/>
-          <w:szCs w:val="24"/>
-        </w:rPr>
-        <w:t xml:space="preserve"> – </w:t>
-      </w:r>
-      <w:r>
-        <w:rPr>
-          <w:rFonts w:ascii="Arial" w:hAnsi="Arial"/>
-          <w:sz w:val="24"/>
-          <w:szCs w:val="24"/>
-        </w:rPr>
-        <w:t>SENAC</w:t>
+        </w:rPr>
+        <w:t>Prof. – SENAC</w:t>
       </w:r>
     </w:p>
     <w:p>
@@ -1746,33 +1721,8 @@
         <w:rPr>
           <w:rFonts w:ascii="Arial" w:hAnsi="Arial"/>
           <w:sz w:val="24"/>
-          <w:szCs w:val="24"/>
-        </w:rPr>
-        <w:t xml:space="preserve">Prof. </w:t>
-      </w:r>
-      <w:r>
-        <w:rPr>
-          <w:rFonts w:ascii="Arial" w:hAnsi="Arial"/>
-          <w:sz w:val="24"/>
-          <w:szCs w:val="24"/>
-        </w:rPr>
-        <w:t>&lt;&lt; Nome membro externo&gt;&gt;</w:t>
-      </w:r>
-      <w:r>
-        <w:rPr>
-          <w:rFonts w:ascii="Arial" w:hAnsi="Arial"/>
-          <w:sz w:val="24"/>
-          <w:szCs w:val="24"/>
-        </w:rPr>
-        <w:t xml:space="preserve"> - </w:t>
-      </w:r>
-      <w:r>
-        <w:rPr>
-          <w:rFonts w:ascii="Arial" w:hAnsi="Arial"/>
-          <w:sz w:val="24"/>
-          <w:szCs w:val="24"/>
-        </w:rPr>
-        <w:t>&lt;&lt; Instituição Externa &gt;&gt;</w:t>
+        </w:rPr>
+        <w:t>Prof. -</w:t>
       </w:r>
     </w:p>
     <w:p>
@@ -2582,217 +2532,23 @@
           <w14:ligatures w14:val="standardContextual"/>
         </w:rPr>
       </w:pPr>
-      <w:hyperlink w:anchor="_Toc223286286" w:history="1">
-        <w:r>
-          <w:rPr>
-            <w:rStyle w:val="Hyperlink"/>
-            <w:rFonts w:eastAsia="Arial"/>
-            <w:b/>
-            <w:noProof/>
-          </w:rPr>
-          <w:t>Figura 1</w:t>
-        </w:r>
-        <w:r>
-          <w:rPr>
-            <w:rStyle w:val="Hyperlink"/>
-            <w:rFonts w:eastAsia="Arial"/>
-            <w:noProof/>
-          </w:rPr>
-          <w:t xml:space="preserve"> – Gráfico de Gantt do Cronograma do Projeto</w:t>
-        </w:r>
-        <w:r>
-          <w:rPr>
-            <w:noProof/>
-            <w:webHidden/>
-          </w:rPr>
-          <w:tab/>
-        </w:r>
-        <w:r>
-          <w:rPr>
-            <w:noProof/>
-            <w:webHidden/>
-          </w:rPr>
-          <w:fldChar w:fldCharType="begin"/>
-        </w:r>
-        <w:r>
-          <w:rPr>
-            <w:noProof/>
-            <w:webHidden/>
-          </w:rPr>
-          <w:instrText xml:space="preserve"> PAGEREF _Toc223286286 \h </w:instrText>
-        </w:r>
-        <w:r>
-          <w:rPr>
-            <w:noProof/>
-            <w:webHidden/>
-          </w:rPr>
-        </w:r>
-        <w:r>
-          <w:rPr>
-            <w:noProof/>
-            <w:webHidden/>
-          </w:rPr>
-          <w:fldChar w:fldCharType="separate"/>
-        </w:r>
-        <w:r>
-          <w:rPr>
-            <w:noProof/>
-            <w:webHidden/>
-          </w:rPr>
-          <w:t>15</w:t>
-        </w:r>
-        <w:r>
-          <w:rPr>
-            <w:noProof/>
-            <w:webHidden/>
-          </w:rPr>
-          <w:fldChar w:fldCharType="end"/>
-        </w:r>
-      </w:hyperlink>
-      <w:r>
-        <w:rPr>
-          <w:sz w:val="20"/>
+      <w:r>
+        <w:rPr>
+          <w:rFonts w:ascii="Arial" w:hAnsi="Arial"/>
+          <w:sz w:val="24"/>
         </w:rPr>
         <w:t>Figura 1 — Cronograma de atividades do projeto (Parte 1/2)</w:t>
       </w:r>
     </w:p>
     <w:p>
       <w:pPr>
-        <w:jc w:val="center"/>
-      </w:pPr>
-      <w:r>
-        <w:rPr>
-          <w:rFonts w:ascii="Arial" w:hAnsi="Arial"/>
-          <w:noProof/>
-          <w:sz w:val="24"/>
-        </w:rPr>
-        <w:drawing>
-          <wp:inline distT="0" distB="0" distL="0" distR="0" wp14:anchorId="16E421AD" wp14:editId="48EC9A2D">
-            <wp:extent cx="5400000" cy="4038342"/>
-            <wp:effectExtent l="0" t="0" r="0" b="0"/>
-            <wp:docPr id="2" name="Picture 2"/>
-            <wp:cNvGraphicFramePr>
-              <a:graphicFrameLocks xmlns:a="http://schemas.openxmlformats.org/drawingml/2006/main" noChangeAspect="1"/>
-            </wp:cNvGraphicFramePr>
-            <a:graphic xmlns:a="http://schemas.openxmlformats.org/drawingml/2006/main">
-              <a:graphicData uri="http://schemas.openxmlformats.org/drawingml/2006/picture">
-                <pic:pic xmlns:pic="http://schemas.openxmlformats.org/drawingml/2006/picture">
-                  <pic:nvPicPr>
-                    <pic:cNvPr id="0" name="Gantt_Pagina1.png"/>
-                    <pic:cNvPicPr/>
-                  </pic:nvPicPr>
-                  <pic:blipFill>
-                    <a:blip r:embed="rId8"/>
-                    <a:stretch>
-                      <a:fillRect/>
-                    </a:stretch>
-                  </pic:blipFill>
-                  <pic:spPr>
-                    <a:xfrm>
-                      <a:off x="0" y="0"/>
-                      <a:ext cx="5400000" cy="4038342"/>
-                    </a:xfrm>
-                    <a:prstGeom prst="rect">
-                      <a:avLst/>
-                    </a:prstGeom>
-                  </pic:spPr>
-                </pic:pic>
-              </a:graphicData>
-            </a:graphic>
-          </wp:inline>
-        </w:drawing>
-      </w:r>
-    </w:p>
-    <w:p>
-      <w:pPr>
-        <w:spacing w:line="360" w:lineRule="auto"/>
-        <w:jc w:val="both"/>
-      </w:pPr>
-      <w:r>
-        <w:rPr>
-          <w:rFonts w:ascii="Arial" w:hAnsi="Arial"/>
-          <w:i/>
-          <w:sz w:val="20"/>
-          <w:szCs w:val="20"/>
-        </w:rPr>
-        <w:t>Fonte: Elaborado pelos autores (2026).</w:t>
-      </w:r>
-    </w:p>
-    <w:p>
-      <w:pPr>
-        <w:spacing w:line="360" w:lineRule="auto"/>
-        <w:jc w:val="both"/>
-      </w:pPr>
-      <w:r>
-        <w:rPr>
-          <w:rFonts w:ascii="Arial" w:hAnsi="Arial"/>
-          <w:sz w:val="20"/>
-          <w:szCs w:val="20"/>
+        <w:pStyle w:val="table of figures"/>
+      </w:pPr>
+      <w:r>
+        <w:rPr>
+          <w:rFonts w:ascii="Arial" w:hAnsi="Arial"/>
         </w:rPr>
         <w:t>Figura 2 — Cronograma de atividades do projeto (Parte 2/2)</w:t>
-      </w:r>
-    </w:p>
-    <w:p>
-      <w:pPr>
-        <w:jc w:val="center"/>
-      </w:pPr>
-      <w:r>
-        <w:rPr>
-          <w:rFonts w:ascii="Arial" w:hAnsi="Arial"/>
-          <w:noProof/>
-          <w:sz w:val="24"/>
-        </w:rPr>
-        <w:drawing>
-          <wp:inline distT="0" distB="0" distL="0" distR="0" wp14:anchorId="37E39042" wp14:editId="3021FAA3">
-            <wp:extent cx="5400000" cy="2958734"/>
-            <wp:effectExtent l="0" t="0" r="0" b="0"/>
-            <wp:docPr id="3" name="Picture 3"/>
-            <wp:cNvGraphicFramePr>
-              <a:graphicFrameLocks xmlns:a="http://schemas.openxmlformats.org/drawingml/2006/main" noChangeAspect="1"/>
-            </wp:cNvGraphicFramePr>
-            <a:graphic xmlns:a="http://schemas.openxmlformats.org/drawingml/2006/main">
-              <a:graphicData uri="http://schemas.openxmlformats.org/drawingml/2006/picture">
-                <pic:pic xmlns:pic="http://schemas.openxmlformats.org/drawingml/2006/picture">
-                  <pic:nvPicPr>
-                    <pic:cNvPr id="0" name="Gantt_Pagina2.png"/>
-                    <pic:cNvPicPr/>
-                  </pic:nvPicPr>
-                  <pic:blipFill>
-                    <a:blip r:embed="rId9"/>
-                    <a:stretch>
-                      <a:fillRect/>
-                    </a:stretch>
-                  </pic:blipFill>
-                  <pic:spPr>
-                    <a:xfrm>
-                      <a:off x="0" y="0"/>
-                      <a:ext cx="5400000" cy="2958734"/>
-                    </a:xfrm>
-                    <a:prstGeom prst="rect">
-                      <a:avLst/>
-                    </a:prstGeom>
-                  </pic:spPr>
-                </pic:pic>
-              </a:graphicData>
-            </a:graphic>
-          </wp:inline>
-        </w:drawing>
-      </w:r>
-    </w:p>
-    <w:p>
-      <w:pPr>
-        <w:spacing w:line="360" w:lineRule="auto"/>
-        <w:jc w:val="both"/>
-      </w:pPr>
-      <w:r>
-        <w:rPr>
-          <w:rFonts w:ascii="Arial" w:hAnsi="Arial"/>
-          <w:i/>
-          <w:sz w:val="20"/>
-          <w:szCs w:val="20"/>
-        </w:rPr>
-        <w:lastRenderedPageBreak/>
-        <w:t>Fonte: Elaborado pelos autores (2026).</w:t>
       </w:r>
     </w:p>
     <w:p>
@@ -6917,6 +6673,20 @@
     </w:p>
     <w:p>
       <w:pPr>
+        <w:jc w:val="both"/>
+        <w:spacing w:line="360" w:lineRule="auto"/>
+        <w:ind w:firstLine="708"/>
+      </w:pPr>
+      <w:r>
+        <w:rPr>
+          <w:rFonts w:ascii="Arial" w:hAnsi="Arial"/>
+          <w:sz w:val="24"/>
+        </w:rPr>
+        <w:t xml:space="preserve">Para alcançar o objetivo geral proposto, foram definidos os seguintes objetivos específicos:</w:t>
+      </w:r>
+    </w:p>
+    <w:p>
+      <w:pPr>
         <w:pStyle w:val="PargrafodaLista"/>
         <w:spacing w:line="360" w:lineRule="auto"/>
         <w:ind w:left="709"/>
@@ -7019,24 +6789,7 @@
           <w:rFonts w:ascii="Arial" w:hAnsi="Arial"/>
           <w:sz w:val="24"/>
         </w:rPr>
-        <w:t>O escopo do trabalho compreendeu os seguintes itens:</w:t>
-      </w:r>
-    </w:p>
-    <w:p>
-      <w:pPr>
-        <w:spacing w:after="0" w:line="360" w:lineRule="auto"/>
-        <w:jc w:val="both"/>
-        <w:rPr>
-          <w:rFonts w:ascii="Arial" w:eastAsia="Arial" w:hAnsi="Arial"/>
-          <w:sz w:val="24"/>
-        </w:rPr>
-      </w:pPr>
-      <w:r>
-        <w:rPr>
-          <w:rFonts w:ascii="Arial" w:eastAsia="Arial" w:hAnsi="Arial"/>
-          <w:sz w:val="24"/>
-        </w:rPr>
-        <w:t>O escopo inclui:</w:t>
+        <w:t>Este projeto delimitou-se ao desenvolvimento de um sistema web para o gerenciamento de espaços de eventos, projetado para atender organizações de diversos portes e segmentos. O escopo do trabalho compreendeu os seguintes itens:</w:t>
       </w:r>
     </w:p>
     <w:p>
@@ -7470,117 +7223,53 @@
     </w:p>
     <w:p>
       <w:pPr>
-        <w:spacing w:after="0" w:line="360" w:lineRule="auto"/>
-        <w:ind w:firstLine="709"/>
-        <w:jc w:val="both"/>
-        <w:rPr>
-          <w:rFonts w:ascii="Arial" w:eastAsia="Arial" w:hAnsi="Arial"/>
-          <w:sz w:val="24"/>
-        </w:rPr>
-      </w:pPr>
-      <w:r>
-        <w:rPr>
-          <w:rFonts w:ascii="Arial" w:hAnsi="Arial"/>
-          <w:sz w:val="24"/>
-        </w:rPr>
-        <w:t>O cronograma do projeto contemplou as atividades previstas para o primeiro semestre de desenvolvimento (TCC 1), organizadas em categorias de planejamento, pesquisa, coleta de dados, definições técnicas e revisão. As Figuras 1 e 2 apresentam o cronograma de atividades do grupo no formato de gráfico de Gantt.</w:t>
-      </w:r>
-    </w:p>
-    <w:p>
-      <w:pPr>
-        <w:spacing w:after="120" w:line="360" w:lineRule="auto"/>
+        <w:jc w:val="both"/>
+        <w:spacing w:line="360" w:lineRule="auto"/>
+        <w:ind w:firstLine="708"/>
+      </w:pPr>
+      <w:r>
+        <w:rPr>
+          <w:rFonts w:ascii="Arial" w:hAnsi="Arial"/>
+          <w:sz w:val="24"/>
+        </w:rPr>
+        <w:t xml:space="preserve">O cronograma do projeto contemplou as atividades previstas para o primeiro semestre de desenvolvimento (TCC 1), organizadas em categorias de planejamento, pesquisa, coleta de dados, definições técnicas e revisão. As Figuras 1 e 2 apresentam o cronograma de atividades do grupo no formato de gráfico de Gantt.</w:t>
+      </w:r>
+    </w:p>
+    <w:p>
+      <w:pPr>
         <w:jc w:val="center"/>
-      </w:pPr>
-      <w:bookmarkStart w:id="25" w:name="_Toc223286286"/>
-      <w:r>
-        <w:rPr>
-          <w:rFonts w:ascii="Arial" w:eastAsia="Arial" w:hAnsi="Arial"/>
-          <w:b/>
+        <w:spacing w:line="360" w:lineRule="auto"/>
+      </w:pPr>
+      <w:r>
+        <w:rPr>
+          <w:rFonts w:ascii="Arial" w:hAnsi="Arial"/>
           <w:sz w:val="20"/>
-          <w:szCs w:val="20"/>
-        </w:rPr>
-        <w:t xml:space="preserve">Figura </w:t>
-      </w:r>
-      <w:r>
-        <w:rPr>
-          <w:rFonts w:ascii="Arial" w:eastAsia="Arial" w:hAnsi="Arial"/>
-          <w:sz w:val="20"/>
-          <w:szCs w:val="20"/>
-        </w:rPr>
-        <w:fldChar w:fldCharType="begin"/>
-      </w:r>
-      <w:r>
-        <w:rPr>
-          <w:rFonts w:ascii="Arial" w:eastAsia="Arial" w:hAnsi="Arial"/>
-          <w:sz w:val="20"/>
-          <w:szCs w:val="20"/>
-        </w:rPr>
-        <w:instrText xml:space="preserve"> SEQ Figura \* ARABIC </w:instrText>
-      </w:r>
-      <w:r>
-        <w:rPr>
-          <w:rFonts w:ascii="Arial" w:eastAsia="Arial" w:hAnsi="Arial"/>
-          <w:sz w:val="20"/>
-          <w:szCs w:val="20"/>
-        </w:rPr>
-        <w:fldChar w:fldCharType="separate"/>
-      </w:r>
-      <w:r>
-        <w:rPr>
-          <w:rFonts w:ascii="Arial" w:eastAsia="Arial" w:hAnsi="Arial"/>
-          <w:noProof/>
-          <w:sz w:val="20"/>
-          <w:szCs w:val="20"/>
-        </w:rPr>
-        <w:t>1</w:t>
-      </w:r>
-      <w:r>
-        <w:rPr>
-          <w:rFonts w:ascii="Arial" w:eastAsia="Arial" w:hAnsi="Arial"/>
-          <w:sz w:val="20"/>
-          <w:szCs w:val="20"/>
-        </w:rPr>
-        <w:fldChar w:fldCharType="end"/>
-      </w:r>
-      <w:r>
-        <w:rPr>
-          <w:rFonts w:ascii="Arial" w:eastAsia="Arial" w:hAnsi="Arial"/>
-          <w:sz w:val="20"/>
-          <w:szCs w:val="20"/>
-        </w:rPr>
-        <w:t xml:space="preserve"> – Gráfico de Gantt do Cronograma do Projeto</w:t>
-      </w:r>
-      <w:bookmarkEnd w:id="25"/>
-    </w:p>
-    <w:p>
-      <w:pPr>
-        <w:spacing w:before="240" w:after="120" w:line="360" w:lineRule="auto"/>
+        </w:rPr>
+        <w:t xml:space="preserve">Figura 1 — Cronograma de atividades do projeto (Parte 1/2)</w:t>
+      </w:r>
+    </w:p>
+    <w:p>
+      <w:pPr>
+        <w:ind w:firstLine="0"/>
         <w:jc w:val="center"/>
       </w:pPr>
       <w:r>
-        <w:rPr>
-          <w:rFonts w:ascii="Arial" w:hAnsi="Arial"/>
-          <w:noProof/>
-          <w:sz w:val="24"/>
-        </w:rPr>
-        <w:lastRenderedPageBreak/>
         <w:drawing>
-          <wp:inline distT="0" distB="0" distL="0" distR="0" wp14:anchorId="39A8F90F" wp14:editId="2267878C">
-            <wp:extent cx="5400000" cy="3360277"/>
-            <wp:effectExtent l="0" t="0" r="0" b="0"/>
+          <wp:inline xmlns:a="http://schemas.openxmlformats.org/drawingml/2006/main" xmlns:pic="http://schemas.openxmlformats.org/drawingml/2006/picture">
+            <wp:extent cx="5400000" cy="4038342"/>
             <wp:docPr id="1" name="Picture 1"/>
             <wp:cNvGraphicFramePr>
-              <a:graphicFrameLocks xmlns:a="http://schemas.openxmlformats.org/drawingml/2006/main" noChangeAspect="1"/>
+              <a:graphicFrameLocks noChangeAspect="1"/>
             </wp:cNvGraphicFramePr>
-            <a:graphic xmlns:a="http://schemas.openxmlformats.org/drawingml/2006/main">
+            <a:graphic>
               <a:graphicData uri="http://schemas.openxmlformats.org/drawingml/2006/picture">
-                <pic:pic xmlns:pic="http://schemas.openxmlformats.org/drawingml/2006/picture">
+                <pic:pic>
                   <pic:nvPicPr>
-                    <pic:cNvPr id="0" name="gantt_cronograma_hires.png"/>
+                    <pic:cNvPr id="0" name="image.png"/>
                     <pic:cNvPicPr/>
                   </pic:nvPicPr>
                   <pic:blipFill>
-                    <a:blip r:embed="rId14"/>
+                    <a:blip r:embed="rId8"/>
                     <a:stretch>
                       <a:fillRect/>
                     </a:stretch>
@@ -7588,11 +7277,9 @@
                   <pic:spPr>
                     <a:xfrm>
                       <a:off x="0" y="0"/>
-                      <a:ext cx="5400000" cy="3360277"/>
+                      <a:ext cx="5400000" cy="4038342"/>
                     </a:xfrm>
-                    <a:prstGeom prst="rect">
-                      <a:avLst/>
-                    </a:prstGeom>
+                    <a:prstGeom prst="rect"/>
                   </pic:spPr>
                 </pic:pic>
               </a:graphicData>
@@ -7603,124 +7290,97 @@
     </w:p>
     <w:p>
       <w:pPr>
-        <w:spacing w:after="0" w:line="360" w:lineRule="auto"/>
         <w:jc w:val="center"/>
-      </w:pPr>
-      <w:r>
-        <w:rPr>
-          <w:rFonts w:ascii="Arial" w:eastAsia="Arial" w:hAnsi="Arial"/>
+        <w:spacing w:line="360" w:lineRule="auto"/>
+      </w:pPr>
+      <w:r>
+        <w:rPr>
+          <w:rFonts w:ascii="Arial" w:hAnsi="Arial"/>
           <w:sz w:val="20"/>
-        </w:rPr>
-        <w:t>Fonte: Elaborado pelos autores (2026).</w:t>
-      </w:r>
-    </w:p>
-    <w:p>
-      <w:pPr>
-        <w:spacing w:after="0" w:line="360" w:lineRule="auto"/>
-        <w:ind w:firstLine="709"/>
-        <w:jc w:val="both"/>
-      </w:pPr>
-      <w:r>
-        <w:rPr>
-          <w:rFonts w:ascii="Arial" w:eastAsia="Arial" w:hAnsi="Arial"/>
-          <w:sz w:val="24"/>
-        </w:rPr>
-        <w:t>O Quadro 1 detalha as principais entregas e seus respectivos prazos para o TCC 1:</w:t>
-      </w:r>
-      <w:r>
-        <w:rPr>
-          <w:rFonts w:ascii="Arial" w:eastAsia="Arial" w:hAnsi="Arial"/>
-          <w:sz w:val="24"/>
-        </w:rPr>
-        <w:t xml:space="preserve">  </w:t>
-      </w:r>
-      <w:r>
-        <w:rPr>
-          <w:rFonts w:ascii="Arial" w:eastAsia="Arial" w:hAnsi="Arial"/>
-          <w:sz w:val="24"/>
-        </w:rPr>
-        <w:t xml:space="preserve">&lt;&lt; fonte dos </w:t>
-      </w:r>
-      <w:r>
-        <w:rPr>
-          <w:rFonts w:ascii="Arial" w:eastAsia="Arial" w:hAnsi="Arial"/>
-          <w:sz w:val="24"/>
-        </w:rPr>
-        <w:t xml:space="preserve">textos de quadros e tabelas é em tamanho de 10pts. Sigam a norma! </w:t>
-      </w:r>
-      <w:r>
-        <w:rPr>
-          <w:rFonts w:ascii="Arial" w:eastAsia="Arial" w:hAnsi="Arial"/>
-          <w:sz w:val="24"/>
-        </w:rPr>
-        <w:t>&gt;&gt;</w:t>
-      </w:r>
-    </w:p>
-    <w:p>
-      <w:pPr>
-        <w:spacing w:after="120" w:line="360" w:lineRule="auto"/>
+          <w:i/>
+        </w:rPr>
+        <w:t xml:space="preserve">Fonte: Elaborado pelos autores (2026).</w:t>
+      </w:r>
+    </w:p>
+    <w:p>
+      <w:pPr>
+        <w:jc w:val="both"/>
+        <w:spacing w:line="360" w:lineRule="auto"/>
+      </w:pPr>
+      <w:r>
+        <w:rPr>
+          <w:rFonts w:ascii="Arial" w:hAnsi="Arial"/>
+          <w:sz w:val="24"/>
+        </w:rPr>
+        <w:t xml:space="preserve"/>
+      </w:r>
+    </w:p>
+    <w:p>
+      <w:pPr>
         <w:jc w:val="center"/>
-      </w:pPr>
-      <w:bookmarkStart w:id="26" w:name="_Toc223286329"/>
-      <w:r>
-        <w:rPr>
-          <w:rFonts w:ascii="Arial" w:eastAsia="Arial" w:hAnsi="Arial"/>
-          <w:b/>
+        <w:spacing w:line="360" w:lineRule="auto"/>
+      </w:pPr>
+      <w:r>
+        <w:rPr>
+          <w:rFonts w:ascii="Arial" w:hAnsi="Arial"/>
           <w:sz w:val="20"/>
-          <w:szCs w:val="20"/>
-        </w:rPr>
-        <w:t xml:space="preserve">Quadro </w:t>
-      </w:r>
-      <w:r>
-        <w:rPr>
-          <w:rFonts w:ascii="Arial" w:eastAsia="Arial" w:hAnsi="Arial"/>
+        </w:rPr>
+        <w:t xml:space="preserve">Figura 2 — Cronograma de atividades do projeto (Parte 2/2)</w:t>
+      </w:r>
+    </w:p>
+    <w:p>
+      <w:pPr>
+        <w:ind w:firstLine="0"/>
+        <w:jc w:val="center"/>
+      </w:pPr>
+      <w:r>
+        <w:drawing>
+          <wp:inline xmlns:a="http://schemas.openxmlformats.org/drawingml/2006/main" xmlns:pic="http://schemas.openxmlformats.org/drawingml/2006/picture">
+            <wp:extent cx="5400000" cy="2958734"/>
+            <wp:docPr id="2" name="Picture 2"/>
+            <wp:cNvGraphicFramePr>
+              <a:graphicFrameLocks noChangeAspect="1"/>
+            </wp:cNvGraphicFramePr>
+            <a:graphic>
+              <a:graphicData uri="http://schemas.openxmlformats.org/drawingml/2006/picture">
+                <pic:pic>
+                  <pic:nvPicPr>
+                    <pic:cNvPr id="0" name="image.png"/>
+                    <pic:cNvPicPr/>
+                  </pic:nvPicPr>
+                  <pic:blipFill>
+                    <a:blip r:embed="rId9"/>
+                    <a:stretch>
+                      <a:fillRect/>
+                    </a:stretch>
+                  </pic:blipFill>
+                  <pic:spPr>
+                    <a:xfrm>
+                      <a:off x="0" y="0"/>
+                      <a:ext cx="5400000" cy="2958734"/>
+                    </a:xfrm>
+                    <a:prstGeom prst="rect"/>
+                  </pic:spPr>
+                </pic:pic>
+              </a:graphicData>
+            </a:graphic>
+          </wp:inline>
+        </w:drawing>
+      </w:r>
+    </w:p>
+    <w:p>
+      <w:pPr>
+        <w:jc w:val="center"/>
+        <w:spacing w:line="360" w:lineRule="auto"/>
+      </w:pPr>
+      <w:r>
+        <w:rPr>
+          <w:rFonts w:ascii="Arial" w:hAnsi="Arial"/>
           <w:sz w:val="20"/>
-          <w:szCs w:val="20"/>
-        </w:rPr>
-        <w:fldChar w:fldCharType="begin"/>
-      </w:r>
-      <w:r>
-        <w:rPr>
-          <w:rFonts w:ascii="Arial" w:eastAsia="Arial" w:hAnsi="Arial"/>
-          <w:sz w:val="20"/>
-          <w:szCs w:val="20"/>
-        </w:rPr>
-        <w:instrText xml:space="preserve"> SEQ Quadro \* ARABIC </w:instrText>
-      </w:r>
-      <w:r>
-        <w:rPr>
-          <w:rFonts w:ascii="Arial" w:eastAsia="Arial" w:hAnsi="Arial"/>
-          <w:sz w:val="20"/>
-          <w:szCs w:val="20"/>
-        </w:rPr>
-        <w:fldChar w:fldCharType="separate"/>
-      </w:r>
-      <w:r>
-        <w:rPr>
-          <w:rFonts w:ascii="Arial" w:eastAsia="Arial" w:hAnsi="Arial"/>
-          <w:noProof/>
-          <w:sz w:val="20"/>
-          <w:szCs w:val="20"/>
-        </w:rPr>
-        <w:t>1</w:t>
-      </w:r>
-      <w:r>
-        <w:rPr>
-          <w:rFonts w:ascii="Arial" w:eastAsia="Arial" w:hAnsi="Arial"/>
-          <w:sz w:val="20"/>
-          <w:szCs w:val="20"/>
-        </w:rPr>
-        <w:fldChar w:fldCharType="end"/>
-      </w:r>
-      <w:r>
-        <w:rPr>
-          <w:rFonts w:ascii="Arial" w:eastAsia="Arial" w:hAnsi="Arial"/>
-          <w:sz w:val="20"/>
-          <w:szCs w:val="20"/>
-        </w:rPr>
-        <w:t xml:space="preserve"> – Cronograma de Entregas do TCC 1</w:t>
-      </w:r>
-      <w:bookmarkEnd w:id="26"/>
+          <w:i/>
+        </w:rPr>
+        <w:t xml:space="preserve">Fonte: Elaborado pelos autores (2026).</w:t>
+      </w:r>
     </w:p>
     <w:tbl>
       <w:tblPr>
@@ -8262,19 +7922,6 @@
     </w:tbl>
     <w:p>
       <w:pPr>
-        <w:spacing w:after="0" w:line="360" w:lineRule="auto"/>
-        <w:jc w:val="center"/>
-      </w:pPr>
-      <w:r>
-        <w:rPr>
-          <w:rFonts w:ascii="Arial" w:eastAsia="Arial" w:hAnsi="Arial"/>
-          <w:sz w:val="20"/>
-        </w:rPr>
-        <w:t>Fonte: Elaborado pelos autores (2026).</w:t>
-      </w:r>
-    </w:p>
-    <w:p>
-      <w:pPr>
         <w:pStyle w:val="Ttulo2"/>
         <w:rPr>
           <w:highlight w:val="green"/>
@@ -8933,10 +8580,10 @@
       </w:pPr>
       <w:r>
         <w:rPr>
-          <w:rFonts w:ascii="Arial" w:eastAsia="Arial" w:hAnsi="Arial"/>
-          <w:sz w:val="24"/>
-        </w:rPr>
-        <w:t>O orçamento do projeto prioriza a utilização de ferramentas e serviços com planos gratuitos, sendo os únicos custos previstos relacionados ao registro de domínio e ao serviço de hospedagem. O custo total estimado para o primeiro ano de operação é de aproximadamente R$ 400,00, considerando o domínio (R$ 40,00/ano) e a hospedagem (R$ 30,00/mês × 12 meses = R$ 360,00/ano).</w:t>
+          <w:rFonts w:ascii="Arial" w:hAnsi="Arial"/>
+          <w:sz w:val="24"/>
+        </w:rPr>
+        <w:t>Os custos de recursos humanos foram estimados com base nos valores médios praticados no mercado da Grande São Paulo. No contexto deste TCC, esses custos foram absorvidos pela equipe acadêmica como parte da formação profissional.</w:t>
       </w:r>
     </w:p>
     <w:p>
@@ -13536,23 +13183,17 @@
       <w:bookmarkStart w:id="96" w:name="_Toc164351199"/>
       <w:bookmarkStart w:id="97" w:name="_Toc164355039"/>
       <w:bookmarkStart w:id="98" w:name="_Toc225672603"/>
-      <w:r>
-        <w:t>APÊNDICE</w:t>
-      </w:r>
       <w:bookmarkEnd w:id="95"/>
       <w:bookmarkEnd w:id="96"/>
-      <w:r>
-        <w:t>S</w:t>
-      </w:r>
-      <w:r>
-        <w:t xml:space="preserve"> </w:t>
-      </w:r>
-      <w:r>
-        <w:rPr/>
-        <w:t>&lt;&lt; Opcional &gt;&gt;</w:t>
-      </w:r>
       <w:bookmarkEnd w:id="97"/>
       <w:bookmarkEnd w:id="98"/>
+      <w:r>
+        <w:rPr>
+          <w:rFonts w:ascii="Arial" w:hAnsi="Arial"/>
+          <w:sz w:val="24"/>
+        </w:rPr>
+        <w:t>APÊNDICES</w:t>
+      </w:r>
     </w:p>
     <w:p>
       <w:pPr>
@@ -13947,23 +13588,17 @@
       <w:bookmarkStart w:id="100" w:name="_Toc164351200"/>
       <w:bookmarkStart w:id="101" w:name="_Toc164355040"/>
       <w:bookmarkStart w:id="102" w:name="_Toc225672604"/>
-      <w:r>
-        <w:t>ANEXO</w:t>
-      </w:r>
       <w:bookmarkEnd w:id="99"/>
       <w:bookmarkEnd w:id="100"/>
-      <w:r>
-        <w:t>S</w:t>
-      </w:r>
-      <w:r>
-        <w:t xml:space="preserve"> </w:t>
-      </w:r>
-      <w:r>
-        <w:rPr/>
-        <w:t>&lt;&lt; Opcional &gt;&gt;</w:t>
-      </w:r>
       <w:bookmarkEnd w:id="101"/>
       <w:bookmarkEnd w:id="102"/>
+      <w:r>
+        <w:rPr>
+          <w:rFonts w:ascii="Arial" w:hAnsi="Arial"/>
+          <w:sz w:val="24"/>
+        </w:rPr>
+        <w:t>ANEXOS</w:t>
+      </w:r>
     </w:p>
     <w:p>
       <w:pPr>
@@ -14356,22 +13991,15 @@
       </w:pPr>
       <w:bookmarkStart w:id="103" w:name="_Toc225672605"/>
       <w:proofErr w:type="gramStart"/>
-      <w:r>
-        <w:t xml:space="preserve">GLOSSÁRIO </w:t>
-      </w:r>
-      <w:r>
-        <w:t xml:space="preserve"> </w:t>
-      </w:r>
-      <w:r>
-        <w:rPr/>
-        <w:t>&lt;</w:t>
-      </w:r>
       <w:proofErr w:type="gramEnd"/>
-      <w:r>
-        <w:rPr/>
-        <w:t>&lt; Opcional &gt;&gt;</w:t>
-      </w:r>
       <w:bookmarkEnd w:id="103"/>
+      <w:r>
+        <w:rPr>
+          <w:rFonts w:ascii="Arial" w:hAnsi="Arial"/>
+          <w:sz w:val="24"/>
+        </w:rPr>
+        <w:t>GLOSSÁRIO</w:t>
+      </w:r>
     </w:p>
     <w:p>
       <w:pPr>

--- a/TCC - AKIRA, HENRIQUE, WESLLEY_Entrega 2.docx
+++ b/TCC - AKIRA, HENRIQUE, WESLLEY_Entrega 2.docx
@@ -70,11 +70,219 @@
         <w:rPr>
           <w:rFonts w:ascii="Arial" w:eastAsia="Arial" w:hAnsi="Arial"/>
           <w:b/>
+          <w:bCs/>
+          <w:sz w:val="24"/>
+          <w:szCs w:val="24"/>
+          <w:lang w:eastAsia="pt-BR"/>
+        </w:rPr>
+      </w:pPr>
+      <w:r>
+        <w:rPr>
+          <w:rFonts w:ascii="Arial" w:eastAsia="Arial" w:hAnsi="Arial"/>
+          <w:b/>
+          <w:bCs/>
+          <w:sz w:val="24"/>
+          <w:szCs w:val="24"/>
+          <w:lang w:eastAsia="pt-BR"/>
+        </w:rPr>
+        <w:t>Henrique Gomes de Matos</w:t>
+      </w:r>
+      <w:r>
+        <w:rPr>
+          <w:rFonts w:ascii="Arial" w:hAnsi="Arial"/>
+          <w:sz w:val="24"/>
+        </w:rPr>
+        <w:br/>
+      </w:r>
+      <w:r>
+        <w:rPr>
+          <w:rFonts w:ascii="Arial" w:eastAsia="Arial" w:hAnsi="Arial"/>
+          <w:b/>
+          <w:bCs/>
+          <w:sz w:val="24"/>
+          <w:szCs w:val="24"/>
+          <w:lang w:eastAsia="pt-BR"/>
+        </w:rPr>
+        <w:t>Pedro Akira Santos Matoba</w:t>
+      </w:r>
+    </w:p>
+    <w:p>
+      <w:pPr>
+        <w:spacing w:after="0" w:line="240" w:lineRule="auto"/>
+        <w:jc w:val="center"/>
+        <w:rPr>
+          <w:rFonts w:ascii="Arial" w:eastAsia="Arial" w:hAnsi="Arial"/>
+          <w:b/>
+          <w:bCs/>
+          <w:sz w:val="24"/>
+          <w:szCs w:val="24"/>
+          <w:lang w:eastAsia="pt-BR"/>
+        </w:rPr>
+      </w:pPr>
+      <w:r>
+        <w:rPr>
+          <w:rFonts w:ascii="Arial" w:eastAsia="Arial" w:hAnsi="Arial"/>
+          <w:b/>
+          <w:bCs/>
+          <w:sz w:val="24"/>
+          <w:szCs w:val="24"/>
+          <w:lang w:eastAsia="pt-BR"/>
+        </w:rPr>
+        <w:t>Weslley Soares de Souza</w:t>
+      </w:r>
+    </w:p>
+    <w:p>
+      <w:pPr>
+        <w:spacing w:after="0" w:line="240" w:lineRule="auto"/>
+        <w:jc w:val="center"/>
+        <w:rPr>
+          <w:rFonts w:ascii="Arial" w:eastAsia="Arial" w:hAnsi="Arial"/>
+          <w:b/>
+          <w:sz w:val="24"/>
+          <w:szCs w:val="24"/>
+          <w:lang w:eastAsia="pt-BR"/>
+        </w:rPr>
+      </w:pPr>
+    </w:p>
+    <w:p>
+      <w:pPr>
+        <w:jc w:val="center"/>
+        <w:rPr>
+          <w:rFonts w:ascii="Arial" w:eastAsia="Arial" w:hAnsi="Arial"/>
+          <w:sz w:val="24"/>
+          <w:szCs w:val="24"/>
+        </w:rPr>
+      </w:pPr>
+      <w:r>
+        <w:rPr>
+          <w:rFonts w:ascii="Arial" w:hAnsi="Arial"/>
+          <w:b/>
           <w:sz w:val="28"/>
-          <w:szCs w:val="28"/>
+        </w:rPr>
+        <w:t>SISTEMA DE GERENCIAMENTO DE ESPAÇOS DE EVENTOS</w:t>
+      </w:r>
+      <w:r>
+        <w:rPr>
+          <w:rFonts w:ascii="Arial" w:hAnsi="Arial"/>
+          <w:b/>
+          <w:sz w:val="28"/>
+        </w:rPr>
+        <w:br/>
+        <w:t>PARA ORGANIZAÇÕES</w:t>
+      </w:r>
+    </w:p>
+    <w:p>
+      <w:pPr>
+        <w:rPr>
+          <w:rFonts w:ascii="Arial" w:hAnsi="Arial"/>
+        </w:rPr>
+      </w:pPr>
+    </w:p>
+    <w:p>
+      <w:pPr>
+        <w:pStyle w:val="Rodap"/>
+        <w:spacing w:after="0" w:line="240" w:lineRule="auto"/>
+        <w:jc w:val="center"/>
+        <w:rPr>
+          <w:rFonts w:ascii="Arial" w:hAnsi="Arial"/>
+          <w:b/>
+          <w:sz w:val="24"/>
+          <w:szCs w:val="24"/>
+        </w:rPr>
+      </w:pPr>
+      <w:r>
+        <w:rPr>
+          <w:rFonts w:ascii="Arial" w:hAnsi="Arial"/>
+          <w:b/>
+          <w:sz w:val="24"/>
+          <w:szCs w:val="24"/>
+        </w:rPr>
+        <w:t>São Paulo</w:t>
+      </w:r>
+    </w:p>
+    <w:p>
+      <w:pPr>
+        <w:pStyle w:val="Rodap"/>
+        <w:spacing w:after="0" w:line="240" w:lineRule="auto"/>
+        <w:jc w:val="center"/>
+      </w:pPr>
+      <w:r>
+        <w:rPr>
+          <w:rFonts w:ascii="Arial" w:hAnsi="Arial"/>
+          <w:b/>
+          <w:bCs/>
+          <w:sz w:val="24"/>
+          <w:szCs w:val="24"/>
+        </w:rPr>
+        <w:t>202</w:t>
+      </w:r>
+      <w:r>
+        <w:rPr>
+          <w:rFonts w:ascii="Arial" w:hAnsi="Arial"/>
+          <w:b/>
+          <w:bCs/>
+          <w:sz w:val="24"/>
+          <w:szCs w:val="24"/>
+        </w:rPr>
+        <w:t>6</w:t>
+      </w:r>
+      <w:r>
+        <w:rPr>
+          <w:rFonts w:ascii="Arial" w:hAnsi="Arial"/>
+          <w:sz w:val="24"/>
+        </w:rPr>
+        <w:br w:type="page"/>
+      </w:r>
+    </w:p>
+    <w:p>
+      <w:pPr>
+        <w:spacing w:after="0" w:line="240" w:lineRule="auto"/>
+        <w:jc w:val="center"/>
+        <w:rPr>
+          <w:rFonts w:ascii="Arial" w:eastAsia="Arial" w:hAnsi="Arial"/>
+          <w:b/>
+          <w:bCs/>
+          <w:sz w:val="24"/>
+          <w:szCs w:val="24"/>
           <w:lang w:eastAsia="pt-BR"/>
         </w:rPr>
-      </w:pPr>
+        <w:pageBreakBefore/>
+      </w:pPr>
+      <w:r>
+        <w:rPr>
+          <w:rFonts w:ascii="Arial" w:eastAsia="Arial" w:hAnsi="Arial"/>
+          <w:b/>
+          <w:bCs/>
+          <w:sz w:val="24"/>
+          <w:szCs w:val="24"/>
+          <w:lang w:eastAsia="pt-BR"/>
+        </w:rPr>
+        <w:lastRenderedPageBreak/>
+        <w:t>CENTRO UNIVERSITÁRIO SENAC</w:t>
+      </w:r>
+    </w:p>
+    <w:p>
+      <w:pPr>
+        <w:spacing w:after="0" w:line="240" w:lineRule="auto"/>
+        <w:jc w:val="center"/>
+        <w:rPr>
+          <w:rFonts w:ascii="Arial" w:eastAsia="Arial" w:hAnsi="Arial"/>
+          <w:b/>
+          <w:sz w:val="24"/>
+          <w:szCs w:val="24"/>
+          <w:lang w:eastAsia="pt-BR"/>
+        </w:rPr>
+      </w:pPr>
+      <w:r>
+        <w:rPr>
+          <w:rFonts w:ascii="Arial" w:eastAsia="Arial" w:hAnsi="Arial"/>
+          <w:b/>
+          <w:sz w:val="24"/>
+          <w:szCs w:val="24"/>
+          <w:lang w:eastAsia="pt-BR"/>
+        </w:rPr>
+        <w:t>BACHARELADO EM SISTEMAS DE INFORMAÇÃO</w:t>
+      </w:r>
     </w:p>
     <w:p>
       <w:pPr>
@@ -96,11 +304,66 @@
         <w:rPr>
           <w:rFonts w:ascii="Arial" w:eastAsia="Arial" w:hAnsi="Arial"/>
           <w:b/>
-          <w:sz w:val="40"/>
-          <w:szCs w:val="40"/>
+          <w:bCs/>
+          <w:sz w:val="24"/>
+          <w:szCs w:val="24"/>
           <w:lang w:eastAsia="pt-BR"/>
         </w:rPr>
       </w:pPr>
+      <w:r>
+        <w:rPr>
+          <w:rFonts w:ascii="Arial" w:eastAsia="Arial" w:hAnsi="Arial"/>
+          <w:b/>
+          <w:bCs/>
+          <w:sz w:val="24"/>
+          <w:szCs w:val="24"/>
+          <w:lang w:eastAsia="pt-BR"/>
+        </w:rPr>
+        <w:t>Henrique Gomes de Matos</w:t>
+      </w:r>
+      <w:r>
+        <w:rPr>
+          <w:rFonts w:ascii="Arial" w:hAnsi="Arial"/>
+          <w:sz w:val="24"/>
+        </w:rPr>
+        <w:br/>
+      </w:r>
+      <w:r>
+        <w:rPr>
+          <w:rFonts w:ascii="Arial" w:eastAsia="Arial" w:hAnsi="Arial"/>
+          <w:b/>
+          <w:bCs/>
+          <w:sz w:val="24"/>
+          <w:szCs w:val="24"/>
+          <w:lang w:eastAsia="pt-BR"/>
+        </w:rPr>
+        <w:t>Pedro Akira Santos Matoba</w:t>
+      </w:r>
+    </w:p>
+    <w:p>
+      <w:pPr>
+        <w:spacing w:after="0" w:line="240" w:lineRule="auto"/>
+        <w:jc w:val="center"/>
+        <w:rPr>
+          <w:rFonts w:ascii="Arial" w:eastAsia="Arial" w:hAnsi="Arial"/>
+          <w:b/>
+          <w:bCs/>
+          <w:sz w:val="24"/>
+          <w:szCs w:val="24"/>
+          <w:lang w:eastAsia="pt-BR"/>
+        </w:rPr>
+      </w:pPr>
+      <w:r>
+        <w:rPr>
+          <w:rFonts w:ascii="Arial" w:eastAsia="Arial" w:hAnsi="Arial"/>
+          <w:b/>
+          <w:bCs/>
+          <w:sz w:val="24"/>
+          <w:szCs w:val="24"/>
+          <w:lang w:eastAsia="pt-BR"/>
+        </w:rPr>
+        <w:t>Weslley Soares de Souza</w:t>
+      </w:r>
     </w:p>
     <w:p>
       <w:pPr>
@@ -117,198 +380,26 @@
     </w:p>
     <w:p>
       <w:pPr>
-        <w:spacing w:after="0" w:line="240" w:lineRule="auto"/>
         <w:jc w:val="center"/>
         <w:rPr>
           <w:rFonts w:ascii="Arial" w:eastAsia="Arial" w:hAnsi="Arial"/>
+          <w:sz w:val="24"/>
+          <w:szCs w:val="24"/>
+        </w:rPr>
+      </w:pPr>
+      <w:r>
+        <w:rPr>
+          <w:rFonts w:ascii="Arial" w:hAnsi="Arial"/>
           <w:b/>
           <w:sz w:val="28"/>
-          <w:szCs w:val="28"/>
-          <w:lang w:eastAsia="pt-BR"/>
-        </w:rPr>
-      </w:pPr>
-    </w:p>
-    <w:p>
-      <w:pPr>
-        <w:spacing w:after="0" w:line="240" w:lineRule="auto"/>
-        <w:jc w:val="center"/>
-        <w:rPr>
-          <w:rFonts w:ascii="Arial" w:eastAsia="Arial" w:hAnsi="Arial"/>
+        </w:rPr>
+        <w:t>SISTEMA DE GERENCIAMENTO DE ESPAÇOS DE EVENTOS</w:t>
+      </w:r>
+      <w:r>
+        <w:rPr>
+          <w:rFonts w:ascii="Arial" w:hAnsi="Arial"/>
           <w:b/>
           <w:sz w:val="28"/>
-          <w:szCs w:val="28"/>
-          <w:lang w:eastAsia="pt-BR"/>
-        </w:rPr>
-      </w:pPr>
-    </w:p>
-    <w:p>
-      <w:pPr>
-        <w:spacing w:after="0" w:line="240" w:lineRule="auto"/>
-        <w:jc w:val="center"/>
-        <w:rPr>
-          <w:rFonts w:ascii="Arial" w:eastAsia="Arial" w:hAnsi="Arial"/>
-          <w:b/>
-          <w:sz w:val="28"/>
-          <w:szCs w:val="28"/>
-          <w:lang w:eastAsia="pt-BR"/>
-        </w:rPr>
-      </w:pPr>
-    </w:p>
-    <w:p>
-      <w:pPr>
-        <w:spacing w:after="0" w:line="240" w:lineRule="auto"/>
-        <w:jc w:val="center"/>
-        <w:rPr>
-          <w:rFonts w:ascii="Arial" w:eastAsia="Arial" w:hAnsi="Arial"/>
-          <w:b/>
-          <w:sz w:val="28"/>
-          <w:szCs w:val="28"/>
-          <w:lang w:eastAsia="pt-BR"/>
-        </w:rPr>
-      </w:pPr>
-    </w:p>
-    <w:p>
-      <w:pPr>
-        <w:spacing w:after="0" w:line="240" w:lineRule="auto"/>
-        <w:jc w:val="center"/>
-        <w:rPr>
-          <w:rFonts w:ascii="Arial" w:eastAsia="Arial" w:hAnsi="Arial"/>
-          <w:b/>
-          <w:bCs/>
-          <w:sz w:val="24"/>
-          <w:szCs w:val="24"/>
-          <w:lang w:eastAsia="pt-BR"/>
-        </w:rPr>
-      </w:pPr>
-      <w:r>
-        <w:rPr>
-          <w:rFonts w:ascii="Arial" w:eastAsia="Arial" w:hAnsi="Arial"/>
-          <w:b/>
-          <w:bCs/>
-          <w:sz w:val="24"/>
-          <w:szCs w:val="24"/>
-          <w:lang w:eastAsia="pt-BR"/>
-        </w:rPr>
-        <w:t>Henrique Gomes de Matos</w:t>
-      </w:r>
-      <w:r>
-        <w:rPr>
-          <w:rFonts w:ascii="Arial" w:hAnsi="Arial"/>
-          <w:sz w:val="24"/>
-        </w:rPr>
-        <w:br/>
-      </w:r>
-      <w:r>
-        <w:rPr>
-          <w:rFonts w:ascii="Arial" w:eastAsia="Arial" w:hAnsi="Arial"/>
-          <w:b/>
-          <w:bCs/>
-          <w:sz w:val="24"/>
-          <w:szCs w:val="24"/>
-          <w:lang w:eastAsia="pt-BR"/>
-        </w:rPr>
-        <w:t>Pedro Akira Santos Matoba</w:t>
-      </w:r>
-    </w:p>
-    <w:p>
-      <w:pPr>
-        <w:spacing w:after="0" w:line="240" w:lineRule="auto"/>
-        <w:jc w:val="center"/>
-        <w:rPr>
-          <w:rFonts w:ascii="Arial" w:eastAsia="Arial" w:hAnsi="Arial"/>
-          <w:b/>
-          <w:bCs/>
-          <w:sz w:val="24"/>
-          <w:szCs w:val="24"/>
-          <w:lang w:eastAsia="pt-BR"/>
-        </w:rPr>
-      </w:pPr>
-      <w:r>
-        <w:rPr>
-          <w:rFonts w:ascii="Arial" w:eastAsia="Arial" w:hAnsi="Arial"/>
-          <w:b/>
-          <w:bCs/>
-          <w:sz w:val="24"/>
-          <w:szCs w:val="24"/>
-          <w:lang w:eastAsia="pt-BR"/>
-        </w:rPr>
-        <w:t>Weslley Soares de Souza</w:t>
-      </w:r>
-    </w:p>
-    <w:p>
-      <w:pPr>
-        <w:spacing w:after="0" w:line="240" w:lineRule="auto"/>
-        <w:jc w:val="center"/>
-        <w:rPr>
-          <w:rFonts w:ascii="Arial" w:eastAsia="Arial" w:hAnsi="Arial"/>
-          <w:b/>
-          <w:sz w:val="24"/>
-          <w:szCs w:val="24"/>
-          <w:lang w:eastAsia="pt-BR"/>
-        </w:rPr>
-      </w:pPr>
-    </w:p>
-    <w:p>
-      <w:pPr>
-        <w:spacing w:after="0" w:line="240" w:lineRule="auto"/>
-        <w:jc w:val="center"/>
-        <w:rPr>
-          <w:rFonts w:ascii="Arial" w:eastAsia="Arial" w:hAnsi="Arial"/>
-          <w:b/>
-          <w:sz w:val="24"/>
-          <w:szCs w:val="24"/>
-          <w:lang w:eastAsia="pt-BR"/>
-        </w:rPr>
-      </w:pPr>
-    </w:p>
-    <w:p>
-      <w:pPr>
-        <w:spacing w:after="0" w:line="240" w:lineRule="auto"/>
-        <w:jc w:val="center"/>
-        <w:rPr>
-          <w:rFonts w:ascii="Arial" w:eastAsia="Arial" w:hAnsi="Arial"/>
-          <w:b/>
-          <w:sz w:val="24"/>
-          <w:szCs w:val="24"/>
-          <w:lang w:eastAsia="pt-BR"/>
-        </w:rPr>
-      </w:pPr>
-    </w:p>
-    <w:p>
-      <w:pPr>
-        <w:spacing w:after="0" w:line="240" w:lineRule="auto"/>
-        <w:jc w:val="center"/>
-        <w:rPr>
-          <w:rFonts w:ascii="Arial" w:eastAsia="Arial" w:hAnsi="Arial"/>
-          <w:b/>
-          <w:sz w:val="24"/>
-          <w:szCs w:val="24"/>
-          <w:lang w:eastAsia="pt-BR"/>
-        </w:rPr>
-      </w:pPr>
-    </w:p>
-    <w:p>
-      <w:pPr>
-        <w:jc w:val="center"/>
-        <w:rPr>
-          <w:rFonts w:ascii="Arial" w:eastAsia="Arial" w:hAnsi="Arial"/>
-          <w:sz w:val="24"/>
-          <w:szCs w:val="24"/>
-        </w:rPr>
-      </w:pPr>
-      <w:r>
-        <w:rPr>
-          <w:rFonts w:ascii="Arial" w:hAnsi="Arial"/>
-          <w:b/>
-          <w:sz w:val="28"/>
-        </w:rPr>
-        <w:t>SISTEMA DE GERENCIAMENTO DE ESPAÇOS DE EVENTOS</w:t>
-      </w:r>
-      <w:r>
-        <w:rPr>
-          <w:rFonts w:ascii="Arial" w:hAnsi="Arial"/>
-          <w:b/>
-          <w:sz w:val="28"/>
         </w:rPr>
         <w:br/>
         <w:t>PARA ORGANIZAÇÕES</w:t>
@@ -324,731 +415,46 @@
     <w:p>
       <w:pPr>
         <w:spacing w:after="0" w:line="240" w:lineRule="auto"/>
-        <w:ind w:left="3240"/>
+        <w:ind w:left="4536"/>
         <w:jc w:val="both"/>
         <w:rPr>
           <w:rFonts w:ascii="Arial" w:eastAsia="Arial" w:hAnsi="Arial"/>
-          <w:b/>
           <w:sz w:val="24"/>
           <w:szCs w:val="24"/>
           <w:lang w:eastAsia="pt-BR"/>
         </w:rPr>
       </w:pPr>
+      <w:r>
+        <w:rPr>
+          <w:rFonts w:ascii="Arial" w:eastAsia="Arial" w:hAnsi="Arial"/>
+          <w:sz w:val="24"/>
+          <w:szCs w:val="24"/>
+          <w:lang w:eastAsia="pt-BR"/>
+        </w:rPr>
+        <w:t>Trabalho de Conclusão de curso apresentado ao Centro Universitário Senac – Santo Amaro como exigência parcial para obtenção do grau de Bacharel em Sistemas da Informação.</w:t>
+      </w:r>
     </w:p>
     <w:p>
       <w:pPr>
         <w:spacing w:after="0" w:line="240" w:lineRule="auto"/>
-        <w:ind w:left="3686"/>
-        <w:jc w:val="both"/>
-        <w:rPr>
-          <w:rFonts w:ascii="Arial" w:eastAsia="Arial" w:hAnsi="Arial"/>
-          <w:sz w:val="24"/>
-          <w:szCs w:val="24"/>
-          <w:lang w:eastAsia="pt-BR"/>
+        <w:rPr>
+          <w:rFonts w:ascii="Arial" w:hAnsi="Arial"/>
         </w:rPr>
       </w:pPr>
     </w:p>
     <w:p>
       <w:pPr>
         <w:spacing w:after="0" w:line="240" w:lineRule="auto"/>
-        <w:ind w:left="3686"/>
-        <w:jc w:val="both"/>
-        <w:rPr>
-          <w:rFonts w:ascii="Arial" w:eastAsia="Arial" w:hAnsi="Arial"/>
-          <w:sz w:val="24"/>
-          <w:szCs w:val="24"/>
-          <w:lang w:eastAsia="pt-BR"/>
+        <w:rPr>
+          <w:rFonts w:ascii="Arial" w:hAnsi="Arial"/>
         </w:rPr>
       </w:pPr>
     </w:p>
     <w:p>
       <w:pPr>
         <w:spacing w:after="0" w:line="240" w:lineRule="auto"/>
-        <w:ind w:left="3686"/>
-        <w:jc w:val="both"/>
-        <w:rPr>
-          <w:rFonts w:ascii="Arial" w:eastAsia="Arial" w:hAnsi="Arial"/>
-          <w:sz w:val="24"/>
-          <w:szCs w:val="24"/>
-          <w:lang w:eastAsia="pt-BR"/>
-        </w:rPr>
-      </w:pPr>
-    </w:p>
-    <w:p>
-      <w:pPr>
-        <w:spacing w:after="0" w:line="240" w:lineRule="auto"/>
-        <w:ind w:left="3686"/>
-        <w:jc w:val="both"/>
-        <w:rPr>
-          <w:rFonts w:ascii="Arial" w:eastAsia="Arial" w:hAnsi="Arial"/>
-          <w:sz w:val="24"/>
-          <w:szCs w:val="24"/>
-          <w:lang w:eastAsia="pt-BR"/>
-        </w:rPr>
-      </w:pPr>
-    </w:p>
-    <w:p>
-      <w:pPr>
-        <w:spacing w:after="0" w:line="240" w:lineRule="auto"/>
-        <w:ind w:left="3686"/>
-        <w:jc w:val="both"/>
-        <w:rPr>
-          <w:rFonts w:ascii="Arial" w:eastAsia="Arial" w:hAnsi="Arial"/>
-          <w:sz w:val="24"/>
-          <w:szCs w:val="24"/>
-          <w:lang w:eastAsia="pt-BR"/>
-        </w:rPr>
-      </w:pPr>
-    </w:p>
-    <w:p>
-      <w:pPr>
-        <w:spacing w:after="0" w:line="240" w:lineRule="auto"/>
-        <w:ind w:left="3686"/>
-        <w:jc w:val="both"/>
-        <w:rPr>
-          <w:rFonts w:ascii="Arial" w:eastAsia="Arial" w:hAnsi="Arial"/>
-          <w:sz w:val="24"/>
-          <w:szCs w:val="24"/>
-          <w:lang w:eastAsia="pt-BR"/>
-        </w:rPr>
-      </w:pPr>
-    </w:p>
-    <w:p>
-      <w:pPr>
-        <w:spacing w:after="0" w:line="240" w:lineRule="auto"/>
-        <w:ind w:left="3686"/>
-        <w:jc w:val="both"/>
-        <w:rPr>
-          <w:rFonts w:ascii="Arial" w:eastAsia="Arial" w:hAnsi="Arial"/>
-          <w:sz w:val="24"/>
-          <w:szCs w:val="24"/>
-          <w:lang w:eastAsia="pt-BR"/>
-        </w:rPr>
-      </w:pPr>
-    </w:p>
-    <w:p>
-      <w:pPr>
-        <w:spacing w:after="0" w:line="240" w:lineRule="auto"/>
-        <w:ind w:left="3686"/>
-        <w:jc w:val="both"/>
-        <w:rPr>
-          <w:rFonts w:ascii="Arial" w:eastAsia="Arial" w:hAnsi="Arial"/>
-          <w:sz w:val="24"/>
-          <w:szCs w:val="24"/>
-          <w:lang w:eastAsia="pt-BR"/>
-        </w:rPr>
-      </w:pPr>
-    </w:p>
-    <w:p>
-      <w:pPr>
-        <w:spacing w:after="0" w:line="240" w:lineRule="auto"/>
-        <w:ind w:left="3686"/>
-        <w:jc w:val="both"/>
-        <w:rPr>
-          <w:rFonts w:ascii="Arial" w:eastAsia="Arial" w:hAnsi="Arial"/>
-          <w:sz w:val="24"/>
-          <w:szCs w:val="24"/>
-          <w:lang w:eastAsia="pt-BR"/>
-        </w:rPr>
-      </w:pPr>
-    </w:p>
-    <w:p>
-      <w:pPr>
-        <w:spacing w:after="0" w:line="240" w:lineRule="auto"/>
-        <w:ind w:left="3686"/>
-        <w:jc w:val="both"/>
-        <w:rPr>
-          <w:rFonts w:ascii="Arial" w:eastAsia="Arial" w:hAnsi="Arial"/>
-          <w:sz w:val="24"/>
-          <w:szCs w:val="24"/>
-          <w:lang w:eastAsia="pt-BR"/>
-        </w:rPr>
-      </w:pPr>
-    </w:p>
-    <w:p>
-      <w:pPr>
-        <w:spacing w:after="0" w:line="240" w:lineRule="auto"/>
-        <w:ind w:left="3686"/>
-        <w:jc w:val="both"/>
-        <w:rPr>
-          <w:rFonts w:ascii="Arial" w:eastAsia="Arial" w:hAnsi="Arial"/>
-          <w:sz w:val="24"/>
-          <w:szCs w:val="24"/>
-          <w:lang w:eastAsia="pt-BR"/>
-        </w:rPr>
-      </w:pPr>
-    </w:p>
-    <w:p>
-      <w:pPr>
-        <w:spacing w:after="0" w:line="240" w:lineRule="auto"/>
-        <w:ind w:left="3686"/>
-        <w:jc w:val="both"/>
-        <w:rPr>
-          <w:rFonts w:ascii="Arial" w:eastAsia="Arial" w:hAnsi="Arial"/>
-          <w:sz w:val="24"/>
-          <w:szCs w:val="24"/>
-          <w:lang w:eastAsia="pt-BR"/>
-        </w:rPr>
-      </w:pPr>
-    </w:p>
-    <w:p>
-      <w:pPr>
-        <w:spacing w:after="0" w:line="240" w:lineRule="auto"/>
-        <w:ind w:left="3686"/>
-        <w:jc w:val="both"/>
-        <w:rPr>
-          <w:rFonts w:ascii="Arial" w:eastAsia="Arial" w:hAnsi="Arial"/>
-          <w:sz w:val="24"/>
-          <w:szCs w:val="24"/>
-          <w:lang w:eastAsia="pt-BR"/>
-        </w:rPr>
-      </w:pPr>
-    </w:p>
-    <w:p>
-      <w:pPr>
-        <w:spacing w:after="0" w:line="240" w:lineRule="auto"/>
-        <w:ind w:left="3686"/>
-        <w:jc w:val="both"/>
-        <w:rPr>
-          <w:rFonts w:ascii="Arial" w:eastAsia="Arial" w:hAnsi="Arial"/>
-          <w:sz w:val="24"/>
-          <w:szCs w:val="24"/>
-          <w:lang w:eastAsia="pt-BR"/>
-        </w:rPr>
-      </w:pPr>
-    </w:p>
-    <w:p>
-      <w:pPr>
-        <w:spacing w:after="0" w:line="240" w:lineRule="auto"/>
-        <w:ind w:left="3686"/>
-        <w:jc w:val="both"/>
-        <w:rPr>
-          <w:rFonts w:ascii="Arial" w:eastAsia="Arial" w:hAnsi="Arial"/>
-          <w:sz w:val="24"/>
-          <w:szCs w:val="24"/>
-          <w:lang w:eastAsia="pt-BR"/>
-        </w:rPr>
-      </w:pPr>
-    </w:p>
-    <w:p>
-      <w:pPr>
-        <w:spacing w:after="0" w:line="240" w:lineRule="auto"/>
-        <w:ind w:left="3686"/>
-        <w:jc w:val="both"/>
-        <w:rPr>
-          <w:rFonts w:ascii="Arial" w:eastAsia="Arial" w:hAnsi="Arial"/>
-          <w:sz w:val="24"/>
-          <w:szCs w:val="24"/>
-          <w:lang w:eastAsia="pt-BR"/>
-        </w:rPr>
-      </w:pPr>
-    </w:p>
-    <w:p>
-      <w:pPr>
-        <w:spacing w:after="0" w:line="240" w:lineRule="auto"/>
-        <w:ind w:left="3686"/>
-        <w:jc w:val="both"/>
-        <w:rPr>
-          <w:rFonts w:ascii="Arial" w:eastAsia="Arial" w:hAnsi="Arial"/>
-          <w:sz w:val="24"/>
-          <w:szCs w:val="24"/>
-          <w:lang w:eastAsia="pt-BR"/>
-        </w:rPr>
-      </w:pPr>
-    </w:p>
-    <w:p>
-      <w:pPr>
-        <w:spacing w:after="0" w:line="240" w:lineRule="auto"/>
-        <w:ind w:left="3686"/>
-        <w:jc w:val="both"/>
-        <w:rPr>
-          <w:rFonts w:ascii="Arial" w:eastAsia="Arial" w:hAnsi="Arial"/>
-          <w:sz w:val="24"/>
-          <w:szCs w:val="24"/>
-          <w:lang w:eastAsia="pt-BR"/>
-        </w:rPr>
-      </w:pPr>
-    </w:p>
-    <w:p>
-      <w:pPr>
-        <w:spacing w:after="0" w:line="240" w:lineRule="auto"/>
-        <w:ind w:left="3686"/>
-        <w:jc w:val="both"/>
-        <w:rPr>
-          <w:rFonts w:ascii="Arial" w:eastAsia="Arial" w:hAnsi="Arial"/>
-          <w:sz w:val="24"/>
-          <w:szCs w:val="24"/>
-          <w:lang w:eastAsia="pt-BR"/>
-        </w:rPr>
-      </w:pPr>
-    </w:p>
-    <w:p>
-      <w:pPr>
-        <w:spacing w:after="0" w:line="240" w:lineRule="auto"/>
-        <w:ind w:left="3686"/>
-        <w:jc w:val="both"/>
-        <w:rPr>
-          <w:rFonts w:ascii="Arial" w:eastAsia="Arial" w:hAnsi="Arial"/>
-          <w:sz w:val="24"/>
-          <w:szCs w:val="24"/>
-          <w:lang w:eastAsia="pt-BR"/>
-        </w:rPr>
-      </w:pPr>
-    </w:p>
-    <w:p>
-      <w:pPr>
-        <w:pStyle w:val="Rodap"/>
-        <w:spacing w:after="0" w:line="240" w:lineRule="auto"/>
-        <w:jc w:val="center"/>
-        <w:rPr>
-          <w:rFonts w:ascii="Arial" w:hAnsi="Arial"/>
-          <w:b/>
-          <w:sz w:val="24"/>
-          <w:szCs w:val="24"/>
-        </w:rPr>
-      </w:pPr>
-      <w:r>
-        <w:rPr>
-          <w:rFonts w:ascii="Arial" w:hAnsi="Arial"/>
-          <w:b/>
-          <w:sz w:val="24"/>
-          <w:szCs w:val="24"/>
-        </w:rPr>
-        <w:t>São Paulo</w:t>
-      </w:r>
-    </w:p>
-    <w:p>
-      <w:pPr>
-        <w:pStyle w:val="Rodap"/>
-        <w:spacing w:after="0" w:line="240" w:lineRule="auto"/>
-        <w:jc w:val="center"/>
-      </w:pPr>
-      <w:r>
-        <w:rPr>
-          <w:rFonts w:ascii="Arial" w:hAnsi="Arial"/>
-          <w:b/>
-          <w:bCs/>
-          <w:sz w:val="24"/>
-          <w:szCs w:val="24"/>
-        </w:rPr>
-        <w:t>202</w:t>
-      </w:r>
-      <w:r>
-        <w:rPr>
-          <w:rFonts w:ascii="Arial" w:hAnsi="Arial"/>
-          <w:b/>
-          <w:bCs/>
-          <w:sz w:val="24"/>
-          <w:szCs w:val="24"/>
-        </w:rPr>
-        <w:t>6</w:t>
-      </w:r>
-      <w:r>
-        <w:rPr>
-          <w:rFonts w:ascii="Arial" w:hAnsi="Arial"/>
-          <w:sz w:val="24"/>
-        </w:rPr>
-        <w:br w:type="page"/>
-      </w:r>
-    </w:p>
-    <w:p>
-      <w:pPr>
-        <w:spacing w:after="0" w:line="240" w:lineRule="auto"/>
-        <w:jc w:val="center"/>
-        <w:rPr>
-          <w:rFonts w:ascii="Arial" w:eastAsia="Arial" w:hAnsi="Arial"/>
-          <w:b/>
-          <w:bCs/>
-          <w:sz w:val="24"/>
-          <w:szCs w:val="24"/>
-          <w:lang w:eastAsia="pt-BR"/>
-        </w:rPr>
-        <w:pageBreakBefore/>
-      </w:pPr>
-      <w:r>
-        <w:rPr>
-          <w:rFonts w:ascii="Arial" w:eastAsia="Arial" w:hAnsi="Arial"/>
-          <w:b/>
-          <w:bCs/>
-          <w:sz w:val="24"/>
-          <w:szCs w:val="24"/>
-          <w:lang w:eastAsia="pt-BR"/>
-        </w:rPr>
-        <w:lastRenderedPageBreak/>
-        <w:t>CENTRO UNIVERSITÁRIO SENAC</w:t>
-      </w:r>
-    </w:p>
-    <w:p>
-      <w:pPr>
-        <w:spacing w:after="0" w:line="240" w:lineRule="auto"/>
-        <w:jc w:val="center"/>
-        <w:rPr>
-          <w:rFonts w:ascii="Arial" w:eastAsia="Arial" w:hAnsi="Arial"/>
-          <w:b/>
-          <w:sz w:val="24"/>
-          <w:szCs w:val="24"/>
-          <w:lang w:eastAsia="pt-BR"/>
-        </w:rPr>
-      </w:pPr>
-      <w:r>
-        <w:rPr>
-          <w:rFonts w:ascii="Arial" w:eastAsia="Arial" w:hAnsi="Arial"/>
-          <w:b/>
-          <w:sz w:val="24"/>
-          <w:szCs w:val="24"/>
-          <w:lang w:eastAsia="pt-BR"/>
-        </w:rPr>
-        <w:t>BACHARELADO EM SISTEMAS DE INFORMAÇÃO</w:t>
-      </w:r>
-    </w:p>
-    <w:p>
-      <w:pPr>
-        <w:spacing w:after="0" w:line="240" w:lineRule="auto"/>
-        <w:jc w:val="center"/>
-        <w:rPr>
-          <w:rFonts w:ascii="Arial" w:eastAsia="Arial" w:hAnsi="Arial"/>
-          <w:b/>
-          <w:sz w:val="28"/>
-          <w:szCs w:val="28"/>
-          <w:lang w:eastAsia="pt-BR"/>
-        </w:rPr>
-      </w:pPr>
-    </w:p>
-    <w:p>
-      <w:pPr>
-        <w:spacing w:after="0" w:line="240" w:lineRule="auto"/>
-        <w:jc w:val="center"/>
-        <w:rPr>
-          <w:rFonts w:ascii="Arial" w:eastAsia="Arial" w:hAnsi="Arial"/>
-          <w:b/>
-          <w:sz w:val="28"/>
-          <w:szCs w:val="28"/>
-          <w:lang w:eastAsia="pt-BR"/>
-        </w:rPr>
-      </w:pPr>
-    </w:p>
-    <w:p>
-      <w:pPr>
-        <w:spacing w:after="0" w:line="240" w:lineRule="auto"/>
-        <w:jc w:val="center"/>
-        <w:rPr>
-          <w:rFonts w:ascii="Arial" w:eastAsia="Arial" w:hAnsi="Arial"/>
-          <w:b/>
-          <w:sz w:val="28"/>
-          <w:szCs w:val="28"/>
-          <w:lang w:eastAsia="pt-BR"/>
-        </w:rPr>
-      </w:pPr>
-    </w:p>
-    <w:p>
-      <w:pPr>
-        <w:spacing w:after="0" w:line="240" w:lineRule="auto"/>
-        <w:jc w:val="center"/>
-        <w:rPr>
-          <w:rFonts w:ascii="Arial" w:eastAsia="Arial" w:hAnsi="Arial"/>
-          <w:b/>
-          <w:sz w:val="28"/>
-          <w:szCs w:val="28"/>
-          <w:lang w:eastAsia="pt-BR"/>
-        </w:rPr>
-      </w:pPr>
-    </w:p>
-    <w:p>
-      <w:pPr>
-        <w:spacing w:after="0" w:line="240" w:lineRule="auto"/>
-        <w:jc w:val="center"/>
-        <w:rPr>
-          <w:rFonts w:ascii="Arial" w:eastAsia="Arial" w:hAnsi="Arial"/>
-          <w:b/>
-          <w:sz w:val="28"/>
-          <w:szCs w:val="28"/>
-          <w:lang w:eastAsia="pt-BR"/>
-        </w:rPr>
-      </w:pPr>
-    </w:p>
-    <w:p>
-      <w:pPr>
-        <w:spacing w:after="0" w:line="240" w:lineRule="auto"/>
-        <w:jc w:val="center"/>
-        <w:rPr>
-          <w:rFonts w:ascii="Arial" w:eastAsia="Arial" w:hAnsi="Arial"/>
-          <w:b/>
-          <w:sz w:val="28"/>
-          <w:szCs w:val="28"/>
-          <w:lang w:eastAsia="pt-BR"/>
-        </w:rPr>
-      </w:pPr>
-    </w:p>
-    <w:p>
-      <w:pPr>
-        <w:spacing w:after="0" w:line="240" w:lineRule="auto"/>
-        <w:jc w:val="center"/>
-        <w:rPr>
-          <w:rFonts w:ascii="Arial" w:eastAsia="Arial" w:hAnsi="Arial"/>
-          <w:b/>
-          <w:sz w:val="28"/>
-          <w:szCs w:val="28"/>
-          <w:lang w:eastAsia="pt-BR"/>
-        </w:rPr>
-      </w:pPr>
-    </w:p>
-    <w:p>
-      <w:pPr>
-        <w:spacing w:after="0" w:line="240" w:lineRule="auto"/>
-        <w:jc w:val="center"/>
-        <w:rPr>
-          <w:rFonts w:ascii="Arial" w:eastAsia="Arial" w:hAnsi="Arial"/>
-          <w:b/>
-          <w:sz w:val="28"/>
-          <w:szCs w:val="28"/>
-          <w:lang w:eastAsia="pt-BR"/>
-        </w:rPr>
-      </w:pPr>
-    </w:p>
-    <w:p>
-      <w:pPr>
-        <w:spacing w:after="0" w:line="240" w:lineRule="auto"/>
-        <w:jc w:val="center"/>
-        <w:rPr>
-          <w:rFonts w:ascii="Arial" w:eastAsia="Arial" w:hAnsi="Arial"/>
-          <w:b/>
-          <w:sz w:val="28"/>
-          <w:szCs w:val="28"/>
-          <w:lang w:eastAsia="pt-BR"/>
-        </w:rPr>
-      </w:pPr>
-    </w:p>
-    <w:p>
-      <w:pPr>
-        <w:spacing w:after="0" w:line="240" w:lineRule="auto"/>
-        <w:jc w:val="center"/>
-        <w:rPr>
-          <w:rFonts w:ascii="Arial" w:eastAsia="Arial" w:hAnsi="Arial"/>
-          <w:b/>
-          <w:bCs/>
-          <w:sz w:val="24"/>
-          <w:szCs w:val="24"/>
-          <w:lang w:eastAsia="pt-BR"/>
-        </w:rPr>
-      </w:pPr>
-      <w:r>
-        <w:rPr>
-          <w:rFonts w:ascii="Arial" w:eastAsia="Arial" w:hAnsi="Arial"/>
-          <w:b/>
-          <w:bCs/>
-          <w:sz w:val="24"/>
-          <w:szCs w:val="24"/>
-          <w:lang w:eastAsia="pt-BR"/>
-        </w:rPr>
-        <w:t>Henrique Gomes de Matos</w:t>
-      </w:r>
-      <w:r>
-        <w:rPr>
-          <w:rFonts w:ascii="Arial" w:hAnsi="Arial"/>
-          <w:sz w:val="24"/>
-        </w:rPr>
-        <w:br/>
-      </w:r>
-      <w:r>
-        <w:rPr>
-          <w:rFonts w:ascii="Arial" w:eastAsia="Arial" w:hAnsi="Arial"/>
-          <w:b/>
-          <w:bCs/>
-          <w:sz w:val="24"/>
-          <w:szCs w:val="24"/>
-          <w:lang w:eastAsia="pt-BR"/>
-        </w:rPr>
-        <w:t>Pedro Akira Santos Matoba</w:t>
-      </w:r>
-    </w:p>
-    <w:p>
-      <w:pPr>
-        <w:spacing w:after="0" w:line="240" w:lineRule="auto"/>
-        <w:jc w:val="center"/>
-        <w:rPr>
-          <w:rFonts w:ascii="Arial" w:eastAsia="Arial" w:hAnsi="Arial"/>
-          <w:b/>
-          <w:bCs/>
-          <w:sz w:val="24"/>
-          <w:szCs w:val="24"/>
-          <w:lang w:eastAsia="pt-BR"/>
-        </w:rPr>
-      </w:pPr>
-      <w:r>
-        <w:rPr>
-          <w:rFonts w:ascii="Arial" w:eastAsia="Arial" w:hAnsi="Arial"/>
-          <w:b/>
-          <w:bCs/>
-          <w:sz w:val="24"/>
-          <w:szCs w:val="24"/>
-          <w:lang w:eastAsia="pt-BR"/>
-        </w:rPr>
-        <w:t>Weslley Soares de Souza</w:t>
-      </w:r>
-    </w:p>
-    <w:p>
-      <w:pPr>
-        <w:spacing w:after="0" w:line="240" w:lineRule="auto"/>
-        <w:jc w:val="center"/>
-        <w:rPr>
-          <w:rFonts w:ascii="Arial" w:eastAsia="Arial" w:hAnsi="Arial"/>
-          <w:b/>
-          <w:sz w:val="28"/>
-          <w:szCs w:val="28"/>
-          <w:lang w:eastAsia="pt-BR"/>
-        </w:rPr>
-      </w:pPr>
-    </w:p>
-    <w:p>
-      <w:pPr>
-        <w:spacing w:after="0" w:line="240" w:lineRule="auto"/>
-        <w:jc w:val="center"/>
-        <w:rPr>
-          <w:rFonts w:ascii="Arial" w:eastAsia="Arial" w:hAnsi="Arial"/>
-          <w:b/>
-          <w:sz w:val="28"/>
-          <w:szCs w:val="28"/>
-          <w:lang w:eastAsia="pt-BR"/>
-        </w:rPr>
-      </w:pPr>
-    </w:p>
-    <w:p>
-      <w:pPr>
-        <w:spacing w:after="0" w:line="240" w:lineRule="auto"/>
-        <w:jc w:val="center"/>
-        <w:rPr>
-          <w:rFonts w:ascii="Arial" w:eastAsia="Arial" w:hAnsi="Arial"/>
-          <w:b/>
-          <w:sz w:val="28"/>
-          <w:szCs w:val="28"/>
-          <w:lang w:eastAsia="pt-BR"/>
-        </w:rPr>
-      </w:pPr>
-    </w:p>
-    <w:p>
-      <w:pPr>
-        <w:spacing w:after="0" w:line="240" w:lineRule="auto"/>
-        <w:jc w:val="center"/>
-        <w:rPr>
-          <w:rFonts w:ascii="Arial" w:eastAsia="Arial" w:hAnsi="Arial"/>
-          <w:b/>
-          <w:sz w:val="28"/>
-          <w:szCs w:val="28"/>
-          <w:lang w:eastAsia="pt-BR"/>
-        </w:rPr>
-      </w:pPr>
-    </w:p>
-    <w:p>
-      <w:pPr>
-        <w:spacing w:after="0" w:line="240" w:lineRule="auto"/>
-        <w:jc w:val="center"/>
-        <w:rPr>
-          <w:rFonts w:ascii="Arial" w:eastAsia="Arial" w:hAnsi="Arial"/>
-          <w:b/>
-          <w:bCs/>
-          <w:sz w:val="24"/>
-          <w:szCs w:val="24"/>
-          <w:lang w:eastAsia="pt-BR"/>
-        </w:rPr>
-      </w:pPr>
-    </w:p>
-    <w:p>
-      <w:pPr>
-        <w:spacing w:after="0" w:line="240" w:lineRule="auto"/>
-        <w:jc w:val="center"/>
-        <w:rPr>
-          <w:rFonts w:ascii="Arial" w:eastAsia="Arial" w:hAnsi="Arial"/>
-          <w:b/>
-          <w:bCs/>
-          <w:sz w:val="24"/>
-          <w:szCs w:val="24"/>
-          <w:lang w:eastAsia="pt-BR"/>
-        </w:rPr>
-      </w:pPr>
-    </w:p>
-    <w:p>
-      <w:pPr>
-        <w:jc w:val="center"/>
-        <w:rPr>
-          <w:rFonts w:ascii="Arial" w:eastAsia="Arial" w:hAnsi="Arial"/>
-          <w:sz w:val="24"/>
-          <w:szCs w:val="24"/>
-        </w:rPr>
-      </w:pPr>
-      <w:r>
-        <w:rPr>
-          <w:rFonts w:ascii="Arial" w:hAnsi="Arial"/>
-          <w:b/>
-          <w:sz w:val="28"/>
-        </w:rPr>
-        <w:t>SISTEMA DE GERENCIAMENTO DE ESPAÇOS DE EVENTOS</w:t>
-      </w:r>
-      <w:r>
-        <w:rPr>
-          <w:rFonts w:ascii="Arial" w:hAnsi="Arial"/>
-          <w:b/>
-          <w:sz w:val="28"/>
-        </w:rPr>
-        <w:br/>
-        <w:t>PARA ORGANIZAÇÕES</w:t>
-      </w:r>
-    </w:p>
-    <w:p>
-      <w:pPr>
-        <w:rPr>
-          <w:rFonts w:ascii="Arial" w:hAnsi="Arial"/>
-        </w:rPr>
-      </w:pPr>
-    </w:p>
-    <w:p>
-      <w:pPr>
-        <w:spacing w:after="0" w:line="240" w:lineRule="auto"/>
-        <w:ind w:left="3686"/>
-        <w:jc w:val="both"/>
-        <w:rPr>
-          <w:rFonts w:ascii="Arial" w:eastAsia="Arial" w:hAnsi="Arial"/>
-          <w:sz w:val="24"/>
-          <w:szCs w:val="24"/>
-          <w:lang w:eastAsia="pt-BR"/>
-        </w:rPr>
-      </w:pPr>
-    </w:p>
-    <w:p>
-      <w:pPr>
-        <w:spacing w:after="0" w:line="240" w:lineRule="auto"/>
-        <w:ind w:left="3686"/>
-        <w:jc w:val="both"/>
-        <w:rPr>
-          <w:rFonts w:ascii="Arial" w:eastAsia="Arial" w:hAnsi="Arial"/>
-          <w:sz w:val="24"/>
-          <w:szCs w:val="24"/>
-          <w:lang w:eastAsia="pt-BR"/>
-        </w:rPr>
-      </w:pPr>
-    </w:p>
-    <w:p>
-      <w:pPr>
-        <w:spacing w:after="0" w:line="240" w:lineRule="auto"/>
-        <w:ind w:left="3686"/>
-        <w:jc w:val="both"/>
-        <w:rPr>
-          <w:rFonts w:ascii="Arial" w:eastAsia="Arial" w:hAnsi="Arial"/>
-          <w:sz w:val="24"/>
-          <w:szCs w:val="24"/>
-          <w:lang w:eastAsia="pt-BR"/>
-        </w:rPr>
-      </w:pPr>
-    </w:p>
-    <w:p>
-      <w:pPr>
-        <w:spacing w:after="0" w:line="240" w:lineRule="auto"/>
-        <w:ind w:left="3686"/>
-        <w:jc w:val="both"/>
-        <w:rPr>
-          <w:rFonts w:ascii="Arial" w:eastAsia="Arial" w:hAnsi="Arial"/>
-          <w:sz w:val="24"/>
-          <w:szCs w:val="24"/>
-          <w:lang w:eastAsia="pt-BR"/>
+        <w:rPr>
+          <w:rFonts w:ascii="Arial" w:hAnsi="Arial"/>
         </w:rPr>
       </w:pPr>
     </w:p>
@@ -1056,7 +462,6 @@
       <w:pPr>
         <w:spacing w:after="0" w:line="240" w:lineRule="auto"/>
         <w:ind w:left="4536"/>
-        <w:jc w:val="both"/>
         <w:rPr>
           <w:rFonts w:ascii="Arial" w:eastAsia="Arial" w:hAnsi="Arial"/>
           <w:sz w:val="24"/>
@@ -1066,101 +471,29 @@
       </w:pPr>
       <w:r>
         <w:rPr>
+          <w:rFonts w:ascii="Arial" w:hAnsi="Arial"/>
+          <w:sz w:val="24"/>
+          <w:szCs w:val="24"/>
+        </w:rPr>
+        <w:t xml:space="preserve">Orientador: </w:t>
+      </w:r>
+      <w:r>
+        <w:rPr>
           <w:rFonts w:ascii="Arial" w:eastAsia="Arial" w:hAnsi="Arial"/>
           <w:sz w:val="24"/>
           <w:szCs w:val="24"/>
           <w:lang w:eastAsia="pt-BR"/>
         </w:rPr>
-        <w:t>Trabalho de Conclusão de curso apresentado ao Centro Universitário Senac – Santo Amaro como exigência parcial para obtenção do grau de Bacharel em Sistemas da Informação.</w:t>
-      </w:r>
-    </w:p>
-    <w:p>
-      <w:pPr>
-        <w:spacing w:after="0" w:line="240" w:lineRule="auto"/>
-        <w:rPr>
-          <w:rFonts w:ascii="Arial" w:hAnsi="Arial"/>
-        </w:rPr>
-      </w:pPr>
-    </w:p>
-    <w:p>
-      <w:pPr>
-        <w:spacing w:after="0" w:line="240" w:lineRule="auto"/>
-        <w:rPr>
-          <w:rFonts w:ascii="Arial" w:hAnsi="Arial"/>
-        </w:rPr>
-      </w:pPr>
-    </w:p>
-    <w:p>
-      <w:pPr>
-        <w:spacing w:after="0" w:line="240" w:lineRule="auto"/>
-        <w:rPr>
-          <w:rFonts w:ascii="Arial" w:hAnsi="Arial"/>
-        </w:rPr>
-      </w:pPr>
-    </w:p>
-    <w:p>
-      <w:pPr>
-        <w:spacing w:after="0" w:line="240" w:lineRule="auto"/>
-        <w:ind w:left="4536"/>
+        <w:t xml:space="preserve">Prof. Jose Martinele Alves Silva </w:t>
+      </w:r>
+    </w:p>
+    <w:p>
+      <w:pPr>
         <w:rPr>
           <w:rFonts w:ascii="Arial" w:eastAsia="Arial" w:hAnsi="Arial"/>
           <w:sz w:val="24"/>
           <w:szCs w:val="24"/>
           <w:lang w:eastAsia="pt-BR"/>
-        </w:rPr>
-      </w:pPr>
-      <w:r>
-        <w:rPr>
-          <w:rFonts w:ascii="Arial" w:hAnsi="Arial"/>
-          <w:sz w:val="24"/>
-          <w:szCs w:val="24"/>
-        </w:rPr>
-        <w:t xml:space="preserve">Orientador: </w:t>
-      </w:r>
-      <w:r>
-        <w:rPr>
-          <w:rFonts w:ascii="Arial" w:eastAsia="Arial" w:hAnsi="Arial"/>
-          <w:sz w:val="24"/>
-          <w:szCs w:val="24"/>
-          <w:lang w:eastAsia="pt-BR"/>
-        </w:rPr>
-        <w:t xml:space="preserve">Prof. Jose Martinele Alves Silva </w:t>
-      </w:r>
-    </w:p>
-    <w:p>
-      <w:pPr>
-        <w:rPr>
-          <w:rFonts w:ascii="Arial" w:eastAsia="Arial" w:hAnsi="Arial"/>
-          <w:sz w:val="24"/>
-          <w:szCs w:val="24"/>
-          <w:lang w:eastAsia="pt-BR"/>
-        </w:rPr>
-      </w:pPr>
-    </w:p>
-    <w:p>
-      <w:pPr>
-        <w:rPr>
-          <w:rFonts w:ascii="Arial" w:hAnsi="Arial"/>
-        </w:rPr>
-      </w:pPr>
-    </w:p>
-    <w:p>
-      <w:pPr>
-        <w:rPr>
-          <w:rFonts w:ascii="Arial" w:hAnsi="Arial"/>
-        </w:rPr>
-      </w:pPr>
-    </w:p>
-    <w:p>
-      <w:pPr>
-        <w:pStyle w:val="Rodap"/>
-        <w:spacing w:after="0" w:line="240" w:lineRule="auto"/>
-        <w:jc w:val="center"/>
-        <w:rPr>
-          <w:rFonts w:ascii="Arial" w:hAnsi="Arial"/>
-          <w:b/>
-          <w:sz w:val="28"/>
-          <w:szCs w:val="28"/>
         </w:rPr>
       </w:pPr>
     </w:p>
@@ -1845,316 +1178,6 @@
           <w:sz w:val="24"/>
           <w:szCs w:val="24"/>
         </w:rPr>
-      </w:pPr>
-    </w:p>
-    <w:p>
-      <w:pPr>
-        <w:jc w:val="center"/>
-        <w:rPr>
-          <w:rFonts w:ascii="Arial" w:hAnsi="Arial"/>
-          <w:b/>
-          <w:bCs/>
-          <w:sz w:val="24"/>
-          <w:szCs w:val="24"/>
-        </w:rPr>
-      </w:pPr>
-    </w:p>
-    <w:p>
-      <w:pPr>
-        <w:jc w:val="center"/>
-        <w:rPr>
-          <w:rFonts w:ascii="Arial" w:hAnsi="Arial"/>
-          <w:b/>
-          <w:bCs/>
-          <w:sz w:val="24"/>
-          <w:szCs w:val="24"/>
-        </w:rPr>
-      </w:pPr>
-    </w:p>
-    <w:p>
-      <w:pPr>
-        <w:jc w:val="center"/>
-        <w:rPr>
-          <w:rFonts w:ascii="Arial" w:hAnsi="Arial"/>
-          <w:b/>
-          <w:bCs/>
-          <w:sz w:val="24"/>
-          <w:szCs w:val="24"/>
-        </w:rPr>
-      </w:pPr>
-    </w:p>
-    <w:p>
-      <w:pPr>
-        <w:jc w:val="center"/>
-        <w:rPr>
-          <w:rFonts w:ascii="Arial" w:hAnsi="Arial"/>
-          <w:b/>
-          <w:bCs/>
-          <w:sz w:val="24"/>
-          <w:szCs w:val="24"/>
-        </w:rPr>
-      </w:pPr>
-    </w:p>
-    <w:p>
-      <w:pPr>
-        <w:jc w:val="center"/>
-        <w:rPr>
-          <w:rFonts w:ascii="Arial" w:hAnsi="Arial"/>
-          <w:b/>
-          <w:bCs/>
-          <w:sz w:val="24"/>
-          <w:szCs w:val="24"/>
-        </w:rPr>
-      </w:pPr>
-    </w:p>
-    <w:p>
-      <w:pPr>
-        <w:jc w:val="center"/>
-        <w:rPr>
-          <w:rFonts w:ascii="Arial" w:hAnsi="Arial"/>
-          <w:b/>
-          <w:bCs/>
-          <w:sz w:val="24"/>
-          <w:szCs w:val="24"/>
-        </w:rPr>
-      </w:pPr>
-    </w:p>
-    <w:p>
-      <w:pPr>
-        <w:jc w:val="center"/>
-        <w:rPr>
-          <w:rFonts w:ascii="Arial" w:hAnsi="Arial"/>
-          <w:b/>
-          <w:bCs/>
-          <w:sz w:val="24"/>
-          <w:szCs w:val="24"/>
-        </w:rPr>
-      </w:pPr>
-    </w:p>
-    <w:p>
-      <w:pPr>
-        <w:jc w:val="center"/>
-        <w:rPr>
-          <w:rFonts w:ascii="Arial" w:hAnsi="Arial"/>
-          <w:b/>
-          <w:bCs/>
-          <w:sz w:val="24"/>
-          <w:szCs w:val="24"/>
-        </w:rPr>
-      </w:pPr>
-    </w:p>
-    <w:p>
-      <w:pPr>
-        <w:jc w:val="center"/>
-        <w:rPr>
-          <w:rFonts w:ascii="Arial" w:hAnsi="Arial"/>
-          <w:b/>
-          <w:bCs/>
-          <w:sz w:val="24"/>
-          <w:szCs w:val="24"/>
-        </w:rPr>
-      </w:pPr>
-    </w:p>
-    <w:p>
-      <w:pPr>
-        <w:jc w:val="center"/>
-        <w:rPr>
-          <w:rFonts w:ascii="Arial" w:hAnsi="Arial"/>
-          <w:b/>
-          <w:bCs/>
-          <w:sz w:val="24"/>
-          <w:szCs w:val="24"/>
-        </w:rPr>
-      </w:pPr>
-    </w:p>
-    <w:p>
-      <w:pPr>
-        <w:jc w:val="center"/>
-        <w:rPr>
-          <w:rFonts w:ascii="Arial" w:hAnsi="Arial"/>
-          <w:b/>
-          <w:bCs/>
-          <w:sz w:val="24"/>
-          <w:szCs w:val="24"/>
-        </w:rPr>
-      </w:pPr>
-    </w:p>
-    <w:p>
-      <w:pPr>
-        <w:jc w:val="center"/>
-        <w:rPr>
-          <w:rFonts w:ascii="Arial" w:hAnsi="Arial"/>
-          <w:b/>
-          <w:bCs/>
-          <w:sz w:val="24"/>
-          <w:szCs w:val="24"/>
-        </w:rPr>
-      </w:pPr>
-    </w:p>
-    <w:p>
-      <w:pPr>
-        <w:jc w:val="center"/>
-        <w:rPr>
-          <w:rFonts w:ascii="Arial" w:hAnsi="Arial"/>
-          <w:b/>
-          <w:bCs/>
-          <w:sz w:val="24"/>
-          <w:szCs w:val="24"/>
-        </w:rPr>
-      </w:pPr>
-    </w:p>
-    <w:p>
-      <w:pPr>
-        <w:jc w:val="center"/>
-        <w:rPr>
-          <w:rFonts w:ascii="Arial" w:hAnsi="Arial"/>
-          <w:b/>
-          <w:bCs/>
-          <w:sz w:val="24"/>
-          <w:szCs w:val="24"/>
-        </w:rPr>
-      </w:pPr>
-    </w:p>
-    <w:p>
-      <w:pPr>
-        <w:jc w:val="center"/>
-        <w:rPr>
-          <w:rFonts w:ascii="Arial" w:hAnsi="Arial"/>
-          <w:b/>
-          <w:bCs/>
-          <w:sz w:val="24"/>
-          <w:szCs w:val="24"/>
-        </w:rPr>
-      </w:pPr>
-    </w:p>
-    <w:p>
-      <w:pPr>
-        <w:jc w:val="center"/>
-        <w:rPr>
-          <w:rFonts w:ascii="Arial" w:hAnsi="Arial"/>
-          <w:b/>
-          <w:bCs/>
-          <w:sz w:val="24"/>
-          <w:szCs w:val="24"/>
-        </w:rPr>
-      </w:pPr>
-    </w:p>
-    <w:p>
-      <w:pPr>
-        <w:jc w:val="center"/>
-        <w:rPr>
-          <w:rFonts w:ascii="Arial" w:hAnsi="Arial"/>
-          <w:b/>
-          <w:bCs/>
-          <w:sz w:val="24"/>
-          <w:szCs w:val="24"/>
-        </w:rPr>
-      </w:pPr>
-    </w:p>
-    <w:p>
-      <w:pPr>
-        <w:jc w:val="center"/>
-        <w:rPr>
-          <w:rFonts w:ascii="Arial" w:hAnsi="Arial"/>
-          <w:b/>
-          <w:bCs/>
-          <w:sz w:val="24"/>
-          <w:szCs w:val="24"/>
-        </w:rPr>
-      </w:pPr>
-    </w:p>
-    <w:p>
-      <w:pPr>
-        <w:jc w:val="center"/>
-        <w:rPr>
-          <w:rFonts w:ascii="Arial" w:hAnsi="Arial"/>
-          <w:b/>
-          <w:bCs/>
-          <w:sz w:val="24"/>
-          <w:szCs w:val="24"/>
-        </w:rPr>
-      </w:pPr>
-    </w:p>
-    <w:p>
-      <w:pPr>
-        <w:jc w:val="center"/>
-        <w:rPr>
-          <w:rFonts w:ascii="Arial" w:hAnsi="Arial"/>
-          <w:b/>
-          <w:bCs/>
-          <w:sz w:val="24"/>
-          <w:szCs w:val="24"/>
-        </w:rPr>
-      </w:pPr>
-    </w:p>
-    <w:p>
-      <w:pPr>
-        <w:jc w:val="center"/>
-        <w:rPr>
-          <w:rFonts w:ascii="Arial" w:hAnsi="Arial"/>
-          <w:b/>
-          <w:bCs/>
-          <w:sz w:val="24"/>
-          <w:szCs w:val="24"/>
-        </w:rPr>
-      </w:pPr>
-    </w:p>
-    <w:p>
-      <w:pPr>
-        <w:jc w:val="center"/>
-        <w:rPr>
-          <w:rFonts w:ascii="Arial" w:hAnsi="Arial"/>
-          <w:b/>
-          <w:bCs/>
-          <w:sz w:val="24"/>
-          <w:szCs w:val="24"/>
-        </w:rPr>
-      </w:pPr>
-    </w:p>
-    <w:p>
-      <w:pPr>
-        <w:jc w:val="center"/>
-        <w:rPr>
-          <w:rFonts w:ascii="Arial" w:hAnsi="Arial"/>
-          <w:b/>
-          <w:bCs/>
-          <w:sz w:val="24"/>
-          <w:szCs w:val="24"/>
-        </w:rPr>
-      </w:pPr>
-    </w:p>
-    <w:p>
-      <w:pPr>
-        <w:spacing w:after="0" w:line="240" w:lineRule="auto"/>
-        <w:rPr>
-          <w:rFonts w:ascii="Arial" w:hAnsi="Arial"/>
-          <w:b/>
-          <w:bCs/>
-          <w:sz w:val="24"/>
-          <w:szCs w:val="24"/>
-        </w:rPr>
-      </w:pPr>
-      <w:r>
-        <w:rPr>
-          <w:rFonts w:ascii="Arial" w:hAnsi="Arial"/>
-          <w:b/>
-          <w:bCs/>
-          <w:sz w:val="24"/>
-          <w:szCs w:val="24"/>
-        </w:rPr>
-        <w:br w:type="page"/>
-      </w:r>
-    </w:p>
-    <w:p>
-      <w:pPr>
-        <w:jc w:val="center"/>
-        <w:rPr>
-          <w:rFonts w:ascii="Arial" w:hAnsi="Arial"/>
-          <w:b/>
-          <w:bCs/>
-          <w:sz w:val="24"/>
-          <w:szCs w:val="24"/>
-        </w:rPr>
         <w:pageBreakBefore/>
       </w:pPr>
       <w:r>
@@ -2181,304 +1204,6 @@
           <w:szCs w:val="24"/>
         </w:rPr>
       </w:pPr>
-    </w:p>
-    <w:p>
-      <w:pPr>
-        <w:autoSpaceDE w:val="0"/>
-        <w:autoSpaceDN w:val="0"/>
-        <w:adjustRightInd w:val="0"/>
-        <w:spacing w:after="0" w:line="360" w:lineRule="auto"/>
-        <w:jc w:val="both"/>
-        <w:rPr>
-          <w:rFonts w:ascii="Arial" w:hAnsi="Arial"/>
-          <w:sz w:val="24"/>
-          <w:szCs w:val="24"/>
-        </w:rPr>
-      </w:pPr>
-    </w:p>
-    <w:p>
-      <w:pPr>
-        <w:autoSpaceDE w:val="0"/>
-        <w:autoSpaceDN w:val="0"/>
-        <w:adjustRightInd w:val="0"/>
-        <w:spacing w:line="360" w:lineRule="auto"/>
-        <w:jc w:val="both"/>
-        <w:rPr>
-          <w:rFonts w:ascii="Arial" w:hAnsi="Arial"/>
-          <w:sz w:val="24"/>
-          <w:szCs w:val="24"/>
-        </w:rPr>
-      </w:pPr>
-    </w:p>
-    <w:p>
-      <w:pPr>
-        <w:autoSpaceDE w:val="0"/>
-        <w:autoSpaceDN w:val="0"/>
-        <w:adjustRightInd w:val="0"/>
-        <w:spacing w:line="360" w:lineRule="auto"/>
-        <w:jc w:val="both"/>
-        <w:rPr>
-          <w:rFonts w:ascii="Arial" w:hAnsi="Arial"/>
-          <w:sz w:val="24"/>
-          <w:szCs w:val="24"/>
-        </w:rPr>
-      </w:pPr>
-    </w:p>
-    <w:p>
-      <w:pPr>
-        <w:autoSpaceDE w:val="0"/>
-        <w:autoSpaceDN w:val="0"/>
-        <w:adjustRightInd w:val="0"/>
-        <w:spacing w:line="360" w:lineRule="auto"/>
-        <w:jc w:val="both"/>
-        <w:rPr>
-          <w:rFonts w:ascii="Arial" w:hAnsi="Arial"/>
-          <w:sz w:val="24"/>
-          <w:szCs w:val="24"/>
-        </w:rPr>
-      </w:pPr>
-    </w:p>
-    <w:p>
-      <w:pPr>
-        <w:autoSpaceDE w:val="0"/>
-        <w:autoSpaceDN w:val="0"/>
-        <w:adjustRightInd w:val="0"/>
-        <w:spacing w:line="360" w:lineRule="auto"/>
-        <w:jc w:val="both"/>
-        <w:rPr>
-          <w:rFonts w:ascii="Arial" w:hAnsi="Arial"/>
-          <w:sz w:val="24"/>
-          <w:szCs w:val="24"/>
-        </w:rPr>
-      </w:pPr>
-    </w:p>
-    <w:p>
-      <w:pPr>
-        <w:autoSpaceDE w:val="0"/>
-        <w:autoSpaceDN w:val="0"/>
-        <w:adjustRightInd w:val="0"/>
-        <w:spacing w:line="360" w:lineRule="auto"/>
-        <w:jc w:val="both"/>
-        <w:rPr>
-          <w:rFonts w:ascii="Arial" w:hAnsi="Arial"/>
-          <w:sz w:val="24"/>
-          <w:szCs w:val="24"/>
-        </w:rPr>
-      </w:pPr>
-    </w:p>
-    <w:p>
-      <w:pPr>
-        <w:autoSpaceDE w:val="0"/>
-        <w:autoSpaceDN w:val="0"/>
-        <w:adjustRightInd w:val="0"/>
-        <w:spacing w:line="360" w:lineRule="auto"/>
-        <w:jc w:val="both"/>
-        <w:rPr>
-          <w:rFonts w:ascii="Arial" w:hAnsi="Arial"/>
-          <w:sz w:val="24"/>
-          <w:szCs w:val="24"/>
-        </w:rPr>
-      </w:pPr>
-    </w:p>
-    <w:p>
-      <w:pPr>
-        <w:autoSpaceDE w:val="0"/>
-        <w:autoSpaceDN w:val="0"/>
-        <w:adjustRightInd w:val="0"/>
-        <w:spacing w:line="360" w:lineRule="auto"/>
-        <w:jc w:val="both"/>
-        <w:rPr>
-          <w:rFonts w:ascii="Arial" w:hAnsi="Arial"/>
-          <w:sz w:val="24"/>
-          <w:szCs w:val="24"/>
-        </w:rPr>
-      </w:pPr>
-    </w:p>
-    <w:p>
-      <w:pPr>
-        <w:autoSpaceDE w:val="0"/>
-        <w:autoSpaceDN w:val="0"/>
-        <w:adjustRightInd w:val="0"/>
-        <w:spacing w:line="360" w:lineRule="auto"/>
-        <w:jc w:val="both"/>
-        <w:rPr>
-          <w:rFonts w:ascii="Arial" w:hAnsi="Arial"/>
-          <w:sz w:val="24"/>
-          <w:szCs w:val="24"/>
-        </w:rPr>
-      </w:pPr>
-    </w:p>
-    <w:p>
-      <w:pPr>
-        <w:autoSpaceDE w:val="0"/>
-        <w:autoSpaceDN w:val="0"/>
-        <w:adjustRightInd w:val="0"/>
-        <w:spacing w:line="360" w:lineRule="auto"/>
-        <w:jc w:val="both"/>
-        <w:rPr>
-          <w:rFonts w:ascii="Arial" w:hAnsi="Arial"/>
-          <w:sz w:val="24"/>
-          <w:szCs w:val="24"/>
-        </w:rPr>
-      </w:pPr>
-    </w:p>
-    <w:p>
-      <w:pPr>
-        <w:autoSpaceDE w:val="0"/>
-        <w:autoSpaceDN w:val="0"/>
-        <w:adjustRightInd w:val="0"/>
-        <w:spacing w:line="360" w:lineRule="auto"/>
-        <w:jc w:val="both"/>
-        <w:rPr>
-          <w:rFonts w:ascii="Arial" w:hAnsi="Arial"/>
-          <w:sz w:val="24"/>
-          <w:szCs w:val="24"/>
-        </w:rPr>
-      </w:pPr>
-    </w:p>
-    <w:p>
-      <w:pPr>
-        <w:autoSpaceDE w:val="0"/>
-        <w:autoSpaceDN w:val="0"/>
-        <w:adjustRightInd w:val="0"/>
-        <w:spacing w:line="360" w:lineRule="auto"/>
-        <w:jc w:val="both"/>
-        <w:rPr>
-          <w:rFonts w:ascii="Arial" w:hAnsi="Arial"/>
-          <w:sz w:val="24"/>
-          <w:szCs w:val="24"/>
-        </w:rPr>
-      </w:pPr>
-    </w:p>
-    <w:p>
-      <w:pPr>
-        <w:autoSpaceDE w:val="0"/>
-        <w:autoSpaceDN w:val="0"/>
-        <w:adjustRightInd w:val="0"/>
-        <w:spacing w:line="360" w:lineRule="auto"/>
-        <w:jc w:val="both"/>
-        <w:rPr>
-          <w:rFonts w:ascii="Arial" w:hAnsi="Arial"/>
-          <w:sz w:val="24"/>
-          <w:szCs w:val="24"/>
-        </w:rPr>
-      </w:pPr>
-    </w:p>
-    <w:p>
-      <w:pPr>
-        <w:autoSpaceDE w:val="0"/>
-        <w:autoSpaceDN w:val="0"/>
-        <w:adjustRightInd w:val="0"/>
-        <w:spacing w:line="360" w:lineRule="auto"/>
-        <w:jc w:val="both"/>
-        <w:rPr>
-          <w:rFonts w:ascii="Arial" w:hAnsi="Arial"/>
-          <w:sz w:val="24"/>
-          <w:szCs w:val="24"/>
-        </w:rPr>
-      </w:pPr>
-    </w:p>
-    <w:p>
-      <w:pPr>
-        <w:autoSpaceDE w:val="0"/>
-        <w:autoSpaceDN w:val="0"/>
-        <w:adjustRightInd w:val="0"/>
-        <w:spacing w:line="360" w:lineRule="auto"/>
-        <w:jc w:val="both"/>
-        <w:rPr>
-          <w:rFonts w:ascii="Arial" w:hAnsi="Arial"/>
-          <w:sz w:val="24"/>
-          <w:szCs w:val="24"/>
-        </w:rPr>
-      </w:pPr>
-    </w:p>
-    <w:p>
-      <w:pPr>
-        <w:autoSpaceDE w:val="0"/>
-        <w:autoSpaceDN w:val="0"/>
-        <w:adjustRightInd w:val="0"/>
-        <w:spacing w:line="360" w:lineRule="auto"/>
-        <w:jc w:val="both"/>
-        <w:rPr>
-          <w:rFonts w:ascii="Arial" w:hAnsi="Arial"/>
-          <w:sz w:val="24"/>
-          <w:szCs w:val="24"/>
-        </w:rPr>
-      </w:pPr>
-    </w:p>
-    <w:p>
-      <w:pPr>
-        <w:autoSpaceDE w:val="0"/>
-        <w:autoSpaceDN w:val="0"/>
-        <w:adjustRightInd w:val="0"/>
-        <w:spacing w:line="360" w:lineRule="auto"/>
-        <w:jc w:val="both"/>
-        <w:rPr>
-          <w:rFonts w:ascii="Arial" w:hAnsi="Arial"/>
-          <w:sz w:val="24"/>
-          <w:szCs w:val="24"/>
-        </w:rPr>
-      </w:pPr>
-    </w:p>
-    <w:p>
-      <w:pPr>
-        <w:autoSpaceDE w:val="0"/>
-        <w:autoSpaceDN w:val="0"/>
-        <w:adjustRightInd w:val="0"/>
-        <w:spacing w:line="360" w:lineRule="auto"/>
-        <w:jc w:val="both"/>
-        <w:rPr>
-          <w:rFonts w:ascii="Arial" w:hAnsi="Arial"/>
-          <w:sz w:val="24"/>
-          <w:szCs w:val="24"/>
-        </w:rPr>
-      </w:pPr>
-    </w:p>
-    <w:p>
-      <w:pPr>
-        <w:autoSpaceDE w:val="0"/>
-        <w:autoSpaceDN w:val="0"/>
-        <w:adjustRightInd w:val="0"/>
-        <w:spacing w:line="360" w:lineRule="auto"/>
-        <w:jc w:val="both"/>
-        <w:rPr>
-          <w:rFonts w:ascii="Arial" w:hAnsi="Arial"/>
-          <w:sz w:val="24"/>
-          <w:szCs w:val="24"/>
-        </w:rPr>
-      </w:pPr>
-    </w:p>
-    <w:p>
-      <w:pPr>
-        <w:autoSpaceDE w:val="0"/>
-        <w:autoSpaceDN w:val="0"/>
-        <w:adjustRightInd w:val="0"/>
-        <w:spacing w:line="360" w:lineRule="auto"/>
-        <w:jc w:val="both"/>
-        <w:rPr>
-          <w:rFonts w:ascii="Arial" w:hAnsi="Arial"/>
-          <w:sz w:val="24"/>
-          <w:szCs w:val="24"/>
-        </w:rPr>
-      </w:pPr>
-    </w:p>
-    <w:p>
-      <w:pPr>
-        <w:spacing w:after="0" w:line="240" w:lineRule="auto"/>
-        <w:rPr>
-          <w:rFonts w:ascii="Arial" w:hAnsi="Arial"/>
-          <w:sz w:val="24"/>
-          <w:szCs w:val="24"/>
-        </w:rPr>
-      </w:pPr>
-      <w:r>
-        <w:rPr>
-          <w:rFonts w:ascii="Arial" w:hAnsi="Arial"/>
-          <w:sz w:val="24"/>
-          <w:szCs w:val="24"/>
-        </w:rPr>
-        <w:br w:type="page"/>
-      </w:r>
     </w:p>
     <w:p>
       <w:pPr>
@@ -2556,47 +1281,6 @@
         <w:spacing w:after="0" w:line="360" w:lineRule="auto"/>
       </w:pPr>
     </w:p>
-    <w:p>
-      <w:pPr>
-        <w:autoSpaceDE w:val="0"/>
-        <w:autoSpaceDN w:val="0"/>
-        <w:adjustRightInd w:val="0"/>
-        <w:spacing w:after="0" w:line="360" w:lineRule="auto"/>
-        <w:rPr>
-          <w:rFonts w:ascii="Arial" w:hAnsi="Arial"/>
-          <w:sz w:val="24"/>
-          <w:szCs w:val="24"/>
-        </w:rPr>
-      </w:pPr>
-    </w:p>
-    <w:p>
-      <w:bookmarkStart w:id="6" w:name="_Toc282461969"/>
-      <w:bookmarkStart w:id="7" w:name="_Toc282603264"/>
-      <w:bookmarkStart w:id="8" w:name="_Toc282605292"/>
-      <w:bookmarkStart w:id="9" w:name="_Toc160207341"/>
-      <w:bookmarkStart w:id="10" w:name="_Toc164351158"/>
-    </w:p>
-    <w:p/>
-    <w:p/>
-    <w:p/>
-    <w:p/>
-    <w:p/>
-    <w:p/>
-    <w:p/>
-    <w:p/>
-    <w:p/>
-    <w:p/>
-    <w:p/>
-    <w:p/>
-    <w:p/>
-    <w:p/>
-    <w:p/>
-    <w:p/>
-    <w:p/>
-    <w:p/>
-    <w:p/>
-    <w:p/>
-    <w:p/>
     <w:p>
       <w:pPr>
         <w:spacing w:after="0" w:line="240" w:lineRule="auto"/>
@@ -2839,275 +1523,6 @@
         <w:fldChar w:fldCharType="end"/>
       </w:r>
     </w:p>
-    <w:p>
-      <w:pPr>
-        <w:spacing w:after="0" w:line="360" w:lineRule="auto"/>
-        <w:rPr>
-          <w:rFonts w:ascii="Arial" w:hAnsi="Arial"/>
-          <w:sz w:val="24"/>
-          <w:szCs w:val="24"/>
-        </w:rPr>
-      </w:pPr>
-    </w:p>
-    <w:p>
-      <w:pPr>
-        <w:spacing w:after="0" w:line="360" w:lineRule="auto"/>
-        <w:rPr>
-          <w:rFonts w:ascii="Arial" w:hAnsi="Arial"/>
-          <w:sz w:val="24"/>
-          <w:szCs w:val="24"/>
-        </w:rPr>
-      </w:pPr>
-    </w:p>
-    <w:p>
-      <w:pPr>
-        <w:spacing w:after="0" w:line="360" w:lineRule="auto"/>
-        <w:rPr>
-          <w:rFonts w:ascii="Arial" w:hAnsi="Arial"/>
-          <w:sz w:val="24"/>
-          <w:szCs w:val="24"/>
-        </w:rPr>
-      </w:pPr>
-    </w:p>
-    <w:p>
-      <w:pPr>
-        <w:spacing w:after="0" w:line="360" w:lineRule="auto"/>
-        <w:rPr>
-          <w:rFonts w:ascii="Arial" w:hAnsi="Arial"/>
-          <w:sz w:val="24"/>
-          <w:szCs w:val="24"/>
-        </w:rPr>
-      </w:pPr>
-    </w:p>
-    <w:p>
-      <w:pPr>
-        <w:spacing w:after="0" w:line="360" w:lineRule="auto"/>
-        <w:rPr>
-          <w:rFonts w:ascii="Arial" w:hAnsi="Arial"/>
-          <w:sz w:val="24"/>
-          <w:szCs w:val="24"/>
-        </w:rPr>
-      </w:pPr>
-    </w:p>
-    <w:p>
-      <w:pPr>
-        <w:spacing w:after="0" w:line="360" w:lineRule="auto"/>
-        <w:rPr>
-          <w:rFonts w:ascii="Arial" w:hAnsi="Arial"/>
-          <w:sz w:val="24"/>
-          <w:szCs w:val="24"/>
-        </w:rPr>
-      </w:pPr>
-    </w:p>
-    <w:p>
-      <w:pPr>
-        <w:spacing w:after="0" w:line="360" w:lineRule="auto"/>
-        <w:rPr>
-          <w:rFonts w:ascii="Arial" w:hAnsi="Arial"/>
-          <w:sz w:val="24"/>
-          <w:szCs w:val="24"/>
-        </w:rPr>
-      </w:pPr>
-    </w:p>
-    <w:p>
-      <w:pPr>
-        <w:spacing w:after="0" w:line="360" w:lineRule="auto"/>
-        <w:rPr>
-          <w:rFonts w:ascii="Arial" w:hAnsi="Arial"/>
-          <w:sz w:val="24"/>
-          <w:szCs w:val="24"/>
-        </w:rPr>
-      </w:pPr>
-    </w:p>
-    <w:p>
-      <w:pPr>
-        <w:spacing w:after="0" w:line="360" w:lineRule="auto"/>
-        <w:rPr>
-          <w:rFonts w:ascii="Arial" w:hAnsi="Arial"/>
-          <w:sz w:val="24"/>
-          <w:szCs w:val="24"/>
-        </w:rPr>
-      </w:pPr>
-    </w:p>
-    <w:p>
-      <w:pPr>
-        <w:spacing w:after="0" w:line="360" w:lineRule="auto"/>
-        <w:rPr>
-          <w:rFonts w:ascii="Arial" w:hAnsi="Arial"/>
-          <w:sz w:val="24"/>
-          <w:szCs w:val="24"/>
-        </w:rPr>
-      </w:pPr>
-    </w:p>
-    <w:p>
-      <w:pPr>
-        <w:spacing w:after="0" w:line="360" w:lineRule="auto"/>
-        <w:rPr>
-          <w:rFonts w:ascii="Arial" w:hAnsi="Arial"/>
-          <w:sz w:val="24"/>
-          <w:szCs w:val="24"/>
-        </w:rPr>
-      </w:pPr>
-    </w:p>
-    <w:p>
-      <w:pPr>
-        <w:spacing w:after="0" w:line="360" w:lineRule="auto"/>
-        <w:rPr>
-          <w:rFonts w:ascii="Arial" w:hAnsi="Arial"/>
-          <w:sz w:val="24"/>
-          <w:szCs w:val="24"/>
-        </w:rPr>
-      </w:pPr>
-    </w:p>
-    <w:p>
-      <w:pPr>
-        <w:spacing w:after="0" w:line="360" w:lineRule="auto"/>
-        <w:rPr>
-          <w:rFonts w:ascii="Arial" w:hAnsi="Arial"/>
-          <w:sz w:val="24"/>
-          <w:szCs w:val="24"/>
-        </w:rPr>
-      </w:pPr>
-    </w:p>
-    <w:p>
-      <w:pPr>
-        <w:spacing w:after="0" w:line="360" w:lineRule="auto"/>
-        <w:rPr>
-          <w:rFonts w:ascii="Arial" w:hAnsi="Arial"/>
-          <w:sz w:val="24"/>
-          <w:szCs w:val="24"/>
-        </w:rPr>
-      </w:pPr>
-    </w:p>
-    <w:p>
-      <w:pPr>
-        <w:spacing w:after="0" w:line="360" w:lineRule="auto"/>
-        <w:rPr>
-          <w:rFonts w:ascii="Arial" w:hAnsi="Arial"/>
-          <w:sz w:val="24"/>
-          <w:szCs w:val="24"/>
-        </w:rPr>
-      </w:pPr>
-    </w:p>
-    <w:p>
-      <w:pPr>
-        <w:spacing w:after="0" w:line="360" w:lineRule="auto"/>
-        <w:rPr>
-          <w:rFonts w:ascii="Arial" w:hAnsi="Arial"/>
-          <w:sz w:val="24"/>
-          <w:szCs w:val="24"/>
-        </w:rPr>
-      </w:pPr>
-    </w:p>
-    <w:p>
-      <w:pPr>
-        <w:spacing w:after="0" w:line="360" w:lineRule="auto"/>
-        <w:rPr>
-          <w:rFonts w:ascii="Arial" w:hAnsi="Arial"/>
-          <w:sz w:val="24"/>
-          <w:szCs w:val="24"/>
-        </w:rPr>
-      </w:pPr>
-    </w:p>
-    <w:p>
-      <w:pPr>
-        <w:spacing w:after="0" w:line="360" w:lineRule="auto"/>
-        <w:rPr>
-          <w:rFonts w:ascii="Arial" w:hAnsi="Arial"/>
-          <w:sz w:val="24"/>
-          <w:szCs w:val="24"/>
-        </w:rPr>
-      </w:pPr>
-    </w:p>
-    <w:p>
-      <w:pPr>
-        <w:spacing w:after="0" w:line="360" w:lineRule="auto"/>
-        <w:rPr>
-          <w:rFonts w:ascii="Arial" w:hAnsi="Arial"/>
-          <w:sz w:val="24"/>
-          <w:szCs w:val="24"/>
-        </w:rPr>
-      </w:pPr>
-    </w:p>
-    <w:p>
-      <w:pPr>
-        <w:spacing w:after="0" w:line="360" w:lineRule="auto"/>
-        <w:rPr>
-          <w:rFonts w:ascii="Arial" w:hAnsi="Arial"/>
-          <w:sz w:val="24"/>
-          <w:szCs w:val="24"/>
-        </w:rPr>
-      </w:pPr>
-    </w:p>
-    <w:p>
-      <w:pPr>
-        <w:spacing w:after="0" w:line="360" w:lineRule="auto"/>
-        <w:rPr>
-          <w:rFonts w:ascii="Arial" w:hAnsi="Arial"/>
-          <w:sz w:val="24"/>
-          <w:szCs w:val="24"/>
-        </w:rPr>
-      </w:pPr>
-    </w:p>
-    <w:p>
-      <w:pPr>
-        <w:spacing w:after="0" w:line="360" w:lineRule="auto"/>
-        <w:rPr>
-          <w:rFonts w:ascii="Arial" w:hAnsi="Arial"/>
-          <w:sz w:val="24"/>
-          <w:szCs w:val="24"/>
-        </w:rPr>
-      </w:pPr>
-    </w:p>
-    <w:p>
-      <w:pPr>
-        <w:spacing w:after="0" w:line="360" w:lineRule="auto"/>
-        <w:rPr>
-          <w:rFonts w:ascii="Arial" w:hAnsi="Arial"/>
-          <w:sz w:val="24"/>
-          <w:szCs w:val="24"/>
-        </w:rPr>
-      </w:pPr>
-    </w:p>
-    <w:p>
-      <w:pPr>
-        <w:spacing w:after="0" w:line="360" w:lineRule="auto"/>
-        <w:rPr>
-          <w:rFonts w:ascii="Arial" w:hAnsi="Arial"/>
-          <w:sz w:val="24"/>
-          <w:szCs w:val="24"/>
-        </w:rPr>
-      </w:pPr>
-    </w:p>
-    <w:p>
-      <w:pPr>
-        <w:spacing w:after="0" w:line="360" w:lineRule="auto"/>
-        <w:rPr>
-          <w:rFonts w:ascii="Arial" w:hAnsi="Arial"/>
-          <w:sz w:val="24"/>
-          <w:szCs w:val="24"/>
-        </w:rPr>
-      </w:pPr>
-    </w:p>
-    <w:p>
-      <w:pPr>
-        <w:spacing w:after="0" w:line="360" w:lineRule="auto"/>
-        <w:rPr>
-          <w:rFonts w:ascii="Arial" w:hAnsi="Arial"/>
-          <w:sz w:val="24"/>
-          <w:szCs w:val="24"/>
-        </w:rPr>
-      </w:pPr>
-    </w:p>
-    <w:p>
-      <w:pPr>
-        <w:spacing w:after="0" w:line="240" w:lineRule="auto"/>
-      </w:pPr>
-      <w:r>
-        <w:br w:type="page"/>
-      </w:r>
-    </w:p>
-    <w:p/>
     <w:sdt>
       <w:sdtPr>
         <w:rPr>
@@ -6388,7 +4803,6 @@
         </w:p>
       </w:sdtContent>
     </w:sdt>
-    <w:p/>
     <w:p>
       <w:pPr>
         <w:pStyle w:val="Ttulo1"/>
@@ -7317,6 +5731,7 @@
     </w:p>
     <w:p>
       <w:pPr>
+        <w:pStyle w:val="table of figures"/>
         <w:jc w:val="center"/>
         <w:spacing w:line="360" w:lineRule="auto"/>
       </w:pPr>
@@ -7382,6 +5797,21 @@
         <w:t xml:space="preserve">Fonte: Elaborado pelos autores (2026).</w:t>
       </w:r>
     </w:p>
+    <w:p>
+      <w:pPr>
+        <w:jc w:val="center"/>
+        <w:ind w:firstLine="0"/>
+        <w:spacing w:line="360" w:lineRule="auto" w:before="120" w:after="120"/>
+      </w:pPr>
+      <w:r>
+        <w:rPr>
+          <w:rFonts w:ascii="Arial" w:hAnsi="Arial"/>
+          <w:sz w:val="20"/>
+          <w:szCs w:val="20"/>
+        </w:rPr>
+        <w:t>Quadro 1 — Cronograma de Entregas do TCC 1</w:t>
+      </w:r>
+    </w:p>
     <w:tbl>
       <w:tblPr>
         <w:tblW w:w="0" w:type="auto"/>
@@ -7922,6 +6352,20 @@
     </w:tbl>
     <w:p>
       <w:pPr>
+        <w:jc w:val="center"/>
+        <w:ind w:firstLine="0"/>
+      </w:pPr>
+      <w:r>
+        <w:rPr>
+          <w:rFonts w:ascii="Arial" w:hAnsi="Arial"/>
+          <w:sz w:val="20"/>
+          <w:i/>
+        </w:rPr>
+        <w:t>Fonte: Elaborado pelos autores (2026).</w:t>
+      </w:r>
+    </w:p>
+    <w:p>
+      <w:pPr>
         <w:pStyle w:val="Ttulo2"/>
         <w:rPr>
           <w:highlight w:val="green"/>
@@ -10032,51 +8476,6 @@
     </w:p>
     <w:p>
       <w:pPr>
-        <w:autoSpaceDE w:val="0"/>
-        <w:autoSpaceDN w:val="0"/>
-        <w:adjustRightInd w:val="0"/>
-        <w:spacing w:after="0" w:line="360" w:lineRule="auto"/>
-        <w:ind w:firstLine="709"/>
-        <w:jc w:val="both"/>
-        <w:rPr>
-          <w:rFonts w:ascii="Arial" w:hAnsi="Arial"/>
-          <w:sz w:val="24"/>
-          <w:szCs w:val="24"/>
-        </w:rPr>
-      </w:pPr>
-    </w:p>
-    <w:p>
-      <w:pPr>
-        <w:autoSpaceDE w:val="0"/>
-        <w:autoSpaceDN w:val="0"/>
-        <w:adjustRightInd w:val="0"/>
-        <w:spacing w:after="0" w:line="360" w:lineRule="auto"/>
-        <w:ind w:firstLine="709"/>
-        <w:jc w:val="both"/>
-        <w:rPr>
-          <w:rFonts w:ascii="Arial" w:hAnsi="Arial"/>
-          <w:sz w:val="24"/>
-          <w:szCs w:val="24"/>
-        </w:rPr>
-      </w:pPr>
-    </w:p>
-    <w:p>
-      <w:pPr>
-        <w:autoSpaceDE w:val="0"/>
-        <w:autoSpaceDN w:val="0"/>
-        <w:adjustRightInd w:val="0"/>
-        <w:spacing w:after="0" w:line="360" w:lineRule="auto"/>
-        <w:ind w:firstLine="709"/>
-        <w:jc w:val="both"/>
-        <w:rPr>
-          <w:rFonts w:ascii="Arial" w:hAnsi="Arial"/>
-          <w:sz w:val="24"/>
-          <w:szCs w:val="24"/>
-        </w:rPr>
-      </w:pPr>
-    </w:p>
-    <w:p>
-      <w:pPr>
         <w:pStyle w:val="Ttulo3"/>
       </w:pPr>
       <w:bookmarkStart w:id="47" w:name="_Toc160207362"/>
@@ -10111,51 +8510,6 @@
     </w:p>
     <w:p>
       <w:pPr>
-        <w:autoSpaceDE w:val="0"/>
-        <w:autoSpaceDN w:val="0"/>
-        <w:adjustRightInd w:val="0"/>
-        <w:spacing w:after="0" w:line="360" w:lineRule="auto"/>
-        <w:ind w:firstLine="709"/>
-        <w:jc w:val="both"/>
-        <w:rPr>
-          <w:rFonts w:ascii="Arial" w:hAnsi="Arial"/>
-          <w:sz w:val="24"/>
-          <w:szCs w:val="24"/>
-        </w:rPr>
-      </w:pPr>
-    </w:p>
-    <w:p>
-      <w:pPr>
-        <w:autoSpaceDE w:val="0"/>
-        <w:autoSpaceDN w:val="0"/>
-        <w:adjustRightInd w:val="0"/>
-        <w:spacing w:after="0" w:line="360" w:lineRule="auto"/>
-        <w:ind w:firstLine="709"/>
-        <w:jc w:val="both"/>
-        <w:rPr>
-          <w:rFonts w:ascii="Arial" w:hAnsi="Arial"/>
-          <w:sz w:val="24"/>
-          <w:szCs w:val="24"/>
-        </w:rPr>
-      </w:pPr>
-    </w:p>
-    <w:p>
-      <w:pPr>
-        <w:autoSpaceDE w:val="0"/>
-        <w:autoSpaceDN w:val="0"/>
-        <w:adjustRightInd w:val="0"/>
-        <w:spacing w:after="0" w:line="360" w:lineRule="auto"/>
-        <w:ind w:firstLine="709"/>
-        <w:jc w:val="both"/>
-        <w:rPr>
-          <w:rFonts w:ascii="Arial" w:hAnsi="Arial"/>
-          <w:sz w:val="24"/>
-          <w:szCs w:val="24"/>
-        </w:rPr>
-      </w:pPr>
-    </w:p>
-    <w:p>
-      <w:pPr>
         <w:pStyle w:val="Ttulo3"/>
       </w:pPr>
       <w:bookmarkStart w:id="51" w:name="_Toc160207363"/>
@@ -10190,51 +8544,6 @@
     </w:p>
     <w:p>
       <w:pPr>
-        <w:autoSpaceDE w:val="0"/>
-        <w:autoSpaceDN w:val="0"/>
-        <w:adjustRightInd w:val="0"/>
-        <w:spacing w:after="0" w:line="360" w:lineRule="auto"/>
-        <w:ind w:firstLine="709"/>
-        <w:jc w:val="both"/>
-        <w:rPr>
-          <w:rFonts w:ascii="Arial" w:hAnsi="Arial"/>
-          <w:sz w:val="24"/>
-          <w:szCs w:val="24"/>
-        </w:rPr>
-      </w:pPr>
-    </w:p>
-    <w:p>
-      <w:pPr>
-        <w:autoSpaceDE w:val="0"/>
-        <w:autoSpaceDN w:val="0"/>
-        <w:adjustRightInd w:val="0"/>
-        <w:spacing w:after="0" w:line="360" w:lineRule="auto"/>
-        <w:ind w:firstLine="709"/>
-        <w:jc w:val="both"/>
-        <w:rPr>
-          <w:rFonts w:ascii="Arial" w:hAnsi="Arial"/>
-          <w:sz w:val="24"/>
-          <w:szCs w:val="24"/>
-        </w:rPr>
-      </w:pPr>
-    </w:p>
-    <w:p>
-      <w:pPr>
-        <w:autoSpaceDE w:val="0"/>
-        <w:autoSpaceDN w:val="0"/>
-        <w:adjustRightInd w:val="0"/>
-        <w:spacing w:after="0" w:line="360" w:lineRule="auto"/>
-        <w:ind w:firstLine="709"/>
-        <w:jc w:val="both"/>
-        <w:rPr>
-          <w:rFonts w:ascii="Arial" w:hAnsi="Arial"/>
-          <w:sz w:val="24"/>
-          <w:szCs w:val="24"/>
-        </w:rPr>
-      </w:pPr>
-    </w:p>
-    <w:p>
-      <w:pPr>
         <w:pStyle w:val="Ttulo2"/>
       </w:pPr>
       <w:bookmarkStart w:id="55" w:name="_Toc160207359"/>
@@ -10266,66 +8575,6 @@
     </w:p>
     <w:p>
       <w:pPr>
-        <w:autoSpaceDE w:val="0"/>
-        <w:autoSpaceDN w:val="0"/>
-        <w:adjustRightInd w:val="0"/>
-        <w:spacing w:after="0" w:line="360" w:lineRule="auto"/>
-        <w:ind w:firstLine="709"/>
-        <w:jc w:val="both"/>
-        <w:rPr>
-          <w:rFonts w:ascii="Arial" w:hAnsi="Arial"/>
-          <w:sz w:val="24"/>
-          <w:szCs w:val="24"/>
-        </w:rPr>
-      </w:pPr>
-    </w:p>
-    <w:p>
-      <w:pPr>
-        <w:autoSpaceDE w:val="0"/>
-        <w:autoSpaceDN w:val="0"/>
-        <w:adjustRightInd w:val="0"/>
-        <w:spacing w:after="0" w:line="360" w:lineRule="auto"/>
-        <w:ind w:firstLine="709"/>
-        <w:jc w:val="both"/>
-        <w:rPr>
-          <w:rFonts w:ascii="Arial" w:hAnsi="Arial"/>
-          <w:sz w:val="24"/>
-          <w:szCs w:val="24"/>
-        </w:rPr>
-      </w:pPr>
-    </w:p>
-    <w:p>
-      <w:pPr>
-        <w:autoSpaceDE w:val="0"/>
-        <w:autoSpaceDN w:val="0"/>
-        <w:adjustRightInd w:val="0"/>
-        <w:spacing w:after="0" w:line="360" w:lineRule="auto"/>
-        <w:ind w:firstLine="709"/>
-        <w:jc w:val="both"/>
-        <w:rPr>
-          <w:rFonts w:ascii="Arial" w:hAnsi="Arial"/>
-          <w:sz w:val="24"/>
-          <w:szCs w:val="24"/>
-        </w:rPr>
-      </w:pPr>
-    </w:p>
-    <w:p>
-      <w:pPr>
-        <w:autoSpaceDE w:val="0"/>
-        <w:autoSpaceDN w:val="0"/>
-        <w:adjustRightInd w:val="0"/>
-        <w:spacing w:after="0" w:line="360" w:lineRule="auto"/>
-        <w:ind w:firstLine="709"/>
-        <w:jc w:val="both"/>
-        <w:rPr>
-          <w:rFonts w:ascii="Arial" w:hAnsi="Arial"/>
-          <w:sz w:val="24"/>
-          <w:szCs w:val="24"/>
-        </w:rPr>
-      </w:pPr>
-    </w:p>
-    <w:p>
-      <w:pPr>
         <w:pStyle w:val="Ttulo3"/>
       </w:pPr>
       <w:bookmarkStart w:id="59" w:name="_Toc160207360"/>
@@ -10360,66 +8609,6 @@
     </w:p>
     <w:p>
       <w:pPr>
-        <w:autoSpaceDE w:val="0"/>
-        <w:autoSpaceDN w:val="0"/>
-        <w:adjustRightInd w:val="0"/>
-        <w:spacing w:after="0" w:line="360" w:lineRule="auto"/>
-        <w:ind w:firstLine="709"/>
-        <w:jc w:val="both"/>
-        <w:rPr>
-          <w:rFonts w:ascii="Arial" w:hAnsi="Arial"/>
-          <w:sz w:val="24"/>
-          <w:szCs w:val="24"/>
-        </w:rPr>
-      </w:pPr>
-    </w:p>
-    <w:p>
-      <w:pPr>
-        <w:autoSpaceDE w:val="0"/>
-        <w:autoSpaceDN w:val="0"/>
-        <w:adjustRightInd w:val="0"/>
-        <w:spacing w:after="0" w:line="360" w:lineRule="auto"/>
-        <w:ind w:firstLine="709"/>
-        <w:jc w:val="both"/>
-        <w:rPr>
-          <w:rFonts w:ascii="Arial" w:hAnsi="Arial"/>
-          <w:sz w:val="24"/>
-          <w:szCs w:val="24"/>
-        </w:rPr>
-      </w:pPr>
-    </w:p>
-    <w:p>
-      <w:pPr>
-        <w:autoSpaceDE w:val="0"/>
-        <w:autoSpaceDN w:val="0"/>
-        <w:adjustRightInd w:val="0"/>
-        <w:spacing w:after="0" w:line="360" w:lineRule="auto"/>
-        <w:ind w:firstLine="709"/>
-        <w:jc w:val="both"/>
-        <w:rPr>
-          <w:rFonts w:ascii="Arial" w:hAnsi="Arial"/>
-          <w:sz w:val="24"/>
-          <w:szCs w:val="24"/>
-        </w:rPr>
-      </w:pPr>
-    </w:p>
-    <w:p>
-      <w:pPr>
-        <w:autoSpaceDE w:val="0"/>
-        <w:autoSpaceDN w:val="0"/>
-        <w:adjustRightInd w:val="0"/>
-        <w:spacing w:after="0" w:line="360" w:lineRule="auto"/>
-        <w:ind w:firstLine="709"/>
-        <w:jc w:val="both"/>
-        <w:rPr>
-          <w:rFonts w:ascii="Arial" w:hAnsi="Arial"/>
-          <w:sz w:val="24"/>
-          <w:szCs w:val="24"/>
-        </w:rPr>
-      </w:pPr>
-    </w:p>
-    <w:p>
-      <w:pPr>
         <w:pStyle w:val="Ttulo2"/>
       </w:pPr>
       <w:bookmarkStart w:id="63" w:name="_Toc160207364"/>
@@ -10452,51 +8641,6 @@
     </w:p>
     <w:p>
       <w:pPr>
-        <w:autoSpaceDE w:val="0"/>
-        <w:autoSpaceDN w:val="0"/>
-        <w:adjustRightInd w:val="0"/>
-        <w:spacing w:after="0" w:line="360" w:lineRule="auto"/>
-        <w:ind w:firstLine="709"/>
-        <w:jc w:val="both"/>
-        <w:rPr>
-          <w:rFonts w:ascii="Arial" w:hAnsi="Arial"/>
-          <w:sz w:val="24"/>
-          <w:szCs w:val="24"/>
-        </w:rPr>
-      </w:pPr>
-    </w:p>
-    <w:p>
-      <w:pPr>
-        <w:autoSpaceDE w:val="0"/>
-        <w:autoSpaceDN w:val="0"/>
-        <w:adjustRightInd w:val="0"/>
-        <w:spacing w:after="0" w:line="360" w:lineRule="auto"/>
-        <w:ind w:firstLine="709"/>
-        <w:jc w:val="both"/>
-        <w:rPr>
-          <w:rFonts w:ascii="Arial" w:hAnsi="Arial"/>
-          <w:sz w:val="24"/>
-          <w:szCs w:val="24"/>
-        </w:rPr>
-      </w:pPr>
-    </w:p>
-    <w:p>
-      <w:pPr>
-        <w:autoSpaceDE w:val="0"/>
-        <w:autoSpaceDN w:val="0"/>
-        <w:adjustRightInd w:val="0"/>
-        <w:spacing w:after="0" w:line="360" w:lineRule="auto"/>
-        <w:ind w:firstLine="709"/>
-        <w:jc w:val="both"/>
-        <w:rPr>
-          <w:rFonts w:ascii="Arial" w:hAnsi="Arial"/>
-          <w:sz w:val="24"/>
-          <w:szCs w:val="24"/>
-        </w:rPr>
-      </w:pPr>
-    </w:p>
-    <w:p>
-      <w:pPr>
         <w:pStyle w:val="Ttulo2"/>
       </w:pPr>
       <w:bookmarkStart w:id="67" w:name="_Toc225672593"/>
@@ -10504,51 +8648,6 @@
         <w:t>3.5 REGRAS DE NEGÓCIO</w:t>
       </w:r>
       <w:bookmarkEnd w:id="67"/>
-    </w:p>
-    <w:p>
-      <w:pPr>
-        <w:autoSpaceDE w:val="0"/>
-        <w:autoSpaceDN w:val="0"/>
-        <w:adjustRightInd w:val="0"/>
-        <w:spacing w:after="0" w:line="360" w:lineRule="auto"/>
-        <w:ind w:firstLine="709"/>
-        <w:jc w:val="both"/>
-        <w:rPr>
-          <w:rFonts w:ascii="Arial" w:hAnsi="Arial"/>
-          <w:sz w:val="24"/>
-          <w:szCs w:val="24"/>
-        </w:rPr>
-      </w:pPr>
-    </w:p>
-    <w:p>
-      <w:pPr>
-        <w:autoSpaceDE w:val="0"/>
-        <w:autoSpaceDN w:val="0"/>
-        <w:adjustRightInd w:val="0"/>
-        <w:spacing w:after="0" w:line="360" w:lineRule="auto"/>
-        <w:ind w:firstLine="709"/>
-        <w:jc w:val="both"/>
-        <w:rPr>
-          <w:rFonts w:ascii="Arial" w:hAnsi="Arial"/>
-          <w:sz w:val="24"/>
-          <w:szCs w:val="24"/>
-        </w:rPr>
-      </w:pPr>
-    </w:p>
-    <w:p>
-      <w:pPr>
-        <w:autoSpaceDE w:val="0"/>
-        <w:autoSpaceDN w:val="0"/>
-        <w:adjustRightInd w:val="0"/>
-        <w:spacing w:after="0" w:line="360" w:lineRule="auto"/>
-        <w:ind w:firstLine="709"/>
-        <w:jc w:val="both"/>
-        <w:rPr>
-          <w:rFonts w:ascii="Arial" w:hAnsi="Arial"/>
-          <w:sz w:val="24"/>
-          <w:szCs w:val="24"/>
-        </w:rPr>
-      </w:pPr>
     </w:p>
     <w:p>
       <w:pPr>
@@ -10657,51 +8756,6 @@
     </w:p>
     <w:p>
       <w:pPr>
-        <w:autoSpaceDE w:val="0"/>
-        <w:autoSpaceDN w:val="0"/>
-        <w:adjustRightInd w:val="0"/>
-        <w:spacing w:after="0" w:line="360" w:lineRule="auto"/>
-        <w:ind w:firstLine="709"/>
-        <w:jc w:val="both"/>
-        <w:rPr>
-          <w:rFonts w:ascii="Arial" w:hAnsi="Arial"/>
-          <w:sz w:val="24"/>
-          <w:szCs w:val="24"/>
-        </w:rPr>
-      </w:pPr>
-    </w:p>
-    <w:p>
-      <w:pPr>
-        <w:autoSpaceDE w:val="0"/>
-        <w:autoSpaceDN w:val="0"/>
-        <w:adjustRightInd w:val="0"/>
-        <w:spacing w:after="0" w:line="360" w:lineRule="auto"/>
-        <w:ind w:firstLine="709"/>
-        <w:jc w:val="both"/>
-        <w:rPr>
-          <w:rFonts w:ascii="Arial" w:hAnsi="Arial"/>
-          <w:sz w:val="24"/>
-          <w:szCs w:val="24"/>
-        </w:rPr>
-      </w:pPr>
-    </w:p>
-    <w:p>
-      <w:pPr>
-        <w:autoSpaceDE w:val="0"/>
-        <w:autoSpaceDN w:val="0"/>
-        <w:adjustRightInd w:val="0"/>
-        <w:spacing w:after="0" w:line="360" w:lineRule="auto"/>
-        <w:ind w:firstLine="709"/>
-        <w:jc w:val="both"/>
-        <w:rPr>
-          <w:rFonts w:ascii="Arial" w:hAnsi="Arial"/>
-          <w:sz w:val="24"/>
-          <w:szCs w:val="24"/>
-        </w:rPr>
-      </w:pPr>
-    </w:p>
-    <w:p>
-      <w:pPr>
         <w:pStyle w:val="Ttulo3"/>
       </w:pPr>
       <w:bookmarkStart w:id="75" w:name="_Toc160207366"/>
@@ -10736,66 +8790,6 @@
     </w:p>
     <w:p>
       <w:pPr>
-        <w:autoSpaceDE w:val="0"/>
-        <w:autoSpaceDN w:val="0"/>
-        <w:adjustRightInd w:val="0"/>
-        <w:spacing w:after="0" w:line="360" w:lineRule="auto"/>
-        <w:ind w:firstLine="709"/>
-        <w:jc w:val="both"/>
-        <w:rPr>
-          <w:rFonts w:ascii="Arial" w:hAnsi="Arial"/>
-          <w:sz w:val="24"/>
-          <w:szCs w:val="24"/>
-        </w:rPr>
-      </w:pPr>
-    </w:p>
-    <w:p>
-      <w:pPr>
-        <w:autoSpaceDE w:val="0"/>
-        <w:autoSpaceDN w:val="0"/>
-        <w:adjustRightInd w:val="0"/>
-        <w:spacing w:after="0" w:line="360" w:lineRule="auto"/>
-        <w:ind w:firstLine="709"/>
-        <w:jc w:val="both"/>
-        <w:rPr>
-          <w:rFonts w:ascii="Arial" w:hAnsi="Arial"/>
-          <w:sz w:val="24"/>
-          <w:szCs w:val="24"/>
-        </w:rPr>
-      </w:pPr>
-    </w:p>
-    <w:p>
-      <w:pPr>
-        <w:autoSpaceDE w:val="0"/>
-        <w:autoSpaceDN w:val="0"/>
-        <w:adjustRightInd w:val="0"/>
-        <w:spacing w:after="0" w:line="360" w:lineRule="auto"/>
-        <w:ind w:firstLine="709"/>
-        <w:jc w:val="both"/>
-        <w:rPr>
-          <w:rFonts w:ascii="Arial" w:hAnsi="Arial"/>
-          <w:sz w:val="24"/>
-          <w:szCs w:val="24"/>
-        </w:rPr>
-      </w:pPr>
-    </w:p>
-    <w:p>
-      <w:pPr>
-        <w:autoSpaceDE w:val="0"/>
-        <w:autoSpaceDN w:val="0"/>
-        <w:adjustRightInd w:val="0"/>
-        <w:spacing w:after="0" w:line="360" w:lineRule="auto"/>
-        <w:ind w:firstLine="709"/>
-        <w:jc w:val="both"/>
-        <w:rPr>
-          <w:rFonts w:ascii="Arial" w:hAnsi="Arial"/>
-          <w:sz w:val="24"/>
-          <w:szCs w:val="24"/>
-        </w:rPr>
-      </w:pPr>
-    </w:p>
-    <w:p>
-      <w:pPr>
         <w:pStyle w:val="Ttulo3"/>
       </w:pPr>
       <w:bookmarkStart w:id="79" w:name="_Toc160207367"/>
@@ -10830,81 +8824,6 @@
     </w:p>
     <w:p>
       <w:pPr>
-        <w:autoSpaceDE w:val="0"/>
-        <w:autoSpaceDN w:val="0"/>
-        <w:adjustRightInd w:val="0"/>
-        <w:spacing w:after="0" w:line="360" w:lineRule="auto"/>
-        <w:ind w:firstLine="709"/>
-        <w:jc w:val="both"/>
-        <w:rPr>
-          <w:rFonts w:ascii="Arial" w:hAnsi="Arial"/>
-          <w:sz w:val="24"/>
-          <w:szCs w:val="24"/>
-        </w:rPr>
-      </w:pPr>
-    </w:p>
-    <w:p>
-      <w:pPr>
-        <w:autoSpaceDE w:val="0"/>
-        <w:autoSpaceDN w:val="0"/>
-        <w:adjustRightInd w:val="0"/>
-        <w:spacing w:after="0" w:line="360" w:lineRule="auto"/>
-        <w:ind w:firstLine="709"/>
-        <w:jc w:val="both"/>
-        <w:rPr>
-          <w:rFonts w:ascii="Arial" w:hAnsi="Arial"/>
-          <w:sz w:val="24"/>
-          <w:szCs w:val="24"/>
-        </w:rPr>
-      </w:pPr>
-    </w:p>
-    <w:p>
-      <w:pPr>
-        <w:autoSpaceDE w:val="0"/>
-        <w:autoSpaceDN w:val="0"/>
-        <w:adjustRightInd w:val="0"/>
-        <w:spacing w:after="0" w:line="360" w:lineRule="auto"/>
-        <w:ind w:firstLine="709"/>
-        <w:jc w:val="both"/>
-        <w:rPr>
-          <w:rFonts w:ascii="Arial" w:hAnsi="Arial"/>
-          <w:sz w:val="24"/>
-          <w:szCs w:val="24"/>
-        </w:rPr>
-      </w:pPr>
-    </w:p>
-    <w:p>
-      <w:pPr>
-        <w:autoSpaceDE w:val="0"/>
-        <w:autoSpaceDN w:val="0"/>
-        <w:adjustRightInd w:val="0"/>
-        <w:spacing w:after="0" w:line="360" w:lineRule="auto"/>
-        <w:ind w:firstLine="709"/>
-        <w:jc w:val="both"/>
-        <w:rPr>
-          <w:rFonts w:ascii="Arial" w:hAnsi="Arial"/>
-          <w:sz w:val="24"/>
-          <w:szCs w:val="24"/>
-        </w:rPr>
-      </w:pPr>
-    </w:p>
-    <w:p>
-      <w:pPr>
-        <w:autoSpaceDE w:val="0"/>
-        <w:autoSpaceDN w:val="0"/>
-        <w:adjustRightInd w:val="0"/>
-        <w:spacing w:after="0" w:line="360" w:lineRule="auto"/>
-        <w:ind w:firstLine="709"/>
-        <w:jc w:val="both"/>
-        <w:rPr>
-          <w:rFonts w:ascii="Arial" w:hAnsi="Arial"/>
-          <w:sz w:val="24"/>
-          <w:szCs w:val="24"/>
-        </w:rPr>
-      </w:pPr>
-    </w:p>
-    <w:p>
-      <w:pPr>
         <w:pStyle w:val="Ttulo2"/>
       </w:pPr>
       <w:bookmarkStart w:id="83" w:name="_Toc160207368"/>
@@ -10934,6 +8853,16 @@
     </w:p>
     <w:p>
       <w:pPr>
+        <w:pStyle w:val="Ttulo2"/>
+      </w:pPr>
+      <w:bookmarkStart w:id="87" w:name="_Toc225672599"/>
+      <w:r>
+        <w:t>3.9 ACESSIBILIDADE</w:t>
+      </w:r>
+      <w:bookmarkEnd w:id="87"/>
+    </w:p>
+    <w:p>
+      <w:pPr>
         <w:spacing w:after="0" w:line="360" w:lineRule="auto"/>
         <w:ind w:firstLine="709"/>
         <w:jc w:val="both"/>
@@ -10955,88 +8884,6 @@
           <w:szCs w:val="24"/>
         </w:rPr>
       </w:pPr>
-    </w:p>
-    <w:p>
-      <w:pPr>
-        <w:spacing w:after="0" w:line="360" w:lineRule="auto"/>
-        <w:ind w:firstLine="709"/>
-        <w:jc w:val="both"/>
-        <w:rPr>
-          <w:rFonts w:ascii="Arial" w:hAnsi="Arial"/>
-          <w:sz w:val="24"/>
-          <w:szCs w:val="24"/>
-        </w:rPr>
-      </w:pPr>
-    </w:p>
-    <w:p>
-      <w:pPr>
-        <w:spacing w:after="0" w:line="360" w:lineRule="auto"/>
-        <w:ind w:firstLine="709"/>
-        <w:jc w:val="both"/>
-        <w:rPr>
-          <w:rFonts w:ascii="Arial" w:hAnsi="Arial"/>
-          <w:sz w:val="24"/>
-          <w:szCs w:val="24"/>
-        </w:rPr>
-      </w:pPr>
-    </w:p>
-    <w:p>
-      <w:pPr>
-        <w:spacing w:after="0" w:line="360" w:lineRule="auto"/>
-        <w:ind w:firstLine="709"/>
-        <w:jc w:val="both"/>
-        <w:rPr>
-          <w:rFonts w:ascii="Arial" w:hAnsi="Arial"/>
-          <w:sz w:val="24"/>
-          <w:szCs w:val="24"/>
-        </w:rPr>
-      </w:pPr>
-    </w:p>
-    <w:p>
-      <w:pPr>
-        <w:spacing w:after="0" w:line="360" w:lineRule="auto"/>
-        <w:ind w:firstLine="709"/>
-        <w:jc w:val="both"/>
-        <w:rPr>
-          <w:rFonts w:ascii="Arial" w:hAnsi="Arial"/>
-          <w:sz w:val="24"/>
-          <w:szCs w:val="24"/>
-        </w:rPr>
-      </w:pPr>
-    </w:p>
-    <w:p>
-      <w:pPr>
-        <w:pStyle w:val="Ttulo2"/>
-      </w:pPr>
-      <w:bookmarkStart w:id="87" w:name="_Toc225672599"/>
-      <w:r>
-        <w:t>3.9 ACESSIBILIDADE</w:t>
-      </w:r>
-      <w:bookmarkEnd w:id="87"/>
-    </w:p>
-    <w:p>
-      <w:pPr>
-        <w:spacing w:after="0" w:line="360" w:lineRule="auto"/>
-        <w:ind w:firstLine="709"/>
-        <w:jc w:val="both"/>
-        <w:rPr>
-          <w:rFonts w:ascii="Arial" w:hAnsi="Arial"/>
-          <w:sz w:val="24"/>
-          <w:szCs w:val="24"/>
-        </w:rPr>
-      </w:pPr>
-    </w:p>
-    <w:p>
-      <w:pPr>
-        <w:spacing w:after="0" w:line="360" w:lineRule="auto"/>
-        <w:ind w:firstLine="709"/>
-        <w:jc w:val="both"/>
-        <w:rPr>
-          <w:rFonts w:ascii="Arial" w:hAnsi="Arial"/>
-          <w:sz w:val="24"/>
-          <w:szCs w:val="24"/>
-        </w:rPr>
-      </w:pPr>
       <w:r>
         <w:rPr>
           <w:rFonts w:ascii="Arial" w:hAnsi="Arial"/>
@@ -11045,234 +8892,6 @@
         </w:rPr>
         <w:t>Aqui vão os aspectos de acessibilidade conforme as diretrizes de acessibilidade (WCAG) de acordo com a W3C</w:t>
       </w:r>
-    </w:p>
-    <w:p>
-      <w:pPr>
-        <w:spacing w:after="0" w:line="360" w:lineRule="auto"/>
-        <w:ind w:firstLine="709"/>
-        <w:jc w:val="both"/>
-        <w:rPr>
-          <w:rFonts w:ascii="Arial" w:hAnsi="Arial"/>
-          <w:sz w:val="24"/>
-          <w:szCs w:val="24"/>
-        </w:rPr>
-      </w:pPr>
-    </w:p>
-    <w:p>
-      <w:pPr>
-        <w:spacing w:after="0" w:line="360" w:lineRule="auto"/>
-        <w:ind w:firstLine="709"/>
-        <w:jc w:val="both"/>
-        <w:rPr>
-          <w:rFonts w:ascii="Arial" w:hAnsi="Arial"/>
-          <w:sz w:val="24"/>
-          <w:szCs w:val="24"/>
-        </w:rPr>
-      </w:pPr>
-    </w:p>
-    <w:p>
-      <w:pPr>
-        <w:spacing w:after="0" w:line="360" w:lineRule="auto"/>
-        <w:ind w:firstLine="709"/>
-        <w:jc w:val="both"/>
-        <w:rPr>
-          <w:rFonts w:ascii="Arial" w:hAnsi="Arial"/>
-          <w:sz w:val="24"/>
-          <w:szCs w:val="24"/>
-        </w:rPr>
-      </w:pPr>
-    </w:p>
-    <w:p>
-      <w:pPr>
-        <w:spacing w:after="0" w:line="360" w:lineRule="auto"/>
-        <w:ind w:firstLine="709"/>
-        <w:jc w:val="both"/>
-        <w:rPr>
-          <w:rFonts w:ascii="Arial" w:hAnsi="Arial"/>
-          <w:sz w:val="24"/>
-          <w:szCs w:val="24"/>
-        </w:rPr>
-      </w:pPr>
-    </w:p>
-    <w:p>
-      <w:pPr>
-        <w:spacing w:after="0" w:line="360" w:lineRule="auto"/>
-        <w:ind w:firstLine="709"/>
-        <w:jc w:val="both"/>
-        <w:rPr>
-          <w:rFonts w:ascii="Arial" w:hAnsi="Arial"/>
-          <w:sz w:val="24"/>
-          <w:szCs w:val="24"/>
-        </w:rPr>
-      </w:pPr>
-    </w:p>
-    <w:p>
-      <w:pPr>
-        <w:spacing w:after="0" w:line="360" w:lineRule="auto"/>
-        <w:ind w:firstLine="709"/>
-        <w:jc w:val="both"/>
-        <w:rPr>
-          <w:rFonts w:ascii="Arial" w:hAnsi="Arial"/>
-          <w:sz w:val="24"/>
-          <w:szCs w:val="24"/>
-        </w:rPr>
-      </w:pPr>
-    </w:p>
-    <w:p>
-      <w:pPr>
-        <w:spacing w:after="0" w:line="360" w:lineRule="auto"/>
-        <w:ind w:firstLine="709"/>
-        <w:jc w:val="both"/>
-        <w:rPr>
-          <w:rFonts w:ascii="Arial" w:hAnsi="Arial"/>
-          <w:sz w:val="24"/>
-          <w:szCs w:val="24"/>
-        </w:rPr>
-      </w:pPr>
-    </w:p>
-    <w:p>
-      <w:pPr>
-        <w:spacing w:after="0" w:line="360" w:lineRule="auto"/>
-        <w:ind w:firstLine="709"/>
-        <w:jc w:val="both"/>
-        <w:rPr>
-          <w:rFonts w:ascii="Arial" w:hAnsi="Arial"/>
-          <w:sz w:val="24"/>
-          <w:szCs w:val="24"/>
-        </w:rPr>
-      </w:pPr>
-    </w:p>
-    <w:p>
-      <w:pPr>
-        <w:spacing w:after="0" w:line="360" w:lineRule="auto"/>
-        <w:ind w:firstLine="709"/>
-        <w:jc w:val="both"/>
-        <w:rPr>
-          <w:rFonts w:ascii="Arial" w:hAnsi="Arial"/>
-          <w:sz w:val="24"/>
-          <w:szCs w:val="24"/>
-        </w:rPr>
-      </w:pPr>
-    </w:p>
-    <w:p>
-      <w:pPr>
-        <w:spacing w:after="0" w:line="360" w:lineRule="auto"/>
-        <w:ind w:firstLine="709"/>
-        <w:jc w:val="both"/>
-        <w:rPr>
-          <w:rFonts w:ascii="Arial" w:hAnsi="Arial"/>
-          <w:sz w:val="24"/>
-          <w:szCs w:val="24"/>
-        </w:rPr>
-      </w:pPr>
-    </w:p>
-    <w:p>
-      <w:pPr>
-        <w:spacing w:after="0" w:line="360" w:lineRule="auto"/>
-        <w:ind w:firstLine="709"/>
-        <w:jc w:val="both"/>
-        <w:rPr>
-          <w:rFonts w:ascii="Arial" w:hAnsi="Arial"/>
-          <w:sz w:val="24"/>
-          <w:szCs w:val="24"/>
-        </w:rPr>
-      </w:pPr>
-    </w:p>
-    <w:p>
-      <w:pPr>
-        <w:spacing w:after="0" w:line="360" w:lineRule="auto"/>
-        <w:ind w:firstLine="709"/>
-        <w:jc w:val="both"/>
-        <w:rPr>
-          <w:rFonts w:ascii="Arial" w:hAnsi="Arial"/>
-          <w:sz w:val="24"/>
-          <w:szCs w:val="24"/>
-        </w:rPr>
-      </w:pPr>
-    </w:p>
-    <w:p>
-      <w:pPr>
-        <w:spacing w:after="0" w:line="360" w:lineRule="auto"/>
-        <w:ind w:firstLine="709"/>
-        <w:jc w:val="both"/>
-        <w:rPr>
-          <w:rFonts w:ascii="Arial" w:hAnsi="Arial"/>
-          <w:sz w:val="24"/>
-          <w:szCs w:val="24"/>
-        </w:rPr>
-      </w:pPr>
-    </w:p>
-    <w:p>
-      <w:pPr>
-        <w:spacing w:after="0" w:line="360" w:lineRule="auto"/>
-        <w:ind w:firstLine="709"/>
-        <w:jc w:val="both"/>
-        <w:rPr>
-          <w:rFonts w:ascii="Arial" w:hAnsi="Arial"/>
-          <w:sz w:val="24"/>
-          <w:szCs w:val="24"/>
-        </w:rPr>
-      </w:pPr>
-    </w:p>
-    <w:p>
-      <w:pPr>
-        <w:spacing w:after="0" w:line="360" w:lineRule="auto"/>
-        <w:ind w:firstLine="709"/>
-        <w:jc w:val="both"/>
-        <w:rPr>
-          <w:rFonts w:ascii="Arial" w:hAnsi="Arial"/>
-          <w:sz w:val="24"/>
-          <w:szCs w:val="24"/>
-        </w:rPr>
-      </w:pPr>
-    </w:p>
-    <w:p>
-      <w:pPr>
-        <w:spacing w:after="0" w:line="360" w:lineRule="auto"/>
-        <w:ind w:firstLine="709"/>
-        <w:jc w:val="both"/>
-        <w:rPr>
-          <w:rFonts w:ascii="Arial" w:hAnsi="Arial"/>
-          <w:sz w:val="24"/>
-          <w:szCs w:val="24"/>
-        </w:rPr>
-      </w:pPr>
-    </w:p>
-    <w:p>
-      <w:pPr>
-        <w:spacing w:after="0" w:line="360" w:lineRule="auto"/>
-        <w:ind w:firstLine="709"/>
-        <w:jc w:val="both"/>
-        <w:rPr>
-          <w:rFonts w:ascii="Arial" w:hAnsi="Arial"/>
-          <w:sz w:val="24"/>
-          <w:szCs w:val="24"/>
-        </w:rPr>
-      </w:pPr>
-    </w:p>
-    <w:p>
-      <w:pPr>
-        <w:spacing w:after="0" w:line="360" w:lineRule="auto"/>
-        <w:ind w:firstLine="709"/>
-        <w:jc w:val="both"/>
-        <w:rPr>
-          <w:rFonts w:ascii="Arial" w:hAnsi="Arial"/>
-          <w:sz w:val="24"/>
-          <w:szCs w:val="24"/>
-        </w:rPr>
-      </w:pPr>
-    </w:p>
-    <w:p>
-      <w:pPr>
-        <w:spacing w:after="0" w:line="360" w:lineRule="auto"/>
-        <w:ind w:firstLine="709"/>
-        <w:jc w:val="both"/>
-        <w:rPr>
-          <w:rFonts w:ascii="Arial" w:hAnsi="Arial"/>
-          <w:sz w:val="24"/>
-          <w:szCs w:val="24"/>
-        </w:rPr>
-      </w:pPr>
     </w:p>
     <w:p>
       <w:pPr>
@@ -11316,366 +8935,6 @@
     </w:p>
     <w:p>
       <w:pPr>
-        <w:spacing w:after="0" w:line="360" w:lineRule="auto"/>
-        <w:ind w:firstLine="709"/>
-        <w:jc w:val="both"/>
-        <w:rPr>
-          <w:rFonts w:ascii="Arial" w:hAnsi="Arial"/>
-          <w:sz w:val="24"/>
-          <w:szCs w:val="24"/>
-        </w:rPr>
-      </w:pPr>
-    </w:p>
-    <w:p>
-      <w:pPr>
-        <w:spacing w:after="0" w:line="360" w:lineRule="auto"/>
-        <w:ind w:firstLine="709"/>
-        <w:jc w:val="both"/>
-        <w:rPr>
-          <w:rFonts w:ascii="Arial" w:hAnsi="Arial"/>
-          <w:sz w:val="24"/>
-          <w:szCs w:val="24"/>
-        </w:rPr>
-      </w:pPr>
-    </w:p>
-    <w:p>
-      <w:pPr>
-        <w:spacing w:after="0" w:line="360" w:lineRule="auto"/>
-        <w:ind w:firstLine="709"/>
-        <w:jc w:val="both"/>
-        <w:rPr>
-          <w:rFonts w:ascii="Arial" w:hAnsi="Arial"/>
-          <w:sz w:val="24"/>
-          <w:szCs w:val="24"/>
-        </w:rPr>
-      </w:pPr>
-    </w:p>
-    <w:p>
-      <w:pPr>
-        <w:spacing w:after="0" w:line="360" w:lineRule="auto"/>
-        <w:ind w:firstLine="709"/>
-        <w:jc w:val="both"/>
-        <w:rPr>
-          <w:rFonts w:ascii="Arial" w:hAnsi="Arial"/>
-          <w:sz w:val="24"/>
-          <w:szCs w:val="24"/>
-        </w:rPr>
-      </w:pPr>
-    </w:p>
-    <w:p>
-      <w:pPr>
-        <w:spacing w:after="0" w:line="360" w:lineRule="auto"/>
-        <w:ind w:firstLine="709"/>
-        <w:jc w:val="both"/>
-        <w:rPr>
-          <w:rFonts w:ascii="Arial" w:hAnsi="Arial"/>
-          <w:sz w:val="24"/>
-          <w:szCs w:val="24"/>
-        </w:rPr>
-      </w:pPr>
-    </w:p>
-    <w:p>
-      <w:pPr>
-        <w:spacing w:after="0" w:line="360" w:lineRule="auto"/>
-        <w:ind w:firstLine="709"/>
-        <w:jc w:val="both"/>
-        <w:rPr>
-          <w:rFonts w:ascii="Arial" w:hAnsi="Arial"/>
-          <w:sz w:val="24"/>
-          <w:szCs w:val="24"/>
-        </w:rPr>
-      </w:pPr>
-    </w:p>
-    <w:p>
-      <w:pPr>
-        <w:spacing w:after="0" w:line="360" w:lineRule="auto"/>
-        <w:ind w:firstLine="709"/>
-        <w:jc w:val="both"/>
-        <w:rPr>
-          <w:rFonts w:ascii="Arial" w:hAnsi="Arial"/>
-          <w:sz w:val="24"/>
-          <w:szCs w:val="24"/>
-        </w:rPr>
-      </w:pPr>
-    </w:p>
-    <w:p>
-      <w:pPr>
-        <w:spacing w:after="0" w:line="360" w:lineRule="auto"/>
-        <w:ind w:firstLine="709"/>
-        <w:jc w:val="both"/>
-        <w:rPr>
-          <w:rFonts w:ascii="Arial" w:hAnsi="Arial"/>
-          <w:sz w:val="24"/>
-          <w:szCs w:val="24"/>
-        </w:rPr>
-      </w:pPr>
-    </w:p>
-    <w:p>
-      <w:pPr>
-        <w:spacing w:after="0" w:line="360" w:lineRule="auto"/>
-        <w:ind w:firstLine="709"/>
-        <w:jc w:val="both"/>
-        <w:rPr>
-          <w:rFonts w:ascii="Arial" w:hAnsi="Arial"/>
-          <w:sz w:val="24"/>
-          <w:szCs w:val="24"/>
-        </w:rPr>
-      </w:pPr>
-    </w:p>
-    <w:p>
-      <w:pPr>
-        <w:spacing w:after="0" w:line="360" w:lineRule="auto"/>
-        <w:ind w:firstLine="709"/>
-        <w:jc w:val="both"/>
-        <w:rPr>
-          <w:rFonts w:ascii="Arial" w:hAnsi="Arial"/>
-          <w:sz w:val="24"/>
-          <w:szCs w:val="24"/>
-        </w:rPr>
-      </w:pPr>
-    </w:p>
-    <w:p>
-      <w:pPr>
-        <w:spacing w:after="0" w:line="360" w:lineRule="auto"/>
-        <w:ind w:firstLine="709"/>
-        <w:jc w:val="both"/>
-        <w:rPr>
-          <w:rFonts w:ascii="Arial" w:hAnsi="Arial"/>
-          <w:sz w:val="24"/>
-          <w:szCs w:val="24"/>
-        </w:rPr>
-      </w:pPr>
-    </w:p>
-    <w:p>
-      <w:pPr>
-        <w:spacing w:after="0" w:line="360" w:lineRule="auto"/>
-        <w:ind w:firstLine="709"/>
-        <w:jc w:val="both"/>
-        <w:rPr>
-          <w:rFonts w:ascii="Arial" w:hAnsi="Arial"/>
-          <w:sz w:val="24"/>
-          <w:szCs w:val="24"/>
-        </w:rPr>
-      </w:pPr>
-    </w:p>
-    <w:p>
-      <w:pPr>
-        <w:spacing w:after="0" w:line="360" w:lineRule="auto"/>
-        <w:ind w:firstLine="709"/>
-        <w:jc w:val="both"/>
-        <w:rPr>
-          <w:rFonts w:ascii="Arial" w:hAnsi="Arial"/>
-          <w:sz w:val="24"/>
-          <w:szCs w:val="24"/>
-        </w:rPr>
-      </w:pPr>
-    </w:p>
-    <w:p>
-      <w:pPr>
-        <w:spacing w:after="0" w:line="360" w:lineRule="auto"/>
-        <w:ind w:firstLine="709"/>
-        <w:jc w:val="both"/>
-        <w:rPr>
-          <w:rFonts w:ascii="Arial" w:hAnsi="Arial"/>
-          <w:sz w:val="24"/>
-          <w:szCs w:val="24"/>
-        </w:rPr>
-      </w:pPr>
-    </w:p>
-    <w:p>
-      <w:pPr>
-        <w:spacing w:after="0" w:line="360" w:lineRule="auto"/>
-        <w:ind w:firstLine="709"/>
-        <w:jc w:val="both"/>
-        <w:rPr>
-          <w:rFonts w:ascii="Arial" w:hAnsi="Arial"/>
-          <w:sz w:val="24"/>
-          <w:szCs w:val="24"/>
-        </w:rPr>
-      </w:pPr>
-    </w:p>
-    <w:p>
-      <w:pPr>
-        <w:spacing w:after="0" w:line="360" w:lineRule="auto"/>
-        <w:ind w:firstLine="709"/>
-        <w:jc w:val="both"/>
-        <w:rPr>
-          <w:rFonts w:ascii="Arial" w:hAnsi="Arial"/>
-          <w:sz w:val="24"/>
-          <w:szCs w:val="24"/>
-        </w:rPr>
-      </w:pPr>
-    </w:p>
-    <w:p>
-      <w:pPr>
-        <w:spacing w:after="0" w:line="360" w:lineRule="auto"/>
-        <w:ind w:firstLine="709"/>
-        <w:jc w:val="both"/>
-        <w:rPr>
-          <w:rFonts w:ascii="Arial" w:hAnsi="Arial"/>
-          <w:sz w:val="24"/>
-          <w:szCs w:val="24"/>
-        </w:rPr>
-      </w:pPr>
-    </w:p>
-    <w:p>
-      <w:pPr>
-        <w:spacing w:after="0" w:line="360" w:lineRule="auto"/>
-        <w:ind w:firstLine="709"/>
-        <w:jc w:val="both"/>
-        <w:rPr>
-          <w:rFonts w:ascii="Arial" w:hAnsi="Arial"/>
-          <w:sz w:val="24"/>
-          <w:szCs w:val="24"/>
-        </w:rPr>
-      </w:pPr>
-    </w:p>
-    <w:p>
-      <w:pPr>
-        <w:spacing w:after="0" w:line="360" w:lineRule="auto"/>
-        <w:ind w:firstLine="709"/>
-        <w:jc w:val="both"/>
-        <w:rPr>
-          <w:rFonts w:ascii="Arial" w:hAnsi="Arial"/>
-          <w:sz w:val="24"/>
-          <w:szCs w:val="24"/>
-        </w:rPr>
-      </w:pPr>
-    </w:p>
-    <w:p>
-      <w:pPr>
-        <w:spacing w:after="0" w:line="360" w:lineRule="auto"/>
-        <w:ind w:firstLine="709"/>
-        <w:jc w:val="both"/>
-        <w:rPr>
-          <w:rFonts w:ascii="Arial" w:hAnsi="Arial"/>
-          <w:sz w:val="24"/>
-          <w:szCs w:val="24"/>
-        </w:rPr>
-      </w:pPr>
-    </w:p>
-    <w:p>
-      <w:pPr>
-        <w:spacing w:after="0" w:line="360" w:lineRule="auto"/>
-        <w:ind w:firstLine="709"/>
-        <w:jc w:val="both"/>
-        <w:rPr>
-          <w:rFonts w:ascii="Arial" w:hAnsi="Arial"/>
-          <w:sz w:val="24"/>
-          <w:szCs w:val="24"/>
-        </w:rPr>
-      </w:pPr>
-    </w:p>
-    <w:p>
-      <w:pPr>
-        <w:spacing w:after="0" w:line="360" w:lineRule="auto"/>
-        <w:ind w:firstLine="709"/>
-        <w:jc w:val="both"/>
-        <w:rPr>
-          <w:rFonts w:ascii="Arial" w:hAnsi="Arial"/>
-          <w:sz w:val="24"/>
-          <w:szCs w:val="24"/>
-        </w:rPr>
-      </w:pPr>
-    </w:p>
-    <w:p>
-      <w:pPr>
-        <w:spacing w:after="0" w:line="360" w:lineRule="auto"/>
-        <w:ind w:firstLine="709"/>
-        <w:jc w:val="both"/>
-        <w:rPr>
-          <w:rFonts w:ascii="Arial" w:hAnsi="Arial"/>
-          <w:sz w:val="24"/>
-          <w:szCs w:val="24"/>
-        </w:rPr>
-      </w:pPr>
-    </w:p>
-    <w:p>
-      <w:pPr>
-        <w:spacing w:after="0" w:line="360" w:lineRule="auto"/>
-        <w:ind w:firstLine="709"/>
-        <w:jc w:val="both"/>
-        <w:rPr>
-          <w:rFonts w:ascii="Arial" w:hAnsi="Arial"/>
-          <w:sz w:val="24"/>
-          <w:szCs w:val="24"/>
-        </w:rPr>
-      </w:pPr>
-    </w:p>
-    <w:p>
-      <w:pPr>
-        <w:spacing w:after="0" w:line="360" w:lineRule="auto"/>
-        <w:ind w:firstLine="709"/>
-        <w:jc w:val="both"/>
-        <w:rPr>
-          <w:rFonts w:ascii="Arial" w:hAnsi="Arial"/>
-          <w:sz w:val="24"/>
-          <w:szCs w:val="24"/>
-        </w:rPr>
-      </w:pPr>
-    </w:p>
-    <w:p>
-      <w:pPr>
-        <w:spacing w:after="0" w:line="360" w:lineRule="auto"/>
-        <w:ind w:firstLine="709"/>
-        <w:jc w:val="both"/>
-        <w:rPr>
-          <w:rFonts w:ascii="Arial" w:hAnsi="Arial"/>
-          <w:sz w:val="24"/>
-          <w:szCs w:val="24"/>
-        </w:rPr>
-      </w:pPr>
-    </w:p>
-    <w:p>
-      <w:pPr>
-        <w:spacing w:after="0" w:line="360" w:lineRule="auto"/>
-        <w:ind w:firstLine="709"/>
-        <w:jc w:val="both"/>
-        <w:rPr>
-          <w:rFonts w:ascii="Arial" w:hAnsi="Arial"/>
-          <w:sz w:val="24"/>
-          <w:szCs w:val="24"/>
-        </w:rPr>
-      </w:pPr>
-    </w:p>
-    <w:p>
-      <w:pPr>
-        <w:spacing w:after="0" w:line="360" w:lineRule="auto"/>
-        <w:ind w:firstLine="709"/>
-        <w:jc w:val="both"/>
-        <w:rPr>
-          <w:rFonts w:ascii="Arial" w:hAnsi="Arial"/>
-          <w:sz w:val="24"/>
-          <w:szCs w:val="24"/>
-        </w:rPr>
-      </w:pPr>
-    </w:p>
-    <w:p>
-      <w:pPr>
-        <w:spacing w:after="0" w:line="360" w:lineRule="auto"/>
-        <w:ind w:firstLine="709"/>
-        <w:jc w:val="both"/>
-        <w:rPr>
-          <w:rFonts w:ascii="Arial" w:hAnsi="Arial"/>
-          <w:sz w:val="24"/>
-          <w:szCs w:val="24"/>
-        </w:rPr>
-      </w:pPr>
-    </w:p>
-    <w:p>
-      <w:pPr>
-        <w:spacing w:after="0" w:line="360" w:lineRule="auto"/>
-        <w:ind w:firstLine="709"/>
-        <w:jc w:val="both"/>
-        <w:rPr>
-          <w:rFonts w:ascii="Arial" w:hAnsi="Arial"/>
-          <w:sz w:val="24"/>
-          <w:szCs w:val="24"/>
-        </w:rPr>
-      </w:pPr>
-    </w:p>
-    <w:p>
-      <w:pPr>
         <w:pStyle w:val="Ttulo1"/>
         <w:numPr>
           <w:ilvl w:val="0"/>
@@ -11704,399 +8963,6 @@
     </w:p>
     <w:p>
       <w:pPr>
-        <w:spacing w:after="0" w:line="360" w:lineRule="auto"/>
-        <w:ind w:firstLine="709"/>
-        <w:jc w:val="both"/>
-        <w:rPr>
-          <w:rFonts w:ascii="Arial" w:hAnsi="Arial"/>
-          <w:sz w:val="24"/>
-          <w:szCs w:val="24"/>
-        </w:rPr>
-      </w:pPr>
-    </w:p>
-    <w:p>
-      <w:pPr>
-        <w:spacing w:after="0" w:line="360" w:lineRule="auto"/>
-        <w:ind w:firstLine="709"/>
-        <w:jc w:val="both"/>
-        <w:rPr>
-          <w:rFonts w:ascii="Arial" w:hAnsi="Arial"/>
-          <w:sz w:val="24"/>
-          <w:szCs w:val="24"/>
-        </w:rPr>
-      </w:pPr>
-    </w:p>
-    <w:p>
-      <w:pPr>
-        <w:spacing w:after="0" w:line="360" w:lineRule="auto"/>
-        <w:ind w:firstLine="709"/>
-        <w:jc w:val="both"/>
-        <w:rPr>
-          <w:rFonts w:ascii="Arial" w:hAnsi="Arial"/>
-          <w:sz w:val="24"/>
-          <w:szCs w:val="24"/>
-        </w:rPr>
-      </w:pPr>
-    </w:p>
-    <w:p>
-      <w:pPr>
-        <w:spacing w:after="0" w:line="360" w:lineRule="auto"/>
-        <w:ind w:firstLine="709"/>
-        <w:jc w:val="both"/>
-        <w:rPr>
-          <w:rFonts w:ascii="Arial" w:hAnsi="Arial"/>
-          <w:sz w:val="24"/>
-          <w:szCs w:val="24"/>
-        </w:rPr>
-      </w:pPr>
-    </w:p>
-    <w:p>
-      <w:pPr>
-        <w:spacing w:after="0" w:line="360" w:lineRule="auto"/>
-        <w:ind w:firstLine="709"/>
-        <w:jc w:val="both"/>
-        <w:rPr>
-          <w:rFonts w:ascii="Arial" w:hAnsi="Arial"/>
-          <w:sz w:val="24"/>
-          <w:szCs w:val="24"/>
-        </w:rPr>
-      </w:pPr>
-    </w:p>
-    <w:p>
-      <w:pPr>
-        <w:spacing w:after="0" w:line="360" w:lineRule="auto"/>
-        <w:ind w:firstLine="709"/>
-        <w:jc w:val="both"/>
-        <w:rPr>
-          <w:rFonts w:ascii="Arial" w:hAnsi="Arial"/>
-          <w:sz w:val="24"/>
-          <w:szCs w:val="24"/>
-        </w:rPr>
-      </w:pPr>
-    </w:p>
-    <w:p>
-      <w:pPr>
-        <w:spacing w:after="0" w:line="360" w:lineRule="auto"/>
-        <w:ind w:firstLine="709"/>
-        <w:jc w:val="both"/>
-        <w:rPr>
-          <w:rFonts w:ascii="Arial" w:hAnsi="Arial"/>
-          <w:sz w:val="24"/>
-          <w:szCs w:val="24"/>
-        </w:rPr>
-      </w:pPr>
-    </w:p>
-    <w:p>
-      <w:pPr>
-        <w:spacing w:after="0" w:line="360" w:lineRule="auto"/>
-        <w:ind w:firstLine="709"/>
-        <w:jc w:val="both"/>
-        <w:rPr>
-          <w:rFonts w:ascii="Arial" w:hAnsi="Arial"/>
-          <w:sz w:val="24"/>
-          <w:szCs w:val="24"/>
-        </w:rPr>
-      </w:pPr>
-    </w:p>
-    <w:p>
-      <w:pPr>
-        <w:spacing w:after="0" w:line="360" w:lineRule="auto"/>
-        <w:ind w:firstLine="709"/>
-        <w:jc w:val="both"/>
-        <w:rPr>
-          <w:rFonts w:ascii="Arial" w:hAnsi="Arial"/>
-          <w:sz w:val="24"/>
-          <w:szCs w:val="24"/>
-        </w:rPr>
-      </w:pPr>
-    </w:p>
-    <w:p>
-      <w:pPr>
-        <w:spacing w:after="0" w:line="360" w:lineRule="auto"/>
-        <w:ind w:firstLine="709"/>
-        <w:jc w:val="both"/>
-        <w:rPr>
-          <w:rFonts w:ascii="Arial" w:hAnsi="Arial"/>
-          <w:sz w:val="24"/>
-          <w:szCs w:val="24"/>
-        </w:rPr>
-      </w:pPr>
-    </w:p>
-    <w:p>
-      <w:pPr>
-        <w:spacing w:after="0" w:line="360" w:lineRule="auto"/>
-        <w:ind w:firstLine="709"/>
-        <w:jc w:val="both"/>
-        <w:rPr>
-          <w:rFonts w:ascii="Arial" w:hAnsi="Arial"/>
-          <w:sz w:val="24"/>
-          <w:szCs w:val="24"/>
-        </w:rPr>
-      </w:pPr>
-    </w:p>
-    <w:p>
-      <w:pPr>
-        <w:spacing w:after="0" w:line="360" w:lineRule="auto"/>
-        <w:ind w:firstLine="709"/>
-        <w:jc w:val="both"/>
-        <w:rPr>
-          <w:rFonts w:ascii="Arial" w:hAnsi="Arial"/>
-          <w:sz w:val="24"/>
-          <w:szCs w:val="24"/>
-        </w:rPr>
-      </w:pPr>
-    </w:p>
-    <w:p>
-      <w:pPr>
-        <w:spacing w:after="0" w:line="360" w:lineRule="auto"/>
-        <w:ind w:firstLine="709"/>
-        <w:jc w:val="both"/>
-        <w:rPr>
-          <w:rFonts w:ascii="Arial" w:hAnsi="Arial"/>
-          <w:sz w:val="24"/>
-          <w:szCs w:val="24"/>
-        </w:rPr>
-      </w:pPr>
-    </w:p>
-    <w:p>
-      <w:pPr>
-        <w:spacing w:after="0" w:line="360" w:lineRule="auto"/>
-        <w:ind w:firstLine="709"/>
-        <w:jc w:val="both"/>
-        <w:rPr>
-          <w:rFonts w:ascii="Arial" w:hAnsi="Arial"/>
-          <w:sz w:val="24"/>
-          <w:szCs w:val="24"/>
-        </w:rPr>
-      </w:pPr>
-    </w:p>
-    <w:p>
-      <w:pPr>
-        <w:spacing w:after="0" w:line="360" w:lineRule="auto"/>
-        <w:ind w:firstLine="709"/>
-        <w:jc w:val="both"/>
-        <w:rPr>
-          <w:rFonts w:ascii="Arial" w:hAnsi="Arial"/>
-          <w:sz w:val="24"/>
-          <w:szCs w:val="24"/>
-        </w:rPr>
-      </w:pPr>
-    </w:p>
-    <w:p>
-      <w:pPr>
-        <w:spacing w:after="0" w:line="360" w:lineRule="auto"/>
-        <w:ind w:firstLine="709"/>
-        <w:jc w:val="both"/>
-        <w:rPr>
-          <w:rFonts w:ascii="Arial" w:hAnsi="Arial"/>
-          <w:sz w:val="24"/>
-          <w:szCs w:val="24"/>
-        </w:rPr>
-      </w:pPr>
-    </w:p>
-    <w:p>
-      <w:pPr>
-        <w:spacing w:after="0" w:line="360" w:lineRule="auto"/>
-        <w:ind w:firstLine="709"/>
-        <w:jc w:val="both"/>
-        <w:rPr>
-          <w:rFonts w:ascii="Arial" w:hAnsi="Arial"/>
-          <w:sz w:val="24"/>
-          <w:szCs w:val="24"/>
-        </w:rPr>
-      </w:pPr>
-    </w:p>
-    <w:p>
-      <w:pPr>
-        <w:spacing w:after="0" w:line="360" w:lineRule="auto"/>
-        <w:ind w:firstLine="709"/>
-        <w:jc w:val="both"/>
-        <w:rPr>
-          <w:rFonts w:ascii="Arial" w:hAnsi="Arial"/>
-          <w:sz w:val="24"/>
-          <w:szCs w:val="24"/>
-        </w:rPr>
-      </w:pPr>
-    </w:p>
-    <w:p>
-      <w:pPr>
-        <w:spacing w:after="0" w:line="360" w:lineRule="auto"/>
-        <w:ind w:firstLine="709"/>
-        <w:jc w:val="both"/>
-        <w:rPr>
-          <w:rFonts w:ascii="Arial" w:hAnsi="Arial"/>
-          <w:sz w:val="24"/>
-          <w:szCs w:val="24"/>
-        </w:rPr>
-      </w:pPr>
-    </w:p>
-    <w:p>
-      <w:pPr>
-        <w:spacing w:after="0" w:line="360" w:lineRule="auto"/>
-        <w:ind w:firstLine="709"/>
-        <w:jc w:val="both"/>
-        <w:rPr>
-          <w:rFonts w:ascii="Arial" w:hAnsi="Arial"/>
-          <w:sz w:val="24"/>
-          <w:szCs w:val="24"/>
-        </w:rPr>
-      </w:pPr>
-    </w:p>
-    <w:p>
-      <w:pPr>
-        <w:spacing w:after="0" w:line="360" w:lineRule="auto"/>
-        <w:ind w:firstLine="709"/>
-        <w:jc w:val="both"/>
-        <w:rPr>
-          <w:rFonts w:ascii="Arial" w:hAnsi="Arial"/>
-          <w:sz w:val="24"/>
-          <w:szCs w:val="24"/>
-        </w:rPr>
-      </w:pPr>
-    </w:p>
-    <w:p>
-      <w:pPr>
-        <w:spacing w:after="0" w:line="360" w:lineRule="auto"/>
-        <w:ind w:firstLine="709"/>
-        <w:jc w:val="both"/>
-        <w:rPr>
-          <w:rFonts w:ascii="Arial" w:hAnsi="Arial"/>
-          <w:sz w:val="24"/>
-          <w:szCs w:val="24"/>
-        </w:rPr>
-      </w:pPr>
-    </w:p>
-    <w:p>
-      <w:pPr>
-        <w:spacing w:after="0" w:line="360" w:lineRule="auto"/>
-        <w:ind w:firstLine="709"/>
-        <w:jc w:val="both"/>
-        <w:rPr>
-          <w:rFonts w:ascii="Arial" w:hAnsi="Arial"/>
-          <w:sz w:val="24"/>
-          <w:szCs w:val="24"/>
-        </w:rPr>
-      </w:pPr>
-    </w:p>
-    <w:p>
-      <w:pPr>
-        <w:spacing w:after="0" w:line="360" w:lineRule="auto"/>
-        <w:ind w:firstLine="709"/>
-        <w:jc w:val="both"/>
-        <w:rPr>
-          <w:rFonts w:ascii="Arial" w:hAnsi="Arial"/>
-          <w:sz w:val="24"/>
-          <w:szCs w:val="24"/>
-        </w:rPr>
-      </w:pPr>
-    </w:p>
-    <w:p>
-      <w:pPr>
-        <w:spacing w:after="0" w:line="360" w:lineRule="auto"/>
-        <w:ind w:firstLine="709"/>
-        <w:jc w:val="both"/>
-        <w:rPr>
-          <w:rFonts w:ascii="Arial" w:hAnsi="Arial"/>
-          <w:sz w:val="24"/>
-          <w:szCs w:val="24"/>
-        </w:rPr>
-      </w:pPr>
-    </w:p>
-    <w:p>
-      <w:pPr>
-        <w:spacing w:after="0" w:line="360" w:lineRule="auto"/>
-        <w:ind w:firstLine="709"/>
-        <w:jc w:val="both"/>
-        <w:rPr>
-          <w:rFonts w:ascii="Arial" w:hAnsi="Arial"/>
-          <w:sz w:val="24"/>
-          <w:szCs w:val="24"/>
-        </w:rPr>
-      </w:pPr>
-    </w:p>
-    <w:p>
-      <w:pPr>
-        <w:spacing w:after="0" w:line="360" w:lineRule="auto"/>
-        <w:ind w:firstLine="709"/>
-        <w:jc w:val="both"/>
-        <w:rPr>
-          <w:rFonts w:ascii="Arial" w:hAnsi="Arial"/>
-          <w:sz w:val="24"/>
-          <w:szCs w:val="24"/>
-        </w:rPr>
-      </w:pPr>
-    </w:p>
-    <w:p>
-      <w:pPr>
-        <w:spacing w:after="0" w:line="360" w:lineRule="auto"/>
-        <w:ind w:firstLine="709"/>
-        <w:jc w:val="both"/>
-        <w:rPr>
-          <w:rFonts w:ascii="Arial" w:hAnsi="Arial"/>
-          <w:sz w:val="24"/>
-          <w:szCs w:val="24"/>
-        </w:rPr>
-      </w:pPr>
-    </w:p>
-    <w:p>
-      <w:pPr>
-        <w:spacing w:after="0" w:line="360" w:lineRule="auto"/>
-        <w:ind w:firstLine="709"/>
-        <w:jc w:val="both"/>
-        <w:rPr>
-          <w:rFonts w:ascii="Arial" w:hAnsi="Arial"/>
-          <w:sz w:val="24"/>
-          <w:szCs w:val="24"/>
-        </w:rPr>
-      </w:pPr>
-    </w:p>
-    <w:p>
-      <w:pPr>
-        <w:spacing w:after="0" w:line="360" w:lineRule="auto"/>
-        <w:ind w:firstLine="709"/>
-        <w:jc w:val="both"/>
-        <w:rPr>
-          <w:rFonts w:ascii="Arial" w:hAnsi="Arial"/>
-          <w:sz w:val="24"/>
-          <w:szCs w:val="24"/>
-        </w:rPr>
-      </w:pPr>
-    </w:p>
-    <w:p>
-      <w:pPr>
-        <w:spacing w:after="0" w:line="360" w:lineRule="auto"/>
-        <w:ind w:firstLine="709"/>
-        <w:jc w:val="both"/>
-        <w:rPr>
-          <w:rFonts w:ascii="Arial" w:hAnsi="Arial"/>
-          <w:sz w:val="24"/>
-          <w:szCs w:val="24"/>
-        </w:rPr>
-      </w:pPr>
-    </w:p>
-    <w:p>
-      <w:pPr>
-        <w:spacing w:after="0" w:line="360" w:lineRule="auto"/>
-        <w:ind w:firstLine="709"/>
-        <w:jc w:val="both"/>
-        <w:rPr>
-          <w:rFonts w:ascii="Arial" w:hAnsi="Arial"/>
-          <w:sz w:val="24"/>
-          <w:szCs w:val="24"/>
-        </w:rPr>
-        <w:sectPr>
-          <w:headerReference w:type="default" r:id="rId15"/>
-          <w:footerReference w:type="default" r:id="rId16"/>
-          <w:type w:val="continuous"/>
-          <w:pgSz w:w="11906" w:h="16838" w:code="9"/>
-          <w:pgMar w:top="1701" w:right="1134" w:bottom="1134" w:left="1701" w:header="709" w:footer="709" w:gutter="0"/>
-          <w:cols w:space="708"/>
-          <w:docGrid w:linePitch="360"/>
-        </w:sectPr>
-      </w:pPr>
-    </w:p>
-    <w:p>
-      <w:pPr>
         <w:pStyle w:val="Ttulo"/>
         <w:pageBreakBefore/>
       </w:pPr>
@@ -12801,366 +9667,6 @@
         </w:rPr>
         <w:t>WESTERMAN, G.; BONNET, D.; MCAFEE, A. Liderando na era digital. São Paulo: M.Books, 2022.</w:t>
       </w:r>
-    </w:p>
-    <w:p>
-      <w:pPr>
-        <w:spacing w:after="0" w:line="360" w:lineRule="auto"/>
-        <w:ind w:firstLine="709"/>
-        <w:jc w:val="both"/>
-        <w:rPr>
-          <w:rFonts w:ascii="Arial" w:hAnsi="Arial"/>
-          <w:sz w:val="24"/>
-          <w:szCs w:val="24"/>
-        </w:rPr>
-      </w:pPr>
-    </w:p>
-    <w:p>
-      <w:pPr>
-        <w:spacing w:after="0" w:line="360" w:lineRule="auto"/>
-        <w:ind w:firstLine="709"/>
-        <w:jc w:val="both"/>
-        <w:rPr>
-          <w:rFonts w:ascii="Arial" w:hAnsi="Arial"/>
-          <w:sz w:val="24"/>
-          <w:szCs w:val="24"/>
-        </w:rPr>
-      </w:pPr>
-    </w:p>
-    <w:p>
-      <w:pPr>
-        <w:spacing w:after="0" w:line="360" w:lineRule="auto"/>
-        <w:ind w:firstLine="709"/>
-        <w:jc w:val="both"/>
-        <w:rPr>
-          <w:rFonts w:ascii="Arial" w:hAnsi="Arial"/>
-          <w:sz w:val="24"/>
-          <w:szCs w:val="24"/>
-        </w:rPr>
-      </w:pPr>
-    </w:p>
-    <w:p>
-      <w:pPr>
-        <w:spacing w:after="0" w:line="360" w:lineRule="auto"/>
-        <w:ind w:firstLine="709"/>
-        <w:jc w:val="both"/>
-        <w:rPr>
-          <w:rFonts w:ascii="Arial" w:hAnsi="Arial"/>
-          <w:sz w:val="24"/>
-          <w:szCs w:val="24"/>
-        </w:rPr>
-      </w:pPr>
-    </w:p>
-    <w:p>
-      <w:pPr>
-        <w:spacing w:after="0" w:line="360" w:lineRule="auto"/>
-        <w:ind w:firstLine="709"/>
-        <w:jc w:val="both"/>
-        <w:rPr>
-          <w:rFonts w:ascii="Arial" w:hAnsi="Arial"/>
-          <w:sz w:val="24"/>
-          <w:szCs w:val="24"/>
-        </w:rPr>
-      </w:pPr>
-    </w:p>
-    <w:p>
-      <w:pPr>
-        <w:spacing w:after="0" w:line="360" w:lineRule="auto"/>
-        <w:ind w:firstLine="709"/>
-        <w:jc w:val="both"/>
-        <w:rPr>
-          <w:rFonts w:ascii="Arial" w:hAnsi="Arial"/>
-          <w:sz w:val="24"/>
-          <w:szCs w:val="24"/>
-        </w:rPr>
-      </w:pPr>
-    </w:p>
-    <w:p>
-      <w:pPr>
-        <w:spacing w:after="0" w:line="360" w:lineRule="auto"/>
-        <w:ind w:firstLine="709"/>
-        <w:jc w:val="both"/>
-        <w:rPr>
-          <w:rFonts w:ascii="Arial" w:hAnsi="Arial"/>
-          <w:sz w:val="24"/>
-          <w:szCs w:val="24"/>
-        </w:rPr>
-      </w:pPr>
-    </w:p>
-    <w:p>
-      <w:pPr>
-        <w:spacing w:after="0" w:line="360" w:lineRule="auto"/>
-        <w:ind w:firstLine="709"/>
-        <w:jc w:val="both"/>
-        <w:rPr>
-          <w:rFonts w:ascii="Arial" w:hAnsi="Arial"/>
-          <w:sz w:val="24"/>
-          <w:szCs w:val="24"/>
-        </w:rPr>
-      </w:pPr>
-    </w:p>
-    <w:p>
-      <w:pPr>
-        <w:spacing w:after="0" w:line="360" w:lineRule="auto"/>
-        <w:ind w:firstLine="709"/>
-        <w:jc w:val="both"/>
-        <w:rPr>
-          <w:rFonts w:ascii="Arial" w:hAnsi="Arial"/>
-          <w:sz w:val="24"/>
-          <w:szCs w:val="24"/>
-        </w:rPr>
-      </w:pPr>
-    </w:p>
-    <w:p>
-      <w:pPr>
-        <w:spacing w:after="0" w:line="360" w:lineRule="auto"/>
-        <w:ind w:firstLine="709"/>
-        <w:jc w:val="both"/>
-        <w:rPr>
-          <w:rFonts w:ascii="Arial" w:hAnsi="Arial"/>
-          <w:sz w:val="24"/>
-          <w:szCs w:val="24"/>
-        </w:rPr>
-      </w:pPr>
-    </w:p>
-    <w:p>
-      <w:pPr>
-        <w:spacing w:after="0" w:line="360" w:lineRule="auto"/>
-        <w:ind w:firstLine="709"/>
-        <w:jc w:val="both"/>
-        <w:rPr>
-          <w:rFonts w:ascii="Arial" w:hAnsi="Arial"/>
-          <w:sz w:val="24"/>
-          <w:szCs w:val="24"/>
-        </w:rPr>
-      </w:pPr>
-    </w:p>
-    <w:p>
-      <w:pPr>
-        <w:spacing w:after="0" w:line="360" w:lineRule="auto"/>
-        <w:ind w:firstLine="709"/>
-        <w:jc w:val="both"/>
-        <w:rPr>
-          <w:rFonts w:ascii="Arial" w:hAnsi="Arial"/>
-          <w:sz w:val="24"/>
-          <w:szCs w:val="24"/>
-        </w:rPr>
-      </w:pPr>
-    </w:p>
-    <w:p>
-      <w:pPr>
-        <w:spacing w:after="0" w:line="360" w:lineRule="auto"/>
-        <w:ind w:firstLine="709"/>
-        <w:jc w:val="both"/>
-        <w:rPr>
-          <w:rFonts w:ascii="Arial" w:hAnsi="Arial"/>
-          <w:sz w:val="24"/>
-          <w:szCs w:val="24"/>
-        </w:rPr>
-      </w:pPr>
-    </w:p>
-    <w:p>
-      <w:pPr>
-        <w:spacing w:after="0" w:line="360" w:lineRule="auto"/>
-        <w:ind w:firstLine="709"/>
-        <w:jc w:val="both"/>
-        <w:rPr>
-          <w:rFonts w:ascii="Arial" w:hAnsi="Arial"/>
-          <w:sz w:val="24"/>
-          <w:szCs w:val="24"/>
-        </w:rPr>
-      </w:pPr>
-    </w:p>
-    <w:p>
-      <w:pPr>
-        <w:spacing w:after="0" w:line="360" w:lineRule="auto"/>
-        <w:ind w:firstLine="709"/>
-        <w:jc w:val="both"/>
-        <w:rPr>
-          <w:rFonts w:ascii="Arial" w:hAnsi="Arial"/>
-          <w:sz w:val="24"/>
-          <w:szCs w:val="24"/>
-        </w:rPr>
-      </w:pPr>
-    </w:p>
-    <w:p>
-      <w:pPr>
-        <w:spacing w:after="0" w:line="360" w:lineRule="auto"/>
-        <w:ind w:firstLine="709"/>
-        <w:jc w:val="both"/>
-        <w:rPr>
-          <w:rFonts w:ascii="Arial" w:hAnsi="Arial"/>
-          <w:sz w:val="24"/>
-          <w:szCs w:val="24"/>
-        </w:rPr>
-      </w:pPr>
-    </w:p>
-    <w:p>
-      <w:pPr>
-        <w:spacing w:after="0" w:line="360" w:lineRule="auto"/>
-        <w:ind w:firstLine="709"/>
-        <w:jc w:val="both"/>
-        <w:rPr>
-          <w:rFonts w:ascii="Arial" w:hAnsi="Arial"/>
-          <w:sz w:val="24"/>
-          <w:szCs w:val="24"/>
-        </w:rPr>
-      </w:pPr>
-    </w:p>
-    <w:p>
-      <w:pPr>
-        <w:spacing w:after="0" w:line="360" w:lineRule="auto"/>
-        <w:ind w:firstLine="709"/>
-        <w:jc w:val="both"/>
-        <w:rPr>
-          <w:rFonts w:ascii="Arial" w:hAnsi="Arial"/>
-          <w:sz w:val="24"/>
-          <w:szCs w:val="24"/>
-        </w:rPr>
-      </w:pPr>
-    </w:p>
-    <w:p>
-      <w:pPr>
-        <w:spacing w:after="0" w:line="360" w:lineRule="auto"/>
-        <w:ind w:firstLine="709"/>
-        <w:jc w:val="both"/>
-        <w:rPr>
-          <w:rFonts w:ascii="Arial" w:hAnsi="Arial"/>
-          <w:sz w:val="24"/>
-          <w:szCs w:val="24"/>
-        </w:rPr>
-      </w:pPr>
-    </w:p>
-    <w:p>
-      <w:pPr>
-        <w:spacing w:after="0" w:line="360" w:lineRule="auto"/>
-        <w:ind w:firstLine="709"/>
-        <w:jc w:val="both"/>
-        <w:rPr>
-          <w:rFonts w:ascii="Arial" w:hAnsi="Arial"/>
-          <w:sz w:val="24"/>
-          <w:szCs w:val="24"/>
-        </w:rPr>
-      </w:pPr>
-    </w:p>
-    <w:p>
-      <w:pPr>
-        <w:spacing w:after="0" w:line="360" w:lineRule="auto"/>
-        <w:ind w:firstLine="709"/>
-        <w:jc w:val="both"/>
-        <w:rPr>
-          <w:rFonts w:ascii="Arial" w:hAnsi="Arial"/>
-          <w:sz w:val="24"/>
-          <w:szCs w:val="24"/>
-        </w:rPr>
-      </w:pPr>
-    </w:p>
-    <w:p>
-      <w:pPr>
-        <w:spacing w:after="0" w:line="360" w:lineRule="auto"/>
-        <w:ind w:firstLine="709"/>
-        <w:jc w:val="both"/>
-        <w:rPr>
-          <w:rFonts w:ascii="Arial" w:hAnsi="Arial"/>
-          <w:sz w:val="24"/>
-          <w:szCs w:val="24"/>
-        </w:rPr>
-      </w:pPr>
-    </w:p>
-    <w:p>
-      <w:pPr>
-        <w:spacing w:after="0" w:line="360" w:lineRule="auto"/>
-        <w:ind w:firstLine="709"/>
-        <w:jc w:val="both"/>
-        <w:rPr>
-          <w:rFonts w:ascii="Arial" w:hAnsi="Arial"/>
-          <w:sz w:val="24"/>
-          <w:szCs w:val="24"/>
-        </w:rPr>
-      </w:pPr>
-    </w:p>
-    <w:p>
-      <w:pPr>
-        <w:spacing w:after="0" w:line="360" w:lineRule="auto"/>
-        <w:ind w:firstLine="709"/>
-        <w:jc w:val="both"/>
-        <w:rPr>
-          <w:rFonts w:ascii="Arial" w:hAnsi="Arial"/>
-          <w:sz w:val="24"/>
-          <w:szCs w:val="24"/>
-        </w:rPr>
-      </w:pPr>
-    </w:p>
-    <w:p>
-      <w:pPr>
-        <w:spacing w:after="0" w:line="360" w:lineRule="auto"/>
-        <w:ind w:firstLine="709"/>
-        <w:jc w:val="both"/>
-        <w:rPr>
-          <w:rFonts w:ascii="Arial" w:hAnsi="Arial"/>
-          <w:sz w:val="24"/>
-          <w:szCs w:val="24"/>
-        </w:rPr>
-      </w:pPr>
-    </w:p>
-    <w:p>
-      <w:pPr>
-        <w:spacing w:after="0" w:line="360" w:lineRule="auto"/>
-        <w:ind w:firstLine="709"/>
-        <w:jc w:val="both"/>
-        <w:rPr>
-          <w:rFonts w:ascii="Arial" w:hAnsi="Arial"/>
-          <w:sz w:val="24"/>
-          <w:szCs w:val="24"/>
-        </w:rPr>
-      </w:pPr>
-    </w:p>
-    <w:p>
-      <w:pPr>
-        <w:spacing w:after="0" w:line="360" w:lineRule="auto"/>
-        <w:ind w:firstLine="709"/>
-        <w:jc w:val="both"/>
-        <w:rPr>
-          <w:rFonts w:ascii="Arial" w:hAnsi="Arial"/>
-          <w:sz w:val="24"/>
-          <w:szCs w:val="24"/>
-        </w:rPr>
-      </w:pPr>
-    </w:p>
-    <w:p>
-      <w:pPr>
-        <w:spacing w:after="0" w:line="360" w:lineRule="auto"/>
-        <w:ind w:firstLine="709"/>
-        <w:jc w:val="both"/>
-        <w:rPr>
-          <w:rFonts w:ascii="Arial" w:hAnsi="Arial"/>
-          <w:sz w:val="24"/>
-          <w:szCs w:val="24"/>
-        </w:rPr>
-      </w:pPr>
-    </w:p>
-    <w:p>
-      <w:pPr>
-        <w:spacing w:after="0" w:line="360" w:lineRule="auto"/>
-        <w:ind w:firstLine="709"/>
-        <w:jc w:val="both"/>
-        <w:rPr>
-          <w:rFonts w:ascii="Arial" w:hAnsi="Arial"/>
-          <w:sz w:val="24"/>
-          <w:szCs w:val="24"/>
-        </w:rPr>
-      </w:pPr>
-    </w:p>
-    <w:p>
-      <w:pPr>
-        <w:spacing w:after="0" w:line="360" w:lineRule="auto"/>
-        <w:ind w:firstLine="709"/>
-        <w:jc w:val="both"/>
-        <w:rPr>
-          <w:rFonts w:ascii="Arial" w:hAnsi="Arial"/>
-          <w:sz w:val="24"/>
-          <w:szCs w:val="24"/>
-        </w:rPr>
-      </w:pPr>
     </w:p>
     <w:p>
       <w:pPr>
@@ -13209,378 +9715,6 @@
     </w:p>
     <w:p>
       <w:pPr>
-        <w:spacing w:after="0" w:line="360" w:lineRule="auto"/>
-        <w:ind w:firstLine="709"/>
-        <w:rPr>
-          <w:rFonts w:ascii="Arial" w:hAnsi="Arial"/>
-          <w:bCs/>
-          <w:sz w:val="24"/>
-          <w:szCs w:val="24"/>
-        </w:rPr>
-      </w:pPr>
-    </w:p>
-    <w:p>
-      <w:pPr>
-        <w:spacing w:after="0" w:line="360" w:lineRule="auto"/>
-        <w:ind w:firstLine="709"/>
-        <w:rPr>
-          <w:rFonts w:ascii="Arial" w:hAnsi="Arial"/>
-          <w:bCs/>
-          <w:sz w:val="24"/>
-          <w:szCs w:val="24"/>
-        </w:rPr>
-      </w:pPr>
-    </w:p>
-    <w:p>
-      <w:pPr>
-        <w:spacing w:after="0" w:line="360" w:lineRule="auto"/>
-        <w:ind w:firstLine="709"/>
-        <w:rPr>
-          <w:rFonts w:ascii="Arial" w:hAnsi="Arial"/>
-          <w:bCs/>
-          <w:sz w:val="24"/>
-          <w:szCs w:val="24"/>
-        </w:rPr>
-      </w:pPr>
-    </w:p>
-    <w:p>
-      <w:pPr>
-        <w:spacing w:after="0" w:line="360" w:lineRule="auto"/>
-        <w:ind w:firstLine="709"/>
-        <w:rPr>
-          <w:rFonts w:ascii="Arial" w:hAnsi="Arial"/>
-          <w:bCs/>
-          <w:sz w:val="24"/>
-          <w:szCs w:val="24"/>
-        </w:rPr>
-      </w:pPr>
-    </w:p>
-    <w:p>
-      <w:pPr>
-        <w:spacing w:after="0" w:line="360" w:lineRule="auto"/>
-        <w:ind w:firstLine="709"/>
-        <w:rPr>
-          <w:rFonts w:ascii="Arial" w:hAnsi="Arial"/>
-          <w:bCs/>
-          <w:sz w:val="24"/>
-          <w:szCs w:val="24"/>
-        </w:rPr>
-      </w:pPr>
-    </w:p>
-    <w:p>
-      <w:pPr>
-        <w:spacing w:after="0" w:line="360" w:lineRule="auto"/>
-        <w:ind w:firstLine="709"/>
-        <w:rPr>
-          <w:rFonts w:ascii="Arial" w:hAnsi="Arial"/>
-          <w:bCs/>
-          <w:sz w:val="24"/>
-          <w:szCs w:val="24"/>
-        </w:rPr>
-      </w:pPr>
-    </w:p>
-    <w:p>
-      <w:pPr>
-        <w:spacing w:after="0" w:line="360" w:lineRule="auto"/>
-        <w:ind w:firstLine="709"/>
-        <w:rPr>
-          <w:rFonts w:ascii="Arial" w:hAnsi="Arial"/>
-          <w:bCs/>
-          <w:sz w:val="24"/>
-          <w:szCs w:val="24"/>
-        </w:rPr>
-      </w:pPr>
-    </w:p>
-    <w:p>
-      <w:pPr>
-        <w:spacing w:after="0" w:line="360" w:lineRule="auto"/>
-        <w:ind w:firstLine="709"/>
-        <w:rPr>
-          <w:rFonts w:ascii="Arial" w:hAnsi="Arial"/>
-          <w:bCs/>
-          <w:sz w:val="24"/>
-          <w:szCs w:val="24"/>
-        </w:rPr>
-      </w:pPr>
-    </w:p>
-    <w:p>
-      <w:pPr>
-        <w:spacing w:after="0" w:line="360" w:lineRule="auto"/>
-        <w:ind w:firstLine="709"/>
-        <w:rPr>
-          <w:rFonts w:ascii="Arial" w:hAnsi="Arial"/>
-          <w:bCs/>
-          <w:sz w:val="24"/>
-          <w:szCs w:val="24"/>
-        </w:rPr>
-      </w:pPr>
-    </w:p>
-    <w:p>
-      <w:pPr>
-        <w:spacing w:after="0" w:line="360" w:lineRule="auto"/>
-        <w:ind w:firstLine="709"/>
-        <w:rPr>
-          <w:rFonts w:ascii="Arial" w:hAnsi="Arial"/>
-          <w:bCs/>
-          <w:sz w:val="24"/>
-          <w:szCs w:val="24"/>
-        </w:rPr>
-      </w:pPr>
-    </w:p>
-    <w:p>
-      <w:pPr>
-        <w:spacing w:after="0" w:line="360" w:lineRule="auto"/>
-        <w:ind w:firstLine="709"/>
-        <w:rPr>
-          <w:rFonts w:ascii="Arial" w:hAnsi="Arial"/>
-          <w:bCs/>
-          <w:sz w:val="24"/>
-          <w:szCs w:val="24"/>
-        </w:rPr>
-      </w:pPr>
-    </w:p>
-    <w:p>
-      <w:pPr>
-        <w:spacing w:after="0" w:line="360" w:lineRule="auto"/>
-        <w:ind w:firstLine="709"/>
-        <w:rPr>
-          <w:rFonts w:ascii="Arial" w:hAnsi="Arial"/>
-          <w:bCs/>
-          <w:sz w:val="24"/>
-          <w:szCs w:val="24"/>
-        </w:rPr>
-      </w:pPr>
-    </w:p>
-    <w:p>
-      <w:pPr>
-        <w:spacing w:after="0" w:line="360" w:lineRule="auto"/>
-        <w:ind w:firstLine="709"/>
-        <w:rPr>
-          <w:rFonts w:ascii="Arial" w:hAnsi="Arial"/>
-          <w:bCs/>
-          <w:sz w:val="24"/>
-          <w:szCs w:val="24"/>
-        </w:rPr>
-      </w:pPr>
-    </w:p>
-    <w:p>
-      <w:pPr>
-        <w:spacing w:after="0" w:line="360" w:lineRule="auto"/>
-        <w:ind w:firstLine="709"/>
-        <w:rPr>
-          <w:rFonts w:ascii="Arial" w:hAnsi="Arial"/>
-          <w:bCs/>
-          <w:sz w:val="24"/>
-          <w:szCs w:val="24"/>
-        </w:rPr>
-      </w:pPr>
-    </w:p>
-    <w:p>
-      <w:pPr>
-        <w:spacing w:after="0" w:line="360" w:lineRule="auto"/>
-        <w:ind w:firstLine="709"/>
-        <w:rPr>
-          <w:rFonts w:ascii="Arial" w:hAnsi="Arial"/>
-          <w:bCs/>
-          <w:sz w:val="24"/>
-          <w:szCs w:val="24"/>
-        </w:rPr>
-      </w:pPr>
-    </w:p>
-    <w:p>
-      <w:pPr>
-        <w:spacing w:after="0" w:line="360" w:lineRule="auto"/>
-        <w:ind w:firstLine="709"/>
-        <w:rPr>
-          <w:rFonts w:ascii="Arial" w:hAnsi="Arial"/>
-          <w:bCs/>
-          <w:sz w:val="24"/>
-          <w:szCs w:val="24"/>
-        </w:rPr>
-      </w:pPr>
-    </w:p>
-    <w:p>
-      <w:pPr>
-        <w:spacing w:after="0" w:line="360" w:lineRule="auto"/>
-        <w:ind w:firstLine="709"/>
-        <w:rPr>
-          <w:rFonts w:ascii="Arial" w:hAnsi="Arial"/>
-          <w:bCs/>
-          <w:sz w:val="24"/>
-          <w:szCs w:val="24"/>
-        </w:rPr>
-      </w:pPr>
-    </w:p>
-    <w:p>
-      <w:pPr>
-        <w:spacing w:after="0" w:line="360" w:lineRule="auto"/>
-        <w:ind w:firstLine="709"/>
-        <w:rPr>
-          <w:rFonts w:ascii="Arial" w:hAnsi="Arial"/>
-          <w:bCs/>
-          <w:sz w:val="24"/>
-          <w:szCs w:val="24"/>
-        </w:rPr>
-      </w:pPr>
-    </w:p>
-    <w:p>
-      <w:pPr>
-        <w:spacing w:after="0" w:line="360" w:lineRule="auto"/>
-        <w:ind w:firstLine="709"/>
-        <w:rPr>
-          <w:rFonts w:ascii="Arial" w:hAnsi="Arial"/>
-          <w:bCs/>
-          <w:sz w:val="24"/>
-          <w:szCs w:val="24"/>
-        </w:rPr>
-      </w:pPr>
-    </w:p>
-    <w:p>
-      <w:pPr>
-        <w:spacing w:after="0" w:line="360" w:lineRule="auto"/>
-        <w:ind w:firstLine="709"/>
-        <w:rPr>
-          <w:rFonts w:ascii="Arial" w:hAnsi="Arial"/>
-          <w:bCs/>
-          <w:sz w:val="24"/>
-          <w:szCs w:val="24"/>
-        </w:rPr>
-      </w:pPr>
-    </w:p>
-    <w:p>
-      <w:pPr>
-        <w:spacing w:after="0" w:line="360" w:lineRule="auto"/>
-        <w:ind w:firstLine="709"/>
-        <w:rPr>
-          <w:rFonts w:ascii="Arial" w:hAnsi="Arial"/>
-          <w:bCs/>
-          <w:sz w:val="24"/>
-          <w:szCs w:val="24"/>
-        </w:rPr>
-      </w:pPr>
-    </w:p>
-    <w:p>
-      <w:pPr>
-        <w:spacing w:after="0" w:line="360" w:lineRule="auto"/>
-        <w:ind w:firstLine="709"/>
-        <w:rPr>
-          <w:rFonts w:ascii="Arial" w:hAnsi="Arial"/>
-          <w:bCs/>
-          <w:sz w:val="24"/>
-          <w:szCs w:val="24"/>
-        </w:rPr>
-      </w:pPr>
-    </w:p>
-    <w:p>
-      <w:pPr>
-        <w:spacing w:after="0" w:line="360" w:lineRule="auto"/>
-        <w:ind w:firstLine="709"/>
-        <w:rPr>
-          <w:rFonts w:ascii="Arial" w:hAnsi="Arial"/>
-          <w:bCs/>
-          <w:sz w:val="24"/>
-          <w:szCs w:val="24"/>
-        </w:rPr>
-      </w:pPr>
-    </w:p>
-    <w:p>
-      <w:pPr>
-        <w:spacing w:after="0" w:line="360" w:lineRule="auto"/>
-        <w:ind w:firstLine="709"/>
-        <w:rPr>
-          <w:rFonts w:ascii="Arial" w:hAnsi="Arial"/>
-          <w:bCs/>
-          <w:sz w:val="24"/>
-          <w:szCs w:val="24"/>
-        </w:rPr>
-      </w:pPr>
-    </w:p>
-    <w:p>
-      <w:pPr>
-        <w:spacing w:after="0" w:line="360" w:lineRule="auto"/>
-        <w:ind w:firstLine="709"/>
-        <w:rPr>
-          <w:rFonts w:ascii="Arial" w:hAnsi="Arial"/>
-          <w:bCs/>
-          <w:sz w:val="24"/>
-          <w:szCs w:val="24"/>
-        </w:rPr>
-      </w:pPr>
-    </w:p>
-    <w:p>
-      <w:pPr>
-        <w:spacing w:after="0" w:line="360" w:lineRule="auto"/>
-        <w:ind w:firstLine="709"/>
-        <w:rPr>
-          <w:rFonts w:ascii="Arial" w:hAnsi="Arial"/>
-          <w:bCs/>
-          <w:sz w:val="24"/>
-          <w:szCs w:val="24"/>
-        </w:rPr>
-      </w:pPr>
-    </w:p>
-    <w:p>
-      <w:pPr>
-        <w:spacing w:after="0" w:line="360" w:lineRule="auto"/>
-        <w:ind w:firstLine="709"/>
-        <w:rPr>
-          <w:rFonts w:ascii="Arial" w:hAnsi="Arial"/>
-          <w:bCs/>
-          <w:sz w:val="24"/>
-          <w:szCs w:val="24"/>
-        </w:rPr>
-      </w:pPr>
-    </w:p>
-    <w:p>
-      <w:pPr>
-        <w:spacing w:after="0" w:line="360" w:lineRule="auto"/>
-        <w:ind w:firstLine="709"/>
-        <w:rPr>
-          <w:rFonts w:ascii="Arial" w:hAnsi="Arial"/>
-          <w:bCs/>
-          <w:sz w:val="24"/>
-          <w:szCs w:val="24"/>
-        </w:rPr>
-      </w:pPr>
-    </w:p>
-    <w:p>
-      <w:pPr>
-        <w:spacing w:after="0" w:line="360" w:lineRule="auto"/>
-        <w:ind w:firstLine="709"/>
-        <w:rPr>
-          <w:rFonts w:ascii="Arial" w:hAnsi="Arial"/>
-          <w:bCs/>
-          <w:sz w:val="24"/>
-          <w:szCs w:val="24"/>
-        </w:rPr>
-      </w:pPr>
-    </w:p>
-    <w:p>
-      <w:pPr>
-        <w:spacing w:after="0" w:line="360" w:lineRule="auto"/>
-        <w:ind w:firstLine="709"/>
-        <w:rPr>
-          <w:rFonts w:ascii="Arial" w:hAnsi="Arial"/>
-          <w:bCs/>
-          <w:sz w:val="24"/>
-          <w:szCs w:val="24"/>
-        </w:rPr>
-      </w:pPr>
-    </w:p>
-    <w:p>
-      <w:pPr>
-        <w:spacing w:after="0" w:line="360" w:lineRule="auto"/>
-        <w:ind w:firstLine="709"/>
-        <w:rPr>
-          <w:rFonts w:ascii="Arial" w:hAnsi="Arial"/>
-          <w:bCs/>
-          <w:sz w:val="24"/>
-          <w:szCs w:val="24"/>
-        </w:rPr>
-      </w:pPr>
-    </w:p>
-    <w:p>
-      <w:pPr>
         <w:pStyle w:val="Ttulo"/>
         <w:pageBreakBefore/>
       </w:pPr>
@@ -13614,378 +9748,6 @@
     </w:p>
     <w:p>
       <w:pPr>
-        <w:spacing w:after="0" w:line="360" w:lineRule="auto"/>
-        <w:ind w:firstLine="709"/>
-        <w:rPr>
-          <w:rFonts w:ascii="Arial" w:hAnsi="Arial"/>
-          <w:bCs/>
-          <w:sz w:val="24"/>
-          <w:szCs w:val="24"/>
-        </w:rPr>
-      </w:pPr>
-    </w:p>
-    <w:p>
-      <w:pPr>
-        <w:spacing w:after="0" w:line="360" w:lineRule="auto"/>
-        <w:ind w:firstLine="709"/>
-        <w:rPr>
-          <w:rFonts w:ascii="Arial" w:hAnsi="Arial"/>
-          <w:bCs/>
-          <w:sz w:val="24"/>
-          <w:szCs w:val="24"/>
-        </w:rPr>
-      </w:pPr>
-    </w:p>
-    <w:p>
-      <w:pPr>
-        <w:spacing w:after="0" w:line="360" w:lineRule="auto"/>
-        <w:ind w:firstLine="709"/>
-        <w:rPr>
-          <w:rFonts w:ascii="Arial" w:hAnsi="Arial"/>
-          <w:bCs/>
-          <w:sz w:val="24"/>
-          <w:szCs w:val="24"/>
-        </w:rPr>
-      </w:pPr>
-    </w:p>
-    <w:p>
-      <w:pPr>
-        <w:spacing w:after="0" w:line="360" w:lineRule="auto"/>
-        <w:ind w:firstLine="709"/>
-        <w:rPr>
-          <w:rFonts w:ascii="Arial" w:hAnsi="Arial"/>
-          <w:bCs/>
-          <w:sz w:val="24"/>
-          <w:szCs w:val="24"/>
-        </w:rPr>
-      </w:pPr>
-    </w:p>
-    <w:p>
-      <w:pPr>
-        <w:spacing w:after="0" w:line="360" w:lineRule="auto"/>
-        <w:ind w:firstLine="709"/>
-        <w:rPr>
-          <w:rFonts w:ascii="Arial" w:hAnsi="Arial"/>
-          <w:bCs/>
-          <w:sz w:val="24"/>
-          <w:szCs w:val="24"/>
-        </w:rPr>
-      </w:pPr>
-    </w:p>
-    <w:p>
-      <w:pPr>
-        <w:spacing w:after="0" w:line="360" w:lineRule="auto"/>
-        <w:ind w:firstLine="709"/>
-        <w:rPr>
-          <w:rFonts w:ascii="Arial" w:hAnsi="Arial"/>
-          <w:bCs/>
-          <w:sz w:val="24"/>
-          <w:szCs w:val="24"/>
-        </w:rPr>
-      </w:pPr>
-    </w:p>
-    <w:p>
-      <w:pPr>
-        <w:spacing w:after="0" w:line="360" w:lineRule="auto"/>
-        <w:ind w:firstLine="709"/>
-        <w:rPr>
-          <w:rFonts w:ascii="Arial" w:hAnsi="Arial"/>
-          <w:bCs/>
-          <w:sz w:val="24"/>
-          <w:szCs w:val="24"/>
-        </w:rPr>
-      </w:pPr>
-    </w:p>
-    <w:p>
-      <w:pPr>
-        <w:spacing w:after="0" w:line="360" w:lineRule="auto"/>
-        <w:ind w:firstLine="709"/>
-        <w:rPr>
-          <w:rFonts w:ascii="Arial" w:hAnsi="Arial"/>
-          <w:bCs/>
-          <w:sz w:val="24"/>
-          <w:szCs w:val="24"/>
-        </w:rPr>
-      </w:pPr>
-    </w:p>
-    <w:p>
-      <w:pPr>
-        <w:spacing w:after="0" w:line="360" w:lineRule="auto"/>
-        <w:ind w:firstLine="709"/>
-        <w:rPr>
-          <w:rFonts w:ascii="Arial" w:hAnsi="Arial"/>
-          <w:bCs/>
-          <w:sz w:val="24"/>
-          <w:szCs w:val="24"/>
-        </w:rPr>
-      </w:pPr>
-    </w:p>
-    <w:p>
-      <w:pPr>
-        <w:spacing w:after="0" w:line="360" w:lineRule="auto"/>
-        <w:ind w:firstLine="709"/>
-        <w:rPr>
-          <w:rFonts w:ascii="Arial" w:hAnsi="Arial"/>
-          <w:bCs/>
-          <w:sz w:val="24"/>
-          <w:szCs w:val="24"/>
-        </w:rPr>
-      </w:pPr>
-    </w:p>
-    <w:p>
-      <w:pPr>
-        <w:spacing w:after="0" w:line="360" w:lineRule="auto"/>
-        <w:ind w:firstLine="709"/>
-        <w:rPr>
-          <w:rFonts w:ascii="Arial" w:hAnsi="Arial"/>
-          <w:bCs/>
-          <w:sz w:val="24"/>
-          <w:szCs w:val="24"/>
-        </w:rPr>
-      </w:pPr>
-    </w:p>
-    <w:p>
-      <w:pPr>
-        <w:spacing w:after="0" w:line="360" w:lineRule="auto"/>
-        <w:ind w:firstLine="709"/>
-        <w:rPr>
-          <w:rFonts w:ascii="Arial" w:hAnsi="Arial"/>
-          <w:bCs/>
-          <w:sz w:val="24"/>
-          <w:szCs w:val="24"/>
-        </w:rPr>
-      </w:pPr>
-    </w:p>
-    <w:p>
-      <w:pPr>
-        <w:spacing w:after="0" w:line="360" w:lineRule="auto"/>
-        <w:ind w:firstLine="709"/>
-        <w:rPr>
-          <w:rFonts w:ascii="Arial" w:hAnsi="Arial"/>
-          <w:bCs/>
-          <w:sz w:val="24"/>
-          <w:szCs w:val="24"/>
-        </w:rPr>
-      </w:pPr>
-    </w:p>
-    <w:p>
-      <w:pPr>
-        <w:spacing w:after="0" w:line="360" w:lineRule="auto"/>
-        <w:ind w:firstLine="709"/>
-        <w:rPr>
-          <w:rFonts w:ascii="Arial" w:hAnsi="Arial"/>
-          <w:bCs/>
-          <w:sz w:val="24"/>
-          <w:szCs w:val="24"/>
-        </w:rPr>
-      </w:pPr>
-    </w:p>
-    <w:p>
-      <w:pPr>
-        <w:spacing w:after="0" w:line="360" w:lineRule="auto"/>
-        <w:ind w:firstLine="709"/>
-        <w:rPr>
-          <w:rFonts w:ascii="Arial" w:hAnsi="Arial"/>
-          <w:bCs/>
-          <w:sz w:val="24"/>
-          <w:szCs w:val="24"/>
-        </w:rPr>
-      </w:pPr>
-    </w:p>
-    <w:p>
-      <w:pPr>
-        <w:spacing w:after="0" w:line="360" w:lineRule="auto"/>
-        <w:ind w:firstLine="709"/>
-        <w:rPr>
-          <w:rFonts w:ascii="Arial" w:hAnsi="Arial"/>
-          <w:bCs/>
-          <w:sz w:val="24"/>
-          <w:szCs w:val="24"/>
-        </w:rPr>
-      </w:pPr>
-    </w:p>
-    <w:p>
-      <w:pPr>
-        <w:spacing w:after="0" w:line="360" w:lineRule="auto"/>
-        <w:ind w:firstLine="709"/>
-        <w:rPr>
-          <w:rFonts w:ascii="Arial" w:hAnsi="Arial"/>
-          <w:bCs/>
-          <w:sz w:val="24"/>
-          <w:szCs w:val="24"/>
-        </w:rPr>
-      </w:pPr>
-    </w:p>
-    <w:p>
-      <w:pPr>
-        <w:spacing w:after="0" w:line="360" w:lineRule="auto"/>
-        <w:ind w:firstLine="709"/>
-        <w:rPr>
-          <w:rFonts w:ascii="Arial" w:hAnsi="Arial"/>
-          <w:bCs/>
-          <w:sz w:val="24"/>
-          <w:szCs w:val="24"/>
-        </w:rPr>
-      </w:pPr>
-    </w:p>
-    <w:p>
-      <w:pPr>
-        <w:spacing w:after="0" w:line="360" w:lineRule="auto"/>
-        <w:ind w:firstLine="709"/>
-        <w:rPr>
-          <w:rFonts w:ascii="Arial" w:hAnsi="Arial"/>
-          <w:bCs/>
-          <w:sz w:val="24"/>
-          <w:szCs w:val="24"/>
-        </w:rPr>
-      </w:pPr>
-    </w:p>
-    <w:p>
-      <w:pPr>
-        <w:spacing w:after="0" w:line="360" w:lineRule="auto"/>
-        <w:ind w:firstLine="709"/>
-        <w:rPr>
-          <w:rFonts w:ascii="Arial" w:hAnsi="Arial"/>
-          <w:bCs/>
-          <w:sz w:val="24"/>
-          <w:szCs w:val="24"/>
-        </w:rPr>
-      </w:pPr>
-    </w:p>
-    <w:p>
-      <w:pPr>
-        <w:spacing w:after="0" w:line="360" w:lineRule="auto"/>
-        <w:ind w:firstLine="709"/>
-        <w:rPr>
-          <w:rFonts w:ascii="Arial" w:hAnsi="Arial"/>
-          <w:bCs/>
-          <w:sz w:val="24"/>
-          <w:szCs w:val="24"/>
-        </w:rPr>
-      </w:pPr>
-    </w:p>
-    <w:p>
-      <w:pPr>
-        <w:spacing w:after="0" w:line="360" w:lineRule="auto"/>
-        <w:ind w:firstLine="709"/>
-        <w:rPr>
-          <w:rFonts w:ascii="Arial" w:hAnsi="Arial"/>
-          <w:bCs/>
-          <w:sz w:val="24"/>
-          <w:szCs w:val="24"/>
-        </w:rPr>
-      </w:pPr>
-    </w:p>
-    <w:p>
-      <w:pPr>
-        <w:spacing w:after="0" w:line="360" w:lineRule="auto"/>
-        <w:ind w:firstLine="709"/>
-        <w:rPr>
-          <w:rFonts w:ascii="Arial" w:hAnsi="Arial"/>
-          <w:bCs/>
-          <w:sz w:val="24"/>
-          <w:szCs w:val="24"/>
-        </w:rPr>
-      </w:pPr>
-    </w:p>
-    <w:p>
-      <w:pPr>
-        <w:spacing w:after="0" w:line="360" w:lineRule="auto"/>
-        <w:ind w:firstLine="709"/>
-        <w:rPr>
-          <w:rFonts w:ascii="Arial" w:hAnsi="Arial"/>
-          <w:bCs/>
-          <w:sz w:val="24"/>
-          <w:szCs w:val="24"/>
-        </w:rPr>
-      </w:pPr>
-    </w:p>
-    <w:p>
-      <w:pPr>
-        <w:spacing w:after="0" w:line="360" w:lineRule="auto"/>
-        <w:ind w:firstLine="709"/>
-        <w:rPr>
-          <w:rFonts w:ascii="Arial" w:hAnsi="Arial"/>
-          <w:bCs/>
-          <w:sz w:val="24"/>
-          <w:szCs w:val="24"/>
-        </w:rPr>
-      </w:pPr>
-    </w:p>
-    <w:p>
-      <w:pPr>
-        <w:spacing w:after="0" w:line="360" w:lineRule="auto"/>
-        <w:ind w:firstLine="709"/>
-        <w:rPr>
-          <w:rFonts w:ascii="Arial" w:hAnsi="Arial"/>
-          <w:bCs/>
-          <w:sz w:val="24"/>
-          <w:szCs w:val="24"/>
-        </w:rPr>
-      </w:pPr>
-    </w:p>
-    <w:p>
-      <w:pPr>
-        <w:spacing w:after="0" w:line="360" w:lineRule="auto"/>
-        <w:ind w:firstLine="709"/>
-        <w:rPr>
-          <w:rFonts w:ascii="Arial" w:hAnsi="Arial"/>
-          <w:bCs/>
-          <w:sz w:val="24"/>
-          <w:szCs w:val="24"/>
-        </w:rPr>
-      </w:pPr>
-    </w:p>
-    <w:p>
-      <w:pPr>
-        <w:spacing w:after="0" w:line="360" w:lineRule="auto"/>
-        <w:ind w:firstLine="709"/>
-        <w:rPr>
-          <w:rFonts w:ascii="Arial" w:hAnsi="Arial"/>
-          <w:bCs/>
-          <w:sz w:val="24"/>
-          <w:szCs w:val="24"/>
-        </w:rPr>
-      </w:pPr>
-    </w:p>
-    <w:p>
-      <w:pPr>
-        <w:spacing w:after="0" w:line="360" w:lineRule="auto"/>
-        <w:ind w:firstLine="709"/>
-        <w:rPr>
-          <w:rFonts w:ascii="Arial" w:hAnsi="Arial"/>
-          <w:bCs/>
-          <w:sz w:val="24"/>
-          <w:szCs w:val="24"/>
-        </w:rPr>
-      </w:pPr>
-    </w:p>
-    <w:p>
-      <w:pPr>
-        <w:spacing w:after="0" w:line="360" w:lineRule="auto"/>
-        <w:ind w:firstLine="709"/>
-        <w:rPr>
-          <w:rFonts w:ascii="Arial" w:hAnsi="Arial"/>
-          <w:bCs/>
-          <w:sz w:val="24"/>
-          <w:szCs w:val="24"/>
-        </w:rPr>
-      </w:pPr>
-    </w:p>
-    <w:p>
-      <w:pPr>
-        <w:spacing w:after="0" w:line="360" w:lineRule="auto"/>
-        <w:ind w:firstLine="709"/>
-        <w:rPr>
-          <w:rFonts w:ascii="Arial" w:hAnsi="Arial"/>
-          <w:bCs/>
-          <w:sz w:val="24"/>
-          <w:szCs w:val="24"/>
-        </w:rPr>
-      </w:pPr>
-    </w:p>
-    <w:p>
-      <w:pPr>
         <w:pStyle w:val="Ttulo"/>
         <w:pageBreakBefore/>
       </w:pPr>
@@ -14000,366 +9762,6 @@
         </w:rPr>
         <w:t>GLOSSÁRIO</w:t>
       </w:r>
-    </w:p>
-    <w:p>
-      <w:pPr>
-        <w:spacing w:after="0" w:line="360" w:lineRule="auto"/>
-        <w:ind w:firstLine="709"/>
-        <w:rPr>
-          <w:rFonts w:ascii="Arial" w:hAnsi="Arial"/>
-          <w:bCs/>
-          <w:sz w:val="24"/>
-          <w:szCs w:val="24"/>
-        </w:rPr>
-      </w:pPr>
-    </w:p>
-    <w:p>
-      <w:pPr>
-        <w:spacing w:after="0" w:line="360" w:lineRule="auto"/>
-        <w:ind w:firstLine="709"/>
-        <w:rPr>
-          <w:rFonts w:ascii="Arial" w:hAnsi="Arial"/>
-          <w:bCs/>
-          <w:sz w:val="24"/>
-          <w:szCs w:val="24"/>
-        </w:rPr>
-      </w:pPr>
-    </w:p>
-    <w:p>
-      <w:pPr>
-        <w:spacing w:after="0" w:line="360" w:lineRule="auto"/>
-        <w:ind w:firstLine="709"/>
-        <w:rPr>
-          <w:rFonts w:ascii="Arial" w:hAnsi="Arial"/>
-          <w:bCs/>
-          <w:sz w:val="24"/>
-          <w:szCs w:val="24"/>
-        </w:rPr>
-      </w:pPr>
-    </w:p>
-    <w:p>
-      <w:pPr>
-        <w:spacing w:after="0" w:line="360" w:lineRule="auto"/>
-        <w:ind w:firstLine="709"/>
-        <w:rPr>
-          <w:rFonts w:ascii="Arial" w:hAnsi="Arial"/>
-          <w:bCs/>
-          <w:sz w:val="24"/>
-          <w:szCs w:val="24"/>
-        </w:rPr>
-      </w:pPr>
-    </w:p>
-    <w:p>
-      <w:pPr>
-        <w:spacing w:after="0" w:line="360" w:lineRule="auto"/>
-        <w:ind w:firstLine="709"/>
-        <w:rPr>
-          <w:rFonts w:ascii="Arial" w:hAnsi="Arial"/>
-          <w:bCs/>
-          <w:sz w:val="24"/>
-          <w:szCs w:val="24"/>
-        </w:rPr>
-      </w:pPr>
-    </w:p>
-    <w:p>
-      <w:pPr>
-        <w:spacing w:after="0" w:line="360" w:lineRule="auto"/>
-        <w:ind w:firstLine="709"/>
-        <w:rPr>
-          <w:rFonts w:ascii="Arial" w:hAnsi="Arial"/>
-          <w:bCs/>
-          <w:sz w:val="24"/>
-          <w:szCs w:val="24"/>
-        </w:rPr>
-      </w:pPr>
-    </w:p>
-    <w:p>
-      <w:pPr>
-        <w:spacing w:after="0" w:line="360" w:lineRule="auto"/>
-        <w:ind w:firstLine="709"/>
-        <w:rPr>
-          <w:rFonts w:ascii="Arial" w:hAnsi="Arial"/>
-          <w:bCs/>
-          <w:sz w:val="24"/>
-          <w:szCs w:val="24"/>
-        </w:rPr>
-      </w:pPr>
-    </w:p>
-    <w:p>
-      <w:pPr>
-        <w:spacing w:after="0" w:line="360" w:lineRule="auto"/>
-        <w:ind w:firstLine="709"/>
-        <w:rPr>
-          <w:rFonts w:ascii="Arial" w:hAnsi="Arial"/>
-          <w:bCs/>
-          <w:sz w:val="24"/>
-          <w:szCs w:val="24"/>
-        </w:rPr>
-      </w:pPr>
-    </w:p>
-    <w:p>
-      <w:pPr>
-        <w:spacing w:after="0" w:line="360" w:lineRule="auto"/>
-        <w:ind w:firstLine="709"/>
-        <w:rPr>
-          <w:rFonts w:ascii="Arial" w:hAnsi="Arial"/>
-          <w:bCs/>
-          <w:sz w:val="24"/>
-          <w:szCs w:val="24"/>
-        </w:rPr>
-      </w:pPr>
-    </w:p>
-    <w:p>
-      <w:pPr>
-        <w:spacing w:after="0" w:line="360" w:lineRule="auto"/>
-        <w:ind w:firstLine="709"/>
-        <w:rPr>
-          <w:rFonts w:ascii="Arial" w:hAnsi="Arial"/>
-          <w:bCs/>
-          <w:sz w:val="24"/>
-          <w:szCs w:val="24"/>
-        </w:rPr>
-      </w:pPr>
-    </w:p>
-    <w:p>
-      <w:pPr>
-        <w:spacing w:after="0" w:line="360" w:lineRule="auto"/>
-        <w:ind w:firstLine="709"/>
-        <w:rPr>
-          <w:rFonts w:ascii="Arial" w:hAnsi="Arial"/>
-          <w:bCs/>
-          <w:sz w:val="24"/>
-          <w:szCs w:val="24"/>
-        </w:rPr>
-      </w:pPr>
-    </w:p>
-    <w:p>
-      <w:pPr>
-        <w:spacing w:after="0" w:line="360" w:lineRule="auto"/>
-        <w:ind w:firstLine="709"/>
-        <w:rPr>
-          <w:rFonts w:ascii="Arial" w:hAnsi="Arial"/>
-          <w:bCs/>
-          <w:sz w:val="24"/>
-          <w:szCs w:val="24"/>
-        </w:rPr>
-      </w:pPr>
-    </w:p>
-    <w:p>
-      <w:pPr>
-        <w:spacing w:after="0" w:line="360" w:lineRule="auto"/>
-        <w:ind w:firstLine="709"/>
-        <w:rPr>
-          <w:rFonts w:ascii="Arial" w:hAnsi="Arial"/>
-          <w:bCs/>
-          <w:sz w:val="24"/>
-          <w:szCs w:val="24"/>
-        </w:rPr>
-      </w:pPr>
-    </w:p>
-    <w:p>
-      <w:pPr>
-        <w:spacing w:after="0" w:line="360" w:lineRule="auto"/>
-        <w:ind w:firstLine="709"/>
-        <w:rPr>
-          <w:rFonts w:ascii="Arial" w:hAnsi="Arial"/>
-          <w:bCs/>
-          <w:sz w:val="24"/>
-          <w:szCs w:val="24"/>
-        </w:rPr>
-      </w:pPr>
-    </w:p>
-    <w:p>
-      <w:pPr>
-        <w:spacing w:after="0" w:line="360" w:lineRule="auto"/>
-        <w:ind w:firstLine="709"/>
-        <w:rPr>
-          <w:rFonts w:ascii="Arial" w:hAnsi="Arial"/>
-          <w:bCs/>
-          <w:sz w:val="24"/>
-          <w:szCs w:val="24"/>
-        </w:rPr>
-      </w:pPr>
-    </w:p>
-    <w:p>
-      <w:pPr>
-        <w:spacing w:after="0" w:line="360" w:lineRule="auto"/>
-        <w:ind w:firstLine="709"/>
-        <w:rPr>
-          <w:rFonts w:ascii="Arial" w:hAnsi="Arial"/>
-          <w:bCs/>
-          <w:sz w:val="24"/>
-          <w:szCs w:val="24"/>
-        </w:rPr>
-      </w:pPr>
-    </w:p>
-    <w:p>
-      <w:pPr>
-        <w:spacing w:after="0" w:line="360" w:lineRule="auto"/>
-        <w:ind w:firstLine="709"/>
-        <w:rPr>
-          <w:rFonts w:ascii="Arial" w:hAnsi="Arial"/>
-          <w:bCs/>
-          <w:sz w:val="24"/>
-          <w:szCs w:val="24"/>
-        </w:rPr>
-      </w:pPr>
-    </w:p>
-    <w:p>
-      <w:pPr>
-        <w:spacing w:after="0" w:line="360" w:lineRule="auto"/>
-        <w:ind w:firstLine="709"/>
-        <w:rPr>
-          <w:rFonts w:ascii="Arial" w:hAnsi="Arial"/>
-          <w:bCs/>
-          <w:sz w:val="24"/>
-          <w:szCs w:val="24"/>
-        </w:rPr>
-      </w:pPr>
-    </w:p>
-    <w:p>
-      <w:pPr>
-        <w:spacing w:after="0" w:line="360" w:lineRule="auto"/>
-        <w:ind w:firstLine="709"/>
-        <w:rPr>
-          <w:rFonts w:ascii="Arial" w:hAnsi="Arial"/>
-          <w:bCs/>
-          <w:sz w:val="24"/>
-          <w:szCs w:val="24"/>
-        </w:rPr>
-      </w:pPr>
-    </w:p>
-    <w:p>
-      <w:pPr>
-        <w:spacing w:after="0" w:line="360" w:lineRule="auto"/>
-        <w:ind w:firstLine="709"/>
-        <w:rPr>
-          <w:rFonts w:ascii="Arial" w:hAnsi="Arial"/>
-          <w:bCs/>
-          <w:sz w:val="24"/>
-          <w:szCs w:val="24"/>
-        </w:rPr>
-      </w:pPr>
-    </w:p>
-    <w:p>
-      <w:pPr>
-        <w:spacing w:after="0" w:line="360" w:lineRule="auto"/>
-        <w:ind w:firstLine="709"/>
-        <w:rPr>
-          <w:rFonts w:ascii="Arial" w:hAnsi="Arial"/>
-          <w:bCs/>
-          <w:sz w:val="24"/>
-          <w:szCs w:val="24"/>
-        </w:rPr>
-      </w:pPr>
-    </w:p>
-    <w:p>
-      <w:pPr>
-        <w:spacing w:after="0" w:line="360" w:lineRule="auto"/>
-        <w:ind w:firstLine="709"/>
-        <w:rPr>
-          <w:rFonts w:ascii="Arial" w:hAnsi="Arial"/>
-          <w:bCs/>
-          <w:sz w:val="24"/>
-          <w:szCs w:val="24"/>
-        </w:rPr>
-      </w:pPr>
-    </w:p>
-    <w:p>
-      <w:pPr>
-        <w:spacing w:after="0" w:line="360" w:lineRule="auto"/>
-        <w:ind w:firstLine="709"/>
-        <w:rPr>
-          <w:rFonts w:ascii="Arial" w:hAnsi="Arial"/>
-          <w:bCs/>
-          <w:sz w:val="24"/>
-          <w:szCs w:val="24"/>
-        </w:rPr>
-      </w:pPr>
-    </w:p>
-    <w:p>
-      <w:pPr>
-        <w:spacing w:after="0" w:line="360" w:lineRule="auto"/>
-        <w:ind w:firstLine="709"/>
-        <w:rPr>
-          <w:rFonts w:ascii="Arial" w:hAnsi="Arial"/>
-          <w:bCs/>
-          <w:sz w:val="24"/>
-          <w:szCs w:val="24"/>
-        </w:rPr>
-      </w:pPr>
-    </w:p>
-    <w:p>
-      <w:pPr>
-        <w:spacing w:after="0" w:line="360" w:lineRule="auto"/>
-        <w:ind w:firstLine="709"/>
-        <w:rPr>
-          <w:rFonts w:ascii="Arial" w:hAnsi="Arial"/>
-          <w:bCs/>
-          <w:sz w:val="24"/>
-          <w:szCs w:val="24"/>
-        </w:rPr>
-      </w:pPr>
-    </w:p>
-    <w:p>
-      <w:pPr>
-        <w:spacing w:after="0" w:line="360" w:lineRule="auto"/>
-        <w:ind w:firstLine="709"/>
-        <w:rPr>
-          <w:rFonts w:ascii="Arial" w:hAnsi="Arial"/>
-          <w:bCs/>
-          <w:sz w:val="24"/>
-          <w:szCs w:val="24"/>
-        </w:rPr>
-      </w:pPr>
-    </w:p>
-    <w:p>
-      <w:pPr>
-        <w:spacing w:after="0" w:line="360" w:lineRule="auto"/>
-        <w:ind w:firstLine="709"/>
-        <w:rPr>
-          <w:rFonts w:ascii="Arial" w:hAnsi="Arial"/>
-          <w:bCs/>
-          <w:sz w:val="24"/>
-          <w:szCs w:val="24"/>
-        </w:rPr>
-      </w:pPr>
-    </w:p>
-    <w:p>
-      <w:pPr>
-        <w:spacing w:after="0" w:line="360" w:lineRule="auto"/>
-        <w:ind w:firstLine="709"/>
-        <w:rPr>
-          <w:rFonts w:ascii="Arial" w:hAnsi="Arial"/>
-          <w:bCs/>
-          <w:sz w:val="24"/>
-          <w:szCs w:val="24"/>
-        </w:rPr>
-      </w:pPr>
-    </w:p>
-    <w:p>
-      <w:pPr>
-        <w:spacing w:after="0" w:line="360" w:lineRule="auto"/>
-        <w:ind w:firstLine="709"/>
-        <w:rPr>
-          <w:rFonts w:ascii="Arial" w:hAnsi="Arial"/>
-          <w:bCs/>
-          <w:sz w:val="24"/>
-          <w:szCs w:val="24"/>
-        </w:rPr>
-      </w:pPr>
-    </w:p>
-    <w:p>
-      <w:pPr>
-        <w:spacing w:after="0" w:line="360" w:lineRule="auto"/>
-        <w:ind w:firstLine="709"/>
-        <w:rPr>
-          <w:rFonts w:ascii="Arial" w:hAnsi="Arial"/>
-          <w:bCs/>
-          <w:sz w:val="24"/>
-          <w:szCs w:val="24"/>
-        </w:rPr>
-      </w:pPr>
     </w:p>
     <w:p>
       <w:pPr>

--- a/TCC - AKIRA, HENRIQUE, WESLLEY_Entrega 2.docx
+++ b/TCC - AKIRA, HENRIQUE, WESLLEY_Entrega 2.docx
@@ -724,7 +724,7 @@
           <w:color w:val="000000"/>
           <w:sz w:val="20"/>
         </w:rPr>
-        <w:t>Trabalho de Conclusão de Curso apresentado ao Centro Universitário Senac — Santo Amaro como exigência parcial para obtenção do grau de Bacharel em Sistemas de Informação.</w:t>
+        <w:t>Trabalho de Conclusão de Curso apresentado ao Centro Universitário Senac - Santo Amaro como exigência parcial para obtenção do grau de Bacharel em Sistemas de Informação.</w:t>
       </w:r>
     </w:p>
     <w:p>
@@ -1017,7 +1017,7 @@
           <w:color w:val="000000"/>
           <w:sz w:val="20"/>
         </w:rPr>
-        <w:t>Trabalho de Conclusão de Curso apresentado ao Centro Universitário Senac — Santo Amaro como exigência parcial para obtenção do grau de Bacharel em Sistemas de Informação.</w:t>
+        <w:t>Trabalho de Conclusão de Curso apresentado ao Centro Universitário Senac - Santo Amaro como exigência parcial para obtenção do grau de Bacharel em Sistemas de Informação.</w:t>
       </w:r>
     </w:p>
     <w:p>
@@ -1113,7 +1113,7 @@
           <w:color w:val="000000"/>
           <w:sz w:val="24"/>
         </w:rPr>
-        <w:t>Prof. Jose Martinele Alves Silva — SENAC</w:t>
+        <w:t>Prof. Jose Martinele Alves Silva - SENAC</w:t>
       </w:r>
     </w:p>
     <w:p>
@@ -1164,7 +1164,7 @@
           <w:color w:val="000000"/>
           <w:sz w:val="24"/>
         </w:rPr>
-        <w:t>Prof. ________________________ — SENAC</w:t>
+        <w:t>Prof. ________________________ - SENAC</w:t>
       </w:r>
     </w:p>
     <w:p>
@@ -1215,7 +1215,7 @@
           <w:color w:val="000000"/>
           <w:sz w:val="24"/>
         </w:rPr>
-        <w:t>Prof. ________________________ — ________________________</w:t>
+        <w:t>Prof. ________________________ - ________________________</w:t>
       </w:r>
     </w:p>
     <w:p>
@@ -1312,7 +1312,7 @@
           <w:i w:val="0"/>
           <w:sz w:val="24"/>
         </w:rPr>
-        <w:t>Figura 1 — Cronograma de atividades do projeto (Parte 1/2)</w:t>
+        <w:t>Figura 1 - Cronograma de atividades do projeto (Parte 1/2)</w:t>
       </w:r>
     </w:p>
     <w:p>
@@ -1329,7 +1329,7 @@
           <w:i w:val="0"/>
           <w:sz w:val="24"/>
         </w:rPr>
-        <w:t>Figura 2 — Cronograma de atividades do projeto (Parte 2/2)</w:t>
+        <w:t>Figura 2 - Cronograma de atividades do projeto (Parte 2/2)</w:t>
       </w:r>
     </w:p>
     <w:p>
@@ -1383,7 +1383,7 @@
           <w:color w:val="000000"/>
           <w:sz w:val="24"/>
         </w:rPr>
-        <w:t>Quadro 1 — Cronograma de Entregas do TCC 1</w:t>
+        <w:t>Quadro 1 - Cronograma de Entregas do TCC 1</w:t>
       </w:r>
     </w:p>
     <w:p>
@@ -1400,7 +1400,7 @@
           <w:color w:val="000000"/>
           <w:sz w:val="24"/>
         </w:rPr>
-        <w:t>Quadro 2 — Materiais e Ferramentas Utilizadas</w:t>
+        <w:t>Quadro 2 - Materiais e Ferramentas Utilizadas</w:t>
       </w:r>
     </w:p>
     <w:p>
@@ -1417,7 +1417,7 @@
           <w:color w:val="000000"/>
           <w:sz w:val="24"/>
         </w:rPr>
-        <w:t>Quadro 3 — Orçamento Estimado — Custos de Desenvolvimento</w:t>
+        <w:t>Quadro 3 - Orçamento Estimado - Custos de Desenvolvimento</w:t>
       </w:r>
     </w:p>
     <w:p>
@@ -1434,7 +1434,7 @@
           <w:color w:val="000000"/>
           <w:sz w:val="24"/>
         </w:rPr>
-        <w:t>Quadro 4 — Orçamento Estimado — Custos de Infraestrutura</w:t>
+        <w:t>Quadro 4 - Orçamento Estimado - Custos de Infraestrutura</w:t>
       </w:r>
     </w:p>
     <w:p>
@@ -1451,7 +1451,7 @@
           <w:color w:val="000000"/>
           <w:sz w:val="24"/>
         </w:rPr>
-        <w:t>Quadro 5 — Resumo do Investimento</w:t>
+        <w:t>Quadro 5 - Resumo do Investimento</w:t>
       </w:r>
     </w:p>
     <w:p>
@@ -2354,7 +2354,7 @@
           <w:color w:val="000000"/>
           <w:sz w:val="24"/>
         </w:rPr>
-        <w:t>O ODS 4 — Educação de Qualidade — visa assegurar a educação inclusiva, equitativa e de qualidade, além de promover oportunidades de aprendizagem ao longo da vida para todos (ONU, 2015). O sistema proposto contribui para este objetivo ao otimizar a utilização dos espaços físicos destinados a atividades educacionais e de capacitação profissional, permitindo que mais eventos formativos possam ser realizados com maior eficiência na alocação de recursos.</w:t>
+        <w:t>O ODS 4 - Educação de Qualidade - visa assegurar a educação inclusiva, equitativa e de qualidade, além de promover oportunidades de aprendizagem ao longo da vida para todos (ONU, 2015). O sistema proposto contribui para este objetivo ao otimizar a utilização dos espaços físicos destinados a atividades educacionais e de capacitação profissional, permitindo que mais eventos formativos possam ser realizados com maior eficiência na alocação de recursos.</w:t>
       </w:r>
     </w:p>
     <w:p>
@@ -2371,7 +2371,7 @@
           <w:color w:val="000000"/>
           <w:sz w:val="24"/>
         </w:rPr>
-        <w:t>O ODS 9 — Indústria, Inovação e Infraestrutura — busca construir infraestruturas resilientes, promover a industrialização inclusiva e sustentável e fomentar a inovação (ONU, 2015). O desenvolvimento de uma plataforma digital escalável para a gestão de espaços representa uma inovação nos processos administrativos organizacionais, modernizando a infraestrutura de gestão e estabelecendo um modelo replicável para diferentes contextos.</w:t>
+        <w:t>O ODS 9 - Indústria, Inovação e Infraestrutura - busca construir infraestruturas resilientes, promover a industrialização inclusiva e sustentável e fomentar a inovação (ONU, 2015). O desenvolvimento de uma plataforma digital escalável para a gestão de espaços representa uma inovação nos processos administrativos organizacionais, modernizando a infraestrutura de gestão e estabelecendo um modelo replicável para diferentes contextos.</w:t>
       </w:r>
     </w:p>
     <w:p>
@@ -2388,7 +2388,7 @@
           <w:color w:val="000000"/>
           <w:sz w:val="24"/>
         </w:rPr>
-        <w:t>O ODS 12 — Consumo e Produção Responsáveis — propõe assegurar padrões de produção e de consumo sustentáveis (ONU, 2015). A eliminação de registros em papel e formulários físicos reduz o consumo de recursos materiais, contribuindo para a desmaterialização de processos. Além disso, a otimização da taxa de ocupação dos espaços promove o uso mais racional da infraestrutura existente, evitando ociosidade e desperdício de recursos como energia e manutenção.</w:t>
+        <w:t>O ODS 12 - Consumo e Produção Responsáveis - propõe assegurar padrões de produção e de consumo sustentáveis (ONU, 2015). A eliminação de registros em papel e formulários físicos reduz o consumo de recursos materiais, contribuindo para a desmaterialização de processos. Além disso, a otimização da taxa de ocupação dos espaços promove o uso mais racional da infraestrutura existente, evitando ociosidade e desperdício de recursos como energia e manutenção.</w:t>
       </w:r>
     </w:p>
     <w:p>
@@ -2893,7 +2893,7 @@
           <w:color w:val="000000"/>
           <w:sz w:val="20"/>
         </w:rPr>
-        <w:t>Quadro 2 — Materiais e Ferramentas Utilizadas</w:t>
+        <w:t>Quadro 2 - Materiais e Ferramentas Utilizadas</w:t>
       </w:r>
     </w:p>
     <w:tbl>
@@ -3738,7 +3738,7 @@
           <w:color w:val="000000"/>
           <w:sz w:val="24"/>
         </w:rPr>
-        <w:t>• Capítulo 1 — Introdução: apresenta a contextualização do problema, os objetivos do projeto, a delimitação do escopo, a relevância da pesquisa, a metodologia adotada, o cronograma de atividades e o orçamento;</w:t>
+        <w:t>• Capítulo 1 - Introdução: apresenta a contextualização do problema, os objetivos do projeto, a delimitação do escopo, a relevância da pesquisa, a metodologia adotada, o cronograma de atividades e o orçamento;</w:t>
       </w:r>
     </w:p>
     <w:p>
@@ -3755,7 +3755,7 @@
           <w:color w:val="000000"/>
           <w:sz w:val="24"/>
         </w:rPr>
-        <w:t>• Capítulo 2 — Referencial Teórico: aborda os conceitos fundamentais, as tecnologias e as metodologias que embasam o desenvolvimento do sistema;</w:t>
+        <w:t>• Capítulo 2 - Referencial Teórico: aborda os conceitos fundamentais, as tecnologias e as metodologias que embasam o desenvolvimento do sistema;</w:t>
       </w:r>
     </w:p>
     <w:p>
@@ -3772,7 +3772,7 @@
           <w:color w:val="000000"/>
           <w:sz w:val="24"/>
         </w:rPr>
-        <w:t>• Capítulo 3 — Proposta da Aplicação: detalha a descrição do sistema, os requisitos, a modelagem, a arquitetura, os protótipos e a modelagem do banco de dados;</w:t>
+        <w:t>• Capítulo 3 - Proposta da Aplicação: detalha a descrição do sistema, os requisitos, a modelagem, a arquitetura, os protótipos e a modelagem do banco de dados;</w:t>
       </w:r>
     </w:p>
     <w:p>
@@ -3789,7 +3789,7 @@
           <w:color w:val="000000"/>
           <w:sz w:val="24"/>
         </w:rPr>
-        <w:t>• Capítulo 4 — Exemplo da Aplicação: demonstra o funcionamento prático do sistema por meio de cenários de uso;</w:t>
+        <w:t>• Capítulo 4 - Exemplo da Aplicação: demonstra o funcionamento prático do sistema por meio de cenários de uso;</w:t>
       </w:r>
     </w:p>
     <w:p>
@@ -3806,7 +3806,7 @@
           <w:color w:val="000000"/>
           <w:sz w:val="24"/>
         </w:rPr>
-        <w:t>• Capítulo 5 — Considerações Finais: apresenta as conclusões do trabalho, as limitações encontradas e as sugestões para trabalhos futuros.</w:t>
+        <w:t>• Capítulo 5 - Considerações Finais: apresenta as conclusões do trabalho, as limitações encontradas e as sugestões para trabalhos futuros.</w:t>
       </w:r>
     </w:p>
     <w:p>
@@ -3858,7 +3858,7 @@
           <w:i w:val="0"/>
           <w:sz w:val="20"/>
         </w:rPr>
-        <w:t>Figura 1 — Cronograma de atividades do projeto (Parte 1/2)</w:t>
+        <w:t>Figura 1 - Cronograma de atividades do projeto (Parte 1/2)</w:t>
       </w:r>
     </w:p>
     <w:p>
@@ -3932,7 +3932,7 @@
           <w:i w:val="0"/>
           <w:sz w:val="20"/>
         </w:rPr>
-        <w:t>Figura 2 — Cronograma de atividades do projeto (Parte 2/2)</w:t>
+        <w:t>Figura 2 - Cronograma de atividades do projeto (Parte 2/2)</w:t>
       </w:r>
     </w:p>
     <w:p>
@@ -4024,7 +4024,7 @@
           <w:color w:val="000000"/>
           <w:sz w:val="20"/>
         </w:rPr>
-        <w:t>Quadro 1 — Cronograma de Entregas do TCC 1</w:t>
+        <w:t>Quadro 1 - Cronograma de Entregas do TCC 1</w:t>
       </w:r>
     </w:p>
     <w:tbl>
@@ -4169,7 +4169,7 @@
                 <w:color w:val="000000"/>
                 <w:sz w:val="20"/>
               </w:rPr>
-              <w:t>Capítulo 1 — Introdução (Pré-projeto)</w:t>
+              <w:t>Capítulo 1 - Introdução (Pré-projeto)</w:t>
             </w:r>
           </w:p>
         </w:tc>
@@ -4237,7 +4237,7 @@
                 <w:color w:val="000000"/>
                 <w:sz w:val="20"/>
               </w:rPr>
-              <w:t>Capítulo 2 — Referencial Teórico</w:t>
+              <w:t>Capítulo 2 - Referencial Teórico</w:t>
             </w:r>
           </w:p>
         </w:tc>
@@ -4305,7 +4305,7 @@
                 <w:color w:val="000000"/>
                 <w:sz w:val="20"/>
               </w:rPr>
-              <w:t>Capítulo 3 — Modelagens e Prototipação</w:t>
+              <w:t>Capítulo 3 - Modelagens e Prototipação</w:t>
             </w:r>
           </w:p>
         </w:tc>
@@ -4581,7 +4581,7 @@
           <w:color w:val="000000"/>
           <w:sz w:val="20"/>
         </w:rPr>
-        <w:t>Quadro 3 — Orçamento Estimado — Custos de Desenvolvimento (Recursos Humanos)</w:t>
+        <w:t>Quadro 3 - Orçamento Estimado - Custos de Desenvolvimento (Recursos Humanos)</w:t>
       </w:r>
     </w:p>
     <w:tbl>
@@ -5167,7 +5167,7 @@
           <w:color w:val="000000"/>
           <w:sz w:val="20"/>
         </w:rPr>
-        <w:t>Quadro 4 — Orçamento Estimado — Custos de Infraestrutura (Anual)</w:t>
+        <w:t>Quadro 4 - Orçamento Estimado - Custos de Infraestrutura (Anual)</w:t>
       </w:r>
     </w:p>
     <w:tbl>
@@ -5335,7 +5335,7 @@
                 <w:color w:val="000000"/>
                 <w:sz w:val="20"/>
               </w:rPr>
-              <w:t>—</w:t>
+              <w:t>-</w:t>
             </w:r>
           </w:p>
         </w:tc>
@@ -5932,7 +5932,7 @@
           <w:color w:val="000000"/>
           <w:sz w:val="20"/>
         </w:rPr>
-        <w:t>Quadro 5 — Resumo do Investimento</w:t>
+        <w:t>Quadro 5 - Resumo do Investimento</w:t>
       </w:r>
     </w:p>
     <w:tbl>
@@ -6292,7 +6292,7 @@
           <w:i w:val="0"/>
           <w:sz w:val="24"/>
         </w:rPr>
-        <w:t>A gestão de espaços físicos em organizações — salas de reunião, auditórios, laboratórios, espaços de eventos e áreas compartilhadas — constitui uma atividade operacional que, embora aparentemente simples, carrega consigo uma complexidade administrativa historicamente subestimada. Desde as primeiras formulações da teoria clássica da administração, no início do século XX, a alocação de recursos físicos já figurava como elemento central da função organizacional. Chiavenato (2021, p. 74) observou que a preocupação com a racionalização do uso de espaços e recursos materiais remonta aos princípios de Henri Fayol, para quem a organização eficiente dependia fundamentalmente da disposição ordenada dos meios disponíveis. Contudo, apesar de mais de um século de evolução nas teorias administrativas, um número expressivo de organizações ainda conduz a gestão de seus espaços por meio de processos predominantemente manuais — planilhas eletrônicas, cadernos de reserva, quadros murais e comunicações informais por telefone ou e-mail.</w:t>
+        <w:t>A gestão de espaços físicos em organizações - salas de reunião, auditórios, laboratórios, espaços de eventos e áreas compartilhadas - constitui uma atividade operacional que, embora aparentemente simples, carrega consigo uma complexidade administrativa historicamente subestimada. Desde as primeiras formulações da teoria clássica da administração, no início do século XX, a alocação de recursos físicos já figurava como elemento central da função organizacional. Chiavenato (2021, p. 74) observou que a preocupação com a racionalização do uso de espaços e recursos materiais remonta aos princípios de Henri Fayol, para quem a organização eficiente dependia fundamentalmente da disposição ordenada dos meios disponíveis. Contudo, apesar de mais de um século de evolução nas teorias administrativas, um número expressivo de organizações ainda conduz a gestão de seus espaços por meio de processos predominantemente manuais - planilhas eletrônicas, cadernos de reserva, quadros murais e comunicações informais por telefone ou e-mail.</w:t>
       </w:r>
     </w:p>
     <w:p>
@@ -6308,7 +6308,7 @@
           <w:i w:val="0"/>
           <w:sz w:val="24"/>
         </w:rPr>
-        <w:t>O problema da gestão manual de espaços não é, portanto, um fenômeno recente, mas um resíduo persistente de práticas pré-digitais que não acompanharam a velocidade da transformação tecnológica. Laudon e Laudon (2021, p. 42) argumentaram que a digitalização dos processos organizacionais avançou de forma desigual entre os diferentes setores e portes de empresa, de modo que atividades consideradas "secundárias" — como o agendamento de salas — frequentemente permanecem à margem dos investimentos em tecnologia da informação. Essa marginalização resulta em um cenário no qual organizações que já adotaram sistemas sofisticados para finanças, recursos humanos e logística continuam dependendo de métodos rudimentares para gerenciar seus próprios espaços físicos.</w:t>
+        <w:t>O problema da gestão manual de espaços não é, portanto, um fenômeno recente, mas um resíduo persistente de práticas pré-digitais que não acompanharam a velocidade da transformação tecnológica. Laudon e Laudon (2021, p. 42) argumentaram que a digitalização dos processos organizacionais avançou de forma desigual entre os diferentes setores e portes de empresa, de modo que atividades consideradas "secundárias" - como o agendamento de salas - frequentemente permanecem à margem dos investimentos em tecnologia da informação. Essa marginalização resulta em um cenário no qual organizações que já adotaram sistemas sofisticados para finanças, recursos humanos e logística continuam dependendo de métodos rudimentares para gerenciar seus próprios espaços físicos.</w:t>
       </w:r>
     </w:p>
     <w:p>
@@ -6323,7 +6323,7 @@
           <w:sz w:val="24"/>
           <w:szCs w:val="24"/>
         </w:rPr>
-        <w:t xml:space="preserve">As consequências dessa lacuna tecnológica são amplamente documentadas na literatura. Slack, Brandon-Jones e Johnston (2022, p. 298) destacaram que a gestão ineficiente de recursos compartilhados gera conflitos de agendamento — situação em que dois ou mais eventos são alocados para o mesmo espaço no mesmo horário —, subutilização de ambientes disponíveis e desperdício de tempo administrativo para resolução de sobreposições. O fenômeno do </w:t>
+        <w:t xml:space="preserve">As consequências dessa lacuna tecnológica são amplamente documentadas na literatura. Slack, Brandon-Jones e Johnston (2022, p. 298) destacaram que a gestão ineficiente de recursos compartilhados gera conflitos de agendamento - situação em que dois ou mais eventos são alocados para o mesmo espaço no mesmo horário -, subutilização de ambientes disponíveis e desperdício de tempo administrativo para resolução de sobreposições. O fenômeno do </w:t>
       </w:r>
       <w:r>
         <w:rPr>
@@ -6340,7 +6340,7 @@
           <w:sz w:val="24"/>
           <w:szCs w:val="24"/>
         </w:rPr>
-        <w:t xml:space="preserve">, como é conhecido na literatura anglófona, representa não apenas um inconveniente operacional, mas uma fonte de atrito organizacional que compromete a credibilidade dos setores responsáveis e a confiança dos usuários internos no processo de reserva. Stair e Reynolds (2021, p. 56) acrescentaram que processos manuais de agendamento estão intrinsecamente sujeitos a erros humanos — omissões, registros ilegíveis, esquecimentos de cancelamento e falhas de comunicação entre departamentos — que se acumulam ao longo do tempo e degradam progressivamente a qualidade da gestão.</w:t>
+        <w:t>, como é conhecido na literatura anglófona, representa não apenas um inconveniente operacional, mas uma fonte de atrito organizacional que compromete a credibilidade dos setores responsáveis e a confiança dos usuários internos no processo de reserva. Stair e Reynolds (2021, p. 56) acrescentaram que processos manuais de agendamento estão intrinsecamente sujeitos a erros humanos - omissões, registros ilegíveis, esquecimentos de cancelamento e falhas de comunicação entre departamentos - que se acumulam ao longo do tempo e degradam progressivamente a qualidade da gestão.</w:t>
       </w:r>
     </w:p>
     <w:p>
@@ -6356,7 +6356,7 @@
           <w:i w:val="0"/>
           <w:sz w:val="24"/>
         </w:rPr>
-        <w:t>Do ponto de vista da produtividade, os impactos são igualmente significativos. Turban, Volonino e Wood (2022, p. 113) estimaram que atividades administrativas conduzidas manualmente consomem, em média, de 20% a 30% mais tempo do que seus equivalentes automatizados, considerando não apenas a execução da tarefa em si, mas também o retrabalho decorrente de erros e a necessidade de verificações redundantes. No contexto específico da gestão de espaços, esse custo adicional de tempo se traduz em horas dedicadas à conferência de disponibilidade, ao contato com outros setores para confirmação de reservas e à resolução de conflitos que poderiam ser automaticamente prevenidos por um sistema informatizado. O'Brien e Marakas (2021, p. 87) reforçaram essa perspectiva ao afirmar que a ausência de sistemas de informação para apoio às decisões operacionais priva os gestores de dados consolidados sobre padrões de uso, taxas de ocupação e demandas sazonais — informações que seriam essenciais para o planejamento estratégico do uso dos espaços disponíveis.</w:t>
+        <w:t>Do ponto de vista da produtividade, os impactos são igualmente significativos. Turban, Volonino e Wood (2022, p. 113) estimaram que atividades administrativas conduzidas manualmente consomem, em média, de 20% a 30% mais tempo do que seus equivalentes automatizados, considerando não apenas a execução da tarefa em si, mas também o retrabalho decorrente de erros e a necessidade de verificações redundantes. No contexto específico da gestão de espaços, esse custo adicional de tempo se traduz em horas dedicadas à conferência de disponibilidade, ao contato com outros setores para confirmação de reservas e à resolução de conflitos que poderiam ser automaticamente prevenidos por um sistema informatizado. O'Brien e Marakas (2021, p. 87) reforçaram essa perspectiva ao afirmar que a ausência de sistemas de informação para apoio às decisões operacionais priva os gestores de dados consolidados sobre padrões de uso, taxas de ocupação e demandas sazonais - informações que seriam essenciais para o planejamento estratégico do uso dos espaços disponíveis.</w:t>
       </w:r>
     </w:p>
     <w:p>
@@ -6420,7 +6420,7 @@
           <w:i w:val="0"/>
           <w:sz w:val="24"/>
         </w:rPr>
-        <w:t>Não obstante essas ressalvas, a tendência predominante na literatura aponta para a insustentabilidade dos processos manuais à medida que as organizações crescem, diversificam suas atividades ou enfrentam demandas por maior transparência e eficiência. Turban, Volonino e Wood (2022, p. 189) argumentaram que o ponto de inflexão ocorre quando o custo do erro — em termos de tempo perdido, imagem institucional comprometida e oportunidades desperdiçadas — supera o custo da implantação de uma solução tecnológica. Stair e Reynolds (2021, p. 112) complementaram que a transformação digital não se limita à automação de tarefas existentes, mas envolve uma reconfiguração dos fluxos de trabalho que permite a criação de valor por meio de dados antes indisponíveis.</w:t>
+        <w:t>Não obstante essas ressalvas, a tendência predominante na literatura aponta para a insustentabilidade dos processos manuais à medida que as organizações crescem, diversificam suas atividades ou enfrentam demandas por maior transparência e eficiência. Turban, Volonino e Wood (2022, p. 189) argumentaram que o ponto de inflexão ocorre quando o custo do erro - em termos de tempo perdido, imagem institucional comprometida e oportunidades desperdiçadas - supera o custo da implantação de uma solução tecnológica. Stair e Reynolds (2021, p. 112) complementaram que a transformação digital não se limita à automação de tarefas existentes, mas envolve uma reconfiguração dos fluxos de trabalho que permite a criação de valor por meio de dados antes indisponíveis.</w:t>
       </w:r>
     </w:p>
     <w:p>
@@ -6532,7 +6532,7 @@
           <w:i w:val="0"/>
           <w:sz w:val="24"/>
         </w:rPr>
-        <w:t>As instituições de ensino — escolas, universidades e centros de formação profissional — enfrentam desafios particularmente agudos na gestão de espaços, dada a multiplicidade de atores envolvidos e a natureza cíclica e dinâmica de suas demandas. Salas de aula, laboratórios, auditórios e espaços de convivência precisam ser alocados semestralmente para disciplinas regulares e, simultaneamente, disponibilizados para eventos acadêmicos, atividades de extensão, defesas de trabalhos e reuniões administrativas. O IBGE (2023) constatou que a infraestrutura tecnológica de instituições públicas de ensino permanece significativamente aquém da verificada em instituições privadas de grande porte, o que contribui para a perpetuação de métodos manuais de gestão de espaços nesse segmento.</w:t>
+        <w:t>As instituições de ensino - escolas, universidades e centros de formação profissional - enfrentam desafios particularmente agudos na gestão de espaços, dada a multiplicidade de atores envolvidos e a natureza cíclica e dinâmica de suas demandas. Salas de aula, laboratórios, auditórios e espaços de convivência precisam ser alocados semestralmente para disciplinas regulares e, simultaneamente, disponibilizados para eventos acadêmicos, atividades de extensão, defesas de trabalhos e reuniões administrativas. O IBGE (2023) constatou que a infraestrutura tecnológica de instituições públicas de ensino permanece significativamente aquém da verificada em instituições privadas de grande porte, o que contribui para a perpetuação de métodos manuais de gestão de espaços nesse segmento.</w:t>
       </w:r>
     </w:p>
     <w:p>
@@ -6581,7 +6581,7 @@
           <w:sz w:val="24"/>
           <w:szCs w:val="24"/>
         </w:rPr>
-        <w:t xml:space="preserve"> depende de um equilíbrio entre maximização da ocupação e qualidade da experiência do usuário — equilíbrio que é praticamente inviável sem o suporte de ferramentas tecnológicas para gestão em tempo real.</w:t>
+        <w:t xml:space="preserve"> depende de um equilíbrio entre maximização da ocupação e qualidade da experiência do usuário - equilíbrio que é praticamente inviável sem o suporte de ferramentas tecnológicas para gestão em tempo real.</w:t>
       </w:r>
     </w:p>
     <w:p>
@@ -6726,7 +6726,7 @@
           <w:i w:val="0"/>
           <w:sz w:val="24"/>
         </w:rPr>
-        <w:t xml:space="preserve">O ODS 4, "Educação de Qualidade", busca assegurar a educação inclusiva e equitativa de qualidade e promover oportunidades de aprendizagem ao longo da vida para todos. A gestão eficiente de espaços para eventos em instituições de ensino possibilita a realização de um maior número de atividades acadêmicas — palestras, seminários, </w:t>
+        <w:t xml:space="preserve">O ODS 4, "Educação de Qualidade", busca assegurar a educação inclusiva e equitativa de qualidade e promover oportunidades de aprendizagem ao longo da vida para todos. A gestão eficiente de espaços para eventos em instituições de ensino possibilita a realização de um maior número de atividades acadêmicas - palestras, seminários, </w:t>
       </w:r>
       <w:r>
         <w:rPr>
@@ -6744,7 +6744,7 @@
           <w:i w:val="0"/>
           <w:sz w:val="24"/>
         </w:rPr>
-        <w:t xml:space="preserve"> e congressos —, ampliando as oportunidades de aprendizagem para a comunidade acadêmica. O relatório de desenvolvimento humano do UNDP (UNITED NATIONS DEVELOPMENT PROGRAMME, 2024, p. 112) ressalta que a infraestrutura de apoio — incluindo a disponibilidade e a gestão adequada de espaços físicos — é um fator frequentemente subestimado na avaliação da qualidade educacional. Ao eliminar barreiras operacionais, o sistema contribui indiretamente para a meta 4.a, que trata da melhoria de instalações educacionais.</w:t>
+        <w:t xml:space="preserve"> e congressos -, ampliando as oportunidades de aprendizagem para a comunidade acadêmica. O relatório de desenvolvimento humano do UNDP (UNITED NATIONS DEVELOPMENT PROGRAMME, 2024, p. 112) ressalta que a infraestrutura de apoio - incluindo a disponibilidade e a gestão adequada de espaços físicos - é um fator frequentemente subestimado na avaliação da qualidade educacional. Ao eliminar barreiras operacionais, o sistema contribui indiretamente para a meta 4.a, que trata da melhoria de instalações educacionais.</w:t>
       </w:r>
     </w:p>
     <w:p>
@@ -6972,7 +6972,7 @@
           <w:i w:val="0"/>
           <w:sz w:val="24"/>
         </w:rPr>
-        <w:t>Entretanto, uma análise mais detida revela limitações relevantes dessas soluções no contexto brasileiro. Os custos de licenciamento — frequentemente cobrados em moeda estrangeira — podem ser proibitivos para organizações com orçamento limitado. A maioria dessas plataformas oferece possibilidades restritas de personalização. Ademais, a dependência de plataformas estrangeiras suscita preocupações quanto à conformidade com a Lei Geral de Proteção de Dados Pessoais (BRASIL, 2018), uma vez que o armazenamento de dados pessoais em servidores fora do território nacional impõe desafios adicionais de governança.</w:t>
+        <w:t>Entretanto, uma análise mais detida revela limitações relevantes dessas soluções no contexto brasileiro. Os custos de licenciamento - frequentemente cobrados em moeda estrangeira - podem ser proibitivos para organizações com orçamento limitado. A maioria dessas plataformas oferece possibilidades restritas de personalização. Ademais, a dependência de plataformas estrangeiras suscita preocupações quanto à conformidade com a Lei Geral de Proteção de Dados Pessoais (BRASIL, 2018), uma vez que o armazenamento de dados pessoais em servidores fora do território nacional impõe desafios adicionais de governança.</w:t>
       </w:r>
     </w:p>
     <w:p>
@@ -7352,7 +7352,7 @@
           <w:sz w:val="24"/>
           <w:szCs w:val="24"/>
         </w:rPr>
-        <w:t xml:space="preserve"> oferece conformidade com as propriedades ACID — atomicidade, consistência, isolamento e durabilidade —, o que garante a integridade transacional indispensável em um sistema de agendamento. O suporte nativo a tipos de dados JSON possibilita o armazenamento flexível de metadados associados aos espaços e eventos. A integração entre a aplicação e o banco de dados é mediada pelo </w:t>
+        <w:t xml:space="preserve"> oferece conformidade com as propriedades ACID - atomicidade, consistência, isolamento e durabilidade -, o que garante a integridade transacional indispensável em um sistema de agendamento. O suporte nativo a tipos de dados JSON possibilita o armazenamento flexível de metadados associados aos espaços e eventos. A integração entre a aplicação e o banco de dados é mediada pelo </w:t>
       </w:r>
       <w:r>
         <w:rPr>
@@ -7452,7 +7452,7 @@
           <w:sz w:val="24"/>
           <w:szCs w:val="24"/>
         </w:rPr>
-        <w:t xml:space="preserve"> Docs (MOZILLA DEVELOPER NETWORK, 2024) reconhece que essa abordagem promove maior consistência visual e facilita a criação de interfaces responsivas — requisito relevante para um sistema acessado tanto em desktops quanto em dispositivos móveis.</w:t>
+        <w:t xml:space="preserve"> Docs (MOZILLA DEVELOPER NETWORK, 2024) reconhece que essa abordagem promove maior consistência visual e facilita a criação de interfaces responsivas - requisito relevante para um sistema acessado tanto em desktops quanto em dispositivos móveis.</w:t>
       </w:r>
     </w:p>
     <w:p>
@@ -7533,7 +7533,7 @@
           <w:sz w:val="24"/>
           <w:szCs w:val="24"/>
         </w:rPr>
-        <w:t xml:space="preserve">Em síntese, a pilha tecnológica selecionada — </w:t>
+        <w:t xml:space="preserve">Em síntese, a pilha tecnológica selecionada - </w:t>
       </w:r>
       <w:r>
         <w:rPr>
@@ -7635,7 +7635,7 @@
           <w:sz w:val="24"/>
           <w:szCs w:val="24"/>
         </w:rPr>
-        <w:t xml:space="preserve"> — representa uma combinação coerente de ferramentas modernas, maduras e de código aberto, que oferece o equilíbrio necessário entre produtividade de desenvolvimento, robustez técnica e adequação ao contexto acadêmico do presente trabalho.</w:t>
+        <w:t xml:space="preserve"> - representa uma combinação coerente de ferramentas modernas, maduras e de código aberto, que oferece o equilíbrio necessário entre produtividade de desenvolvimento, robustez técnica e adequação ao contexto acadêmico do presente trabalho.</w:t>
       </w:r>
     </w:p>
     <w:p>
@@ -8354,7 +8354,7 @@
           <w:szCs w:val="24"/>
           <w:b/>
         </w:rPr>
-        <w:t xml:space="preserve">Pesquisa salarial: desenvolvedor full-stack — São Paulo</w:t>
+        <w:t>Pesquisa salarial: desenvolvedor full-stack - São Paulo</w:t>
       </w:r>
       <w:r>
         <w:rPr>
@@ -9064,7 +9064,7 @@
           <w:szCs w:val="24"/>
           <w:b/>
         </w:rPr>
-        <w:t xml:space="preserve">Pesquisa Nacional por Amostra de Domicílios Contínua — PNAD Contínua</w:t>
+        <w:t>Pesquisa Nacional por Amostra de Domicílios Contínua - PNAD Contínua</w:t>
       </w:r>
       <w:r>
         <w:rPr>
@@ -9096,7 +9096,7 @@
           <w:szCs w:val="24"/>
           <w:b/>
         </w:rPr>
-        <w:t xml:space="preserve">ODS — Metas Nacionais dos Objetivos de Desenvolvimento Sustentável</w:t>
+        <w:t>ODS - Metas Nacionais dos Objetivos de Desenvolvimento Sustentável</w:t>
       </w:r>
       <w:r>
         <w:rPr>
